--- a/index.docx
+++ b/index.docx
@@ -7,7 +7,7 @@
         <w:pStyle w:val="Title"/>
       </w:pPr>
       <w:r>
-        <w:t xml:space="preserve">Are We Mapping Ecosystems or Models? Framework Choices Dominate Food Web Topology and Extinction Inferences</w:t>
+        <w:t xml:space="preserve">Are We Mapping Ecosystems or Models? How Reconstruction Choices Shape Food Web Inference</w:t>
       </w:r>
     </w:p>
     <w:p>
@@ -87,7 +87,7 @@
         <w:pStyle w:val="Date"/>
       </w:pPr>
       <w:r>
-        <w:t xml:space="preserve">2026-08-26</w:t>
+        <w:t xml:space="preserve">2026-10-12</w:t>
       </w:r>
     </w:p>
     <w:p>
@@ -103,7 +103,17 @@
         <w:pStyle w:val="Abstract"/>
       </w:pPr>
       <w:r>
-        <w:t xml:space="preserve">Aim</w:t>
+        <w:rPr>
+          <w:b/>
+          <w:bCs/>
+        </w:rPr>
+        <w:t xml:space="preserve">1.</w:t>
+      </w:r>
+      <w:r>
+        <w:t xml:space="preserve"> </w:t>
+      </w:r>
+      <w:r>
+        <w:t xml:space="preserve">Ecological networks are increasingly used to compare community organisation, quantify interaction turnover, and infer responses to environmental change. However, interactions are often incompletely observed and must be reconstructed using models that encode different ecological assumptions. The extent to which these choices shape ecological inference remains underexplored.</w:t>
       </w:r>
     </w:p>
     <w:p>
@@ -111,7 +121,17 @@
         <w:pStyle w:val="Abstract"/>
       </w:pPr>
       <w:r>
-        <w:t xml:space="preserve">Ecological networks are widely used to assess community structure, stability, and responses to disturbance. Such networks often require model-based reconstructions; however, the extent to which these frameworks influence ecological inference remains unexplored. Here, we assess whether macroecological inference derived from ecological networks is robust to variation in reconstruction framework.</w:t>
+        <w:rPr>
+          <w:b/>
+          <w:bCs/>
+        </w:rPr>
+        <w:t xml:space="preserve">2.</w:t>
+      </w:r>
+      <w:r>
+        <w:t xml:space="preserve"> </w:t>
+      </w:r>
+      <w:r>
+        <w:t xml:space="preserve">We examine this problem by reconstructing four successive marine assemblages spanning the Early Toarcian extinction and recovery in the Cleveland Basin, UK. We compare six food-web models spanning feasibility-based, realised, and structural representations, holding species composition constant within each assemblage. We quantify network topology, pairwise interaction turnover, and inferred extinction dynamics.</w:t>
       </w:r>
     </w:p>
     <w:p>
@@ -119,7 +139,17 @@
         <w:pStyle w:val="Abstract"/>
       </w:pPr>
       <w:r>
-        <w:t xml:space="preserve">Location</w:t>
+        <w:rPr>
+          <w:b/>
+          <w:bCs/>
+        </w:rPr>
+        <w:t xml:space="preserve">3.</w:t>
+      </w:r>
+      <w:r>
+        <w:t xml:space="preserve"> </w:t>
+      </w:r>
+      <w:r>
+        <w:t xml:space="preserve">Model choice explained substantially more variation in network structure than temporal turnover across extinction and recovery phases. Models producing similar network-level properties nevertheless inferred substantially different species-level interactions. Extinction scenario rankings were broadly consistent at the species level, but interaction-level outcomes and cascade dynamics were highly model contingent.</w:t>
       </w:r>
     </w:p>
     <w:p>
@@ -127,87 +157,17 @@
         <w:pStyle w:val="Abstract"/>
       </w:pPr>
       <w:r>
-        <w:t xml:space="preserve">Cleveland Basin, United Kingdom.</w:t>
-      </w:r>
-    </w:p>
-    <w:p>
-      <w:pPr>
-        <w:pStyle w:val="Abstract"/>
-      </w:pPr>
-      <w:r>
-        <w:t xml:space="preserve">Time period</w:t>
-      </w:r>
-    </w:p>
-    <w:p>
-      <w:pPr>
-        <w:pStyle w:val="Abstract"/>
-      </w:pPr>
-      <w:r>
-        <w:t xml:space="preserve">Toarcian extinction event (Early Jurassic, late Pliensbachian–late Toarcian, ~183 Ma).</w:t>
-      </w:r>
-    </w:p>
-    <w:p>
-      <w:pPr>
-        <w:pStyle w:val="Abstract"/>
-      </w:pPr>
-      <w:r>
-        <w:t xml:space="preserve">Major taxa studied</w:t>
-      </w:r>
-    </w:p>
-    <w:p>
-      <w:pPr>
-        <w:pStyle w:val="Abstract"/>
-      </w:pPr>
-      <w:r>
-        <w:t xml:space="preserve">Marine macrofossils.</w:t>
-      </w:r>
-    </w:p>
-    <w:p>
-      <w:pPr>
-        <w:pStyle w:val="Abstract"/>
-      </w:pPr>
-      <w:r>
-        <w:t xml:space="preserve">Methods</w:t>
-      </w:r>
-    </w:p>
-    <w:p>
-      <w:pPr>
-        <w:pStyle w:val="Abstract"/>
-      </w:pPr>
-      <w:r>
-        <w:t xml:space="preserve">We reconstructed four successive assemblages from an identical species pool using six contrasting food web reconstruction approaches spanning feasible (trait-based), realised (allometric and energetic), and structural (topological) network representations. For each community and reconstruction approach, 100 replicate networks were generated. We quantified several network properties and assessed differences among reconstruction approaches using multivariate analyses. Pairwise interaction turnover was measured using link-based beta diversity. We then simulated species extinctions under multiple disturbance scenarios, allowing cascading extinctions, and compared predicted community states using mean absolute differences and rank concordance metrics between reconstruction approaches.</w:t>
-      </w:r>
-    </w:p>
-    <w:p>
-      <w:pPr>
-        <w:pStyle w:val="Abstract"/>
-      </w:pPr>
-      <w:r>
-        <w:t xml:space="preserve">Results</w:t>
-      </w:r>
-    </w:p>
-    <w:p>
-      <w:pPr>
-        <w:pStyle w:val="Abstract"/>
-      </w:pPr>
-      <w:r>
-        <w:t xml:space="preserve">Reconstruction framework strongly influenced inferred network topology, generating distinct structural signatures independent of species composition. Reconstruction approaches that were similar in network metrics often diverged in species-level interactions, with high β-turnover among inferred link sets. During extinction simulations, scenario rankings were broadly consistent at the network level, but interaction-level outcomes and cascade dynamics varied substantially.</w:t>
-      </w:r>
-    </w:p>
-    <w:p>
-      <w:pPr>
-        <w:pStyle w:val="Abstract"/>
-      </w:pPr>
-      <w:r>
-        <w:t xml:space="preserve">Main conclusions</w:t>
-      </w:r>
-    </w:p>
-    <w:p>
-      <w:pPr>
-        <w:pStyle w:val="Abstract"/>
-      </w:pPr>
-      <w:r>
-        <w:t xml:space="preserve">Network reconstruction functions as a structural prior that conditions ecological inference. While some aggregate patterns are robust across reconstruction approaches, detailed interaction-level dynamics are highly contingent on reconstruction approach. Comparative network studies across spatial or environmental gradients should therefore align reconstruction framework with inferential goals and explicitly evaluate sensitivity to reconstruction assumptions.</w:t>
+        <w:rPr>
+          <w:b/>
+          <w:bCs/>
+        </w:rPr>
+        <w:t xml:space="preserve">4.</w:t>
+      </w:r>
+      <w:r>
+        <w:t xml:space="preserve"> </w:t>
+      </w:r>
+      <w:r>
+        <w:t xml:space="preserve">These findings demonstrate that the reliability of network-based inference depends on the scale of the ecological question. Similar network structures do not guarantee agreement on individual interactions, and apparently robust aggregate patterns may coexist with substantial uncertainty in inferred mechanisms. Network reconstruction should therefore be treated as an explicit component of hypothesis specification, with approaches matched to inferential goals and conclusions tested across alternative network representations.</w:t>
       </w:r>
     </w:p>
     <w:bookmarkStart w:id="9" w:name="introduction"/>
@@ -230,7 +190,7 @@
         <w:t xml:space="preserve"> </w:t>
       </w:r>
       <w:r>
-        <w:t xml:space="preserve">(Thuiller</w:t>
+        <w:t xml:space="preserve">(Gravel</w:t>
       </w:r>
       <w:r>
         <w:t xml:space="preserve"> </w:t>
@@ -243,10 +203,32 @@
         <w:t xml:space="preserve">et al.</w:t>
       </w:r>
       <w:r>
-        <w:t xml:space="preserve">, 2024)</w:t>
-      </w:r>
-      <w:r>
-        <w:t xml:space="preserve">. Interaction networks are increasingly treated as macroecological state variables where they are used to compare community organisation across environmental gradients, quantify</w:t>
+        <w:t xml:space="preserve">, 2019; Thuiller</w:t>
+      </w:r>
+      <w:r>
+        <w:t xml:space="preserve"> </w:t>
+      </w:r>
+      <w:r>
+        <w:rPr>
+          <w:i/>
+          <w:iCs/>
+        </w:rPr>
+        <w:t xml:space="preserve">et al.</w:t>
+      </w:r>
+      <w:r>
+        <w:t xml:space="preserve">, 2024; Mestre &amp; Bastazini, 2026)</w:t>
+      </w:r>
+      <w:r>
+        <w:t xml:space="preserve">. Interaction networks are increasingly treated as macroecological state variables where they are used to compare community organisation across environmental gradients</w:t>
+      </w:r>
+      <w:r>
+        <w:t xml:space="preserve"> </w:t>
+      </w:r>
+      <w:r>
+        <w:t xml:space="preserve">(Tylianakis &amp; Morris, 2017)</w:t>
+      </w:r>
+      <w:r>
+        <w:t xml:space="preserve">, quantify</w:t>
       </w:r>
       <w:r>
         <w:t xml:space="preserve"> </w:t>
@@ -257,7 +239,7 @@
         </m:r>
       </m:oMath>
       <w:r>
-        <w:t xml:space="preserve">-diversity in interaction structure, evaluate stability–complexity relationships, and infer vulnerability under global change</w:t>
+        <w:t xml:space="preserve">-diversity in interaction structure</w:t>
       </w:r>
       <w:r>
         <w:t xml:space="preserve"> </w:t>
@@ -276,7 +258,25 @@
         <w:t xml:space="preserve">et al.</w:t>
       </w:r>
       <w:r>
-        <w:t xml:space="preserve">, 2015; Trøjelsgaard &amp; Olesen, 2016; Tylianakis &amp; Morris, 2017; Gravel</w:t>
+        <w:t xml:space="preserve">, 2015; Trøjelsgaard &amp; Olesen, 2016)</w:t>
+      </w:r>
+      <w:r>
+        <w:t xml:space="preserve">, evaluate stability–complexity relationships</w:t>
+      </w:r>
+      <w:r>
+        <w:t xml:space="preserve"> </w:t>
+      </w:r>
+      <w:r>
+        <w:t xml:space="preserve">(Allesina &amp; Tang, 2012)</w:t>
+      </w:r>
+      <w:r>
+        <w:t xml:space="preserve">, and infer vulnerability under global change</w:t>
+      </w:r>
+      <w:r>
+        <w:t xml:space="preserve"> </w:t>
+      </w:r>
+      <w:r>
+        <w:t xml:space="preserve">(Hao</w:t>
       </w:r>
       <w:r>
         <w:t xml:space="preserve"> </w:t>
@@ -289,7 +289,7 @@
         <w:t xml:space="preserve">et al.</w:t>
       </w:r>
       <w:r>
-        <w:t xml:space="preserve">, 2019)</w:t>
+        <w:t xml:space="preserve">, 2025)</w:t>
       </w:r>
       <w:r>
         <w:t xml:space="preserve">.</w:t>
@@ -445,10 +445,31 @@
         <w:t xml:space="preserve">et al.</w:t>
       </w:r>
       <w:r>
-        <w:t xml:space="preserve">, 2021)</w:t>
-      </w:r>
-      <w:r>
-        <w:t xml:space="preserve">. Network construction therefore constitutes a model-based inference step rather than a purely observational exercise. Different reconstruction frameworks encode distinct ecological assumptions about how interactions arise - whether as biologically feasible combinations of traits, energetically optimised realised diets, or topological structures. These assumptions act as structural priors over network architecture</w:t>
+        <w:t xml:space="preserve">, 2021a)</w:t>
+      </w:r>
+      <w:r>
+        <w:t xml:space="preserve">. Network construction therefore constitutes a model-based inference step rather than a purely observational exercise. Different network construction frameworks encode distinct ecological assumptions about how interactions arise - whether as biologically feasible combinations of traits, energetically optimised realised diets, or topological structures. Note for the purpose of this work we will use the term</w:t>
+      </w:r>
+      <w:r>
+        <w:t xml:space="preserve"> </w:t>
+      </w:r>
+      <w:r>
+        <w:t xml:space="preserve">‘model’</w:t>
+      </w:r>
+      <w:r>
+        <w:t xml:space="preserve"> </w:t>
+      </w:r>
+      <w:r>
+        <w:t xml:space="preserve">to encompass the different approaches used to construct networks, acknowledging that the different frameworks are themselves different</w:t>
+      </w:r>
+      <w:r>
+        <w:t xml:space="preserve"> </w:t>
+      </w:r>
+      <w:r>
+        <w:t xml:space="preserve">‘models’</w:t>
+      </w:r>
+      <w:r>
+        <w:t xml:space="preserve">. These assumptions act as structural priors over network architecture</w:t>
       </w:r>
       <w:r>
         <w:t xml:space="preserve"> </w:t>
@@ -499,7 +520,7 @@
         <w:t xml:space="preserve"> </w:t>
       </w:r>
       <w:r>
-        <w:t xml:space="preserve">and begs the question if alternative reconstruction approaches systematically generate different trophic configurations. Risking conflating ecological differences among communities with artefacts introduced by reconstruction choice. The reliability of macroecological inference therefore depends not only on ecological data, but on the structural assumptions embedded in network reconstruction approaches.</w:t>
+        <w:t xml:space="preserve">and begs the question if alternative approaches systematically generate different trophic configurations. Risking conflating ecological differences among communities with artefacts introduced by modelling choice. The reliability of macroecological inference therefore depends not only on ecological data, but on the structural assumptions embedded in the modelling approach.</w:t>
       </w:r>
     </w:p>
     <w:p>
@@ -545,7 +566,7 @@
         <w:t xml:space="preserve"> </w:t>
       </w:r>
       <w:r>
-        <w:t xml:space="preserve">and begs the question if reconstruction approaches encode distinct structural constraints over interaction topology, then differences among communities may reflect reconstruction assumptions rather than ecological processes.</w:t>
+        <w:t xml:space="preserve">and begs the question if models encode distinct structural constraints over interaction topology, then differences among communities may reflect model assumptions rather than ecological processes.</w:t>
       </w:r>
     </w:p>
     <w:p>
@@ -553,10 +574,13 @@
         <w:pStyle w:val="BodyText"/>
       </w:pPr>
       <w:r>
-        <w:t xml:space="preserve">Deep time ecosystems provide an especially useful test of this issue because trophic interactions are not observed directly and must be inferred from traits, co-occurrence, and theoretical constraints [</w:t>
-      </w:r>
-      <w:r>
-        <w:t xml:space="preserve">Dunne</w:t>
+        <w:t xml:space="preserve">Deep time ecosystems provide an especially useful test of this issue because trophic interactions are not observed directly and must be inferred from traits, co-occurrence, and theoretical constraints</w:t>
+      </w:r>
+      <w:r>
+        <w:t xml:space="preserve"> </w:t>
+      </w:r>
+      <w:r>
+        <w:t xml:space="preserve">(Roopnarine, 2006; Dunne</w:t>
       </w:r>
       <w:r>
         <w:t xml:space="preserve"> </w:t>
@@ -569,19 +593,7 @@
         <w:t xml:space="preserve">et al.</w:t>
       </w:r>
       <w:r>
-        <w:t xml:space="preserve"> </w:t>
-      </w:r>
-      <w:r>
-        <w:t xml:space="preserve">(2008)</w:t>
-      </w:r>
-      <w:r>
-        <w:t xml:space="preserve">;</w:t>
-      </w:r>
-      <w:r>
-        <w:t xml:space="preserve"> </w:t>
-      </w:r>
-      <w:r>
-        <w:t xml:space="preserve">Dunne</w:t>
+        <w:t xml:space="preserve">, 2008; Dunne</w:t>
       </w:r>
       <w:r>
         <w:t xml:space="preserve"> </w:t>
@@ -594,13 +606,119 @@
         <w:t xml:space="preserve">et al.</w:t>
       </w:r>
       <w:r>
-        <w:t xml:space="preserve"> </w:t>
-      </w:r>
-      <w:r>
-        <w:t xml:space="preserve">(2014)</w:t>
-      </w:r>
-      <w:r>
-        <w:t xml:space="preserve">;</w:t>
+        <w:t xml:space="preserve">, 2014; Dunhill</w:t>
+      </w:r>
+      <w:r>
+        <w:t xml:space="preserve"> </w:t>
+      </w:r>
+      <w:r>
+        <w:rPr>
+          <w:i/>
+          <w:iCs/>
+        </w:rPr>
+        <w:t xml:space="preserve">et al.</w:t>
+      </w:r>
+      <w:r>
+        <w:t xml:space="preserve">, 2024; Smith</w:t>
+      </w:r>
+      <w:r>
+        <w:t xml:space="preserve"> </w:t>
+      </w:r>
+      <w:r>
+        <w:rPr>
+          <w:i/>
+          <w:iCs/>
+        </w:rPr>
+        <w:t xml:space="preserve">et al.</w:t>
+      </w:r>
+      <w:r>
+        <w:t xml:space="preserve">, 2025)</w:t>
+      </w:r>
+      <w:r>
+        <w:t xml:space="preserve">. As a result, ecological networks in these systems are inherently model-dependent, rendering the assumptions embedded within different models both explicit and consequential. Among such systems, the Early Toarcian Extinction Event (ETEE; ~183 Ma) provides a particularly informative case study. The ETEE was a major Early Jurassic biotic crisis associated with rapid climatic warming, widespread marine oxygen depletion, and substantial ecological turnover</w:t>
+      </w:r>
+      <w:r>
+        <w:t xml:space="preserve"> </w:t>
+      </w:r>
+      <w:r>
+        <w:t xml:space="preserve">(Kemp</w:t>
+      </w:r>
+      <w:r>
+        <w:t xml:space="preserve"> </w:t>
+      </w:r>
+      <w:r>
+        <w:rPr>
+          <w:i/>
+          <w:iCs/>
+        </w:rPr>
+        <w:t xml:space="preserve">et al.</w:t>
+      </w:r>
+      <w:r>
+        <w:t xml:space="preserve">, 2024)</w:t>
+      </w:r>
+      <w:r>
+        <w:t xml:space="preserve">. Although considered a second-order extinction event globally, it nevertheless resulted in the loss of approximately 26% of marine genera worldwide</w:t>
+      </w:r>
+      <w:r>
+        <w:t xml:space="preserve"> </w:t>
+      </w:r>
+      <w:r>
+        <w:t xml:space="preserve">(Little &amp; Benton, 1995)</w:t>
+      </w:r>
+      <w:r>
+        <w:t xml:space="preserve">. Ecological disruption was especially severe in shallow marine ecosystems, where environmental stress drove extensive restructuring of benthic communities and food webs. In the Cleveland Basin of Yorkshire, the ETEE caused the extinction of around 60% of marine species, including up to 87% of benthic taxa</w:t>
+      </w:r>
+      <w:r>
+        <w:t xml:space="preserve"> </w:t>
+      </w:r>
+      <w:r>
+        <w:t xml:space="preserve">(Caswell</w:t>
+      </w:r>
+      <w:r>
+        <w:t xml:space="preserve"> </w:t>
+      </w:r>
+      <w:r>
+        <w:rPr>
+          <w:i/>
+          <w:iCs/>
+        </w:rPr>
+        <w:t xml:space="preserve">et al.</w:t>
+      </w:r>
+      <w:r>
+        <w:t xml:space="preserve">, 2009)</w:t>
+      </w:r>
+      <w:r>
+        <w:t xml:space="preserve">. Fossil assemblages from this interval therefore record both the collapse of established communities and the subsequent recovery and reassembly of marine ecosystems under rapidly changing environmental conditions. Recent work has shown that the event selectively impacted specialist and infaunal organisms, leading to simplified ecosystems increasingly dominated by ecological generalists and opportunistic taxa</w:t>
+      </w:r>
+      <w:r>
+        <w:t xml:space="preserve"> </w:t>
+      </w:r>
+      <w:r>
+        <w:t xml:space="preserve">(Dunhill</w:t>
+      </w:r>
+      <w:r>
+        <w:t xml:space="preserve"> </w:t>
+      </w:r>
+      <w:r>
+        <w:rPr>
+          <w:i/>
+          <w:iCs/>
+        </w:rPr>
+        <w:t xml:space="preserve">et al.</w:t>
+      </w:r>
+      <w:r>
+        <w:t xml:space="preserve">, 2024)</w:t>
+      </w:r>
+      <w:r>
+        <w:t xml:space="preserve">. These changes were accompanied by major shifts in community structure, trophic interactions, and ecosystem connectivity, with evidence suggesting that ecological recovery following the extinction was both prolonged and uneven across marine habitats.</w:t>
+      </w:r>
+    </w:p>
+    <w:p>
+      <w:pPr>
+        <w:pStyle w:val="BodyText"/>
+      </w:pPr>
+      <w:r>
+        <w:t xml:space="preserve">Ecological networks have previously been used to infer patterns of community organisation and extinction dynamics across this transition, providing an ideal test case for evaluating the robustness of network-based inferences of community response. Recent work by</w:t>
       </w:r>
       <w:r>
         <w:t xml:space="preserve"> </w:t>
@@ -625,22 +743,24 @@
         <w:t xml:space="preserve">(2024)</w:t>
       </w:r>
       <w:r>
-        <w:t xml:space="preserve">;</w:t>
-      </w:r>
-      <w:r>
-        <w:t xml:space="preserve"> </w:t>
-      </w:r>
-      <w:r>
-        <w:t xml:space="preserve">Roopnarine (2006)</w:t>
-      </w:r>
-      <w:r>
-        <w:t xml:space="preserve">; ;</w:t>
-      </w:r>
-      <w:r>
-        <w:t xml:space="preserve"> </w:t>
-      </w:r>
-      <w:r>
-        <w:t xml:space="preserve">Smith</w:t>
+        <w:t xml:space="preserve"> </w:t>
+      </w:r>
+      <w:r>
+        <w:t xml:space="preserve">has used reconstructed food webs to draw ecological conclusions about community stability and collapse during this event. This creates a rare opportunity to ask a more general question - to what extent are such inferences contingent on the specific model used to generate the network?</w:t>
+      </w:r>
+    </w:p>
+    <w:p>
+      <w:pPr>
+        <w:pStyle w:val="BodyText"/>
+      </w:pPr>
+      <w:r>
+        <w:t xml:space="preserve">Here, we reconstruct ecological networks for four successive assemblages across the ETEE using six contrasting modelling frameworks spanning feasibility-based, realised, and structural models. Holding species composition constant while varying only the model allows us to explicitly evaluate whether conclusions drawn from a single model (such as those of</w:t>
+      </w:r>
+      <w:r>
+        <w:t xml:space="preserve"> </w:t>
+      </w:r>
+      <w:r>
+        <w:t xml:space="preserve">Dunhill</w:t>
       </w:r>
       <w:r>
         <w:t xml:space="preserve"> </w:t>
@@ -656,154 +776,10 @@
         <w:t xml:space="preserve"> </w:t>
       </w:r>
       <w:r>
-        <w:t xml:space="preserve">(2025)</w:t>
-      </w:r>
-      <w:r>
-        <w:t xml:space="preserve">]. As a result, ecological networks in these systems are inherently reconstruction-dependent, rendering the assumptions embedded within different reconstruction frameworks both explicit and consequential. Among such systems, the Early Toarcian Extinction Event (ETEE; ~183 Ma) provides a particularly informative case study. The ETEE was a major Early Jurassic biotic crisis associated with rapid climatic warming, widespread marine oxygen depletion, and substantial ecological turnover</w:t>
-      </w:r>
-      <w:r>
-        <w:t xml:space="preserve"> </w:t>
-      </w:r>
-      <w:r>
-        <w:t xml:space="preserve">(Kemp</w:t>
-      </w:r>
-      <w:r>
-        <w:t xml:space="preserve"> </w:t>
-      </w:r>
-      <w:r>
-        <w:rPr>
-          <w:i/>
-          <w:iCs/>
-        </w:rPr>
-        <w:t xml:space="preserve">et al.</w:t>
-      </w:r>
-      <w:r>
-        <w:t xml:space="preserve">, 2024)</w:t>
-      </w:r>
-      <w:r>
-        <w:t xml:space="preserve">. Although considered a second-order extinction event globally, it nevertheless resulted in the loss of approximately 26% of marine genera worldwide</w:t>
-      </w:r>
-      <w:r>
-        <w:t xml:space="preserve"> </w:t>
-      </w:r>
-      <w:r>
-        <w:t xml:space="preserve">(Little &amp; Benton, 1995)</w:t>
-      </w:r>
-      <w:r>
-        <w:t xml:space="preserve">. Ecological disruption was especially severe in shallow marine ecosystems, where environmental stress drove extensive restructuring of benthic communities and food webs. In the Cleveland Basin of Yorkshire, the ETEE caused the extinction of around 60% of marine species, including up to 87% of benthic taxa</w:t>
-      </w:r>
-      <w:r>
-        <w:t xml:space="preserve"> </w:t>
-      </w:r>
-      <w:r>
-        <w:t xml:space="preserve">(Caswell</w:t>
-      </w:r>
-      <w:r>
-        <w:t xml:space="preserve"> </w:t>
-      </w:r>
-      <w:r>
-        <w:rPr>
-          <w:i/>
-          <w:iCs/>
-        </w:rPr>
-        <w:t xml:space="preserve">et al.</w:t>
-      </w:r>
-      <w:r>
-        <w:t xml:space="preserve">, 2009)</w:t>
-      </w:r>
-      <w:r>
-        <w:t xml:space="preserve">. Fossil assemblages from this interval therefore record both the collapse of established communities and the subsequent recovery and reassembly of marine ecosystems under rapidly changing environmental conditions. Recent work has shown that the event selectively impacted specialist and infaunal organisms, leading to simplified ecosystems increasingly dominated by ecological generalists and opportunistic taxa</w:t>
-      </w:r>
-      <w:r>
-        <w:t xml:space="preserve"> </w:t>
-      </w:r>
-      <w:r>
-        <w:t xml:space="preserve">(Dunhill</w:t>
-      </w:r>
-      <w:r>
-        <w:t xml:space="preserve"> </w:t>
-      </w:r>
-      <w:r>
-        <w:rPr>
-          <w:i/>
-          <w:iCs/>
-        </w:rPr>
-        <w:t xml:space="preserve">et al.</w:t>
-      </w:r>
-      <w:r>
-        <w:t xml:space="preserve">, 2024)</w:t>
-      </w:r>
-      <w:r>
-        <w:t xml:space="preserve">. These changes were accompanied by major shifts in community structure, trophic interactions, and ecosystem connectivity, with evidence suggesting that ecological recovery following the extinction was both prolonged and uneven across marine habitats.</w:t>
-      </w:r>
-    </w:p>
-    <w:p>
-      <w:pPr>
-        <w:pStyle w:val="BodyText"/>
-      </w:pPr>
-      <w:r>
-        <w:t xml:space="preserve">Ecological networks have previously been used to infer patterns of community organisation and extinction dynamics across this transition, providing an ideal test case for evaluating the robustness of network-based inferences of community response. Recent work by</w:t>
-      </w:r>
-      <w:r>
-        <w:t xml:space="preserve"> </w:t>
-      </w:r>
-      <w:r>
-        <w:t xml:space="preserve">Dunhill</w:t>
-      </w:r>
-      <w:r>
-        <w:t xml:space="preserve"> </w:t>
-      </w:r>
-      <w:r>
-        <w:rPr>
-          <w:i/>
-          <w:iCs/>
-        </w:rPr>
-        <w:t xml:space="preserve">et al.</w:t>
-      </w:r>
-      <w:r>
-        <w:t xml:space="preserve"> </w:t>
-      </w:r>
-      <w:r>
         <w:t xml:space="preserve">(2024)</w:t>
       </w:r>
       <w:r>
-        <w:t xml:space="preserve"> </w:t>
-      </w:r>
-      <w:r>
-        <w:t xml:space="preserve">has used reconstructed food webs to draw ecological conclusions about community stability and collapse during this event. This creates a rare opportunity to ask a more general question - to what extent are such inferences contingent on the specific reconstruction framework used to generate the network?</w:t>
-      </w:r>
-    </w:p>
-    <w:p>
-      <w:pPr>
-        <w:pStyle w:val="BodyText"/>
-      </w:pPr>
-      <w:r>
-        <w:t xml:space="preserve">Here, we reconstruct ecological networks for four successive assemblages across the ETEE using six contrasting reconstruction frameworks spanning feasibility-based, realised, and structural models. Holding species composition constant while varying only the reconstruction approach allows us to explicitly evaluate whether conclusions drawn from a single reconstruction approach (such as those of</w:t>
-      </w:r>
-      <w:r>
-        <w:t xml:space="preserve"> </w:t>
-      </w:r>
-      <w:r>
-        <w:t xml:space="preserve">Dunhill</w:t>
-      </w:r>
-      <w:r>
-        <w:t xml:space="preserve"> </w:t>
-      </w:r>
-      <w:r>
-        <w:rPr>
-          <w:i/>
-          <w:iCs/>
-        </w:rPr>
-        <w:t xml:space="preserve">et al.</w:t>
-      </w:r>
-      <w:r>
-        <w:t xml:space="preserve"> </w:t>
-      </w:r>
-      <w:r>
-        <w:t xml:space="preserve">(2024)</w:t>
-      </w:r>
-      <w:r>
-        <w:t xml:space="preserve">) are robust to alternative, equally plausible representations of interaction structure, or whether different reconstruction choices would lead to fundamentally different ecological inferences. More broadly, our study tests whether macroecological conclusions derived from ecological networks reflect underlying biological processes or are conditioned by the assumptions embedded within the reconstruction framework itself.</w:t>
+        <w:t xml:space="preserve">) are robust to alternative, equally plausible representations of interaction structure, or whether different models would lead to fundamentally different ecological inferences. More broadly, our study tests whether macroecological conclusions derived from ecological networks reflect underlying biological processes or are conditioned by the assumptions embedded within the modelling framework itself.</w:t>
       </w:r>
     </w:p>
     <w:bookmarkEnd w:id="9"/>
@@ -922,13 +898,13 @@
       </w:r>
     </w:p>
     <w:bookmarkEnd w:id="10"/>
-    <w:bookmarkStart w:id="14" w:name="network-reconstruction-approaches"/>
+    <w:bookmarkStart w:id="14" w:name="network-construction-models"/>
     <w:p>
       <w:pPr>
         <w:pStyle w:val="Heading2"/>
       </w:pPr>
       <w:r>
-        <w:t xml:space="preserve">2.2 Network reconstruction approaches</w:t>
+        <w:t xml:space="preserve">2.2 Network construction models</w:t>
       </w:r>
     </w:p>
     <w:bookmarkStart w:id="12" w:name="X914edd2db5cf2e2f2fc776545b7a2aef11fc700"/>
@@ -1133,7 +1109,7 @@
         </w:r>
       </w:hyperlink>
       <w:r>
-        <w:t xml:space="preserve">) to sample distinct mechanistic interpretations of trophic interactions rather than exhaustively include all available implementations. Specifically, we include: a feasibility-based model (PFWIM), representing trait-constrained interactions; multiple realised models (ADBM, ATN, and Body-size ratio), capturing energetic optimisation, mechanical constraints, and probabilistic allometric structure, respectively; and structural models (Random and Niche), providing theoretical reference points. Notably some approaches share common inputs (</w:t>
+        <w:t xml:space="preserve">) to sample distinct mechanistic interpretations of trophic interactions rather than exhaustively include all available implementations. Specifically, we include: a feasibility-based model (PFWIM), representing trait-constrained interactions; multiple realised models (ADBM, ATN, and Body-size ratio), capturing energetic optimisation, mechanical constraints, and probabilistic allometric structure, respectively; and structural models (Random (Erdős-Rényi model) and Niche), providing theoretical reference points. Notably some approaches share common inputs (</w:t>
       </w:r>
       <w:r>
         <w:rPr>
@@ -1189,7 +1165,7 @@
               <w:pStyle w:val="ImageCaption"/>
             </w:pPr>
             <w:r>
-              <w:t xml:space="preserve">Table 1: Six different network reconstruction approaches that can be used to construct food webs for both this specific community but are also broadly suited to palaeo network prediction. These reconstruction approaches span all facets of the network representation space (feasibility, realised, and structural network).</w:t>
+              <w:t xml:space="preserve">Table 1: Six different network modelling approaches that can be used to construct food webs for both this specific community but are also broadly suited to palaeo network prediction. These models span all facets of the network representation space (feasibility, realised, and structural network).</w:t>
             </w:r>
           </w:p>
           <w:tbl>
@@ -1220,7 +1196,7 @@
                     <w:jc w:val="center"/>
                   </w:pPr>
                   <w:r>
-                    <w:t xml:space="preserve">Reconstruction Approach</w:t>
+                    <w:t xml:space="preserve">Model</w:t>
                   </w:r>
                 </w:p>
               </w:tc>
@@ -1913,7 +1889,7 @@
         <w:pStyle w:val="BodyText"/>
       </w:pPr>
       <w:r>
-        <w:t xml:space="preserve">This classification allows us to distinguish variation arising from ecological assumptions embedded in reconstruction frameworks from variation attributable to species composition. By comparing networks generated from the same species pool across these complementary model classes, we explicitly evaluate how different representations of interaction structure condition ecological inference.</w:t>
+        <w:t xml:space="preserve">This classification allows us to distinguish variation arising from ecological assumptions embedded in models from variation attributable to species composition. By comparing networks generated from the same species pool across these complementary model classes, we explicitly evaluate how different representations of interaction structure condition ecological inference.</w:t>
       </w:r>
     </w:p>
     <w:bookmarkEnd w:id="12"/>
@@ -1931,7 +1907,7 @@
         <w:pStyle w:val="FirstParagraph"/>
       </w:pPr>
       <w:r>
-        <w:t xml:space="preserve">We evaluated six network reconstruction frameworks using the approaches listed in</w:t>
+        <w:t xml:space="preserve">We evaluated six network reconstruction models using the approaches listed in</w:t>
       </w:r>
       <w:r>
         <w:t xml:space="preserve"> </w:t>
@@ -1945,7 +1921,27 @@
         </w:r>
       </w:hyperlink>
       <w:r>
-        <w:t xml:space="preserve">, expanded descriptions of reconstruction approach assumptions, parameterisation, and link-generation rules are provided in Supplementary Material S1, including full mathematical formulations and parameter definitions. For each community, 100 stochastic network realisations were generated per reconstruction approach (n = 2400 in total, 600 per time bin). Where reconstruction approaches required species body mass or trait values, these were uniformly sampled within the different size classes. We adopted a uniform sampling by default, as alternative distributions (lognormal, truncated lognormal) have negligible impact on topology (Supplementary Material S1; Figure S1). Random and Niche models were parameterised using connectance values drawn from an empirically realistic range (0.05–0.25;</w:t>
+        <w:t xml:space="preserve">, expanded descriptions of model assumptions, parameterisation, and link-generation rules are provided in Supplementary Material S1, including full mathematical formulations and parameter definitions. For each community, 100 stochastic network realisations were generated per model (n = 2400 in total, 600 per time bin). Of the simulated networks we excluded those that had a network metric that was considered an outlier (</w:t>
+      </w:r>
+      <m:oMath>
+        <m:r>
+          <m:rPr>
+            <m:sty m:val="p"/>
+          </m:rPr>
+          <m:t>&gt;</m:t>
+        </m:r>
+        <m:r>
+          <m:t>3</m:t>
+        </m:r>
+        <m:r>
+          <m:t>σ</m:t>
+        </m:r>
+      </m:oMath>
+      <w:r>
+        <w:t xml:space="preserve"> </w:t>
+      </w:r>
+      <w:r>
+        <w:t xml:space="preserve">from the mean). This resulted in the removal of 13 networks (of which 3 were ATN model networks and the rest Random model networks), typically due to very large trophic level values. Where models required species body mass or trait values, these were uniformly sampled within the different size classes. This was done by sampling from a truncated lognormal distribution, with the the upper and lower bounds of each size class serving as the boundaries. Alternative distributions (lognormal and uniform) were tested, and shown to have a minimal impact on topology (Supplementary Material S1; Figure S1). Random and Niche models were parameterised using connectance values drawn from an empirically realistic range (0.05–0.25;</w:t>
       </w:r>
       <w:r>
         <w:t xml:space="preserve"> </w:t>
@@ -2011,7 +2007,7 @@
         </m:sSup>
       </m:oMath>
       <w:r>
-        <w:t xml:space="preserve">, ensuring consistency in network density across all reconstruction approaches. Richness (S) was determined by the number of species for each time bin. For the Body-size ratio model, we followed the approach of</w:t>
+        <w:t xml:space="preserve">, ensuring consistency in network density across all models. Richness (S) was determined by the number of species for each time bin. For the Body-size ratio model, we followed the approach of</w:t>
       </w:r>
       <w:r>
         <w:t xml:space="preserve"> </w:t>
@@ -2039,16 +2035,7 @@
         <w:t xml:space="preserve"> </w:t>
       </w:r>
       <w:r>
-        <w:t xml:space="preserve">using only the body-mass scaling to determine links between species. Sensitivity of network structure to these parameter choices is evaluated in Supplementary Material S1. The PFWIM generates a deterministic feasible metaweb for a given trait configuration. To allow for statistical analyses we introduced variation by applying a downsampling procedure that prunes links</w:t>
-      </w:r>
-      <w:r>
-        <w:t xml:space="preserve"> </w:t>
-      </w:r>
-      <w:r>
-        <w:t xml:space="preserve">(Roopnarine, 2006)</w:t>
-      </w:r>
-      <w:r>
-        <w:t xml:space="preserve">. This step allowed us to introduce statistical variation while still preserving most of the metaweb structure. The choice of downsampling parameter and its effects on network structure are evaluated in Supplementary Material S1.</w:t>
+        <w:t xml:space="preserve">using only the body-mass scaling to determine links between species. Sensitivity of network structure to these parameter choices is evaluated in Supplementary Material S1. The PFWIM generates a deterministic feasible metaweb for a given trait configuration. To allow for statistical analyses we introduced variation by applying a downsampling procedure that randomly pruned links until the connectance of the network decreased by 0.1. This step allowed us to introduce statistical variation while still preserving most of the original metaweb structure. The choice of the magnitude of connectance change and its effects on network structure are discussed in Supplementary Material S1.</w:t>
       </w:r>
     </w:p>
     <w:bookmarkEnd w:id="13"/>
@@ -2081,7 +2068,7 @@
         </w:r>
       </w:hyperlink>
       <w:r>
-        <w:t xml:space="preserve">, capturing overall network properties, motif structure, and species-level variability. Differences among reconstruction approaches were assessed using a multivariate analysis of variance (MANOVA), with reconstruction approach identity as a fixed factor and the full set of network metrics as response variables. Variance partitioning was further assessed using permutational multivariate analysis of variance (PERMANOVA). Pairwise interaction turnover was quantified using link-based</w:t>
+        <w:t xml:space="preserve">, capturing overall network properties, motif structure, and species-level variability. Differences among models were assessed using a multivariate analysis of variance (MANOVA), with model identity as a fixed factor and the full set of network metrics as response variables. Variance partitioning was further assessed using permutational multivariate analysis of variance (PERMANOVA). Pairwise interaction turnover was quantified using link-based</w:t>
       </w:r>
       <w:r>
         <w:t xml:space="preserve"> </w:t>
@@ -2120,7 +2107,7 @@
         <w:t xml:space="preserve"> </w:t>
       </w:r>
       <w:r>
-        <w:t xml:space="preserve">among the four of the reconstruction frameworks (ADBM, ATN, body-size ratio, and PFWIM). Random and Niche models were excluded because they are species-agnostic reconstruction approaches that generate networks matching broad topological properties (</w:t>
+        <w:t xml:space="preserve">among the four of the modelling frameworks (ADBM, ATN, body-size ratio, and PFWIM). Random and Niche models were excluded because they are species-agnostic models that generate networks matching broad topological properties (</w:t>
       </w:r>
       <w:r>
         <w:rPr>
@@ -2165,7 +2152,7 @@
         <w:t xml:space="preserve"> </w:t>
       </w:r>
       <w:r>
-        <w:t xml:space="preserve">of trophic links due to stochasticity in the reconstruction approach rather than species turnover. All calculations were performed for all reconstruction combinations within the same assemblage (time bin).</w:t>
+        <w:t xml:space="preserve">of trophic links due to stochasticity in the model rather than species turnover. All calculations were performed for all model combinations within the same assemblage (time bin).</w:t>
       </w:r>
     </w:p>
     <w:tbl>
@@ -2203,9 +2190,9 @@
               <w:tblLook w:firstRow="1" w:lastRow="0" w:firstColumn="0" w:lastColumn="0" w:noHBand="0" w:noVBand="0" w:val="0020"/>
             </w:tblPr>
             <w:tblGrid>
-              <w:gridCol w:w="2592"/>
-              <w:gridCol w:w="2736"/>
-              <w:gridCol w:w="2592"/>
+              <w:gridCol w:w="2603"/>
+              <w:gridCol w:w="2712"/>
+              <w:gridCol w:w="2603"/>
             </w:tblGrid>
             <w:tr>
               <w:trPr>
@@ -2384,7 +2371,7 @@
                     <w:jc w:val="center"/>
                   </w:pPr>
                   <w:r>
-                    <w:t xml:space="preserve">No. of linear chains (S1)</w:t>
+                    <w:t xml:space="preserve">Trophic Index (NDTI)</w:t>
                   </w:r>
                 </w:p>
               </w:tc>
@@ -2396,7 +2383,307 @@
                     <w:jc w:val="center"/>
                   </w:pPr>
                   <w:r>
-                    <w:t xml:space="preserve">Number of linear chains, normalised by</w:t>
+                    <w:t xml:space="preserve">Normalised difference between the number of S1 (linear chains) and S2 (omnivory) motifs</w:t>
+                  </w:r>
+                  <w:r>
+                    <w:t xml:space="preserve"> </w:t>
+                  </w:r>
+                  <m:oMath>
+                    <m:r>
+                      <m:rPr>
+                        <m:sty m:val="p"/>
+                      </m:rPr>
+                      <m:t>(</m:t>
+                    </m:r>
+                    <m:r>
+                      <m:t>S</m:t>
+                    </m:r>
+                    <m:r>
+                      <m:t>1</m:t>
+                    </m:r>
+                    <m:r>
+                      <m:rPr>
+                        <m:sty m:val="p"/>
+                      </m:rPr>
+                      <m:t>−</m:t>
+                    </m:r>
+                    <m:r>
+                      <m:t>S</m:t>
+                    </m:r>
+                    <m:r>
+                      <m:t>2</m:t>
+                    </m:r>
+                    <m:r>
+                      <m:rPr>
+                        <m:sty m:val="p"/>
+                      </m:rPr>
+                      <m:t>)</m:t>
+                    </m:r>
+                    <m:r>
+                      <m:rPr>
+                        <m:sty m:val="p"/>
+                      </m:rPr>
+                      <m:t>/</m:t>
+                    </m:r>
+                    <m:r>
+                      <m:rPr>
+                        <m:sty m:val="p"/>
+                      </m:rPr>
+                      <m:t>(</m:t>
+                    </m:r>
+                    <m:r>
+                      <m:t>S</m:t>
+                    </m:r>
+                    <m:r>
+                      <m:t>1</m:t>
+                    </m:r>
+                    <m:r>
+                      <m:rPr>
+                        <m:sty m:val="p"/>
+                      </m:rPr>
+                      <m:t>+</m:t>
+                    </m:r>
+                    <m:r>
+                      <m:t>S</m:t>
+                    </m:r>
+                    <m:r>
+                      <m:t>2</m:t>
+                    </m:r>
+                    <m:r>
+                      <m:rPr>
+                        <m:sty m:val="p"/>
+                      </m:rPr>
+                      <m:t>)</m:t>
+                    </m:r>
+                  </m:oMath>
+                </w:p>
+              </w:tc>
+              <w:tc>
+                <w:tcPr/>
+                <w:p>
+                  <w:pPr>
+                    <w:pStyle w:val="Compact"/>
+                    <w:jc w:val="center"/>
+                  </w:pPr>
+                  <w:r>
+                    <w:t xml:space="preserve">Milo</w:t>
+                  </w:r>
+                  <w:r>
+                    <w:t xml:space="preserve"> </w:t>
+                  </w:r>
+                  <w:r>
+                    <w:rPr>
+                      <w:i/>
+                      <w:iCs/>
+                    </w:rPr>
+                    <w:t xml:space="preserve">et al.</w:t>
+                  </w:r>
+                  <w:r>
+                    <w:t xml:space="preserve"> </w:t>
+                  </w:r>
+                  <w:r>
+                    <w:t xml:space="preserve">(2002)</w:t>
+                  </w:r>
+                  <w:r>
+                    <w:t xml:space="preserve">;</w:t>
+                  </w:r>
+                  <w:r>
+                    <w:t xml:space="preserve"> </w:t>
+                  </w:r>
+                  <w:r>
+                    <w:t xml:space="preserve">Dansereau</w:t>
+                  </w:r>
+                  <w:r>
+                    <w:t xml:space="preserve"> </w:t>
+                  </w:r>
+                  <w:r>
+                    <w:rPr>
+                      <w:i/>
+                      <w:iCs/>
+                    </w:rPr>
+                    <w:t xml:space="preserve">et al.</w:t>
+                  </w:r>
+                  <w:r>
+                    <w:t xml:space="preserve"> </w:t>
+                  </w:r>
+                  <w:r>
+                    <w:t xml:space="preserve">(2024)</w:t>
+                  </w:r>
+                </w:p>
+              </w:tc>
+            </w:tr>
+            <w:tr>
+              <w:tc>
+                <w:tcPr/>
+                <w:p>
+                  <w:pPr>
+                    <w:pStyle w:val="Compact"/>
+                    <w:jc w:val="center"/>
+                  </w:pPr>
+                  <w:r>
+                    <w:t xml:space="preserve">Competition index (NDCI)</w:t>
+                  </w:r>
+                </w:p>
+              </w:tc>
+              <w:tc>
+                <w:tcPr/>
+                <w:p>
+                  <w:pPr>
+                    <w:pStyle w:val="Compact"/>
+                    <w:jc w:val="center"/>
+                  </w:pPr>
+                  <w:r>
+                    <w:t xml:space="preserve">Normalised difference between the number of S4 (exploitative competition) and S5 (apparent competition) motifs</w:t>
+                  </w:r>
+                  <w:r>
+                    <w:t xml:space="preserve"> </w:t>
+                  </w:r>
+                  <m:oMath>
+                    <m:r>
+                      <m:rPr>
+                        <m:sty m:val="p"/>
+                      </m:rPr>
+                      <m:t>(</m:t>
+                    </m:r>
+                    <m:r>
+                      <m:t>S</m:t>
+                    </m:r>
+                    <m:r>
+                      <m:t>4</m:t>
+                    </m:r>
+                    <m:r>
+                      <m:rPr>
+                        <m:sty m:val="p"/>
+                      </m:rPr>
+                      <m:t>−</m:t>
+                    </m:r>
+                    <m:r>
+                      <m:t>S</m:t>
+                    </m:r>
+                    <m:r>
+                      <m:t>5</m:t>
+                    </m:r>
+                    <m:r>
+                      <m:rPr>
+                        <m:sty m:val="p"/>
+                      </m:rPr>
+                      <m:t>)</m:t>
+                    </m:r>
+                    <m:r>
+                      <m:rPr>
+                        <m:sty m:val="p"/>
+                      </m:rPr>
+                      <m:t>/</m:t>
+                    </m:r>
+                    <m:r>
+                      <m:rPr>
+                        <m:sty m:val="p"/>
+                      </m:rPr>
+                      <m:t>(</m:t>
+                    </m:r>
+                    <m:r>
+                      <m:t>S</m:t>
+                    </m:r>
+                    <m:r>
+                      <m:t>4</m:t>
+                    </m:r>
+                    <m:r>
+                      <m:rPr>
+                        <m:sty m:val="p"/>
+                      </m:rPr>
+                      <m:t>+</m:t>
+                    </m:r>
+                    <m:r>
+                      <m:t>S</m:t>
+                    </m:r>
+                    <m:r>
+                      <m:t>5</m:t>
+                    </m:r>
+                    <m:r>
+                      <m:rPr>
+                        <m:sty m:val="p"/>
+                      </m:rPr>
+                      <m:t>)</m:t>
+                    </m:r>
+                  </m:oMath>
+                </w:p>
+              </w:tc>
+              <w:tc>
+                <w:tcPr/>
+                <w:p>
+                  <w:pPr>
+                    <w:pStyle w:val="Compact"/>
+                    <w:jc w:val="center"/>
+                  </w:pPr>
+                  <w:r>
+                    <w:t xml:space="preserve">Milo</w:t>
+                  </w:r>
+                  <w:r>
+                    <w:t xml:space="preserve"> </w:t>
+                  </w:r>
+                  <w:r>
+                    <w:rPr>
+                      <w:i/>
+                      <w:iCs/>
+                    </w:rPr>
+                    <w:t xml:space="preserve">et al.</w:t>
+                  </w:r>
+                  <w:r>
+                    <w:t xml:space="preserve"> </w:t>
+                  </w:r>
+                  <w:r>
+                    <w:t xml:space="preserve">(2002)</w:t>
+                  </w:r>
+                  <w:r>
+                    <w:t xml:space="preserve">;</w:t>
+                  </w:r>
+                  <w:r>
+                    <w:t xml:space="preserve"> </w:t>
+                  </w:r>
+                  <w:r>
+                    <w:t xml:space="preserve">Dansereau</w:t>
+                  </w:r>
+                  <w:r>
+                    <w:t xml:space="preserve"> </w:t>
+                  </w:r>
+                  <w:r>
+                    <w:rPr>
+                      <w:i/>
+                      <w:iCs/>
+                    </w:rPr>
+                    <w:t xml:space="preserve">et al.</w:t>
+                  </w:r>
+                  <w:r>
+                    <w:t xml:space="preserve"> </w:t>
+                  </w:r>
+                  <w:r>
+                    <w:t xml:space="preserve">(2024)</w:t>
+                  </w:r>
+                </w:p>
+              </w:tc>
+            </w:tr>
+            <w:tr>
+              <w:tc>
+                <w:tcPr/>
+                <w:p>
+                  <w:pPr>
+                    <w:pStyle w:val="Compact"/>
+                    <w:jc w:val="center"/>
+                  </w:pPr>
+                  <w:r>
+                    <w:t xml:space="preserve">Generality</w:t>
+                  </w:r>
+                </w:p>
+              </w:tc>
+              <w:tc>
+                <w:tcPr/>
+                <w:p>
+                  <w:pPr>
+                    <w:pStyle w:val="Compact"/>
+                    <w:jc w:val="center"/>
+                  </w:pPr>
+                  <w:r>
+                    <w:t xml:space="preserve">Standard deviation of normalised generality of all species within network, normalised by</w:t>
                   </w:r>
                   <w:r>
                     <w:t xml:space="preserve"> </w:t>
@@ -2425,48 +2712,7 @@
                     <w:jc w:val="center"/>
                   </w:pPr>
                   <w:r>
-                    <w:t xml:space="preserve">Milo</w:t>
-                  </w:r>
-                  <w:r>
-                    <w:t xml:space="preserve"> </w:t>
-                  </w:r>
-                  <w:r>
-                    <w:rPr>
-                      <w:i/>
-                      <w:iCs/>
-                    </w:rPr>
-                    <w:t xml:space="preserve">et al.</w:t>
-                  </w:r>
-                  <w:r>
-                    <w:t xml:space="preserve"> </w:t>
-                  </w:r>
-                  <w:r>
-                    <w:t xml:space="preserve">(2002)</w:t>
-                  </w:r>
-                  <w:r>
-                    <w:t xml:space="preserve">;</w:t>
-                  </w:r>
-                  <w:r>
-                    <w:t xml:space="preserve"> </w:t>
-                  </w:r>
-                  <w:r>
-                    <w:t xml:space="preserve">Stouffer</w:t>
-                  </w:r>
-                  <w:r>
-                    <w:t xml:space="preserve"> </w:t>
-                  </w:r>
-                  <w:r>
-                    <w:rPr>
-                      <w:i/>
-                      <w:iCs/>
-                    </w:rPr>
-                    <w:t xml:space="preserve">et al.</w:t>
-                  </w:r>
-                  <w:r>
-                    <w:t xml:space="preserve"> </w:t>
-                  </w:r>
-                  <w:r>
-                    <w:t xml:space="preserve">(2007)</w:t>
+                    <w:t xml:space="preserve">Williams &amp; Martinez (2000)</w:t>
                   </w:r>
                 </w:p>
               </w:tc>
@@ -2480,7 +2726,7 @@
                     <w:jc w:val="center"/>
                   </w:pPr>
                   <w:r>
-                    <w:t xml:space="preserve">No. of omnivory motifs (S2)</w:t>
+                    <w:t xml:space="preserve">Vulnerability</w:t>
                   </w:r>
                 </w:p>
               </w:tc>
@@ -2492,7 +2738,7 @@
                     <w:jc w:val="center"/>
                   </w:pPr>
                   <w:r>
-                    <w:t xml:space="preserve">Number of omnivory motifs, normalised by</w:t>
+                    <w:t xml:space="preserve">Standard deviation of normalised vulnerability of all species within network, normalised by</w:t>
                   </w:r>
                   <w:r>
                     <w:t xml:space="preserve"> </w:t>
@@ -2521,349 +2767,6 @@
                     <w:jc w:val="center"/>
                   </w:pPr>
                   <w:r>
-                    <w:t xml:space="preserve">Milo</w:t>
-                  </w:r>
-                  <w:r>
-                    <w:t xml:space="preserve"> </w:t>
-                  </w:r>
-                  <w:r>
-                    <w:rPr>
-                      <w:i/>
-                      <w:iCs/>
-                    </w:rPr>
-                    <w:t xml:space="preserve">et al.</w:t>
-                  </w:r>
-                  <w:r>
-                    <w:t xml:space="preserve"> </w:t>
-                  </w:r>
-                  <w:r>
-                    <w:t xml:space="preserve">(2002)</w:t>
-                  </w:r>
-                  <w:r>
-                    <w:t xml:space="preserve">;</w:t>
-                  </w:r>
-                  <w:r>
-                    <w:t xml:space="preserve"> </w:t>
-                  </w:r>
-                  <w:r>
-                    <w:t xml:space="preserve">Stouffer</w:t>
-                  </w:r>
-                  <w:r>
-                    <w:t xml:space="preserve"> </w:t>
-                  </w:r>
-                  <w:r>
-                    <w:rPr>
-                      <w:i/>
-                      <w:iCs/>
-                    </w:rPr>
-                    <w:t xml:space="preserve">et al.</w:t>
-                  </w:r>
-                  <w:r>
-                    <w:t xml:space="preserve"> </w:t>
-                  </w:r>
-                  <w:r>
-                    <w:t xml:space="preserve">(2007)</w:t>
-                  </w:r>
-                </w:p>
-              </w:tc>
-            </w:tr>
-            <w:tr>
-              <w:tc>
-                <w:tcPr/>
-                <w:p>
-                  <w:pPr>
-                    <w:pStyle w:val="Compact"/>
-                    <w:jc w:val="center"/>
-                  </w:pPr>
-                  <w:r>
-                    <w:t xml:space="preserve">No. of apparent competition motifs (S4)</w:t>
-                  </w:r>
-                </w:p>
-              </w:tc>
-              <w:tc>
-                <w:tcPr/>
-                <w:p>
-                  <w:pPr>
-                    <w:pStyle w:val="Compact"/>
-                    <w:jc w:val="center"/>
-                  </w:pPr>
-                  <w:r>
-                    <w:t xml:space="preserve">Number of apparent competition motifs, normalised by</w:t>
-                  </w:r>
-                  <w:r>
-                    <w:t xml:space="preserve"> </w:t>
-                  </w:r>
-                  <m:oMath>
-                    <m:r>
-                      <m:t>L</m:t>
-                    </m:r>
-                    <m:r>
-                      <m:rPr>
-                        <m:sty m:val="p"/>
-                      </m:rPr>
-                      <m:t>/</m:t>
-                    </m:r>
-                    <m:r>
-                      <m:t>S</m:t>
-                    </m:r>
-                  </m:oMath>
-                </w:p>
-              </w:tc>
-              <w:tc>
-                <w:tcPr/>
-                <w:p>
-                  <w:pPr>
-                    <w:pStyle w:val="Compact"/>
-                    <w:jc w:val="center"/>
-                  </w:pPr>
-                  <w:r>
-                    <w:t xml:space="preserve">Milo</w:t>
-                  </w:r>
-                  <w:r>
-                    <w:t xml:space="preserve"> </w:t>
-                  </w:r>
-                  <w:r>
-                    <w:rPr>
-                      <w:i/>
-                      <w:iCs/>
-                    </w:rPr>
-                    <w:t xml:space="preserve">et al.</w:t>
-                  </w:r>
-                  <w:r>
-                    <w:t xml:space="preserve"> </w:t>
-                  </w:r>
-                  <w:r>
-                    <w:t xml:space="preserve">(2002)</w:t>
-                  </w:r>
-                  <w:r>
-                    <w:t xml:space="preserve">;</w:t>
-                  </w:r>
-                  <w:r>
-                    <w:t xml:space="preserve"> </w:t>
-                  </w:r>
-                  <w:r>
-                    <w:t xml:space="preserve">Stouffer</w:t>
-                  </w:r>
-                  <w:r>
-                    <w:t xml:space="preserve"> </w:t>
-                  </w:r>
-                  <w:r>
-                    <w:rPr>
-                      <w:i/>
-                      <w:iCs/>
-                    </w:rPr>
-                    <w:t xml:space="preserve">et al.</w:t>
-                  </w:r>
-                  <w:r>
-                    <w:t xml:space="preserve"> </w:t>
-                  </w:r>
-                  <w:r>
-                    <w:t xml:space="preserve">(2007)</w:t>
-                  </w:r>
-                </w:p>
-              </w:tc>
-            </w:tr>
-            <w:tr>
-              <w:tc>
-                <w:tcPr/>
-                <w:p>
-                  <w:pPr>
-                    <w:pStyle w:val="Compact"/>
-                    <w:jc w:val="center"/>
-                  </w:pPr>
-                  <w:r>
-                    <w:t xml:space="preserve">No. of direct competition motifs (S5)</w:t>
-                  </w:r>
-                </w:p>
-              </w:tc>
-              <w:tc>
-                <w:tcPr/>
-                <w:p>
-                  <w:pPr>
-                    <w:pStyle w:val="Compact"/>
-                    <w:jc w:val="center"/>
-                  </w:pPr>
-                  <w:r>
-                    <w:t xml:space="preserve">Number of direct competition motifs, normalised by</w:t>
-                  </w:r>
-                  <w:r>
-                    <w:t xml:space="preserve"> </w:t>
-                  </w:r>
-                  <m:oMath>
-                    <m:r>
-                      <m:t>L</m:t>
-                    </m:r>
-                    <m:r>
-                      <m:rPr>
-                        <m:sty m:val="p"/>
-                      </m:rPr>
-                      <m:t>/</m:t>
-                    </m:r>
-                    <m:r>
-                      <m:t>S</m:t>
-                    </m:r>
-                  </m:oMath>
-                </w:p>
-              </w:tc>
-              <w:tc>
-                <w:tcPr/>
-                <w:p>
-                  <w:pPr>
-                    <w:pStyle w:val="Compact"/>
-                    <w:jc w:val="center"/>
-                  </w:pPr>
-                  <w:r>
-                    <w:t xml:space="preserve">Milo</w:t>
-                  </w:r>
-                  <w:r>
-                    <w:t xml:space="preserve"> </w:t>
-                  </w:r>
-                  <w:r>
-                    <w:rPr>
-                      <w:i/>
-                      <w:iCs/>
-                    </w:rPr>
-                    <w:t xml:space="preserve">et al.</w:t>
-                  </w:r>
-                  <w:r>
-                    <w:t xml:space="preserve"> </w:t>
-                  </w:r>
-                  <w:r>
-                    <w:t xml:space="preserve">(2002)</w:t>
-                  </w:r>
-                  <w:r>
-                    <w:t xml:space="preserve">;</w:t>
-                  </w:r>
-                  <w:r>
-                    <w:t xml:space="preserve"> </w:t>
-                  </w:r>
-                  <w:r>
-                    <w:t xml:space="preserve">Stouffer</w:t>
-                  </w:r>
-                  <w:r>
-                    <w:t xml:space="preserve"> </w:t>
-                  </w:r>
-                  <w:r>
-                    <w:rPr>
-                      <w:i/>
-                      <w:iCs/>
-                    </w:rPr>
-                    <w:t xml:space="preserve">et al.</w:t>
-                  </w:r>
-                  <w:r>
-                    <w:t xml:space="preserve"> </w:t>
-                  </w:r>
-                  <w:r>
-                    <w:t xml:space="preserve">(2007)</w:t>
-                  </w:r>
-                </w:p>
-              </w:tc>
-            </w:tr>
-            <w:tr>
-              <w:tc>
-                <w:tcPr/>
-                <w:p>
-                  <w:pPr>
-                    <w:pStyle w:val="Compact"/>
-                    <w:jc w:val="center"/>
-                  </w:pPr>
-                  <w:r>
-                    <w:t xml:space="preserve">Generality</w:t>
-                  </w:r>
-                </w:p>
-              </w:tc>
-              <w:tc>
-                <w:tcPr/>
-                <w:p>
-                  <w:pPr>
-                    <w:pStyle w:val="Compact"/>
-                    <w:jc w:val="center"/>
-                  </w:pPr>
-                  <w:r>
-                    <w:t xml:space="preserve">Standard deviation of normalised generality of all species within network, normalised by</w:t>
-                  </w:r>
-                  <w:r>
-                    <w:t xml:space="preserve"> </w:t>
-                  </w:r>
-                  <m:oMath>
-                    <m:r>
-                      <m:t>L</m:t>
-                    </m:r>
-                    <m:r>
-                      <m:rPr>
-                        <m:sty m:val="p"/>
-                      </m:rPr>
-                      <m:t>/</m:t>
-                    </m:r>
-                    <m:r>
-                      <m:t>S</m:t>
-                    </m:r>
-                  </m:oMath>
-                </w:p>
-              </w:tc>
-              <w:tc>
-                <w:tcPr/>
-                <w:p>
-                  <w:pPr>
-                    <w:pStyle w:val="Compact"/>
-                    <w:jc w:val="center"/>
-                  </w:pPr>
-                  <w:r>
-                    <w:t xml:space="preserve">Williams &amp; Martinez (2000)</w:t>
-                  </w:r>
-                </w:p>
-              </w:tc>
-            </w:tr>
-            <w:tr>
-              <w:tc>
-                <w:tcPr/>
-                <w:p>
-                  <w:pPr>
-                    <w:pStyle w:val="Compact"/>
-                    <w:jc w:val="center"/>
-                  </w:pPr>
-                  <w:r>
-                    <w:t xml:space="preserve">Vulnerability</w:t>
-                  </w:r>
-                </w:p>
-              </w:tc>
-              <w:tc>
-                <w:tcPr/>
-                <w:p>
-                  <w:pPr>
-                    <w:pStyle w:val="Compact"/>
-                    <w:jc w:val="center"/>
-                  </w:pPr>
-                  <w:r>
-                    <w:t xml:space="preserve">Standard deviation of normalised vulnerability of all species within network, normalised by</w:t>
-                  </w:r>
-                  <w:r>
-                    <w:t xml:space="preserve"> </w:t>
-                  </w:r>
-                  <m:oMath>
-                    <m:r>
-                      <m:t>L</m:t>
-                    </m:r>
-                    <m:r>
-                      <m:rPr>
-                        <m:sty m:val="p"/>
-                      </m:rPr>
-                      <m:t>/</m:t>
-                    </m:r>
-                    <m:r>
-                      <m:t>S</m:t>
-                    </m:r>
-                  </m:oMath>
-                </w:p>
-              </w:tc>
-              <w:tc>
-                <w:tcPr/>
-                <w:p>
-                  <w:pPr>
-                    <w:pStyle w:val="Compact"/>
-                    <w:jc w:val="center"/>
-                  </w:pPr>
-                  <w:r>
                     <w:t xml:space="preserve">Williams &amp; Martinez (2000)</w:t>
                   </w:r>
                 </w:p>
@@ -2939,7 +2842,7 @@
         </w:r>
       </w:hyperlink>
       <w:r>
-        <w:t xml:space="preserve">) and modified true skill statistics (TSS) calculated separately at the node level (species presence/absence) and link level (presence/absence of interactions between species pairs). Scenarios were ranked within each reconstruction framework based on MAD and TSS performance, and Kendall’s rank correlation coefficient (</w:t>
+        <w:t xml:space="preserve">) and modified true skill statistics (TSS) calculated separately at the node level (species presence/absence) and link level (presence/absence of interactions between species pairs). Scenarios were ranked within each model based on MAD and TSS performance, and Kendall’s rank correlation coefficient (</w:t>
       </w:r>
       <m:oMath>
         <m:r>
@@ -2947,7 +2850,7 @@
         </m:r>
       </m:oMath>
       <w:r>
-        <w:t xml:space="preserve">) was used to quantify agreement in scenario ordering across reconstruction approaches. Detailed implementation of extinction sequences and secondary extinction rules is provided in Supplementary Material S1.</w:t>
+        <w:t xml:space="preserve">) was used to quantify agreement in scenario ordering across models. Detailed implementation of extinction sequences and secondary extinction rules is provided in Supplementary Material S1.</w:t>
       </w:r>
     </w:p>
     <w:bookmarkEnd w:id="17"/>
@@ -3018,7 +2921,7 @@
         <w:pStyle w:val="FirstParagraph"/>
       </w:pPr>
       <w:r>
-        <w:t xml:space="preserve">We found that different reconstruction approaches, even those that appeared structurally similar, yielded fundamentally different ecological inferences. Across six reconstruction approaches, inferred food web structure, species interactions, and extinction dynamics differed consistently. Multivariate analyses showed pronounced separation among reconstruction approaches in network metric space (</w:t>
+        <w:t xml:space="preserve">We found that different models (even those that appeared structurally similar) yielded fundamentally different ecological inferences. Across the six models the inferred food web structure, species interactions, and extinction dynamics differed. Multivariate analyses showed pronounced separation among models in network structure space (</w:t>
       </w:r>
       <w:hyperlink w:anchor="fig-structure">
         <w:r>
@@ -3029,7 +2932,7 @@
         </w:r>
       </w:hyperlink>
       <w:r>
-        <w:t xml:space="preserve">), with reconstruction approach explaining most of the variance in structural properties (</w:t>
+        <w:t xml:space="preserve">), with model explaining most of the variance in structural properties (</w:t>
       </w:r>
       <w:hyperlink w:anchor="fig-anova">
         <w:r>
@@ -3040,7 +2943,7 @@
         </w:r>
       </w:hyperlink>
       <w:r>
-        <w:t xml:space="preserve">). Notably, approaches that were statistically similar in multivariate structural space often diverged in inferred interactions (</w:t>
+        <w:t xml:space="preserve">). Notably, we had a consistenly high rate of species turnover between models (</w:t>
       </w:r>
       <w:hyperlink w:anchor="fig-beta_div">
         <w:r>
@@ -3051,7 +2954,7 @@
         </w:r>
       </w:hyperlink>
       <w:r>
-        <w:t xml:space="preserve">) or extinction dynamics (</w:t>
+        <w:t xml:space="preserve">) and differnces in inferences around extinction dynamics (</w:t>
       </w:r>
       <w:hyperlink w:anchor="fig-mad">
         <w:r>
@@ -3062,7 +2965,7 @@
         </w:r>
       </w:hyperlink>
       <w:r>
-        <w:t xml:space="preserve">), demonstrating that structural similarity does not guarantee concordance in species-level diets or inferred behaviour of the system.</w:t>
+        <w:t xml:space="preserve">), demonstrating that structural similarity does not guarantee similarity in species-level diets or inferred behaviour of the system.</w:t>
       </w:r>
     </w:p>
     <w:p>
@@ -3070,7 +2973,7 @@
         <w:pStyle w:val="BodyText"/>
       </w:pPr>
       <w:r>
-        <w:t xml:space="preserve">Reconstruction approach substantially influenced inferred extinction dynamics. Temporal trajectories of network collapse, interaction loss, and motif reorganisation differed among approaches (</w:t>
+        <w:t xml:space="preserve">Model substantially influenced inferred extinction dynamics. Temporal trajectories of network collapse, interaction loss, and motif reorganisation differed among approaches (</w:t>
       </w:r>
       <w:hyperlink w:anchor="fig-anova">
         <w:r>
@@ -3081,7 +2984,7 @@
         </w:r>
       </w:hyperlink>
       <w:r>
-        <w:t xml:space="preserve">). Although node-level extinction rankings were often broadly consistent, link-level outcomes and extinction inferences were highly sensitive to reconstruction assumptions (</w:t>
+        <w:t xml:space="preserve">). Although node-level extinction rankings were often broadly consistent, link-level outcomes and extinction inferences were highly sensitive to model assumptions (</w:t>
       </w:r>
       <w:hyperlink w:anchor="fig-mad">
         <w:r>
@@ -3092,16 +2995,16 @@
         </w:r>
       </w:hyperlink>
       <w:r>
-        <w:t xml:space="preserve">). Together, these results show that ecological inferences drawn from networks depend critically on the reconstruction framework used.</w:t>
-      </w:r>
-    </w:p>
-    <w:bookmarkStart w:id="35" w:name="X5e70f77c580e253afe5551399e39479dc30af68"/>
+        <w:t xml:space="preserve">). Together, these results show that ecological inferences drawn from networks are dependant on the model used.</w:t>
+      </w:r>
+    </w:p>
+    <w:bookmarkStart w:id="35" w:name="network-structure-differs-among-models"/>
     <w:p>
       <w:pPr>
         <w:pStyle w:val="Heading2"/>
       </w:pPr>
       <w:r>
-        <w:t xml:space="preserve">3.1 Network structure differs among reconstruction approaches</w:t>
+        <w:t xml:space="preserve">3.1 Network structure differs among models</w:t>
       </w:r>
     </w:p>
     <w:p>
@@ -3109,7 +3012,7 @@
         <w:pStyle w:val="FirstParagraph"/>
       </w:pPr>
       <w:r>
-        <w:t xml:space="preserve">Across six reconstruction approaches, network structure (network properties listed in</w:t>
+        <w:t xml:space="preserve">Across modelling approache, network structure (network properties listed in</w:t>
       </w:r>
       <w:r>
         <w:t xml:space="preserve"> </w:t>
@@ -3123,7 +3026,7 @@
         </w:r>
       </w:hyperlink>
       <w:r>
-        <w:t xml:space="preserve">) differed significantly (MANOVA, Pillai’s trace = 3.84, approximate</w:t>
+        <w:t xml:space="preserve">) differed significantly (MANOVA, Pillai’s trace = 2.79, approximate</w:t>
       </w:r>
       <w:r>
         <w:t xml:space="preserve"> </w:t>
@@ -3137,7 +3040,7 @@
           </m:e>
           <m:sub>
             <m:r>
-              <m:t>40</m:t>
+              <m:t>30</m:t>
             </m:r>
             <m:r>
               <m:rPr>
@@ -3146,7 +3049,7 @@
               <m:t>,</m:t>
             </m:r>
             <m:r>
-              <m:t>11955</m:t>
+              <m:t>11880</m:t>
             </m:r>
           </m:sub>
         </m:sSub>
@@ -3155,7 +3058,27 @@
         <w:t xml:space="preserve"> </w:t>
       </w:r>
       <w:r>
-        <w:t xml:space="preserve">= 987.35, p &lt; 0.001), indicating that the reconstruction approach systematically alters inferred food web topology. Linear discriminant (LD) analysis identified two dominant axes of variation, explaining 86% of the differences between reconstruction approach. LD1 axis correlated with vulnerability, direct competition motifs, and connectance. LD2 axis correlated with maximum trophic level and apparent competition motifs, reflecting vertical trophic structure (</w:t>
+        <w:t xml:space="preserve">= 502.1,</w:t>
+      </w:r>
+      <w:r>
+        <w:t xml:space="preserve"> </w:t>
+      </w:r>
+      <m:oMath>
+        <m:r>
+          <m:t>p</m:t>
+        </m:r>
+        <m:r>
+          <m:rPr>
+            <m:sty m:val="p"/>
+          </m:rPr>
+          <m:t>&lt;</m:t>
+        </m:r>
+      </m:oMath>
+      <w:r>
+        <w:t xml:space="preserve"> </w:t>
+      </w:r>
+      <w:r>
+        <w:t xml:space="preserve">0.001), indicating that the model choice systematically alters inferred food web topology. Linear discriminant analysis (LDA) identified two dominant axes of variation, explaining 95.2% of the differences between models. LDA axis one correlated with trophic index, vulnerability, and generality. LDA axis two correlated with competition index, generality, and connectance (</w:t>
       </w:r>
       <w:hyperlink w:anchor="fig-structure">
         <w:r>
@@ -3166,7 +3089,7 @@
         </w:r>
       </w:hyperlink>
       <w:r>
-        <w:t xml:space="preserve">; Table S1, Figure S1). The higher-order variates explained less than 9% of the remaining variance.</w:t>
+        <w:t xml:space="preserve">; Table S1, Figure S1). Broadly indicating that structural differences are driven by the way in which the models assign links to species as opposed to macro-level network properties such as maximum trophic level.</w:t>
       </w:r>
     </w:p>
     <w:tbl>
@@ -3241,7 +3164,7 @@
               <w:pStyle w:val="ImageCaption"/>
             </w:pPr>
             <w:r>
-              <w:t xml:space="preserve">Figure 1: Linear discriminant analysis (LDA) of ecological network metrics for six reconstruction approach types. Each point represents a replicate (n = 400 per approach), and ellipses indicate 95% confidence regions for each reconstruction approach.</w:t>
+              <w:t xml:space="preserve">Figure 1: Linear discriminant analysis (LDA) of ecological network metrics for the six model types. Each point represents a replicate (n = 400 per approach), and ellipses indicate 95% confidence regions for each model.</w:t>
             </w:r>
           </w:p>
           <w:bookmarkEnd w:id="23"/>
@@ -3262,7 +3185,7 @@
         <w:pStyle w:val="FirstParagraph"/>
       </w:pPr>
       <w:r>
-        <w:t xml:space="preserve">Permutational multivariate analysis of variance (PERMANOVA) revealed that reconstruction framework accounted for most of the variation in multivariate network structure (</w:t>
+        <w:t xml:space="preserve">Permutational multivariate analysis of variance (PERMANOVA) revealed that modelling framework accounted for most of the variation in multivariate network structure (</w:t>
       </w:r>
       <m:oMath>
         <m:sSup>
@@ -3282,7 +3205,7 @@
         <w:t xml:space="preserve"> </w:t>
       </w:r>
       <w:r>
-        <w:t xml:space="preserve">= 0.795,</w:t>
+        <w:t xml:space="preserve">= 0.597,</w:t>
       </w:r>
       <w:r>
         <w:t xml:space="preserve"> </w:t>
@@ -3296,7 +3219,7 @@
         <w:t xml:space="preserve"> </w:t>
       </w:r>
       <w:r>
-        <w:t xml:space="preserve">&lt; 0.001), whereas temporal turnover across extinction phases explained a comparatively small proportion of variance (</w:t>
+        <w:t xml:space="preserve">&lt; 0.001), whereas temporal turnover across extinction phases explained a near negligable proportion of variance (</w:t>
       </w:r>
       <m:oMath>
         <m:sSup>
@@ -3316,7 +3239,7 @@
         <w:t xml:space="preserve"> </w:t>
       </w:r>
       <w:r>
-        <w:t xml:space="preserve">= 0.064,</w:t>
+        <w:t xml:space="preserve">= 0.001,</w:t>
       </w:r>
       <w:r>
         <w:t xml:space="preserve"> </w:t>
@@ -3330,7 +3253,7 @@
         <w:t xml:space="preserve"> </w:t>
       </w:r>
       <w:r>
-        <w:t xml:space="preserve">&lt; 0.001). The reconstruction approach</w:t>
+        <w:t xml:space="preserve">&lt; 0.001), alongside the model</w:t>
       </w:r>
       <w:r>
         <w:t xml:space="preserve"> </w:t>
@@ -3347,7 +3270,7 @@
         <w:t xml:space="preserve"> </w:t>
       </w:r>
       <w:r>
-        <w:t xml:space="preserve">time interaction contributed a further 7.1% of variance (</w:t>
+        <w:t xml:space="preserve">time interaction (</w:t>
       </w:r>
       <m:oMath>
         <m:sSup>
@@ -3367,7 +3290,7 @@
         <w:t xml:space="preserve"> </w:t>
       </w:r>
       <w:r>
-        <w:t xml:space="preserve">= 0.071,</w:t>
+        <w:t xml:space="preserve">= 0.03,</w:t>
       </w:r>
       <w:r>
         <w:t xml:space="preserve"> </w:t>
@@ -3381,7 +3304,7 @@
         <w:t xml:space="preserve"> </w:t>
       </w:r>
       <w:r>
-        <w:t xml:space="preserve">&lt; 0.001), indicating limited but significant time-dependent divergence among reconstruction frameworks. Thus, differences among reconstruction approaches were more than an order of magnitude greater than structural differences associated with ecological turnover through the extinction sequence, even though the Pliensbachian–Toarcian dataset was characterised with a significant community turnover.</w:t>
+        <w:t xml:space="preserve">&lt; 0.001), indicating limited but significant time-dependent divergence among models. Thus, differences among models were more than an order of magnitude greater than differences that could be associated with ecological turnover through the extinction-recovery period, even though the Pliensbachian–Toarcian dataset was characterised with a significant community turnover.</w:t>
       </w:r>
     </w:p>
     <w:p>
@@ -3389,7 +3312,7 @@
         <w:pStyle w:val="BodyText"/>
       </w:pPr>
       <w:r>
-        <w:t xml:space="preserve">To determine whether the dominance of the reconstruction framework reflected absolute mean shifts among time bins, we repeated the analysis after centring network metrics within each extinction phase. This procedure removes between-phase differences while retaining within-phase structural variation. Even after temporal bin-standardised centring, the reconstruction framework explained 84.8% of multivariate variance (</w:t>
+        <w:t xml:space="preserve">To determine whether the dominance of the model reflected absolute mean shifts among time bins, we repeated the analysis after centring network metrics within each extinction phase. This procedure removes between-phase differences while retaining within-phase structural variation. Even after temporal bin-standardised centring, the model explained the majarity of the observed multivariate variance (</w:t>
       </w:r>
       <m:oMath>
         <m:sSup>
@@ -3409,7 +3332,7 @@
         <w:t xml:space="preserve"> </w:t>
       </w:r>
       <w:r>
-        <w:t xml:space="preserve">= 0.848,</w:t>
+        <w:t xml:space="preserve">= 0.704,</w:t>
       </w:r>
       <w:r>
         <w:t xml:space="preserve"> </w:t>
@@ -3423,7 +3346,7 @@
         <w:t xml:space="preserve"> </w:t>
       </w:r>
       <w:r>
-        <w:t xml:space="preserve">&lt; 0.001). These results demonstrate that the influence of reconstruction approach is not driven by temporal mean differences but reflects intrinsic divergence among reconstruction frameworks in how ecological interactions are organised.</w:t>
+        <w:t xml:space="preserve">&lt; 0.001). These results demonstrate that the influence of modelling approach is not driven by temporal mean differences but reflects intrinsic divergence among models in how ecological interactions are organised.</w:t>
       </w:r>
     </w:p>
     <w:bookmarkEnd w:id="24"/>
@@ -3441,7 +3364,7 @@
         <w:pStyle w:val="FirstParagraph"/>
       </w:pPr>
       <w:r>
-        <w:t xml:space="preserve">To identify which specific structural properties drive the multivariate separation observed above, we partitioned variance at the level of individual network metrics. Results show that reconstruction choice had a significantly stronger influence on network topology than the ecological signal of species loss. In panel A of</w:t>
+        <w:t xml:space="preserve">To identify which specific structural properties drive the multivariate separation observed above, we partitioned variance at the level of individual network metrics. Results show that model had a significantly stronger influence on network structure than the ecological signal of species loss. In panel A of</w:t>
       </w:r>
       <w:r>
         <w:t xml:space="preserve"> </w:t>
@@ -3458,7 +3381,7 @@
         <w:t xml:space="preserve"> </w:t>
       </w:r>
       <w:r>
-        <w:t xml:space="preserve">for certain network metrics reconstruction approaches predict different responses across time (</w:t>
+        <w:t xml:space="preserve">for certain network metrics models predict different responses across time (</w:t>
       </w:r>
       <w:r>
         <w:rPr>
@@ -3471,7 +3394,7 @@
         <w:t xml:space="preserve"> </w:t>
       </w:r>
       <w:r>
-        <w:t xml:space="preserve">connectance), as well as differing magnitudes of change (</w:t>
+        <w:t xml:space="preserve">Trophic Index), as well as differing magnitudes of change (</w:t>
       </w:r>
       <w:r>
         <w:rPr>
@@ -3484,7 +3407,7 @@
         <w:t xml:space="preserve"> </w:t>
       </w:r>
       <w:r>
-        <w:t xml:space="preserve">the number of apparent competition motifs. A two-way factorial ANOVA across all eight network metrics confirmed that the reconstruction approach was the dominant driver of variance, with partial eta-squared values (</w:t>
+        <w:t xml:space="preserve">connectance). A two-way factorial ANOVA across all eight network metrics confirmed that model was the dominant driver of variance, with partial eta-squared values (</w:t>
       </w:r>
       <m:oMath>
         <m:sSubSup>
@@ -3506,7 +3429,7 @@
         </m:sSubSup>
       </m:oMath>
       <w:r>
-        <w:t xml:space="preserve">) consistently exceeding 0.82 and reaching 0.97 for motifs (</w:t>
+        <w:t xml:space="preserve">) exceeding 0.7 (</w:t>
       </w:r>
       <w:hyperlink w:anchor="fig-anova">
         <w:r>
@@ -3517,7 +3440,58 @@
         </w:r>
       </w:hyperlink>
       <w:r>
-        <w:t xml:space="preserve">, panel B; Table S3). While the extinction event (time bin) significantly altered network structure (p&lt;0.001), its relative importance remained secondary, typically explaining a smaller fraction of the total topological variation. This is clear in panel B of</w:t>
+        <w:t xml:space="preserve">, panel B; Table S3), with the exception of maximum trophic level for which</w:t>
+      </w:r>
+      <w:r>
+        <w:t xml:space="preserve"> </w:t>
+      </w:r>
+      <m:oMath>
+        <m:sSubSup>
+          <m:e>
+            <m:r>
+              <m:t>η</m:t>
+            </m:r>
+          </m:e>
+          <m:sub>
+            <m:r>
+              <m:t>p</m:t>
+            </m:r>
+          </m:sub>
+          <m:sup>
+            <m:r>
+              <m:t>2</m:t>
+            </m:r>
+          </m:sup>
+        </m:sSubSup>
+        <m:r>
+          <m:rPr>
+            <m:sty m:val="p"/>
+          </m:rPr>
+          <m:t>=</m:t>
+        </m:r>
+        <m:r>
+          <m:t>0.1</m:t>
+        </m:r>
+      </m:oMath>
+      <w:r>
+        <w:t xml:space="preserve">. While time (pre to post extinction recovery) significantly altered network structure (</w:t>
+      </w:r>
+      <m:oMath>
+        <m:r>
+          <m:t>p</m:t>
+        </m:r>
+        <m:r>
+          <m:rPr>
+            <m:sty m:val="p"/>
+          </m:rPr>
+          <m:t>&lt;</m:t>
+        </m:r>
+        <m:r>
+          <m:t>0</m:t>
+        </m:r>
+      </m:oMath>
+      <w:r>
+        <w:t xml:space="preserve">.001), its relative importance remained secondary, typically explaining a smaller fraction of the strucutral variation. This is clear in panel B of</w:t>
       </w:r>
       <w:r>
         <w:t xml:space="preserve"> </w:t>
@@ -3534,7 +3508,7 @@
         <w:t xml:space="preserve"> </w:t>
       </w:r>
       <w:r>
-        <w:t xml:space="preserve">where all metrics are within the bottom-right (reconstruction approach-dominated) triangle (below the dashed line), emphasising that framework assumptions outweigh the ecological signal of species loss. Furthermore, the high inter-reconstruction approach Coefficient of Variation (CV) observed for some metrics (Table S4, Figure S4) highlights a sensitivity. The properties that are influenced by time are also those upon which the reconstruction approaches disagree most profoundly. Demonstrating that our understanding of structural food web collapse in the fossil record is highly contingent on the chosen reconstruction framework, particularly when examining complex trophic pathways beyond simple macro-scale properties like connectance.</w:t>
+        <w:t xml:space="preserve">where all metrics are within the bottom-right (model-dominated) triangle (below the dashed line), emphasising that model assumptions outweigh the ecological signal of extinction-driven changes. Furthermore, the high inter-model Coefficient of Variation (CV) observed for some metrics (Table S4, Figure S4) highlights a sensitivity. The properties that are influenced (albeit modestly) by time are also those upon which models disagree most profoundly (larger point size). This demonstrates that our understanding of structural food web collapse in the fossil record is highly contingent on the chosen model, particularly when examining complex trophic pathways beyond simple macro-scale properties like connectance.</w:t>
       </w:r>
     </w:p>
     <w:tbl>
@@ -3609,7 +3583,7 @@
               <w:pStyle w:val="ImageCaption"/>
             </w:pPr>
             <w:r>
-              <w:t xml:space="preserve">Figure 2: Temporal changes in food-web structure and the relative influence of reconstruction approach and ecological turnover on network properties. (</w:t>
+              <w:t xml:space="preserve">Figure 2: Temporal changes in food web structure and the relative influence of model and ecological turnover on network properties. (</w:t>
             </w:r>
             <w:r>
               <w:rPr>
@@ -3637,7 +3611,7 @@
               <w:t xml:space="preserve">B</w:t>
             </w:r>
             <w:r>
-              <w:t xml:space="preserve">) Relative influence of reconstruction approach (x-axis) and time (y-axis) on individual network metrics. The dashed 1:1 line indicates equal explanatory power. Metrics below the line are more strongly influenced by reconstruction approach than by temporal turnover. Bubble size represents the reconstruction approach × time interaction, and colour indicates disagreement among reconstruction approaches (mean CV%), with darker colours indicating greater divergence in metric estimates.</w:t>
+              <w:t xml:space="preserve">) Relative influence of model (x-axis) and time (y-axis) on individual network metrics. The dashed 1:1 line indicates equal explanatory power. Metrics below the line are more strongly influenced by model than by temporal turnover. Bubble size represents the model × time interaction, and colour indicates disagreement among models (mean CV%), with darker colours indicating greater divergence in metric estimates.</w:t>
             </w:r>
           </w:p>
           <w:bookmarkEnd w:id="28"/>
@@ -3645,13 +3619,13 @@
       </w:tr>
     </w:tbl>
     <w:bookmarkEnd w:id="29"/>
-    <w:bookmarkStart w:id="34" w:name="X9fcddbbac710043f61693d23beb4156e4b28d77"/>
+    <w:bookmarkStart w:id="34" w:name="Xca278d7ce6c574c14aff7ca9b02b1cbc12fc1e8"/>
     <w:p>
       <w:pPr>
         <w:pStyle w:val="Heading3"/>
       </w:pPr>
       <w:r>
-        <w:t xml:space="preserve">3.1.3 Inferred pairwise interactions vary widely among reconstruction approaches</w:t>
+        <w:t xml:space="preserve">3.1.3 Inferred pairwise interactions vary widely among models</w:t>
       </w:r>
     </w:p>
     <w:p>
@@ -3659,7 +3633,34 @@
         <w:pStyle w:val="FirstParagraph"/>
       </w:pPr>
       <w:r>
-        <w:t xml:space="preserve">Despite some network reconstruction approaches showing similar network metrics, specific pairwise interactions often differed. Pairwise</w:t>
+        <w:t xml:space="preserve">Despite some models approaches showing similar network metrics (</w:t>
+      </w:r>
+      <w:r>
+        <w:rPr>
+          <w:i/>
+          <w:iCs/>
+        </w:rPr>
+        <w:t xml:space="preserve">e.g.,</w:t>
+      </w:r>
+      <w:r>
+        <w:t xml:space="preserve"> </w:t>
+      </w:r>
+      <w:r>
+        <w:t xml:space="preserve">ATN and ADBM,</w:t>
+      </w:r>
+      <w:r>
+        <w:t xml:space="preserve"> </w:t>
+      </w:r>
+      <w:hyperlink w:anchor="fig-structure">
+        <w:r>
+          <w:rPr>
+            <w:rStyle w:val="Hyperlink"/>
+          </w:rPr>
+          <w:t xml:space="preserve">Figure 1</w:t>
+        </w:r>
+      </w:hyperlink>
+      <w:r>
+        <w:t xml:space="preserve">), specific pairwise interactions often differed. Pairwise</w:t>
       </w:r>
       <w:r>
         <w:t xml:space="preserve"> </w:t>
@@ -3685,7 +3686,7 @@
         <w:t xml:space="preserve"> </w:t>
       </w:r>
       <w:r>
-        <w:t xml:space="preserve">revealed that certain reconstruction approach pairs shared very few links (</w:t>
+        <w:t xml:space="preserve">revealed that certain model pairs shared very few links (</w:t>
       </w:r>
       <w:hyperlink w:anchor="fig-beta_div">
         <w:r>
@@ -3696,7 +3697,23 @@
         </w:r>
       </w:hyperlink>
       <w:r>
-        <w:t xml:space="preserve">). Size-based models (ADBM, ATN) were broadly similar due to shared sole reliance on body-size constraints, whereas the Body-size ratio model exhibited consistently higher differences to other reconstruction approaches. PFWIM showed intermediate overlap with body mass-based models. These results demonstrate that agreement in overall network structure does not guarantee agreement in species-level interactions.</w:t>
+        <w:t xml:space="preserve">). Perhaps most striking is that the two size-based models (ADBM, ATN) that were broadly similar in structure still showcase a high degree of interaction turnover, demonstrating that agreement in overall network structure does not guarantee agreement in species-level interactions. As the PFWIM is a metaweb model on would expect that is should have the greatest dissimilarity with the other body-size constrained models - indeed we see a high degree of turnover, hoever this is not notably higher than turnover between the body size models. Overall we see that at the pairwise level we see that each model tends to have a distinct set of pairwise interaction from the other. Not the the the moderate degree of interation turuover for within models from the PFIM can be ascribed to the the downsampling of links, wheres for the body-size ration this turnover can be ascribed to the fact that interactions are assigned a probability and thus we would expect</w:t>
+      </w:r>
+      <w:r>
+        <w:t xml:space="preserve"> </w:t>
+      </w:r>
+      <w:r>
+        <w:rPr>
+          <w:i/>
+          <w:iCs/>
+        </w:rPr>
+        <w:t xml:space="preserve">some</w:t>
+      </w:r>
+      <w:r>
+        <w:t xml:space="preserve"> </w:t>
+      </w:r>
+      <w:r>
+        <w:t xml:space="preserve">random noise.</w:t>
       </w:r>
     </w:p>
     <w:tbl>
@@ -3791,7 +3808,7 @@
               </m:sSub>
             </m:oMath>
             <w:r>
-              <w:t xml:space="preserve">) among four food-web reconstruction approaches that infer species-specific trophic interactions (ADBM, ATN, Body-size Ratio, and PFWIM). Each cell represents the mean turnover value between a pair of reconstruction approaches, with darker colours indicating greater dissimilarity in inferred interactions. High turnover values indicate strong disagreement in predicted trophic links, whereas lower values indicate greater similarity.</w:t>
+              <w:t xml:space="preserve">) among four food web models that infer species-specific trophic interactions (ADBM, ATN, Body-size Ratio, and PFWIM). Each cell represents the mean turnover value between a pair of models, with darker colours indicating greater dissimilarity in inferred interactions. High turnover values indicate strong disagreement in predicted trophic links, whereas lower values indicate greater similarity.</w:t>
             </w:r>
           </w:p>
           <w:bookmarkEnd w:id="33"/>
@@ -3800,13 +3817,13 @@
     </w:tbl>
     <w:bookmarkEnd w:id="34"/>
     <w:bookmarkEnd w:id="35"/>
-    <w:bookmarkStart w:id="40" w:name="X6f2735200bed949fd988e0a43cf05969744067d"/>
+    <w:bookmarkStart w:id="40" w:name="X89fa4ae4a79b9f155d568a7de94120882524285"/>
     <w:p>
       <w:pPr>
         <w:pStyle w:val="Heading2"/>
       </w:pPr>
       <w:r>
-        <w:t xml:space="preserve">3.2 Reconstruction approach choice influences inferred extinction dynamics</w:t>
+        <w:t xml:space="preserve">3.2 Model choice influences inferred extinction dynamics</w:t>
       </w:r>
     </w:p>
     <w:p>
@@ -3814,7 +3831,7 @@
         <w:pStyle w:val="FirstParagraph"/>
       </w:pPr>
       <w:r>
-        <w:t xml:space="preserve">To evaluate how reconstruction approach choice affects inferred extinction dynamics, we compared simulated post-extinction networks to observed networks using mean absolute differences (MAD) for network-level metrics and true skills statistics (TSS) for node- and link-level outcomes (</w:t>
+        <w:t xml:space="preserve">To evaluate how model choice affects inferred extinction dynamics, we compared simulated post-extinction networks to observed networks using mean absolute differences (MAD) for network-level metrics and true skills statistics (TSS) for node- and link-level outcomes (</w:t>
       </w:r>
       <w:hyperlink w:anchor="fig-mad">
         <w:r>
@@ -3825,7 +3842,7 @@
         </w:r>
       </w:hyperlink>
       <w:r>
-        <w:t xml:space="preserve">). Across reconstruction approaches, MAD-based rankings were generally positively correlated (Kendall’s</w:t>
+        <w:t xml:space="preserve">). Across models, MAD-based rankings were generally positively correlated (Kendall’s</w:t>
       </w:r>
       <w:r>
         <w:t xml:space="preserve"> </w:t>
@@ -3839,7 +3856,7 @@
         <w:t xml:space="preserve"> </w:t>
       </w:r>
       <w:r>
-        <w:t xml:space="preserve">≈ 0.13 across structural metrics), indicating weak but generally positive agreement on the relative importance of extinction drivers despite substantial differences in reconstructed network structure. However, agreement within the allometric models (ADMB, ATN) differed from patterns observed for reconstructed network structure.</w:t>
+        <w:t xml:space="preserve">≈ 0.122 across the structural metrics), indicating weak but generally positive agreement on the relative importance of extinction mechanisms despite the substantial differences observed between modelled network structure. The exception to this is maximum trophic level where we see more disagreement between the model rankings of extinction mechanisms.</w:t>
       </w:r>
     </w:p>
     <w:p>
@@ -3847,7 +3864,7 @@
         <w:pStyle w:val="BodyText"/>
       </w:pPr>
       <w:r>
-        <w:t xml:space="preserve">Node-level TSS rankings were similarly consistent across network reconstruction approaches (Kendall’s</w:t>
+        <w:t xml:space="preserve">Node-level TSS rankings were similarly consistent across models (Kendall’s</w:t>
       </w:r>
       <w:r>
         <w:t xml:space="preserve"> </w:t>
@@ -3861,7 +3878,7 @@
         <w:t xml:space="preserve"> </w:t>
       </w:r>
       <w:r>
-        <w:t xml:space="preserve">= 0.26 - 0.90), reflecting broadly comparable node-level removal sequences. In contrast, link-level outcomes were far more variable (Kendall’s</w:t>
+        <w:t xml:space="preserve">≈ 0.528), reflecting broadly comparable node-level removal sequences. In contrast, link-level outcomes were far more variable (Kendall’s</w:t>
       </w:r>
       <w:r>
         <w:t xml:space="preserve"> </w:t>
@@ -3875,7 +3892,7 @@
         <w:t xml:space="preserve"> </w:t>
       </w:r>
       <w:r>
-        <w:t xml:space="preserve">= −0.48 - 0.29), highlighting that inferences about which interactions are lost or retained during collapse and recovery are highly reconstruction approach contingent. Together, these results suggest that while alternative reconstruction approaches converge on similar species-level extinction patterns, the inferred pathways of interaction loss and cascading dynamics depend strongly on reconstruction approaches.</w:t>
+        <w:t xml:space="preserve">≈ 0.143), highlighting that inferences about which interactions are lost or retained during collapse and recovery are highly model contingent. However we see that models tend to converge on similar species-level extinction patterns, whereas from link-level extinction processes the inferred pathways of interaction loss and cascading dynamics depend strongly on the model.</w:t>
       </w:r>
     </w:p>
     <w:tbl>
@@ -3958,7 +3975,7 @@
               </m:r>
             </m:oMath>
             <w:r>
-              <w:t xml:space="preserve">) between reconstruction approaches for each network metric. Each panel corresponds to a different metric and displays the degree of agreement in extinction-scenario rankings across reconstruction approaches based on mean absolute differences (MAD) between observed and predicted network values as well as differences in species links (TSS). Positive</w:t>
+              <w:t xml:space="preserve">) between models for each network metric. Each panel corresponds to a different metric and displays the degree of agreement in extinction-scenario rankings across models based on mean absolute differences (MAD) between observed and predicted network values as well as differences in species links (TSS). Positive</w:t>
             </w:r>
             <w:r>
               <w:t xml:space="preserve"> </w:t>
@@ -3972,7 +3989,7 @@
               <w:t xml:space="preserve"> </w:t>
             </w:r>
             <w:r>
-              <w:t xml:space="preserve">values (purple) indicate concordant rankings between reconstruction approaches, whereas negative</w:t>
+              <w:t xml:space="preserve">values (purple) indicate concordant rankings between models, whereas negative</w:t>
             </w:r>
             <w:r>
               <w:t xml:space="preserve"> </w:t>
@@ -3995,7 +4012,7 @@
     </w:tbl>
     <w:bookmarkEnd w:id="40"/>
     <w:bookmarkEnd w:id="41"/>
-    <w:bookmarkStart w:id="46" w:name="discussion"/>
+    <w:bookmarkStart w:id="45" w:name="discussion"/>
     <w:p>
       <w:pPr>
         <w:pStyle w:val="Heading1"/>
@@ -4004,13 +4021,13 @@
         <w:t xml:space="preserve">4. Discussion</w:t>
       </w:r>
     </w:p>
-    <w:bookmarkStart w:id="42" w:name="Xdbfc2e89d46b2708c4f32312ccf63b247b641cc"/>
+    <w:bookmarkStart w:id="42" w:name="X93fb530d5a49b69ceb58565e3e544362a3283d5"/>
     <w:p>
       <w:pPr>
         <w:pStyle w:val="Heading2"/>
       </w:pPr>
       <w:r>
-        <w:t xml:space="preserve">4.1 Network reconstruction is not neutral: structural priors shape ecological theory</w:t>
+        <w:t xml:space="preserve">4.1 Network reconstruction is not neutral: assumptions shape ecological theory</w:t>
       </w:r>
     </w:p>
     <w:p>
@@ -4018,7 +4035,7 @@
         <w:pStyle w:val="FirstParagraph"/>
       </w:pPr>
       <w:r>
-        <w:t xml:space="preserve">Food web ecology has long treated network reconstruction as a methodologically neutral step preceding ecological analysis, with limited attention to how methodological choices might influence outcomes. Once assembled, network properties are generally interpreted as reflections of underlying ecological organisation. This workflow assumes that reconstructed networks provide structurally comparable representations of ecological communities. Consequently, differences in connectance, trophic structure, motif composition, or robustness are typically interpreted as biological variation rather than consequences of reconstruction approach.</w:t>
+        <w:t xml:space="preserve">Food web reconstruction is often treated as a methodologically neutral step, with network properties subsequently interpreted as reflections of underlying ecological organisation. This assumes that reconstructed webs provide structurally comparable representations of ecological communities, such that differences in connectance, trophic structure, motif composition, or robustness reflect biological variation rather than modelling assumptions.</w:t>
       </w:r>
     </w:p>
     <w:p>
@@ -4026,7 +4043,29 @@
         <w:pStyle w:val="BodyText"/>
       </w:pPr>
       <w:r>
-        <w:t xml:space="preserve">Assuming that reconstructed food webs are independent of model choice is particularly critical to evaluate within the context of deep time palaeoecological data. Because interactions in fossil ecosystems are never observed directly, and direct inferences (such as gut contents) are limited, hence they must explicitly be formed through some form of reconstruction approach. This necessity makes the assumptions underlying reconstruction explicit, but also means that ecological narratives are especially sensitive to the chosen reconstruction framework. In these settings the risk is not just incomplete data, but the potential for methodological artefacts to be misinterpreted as genuine macroevolutionary or palaeoecological signals. Consequently, deep time studies offer a unique and stringent testing ground for determining whether community-level responses (such as stability or collapse during mass extinctions) are robust features of the ecosystem or merely byproducts of how we choose to construct the links between species.</w:t>
+        <w:t xml:space="preserve">This assumption is particularly important in deep-time palaeoecology, where interactions are rarely observed directly and must be inferred through modelling. Although this makes making assumptions unavoidable, it also renders ecological interpretations sensitive to model choice, creating a risk that methodological artefacts are misinterpreted as genuine macroevolutionary or palaeoecological signals. The same concern applies to contemporary food webs, particularly as the field increasingly adopts prediction-forward approaches to network construction</w:t>
+      </w:r>
+      <w:r>
+        <w:t xml:space="preserve"> </w:t>
+      </w:r>
+      <w:r>
+        <w:t xml:space="preserve">(Strydom</w:t>
+      </w:r>
+      <w:r>
+        <w:t xml:space="preserve"> </w:t>
+      </w:r>
+      <w:r>
+        <w:rPr>
+          <w:i/>
+          <w:iCs/>
+        </w:rPr>
+        <w:t xml:space="preserve">et al.</w:t>
+      </w:r>
+      <w:r>
+        <w:t xml:space="preserve">, 2021b)</w:t>
+      </w:r>
+      <w:r>
+        <w:t xml:space="preserve">.</w:t>
       </w:r>
     </w:p>
     <w:p>
@@ -4034,7 +4073,7 @@
         <w:pStyle w:val="BodyText"/>
       </w:pPr>
       <w:r>
-        <w:t xml:space="preserve">Reconstruction framework explained far more variation in food-web topology than temporal turnover across extinction and recovery phases. Across an identical regional taxon pool, alternative reconstruction approaches generated distinct structural signatures that occupied non-overlapping regions of multivariate space (</w:t>
+        <w:t xml:space="preserve">Our results demonstrate that model choice explains substantially more variation in food web topology than temporal turnover across extinction and recovery phases. Despite sharing an identical regional taxon pool, alternative models generated distinct structural signatures occupying non-overlapping regions of multivariate space (</w:t>
       </w:r>
       <w:hyperlink w:anchor="fig-structure">
         <w:r>
@@ -4045,19 +4084,23 @@
         </w:r>
       </w:hyperlink>
       <w:r>
-        <w:t xml:space="preserve">), demonstrating that reconstruction approaches produce fundamentally different interaction architectures, independent of temporal turnover in community composition. Even after centring metrics within time bins to remove between-bin mean differences, reconstruction approach remained the dominant driver of structural variation. These results indicate that reconstruction approaches impose distinct</w:t>
-      </w:r>
-      <w:r>
-        <w:t xml:space="preserve"> </w:t>
-      </w:r>
-      <w:r>
-        <w:t xml:space="preserve">‘structural priors’</w:t>
-      </w:r>
-      <w:r>
-        <w:t xml:space="preserve"> </w:t>
-      </w:r>
-      <w:r>
-        <w:t xml:space="preserve">on ecological inference, shaping emergent topology, species roles, and predictions of disturbance dynamics. Network structure is therefore not solely a property of ecological communities but jointly determined by ecological data and assumptions made when inferring/reconstructing interactions</w:t>
+        <w:t xml:space="preserve">). Model type remained the dominant driver of structural variation even after accounting for differences between phases, indicating that models impose distinct</w:t>
+      </w:r>
+      <w:r>
+        <w:t xml:space="preserve"> </w:t>
+      </w:r>
+      <w:r>
+        <w:rPr>
+          <w:i/>
+          <w:iCs/>
+        </w:rPr>
+        <w:t xml:space="preserve">structural priors</w:t>
+      </w:r>
+      <w:r>
+        <w:t xml:space="preserve"> </w:t>
+      </w:r>
+      <w:r>
+        <w:t xml:space="preserve">that shape emergent topology, species roles, and predictions of extinction dynamics. Network structure is therefore determined not solely by ecological communities, but jointly by ecological data and the assumptions used to infer interactions</w:t>
       </w:r>
       <w:r>
         <w:t xml:space="preserve"> </w:t>
@@ -4100,7 +4143,30 @@
         <w:pStyle w:val="BodyText"/>
       </w:pPr>
       <w:r>
-        <w:t xml:space="preserve">Crucially, this dominance was not confined to multivariate summaries. Variance partitioning at the level of individual network properties revealed that reconstruction approach overwhelmingly structured specific ecological metrics, demonstrating that its influence extends beyond overall topology to the individual properties commonly interpreted as ecological signals. Notably, the few properties that exhibited detectable temporal sensitivity were also those with the greatest inter-reconstruction disagreement, indicating that temporal trends are hardest to resolve where reconstruction frameworks diverge most strongly.</w:t>
+        <w:t xml:space="preserve">Variance partitioning further showed that model choice dominated variation across individual network properties, suggesting that its influence extends across multiple dimensions of network organisation rather than being driven by a single metric. Although this may partly reflect the propagation of constraints on individual structural properties into emergent network characteristics</w:t>
+      </w:r>
+      <w:r>
+        <w:t xml:space="preserve"> </w:t>
+      </w:r>
+      <w:r>
+        <w:t xml:space="preserve">(Poisot &amp; Gravel, 2014; Michalska-Smith &amp; Allesina, 2019)</w:t>
+      </w:r>
+      <w:r>
+        <w:t xml:space="preserve">, constraining connectance to be identical across all replicates retained structural differences between models, albeit to a lesser degree (Supplementary Material S2). Notably, the properties exhibiting the strongest temporal signals also showed the greatest inter-model disagreement, suggesting that temporal trends are hardest to resolve where models diverge most strongly (panel B,</w:t>
+      </w:r>
+      <w:r>
+        <w:t xml:space="preserve"> </w:t>
+      </w:r>
+      <w:hyperlink w:anchor="fig-anova">
+        <w:r>
+          <w:rPr>
+            <w:rStyle w:val="Hyperlink"/>
+          </w:rPr>
+          <w:t xml:space="preserve">Figure 2</w:t>
+        </w:r>
+      </w:hyperlink>
+      <w:r>
+        <w:t xml:space="preserve">).</w:t>
       </w:r>
     </w:p>
     <w:p>
@@ -4108,7 +4174,170 @@
         <w:pStyle w:val="BodyText"/>
       </w:pPr>
       <w:r>
-        <w:t xml:space="preserve">These findings have important implications for comparative network studies. Because different classes of reconstruction encode different ecological assumptions, observed differences among networks may partly reflect reconstruction choice rather than ecological process</w:t>
+        <w:t xml:space="preserve">Model disagreement was even more pronounced at the level of individual pairwise interactions. Models producing structurally similar networks often inferred substantially different sets of species-level interactions (</w:t>
+      </w:r>
+      <w:hyperlink w:anchor="fig-beta_div">
+        <w:r>
+          <w:rPr>
+            <w:rStyle w:val="Hyperlink"/>
+          </w:rPr>
+          <w:t xml:space="preserve">Figure 3</w:t>
+        </w:r>
+      </w:hyperlink>
+      <w:r>
+        <w:t xml:space="preserve">), suggesting that interaction predictions are particularly sensitive to model choice. This indicates that models can impose distinct rules governing network structure without agreeing on the specific links between species pairs. Importantly, this comparison concerns agreement between predictions, not their accuracy.</w:t>
+      </w:r>
+    </w:p>
+    <w:p>
+      <w:pPr>
+        <w:pStyle w:val="BodyText"/>
+      </w:pPr>
+      <w:r>
+        <w:t xml:space="preserve">This pattern is particularly evident in the ATN and ADBM models. Both showed substantial variation along LDA axis 2, strongly correlated with the competition index, but relatively little variation along axis 1, strongly correlated with the trophic index and vulnerability (</w:t>
+      </w:r>
+      <w:hyperlink w:anchor="fig-structure">
+        <w:r>
+          <w:rPr>
+            <w:rStyle w:val="Hyperlink"/>
+          </w:rPr>
+          <w:t xml:space="preserve">Figure 1</w:t>
+        </w:r>
+      </w:hyperlink>
+      <w:r>
+        <w:t xml:space="preserve">). Together with the limited variation in trophic index across extinction and recovery phases (panel A,</w:t>
+      </w:r>
+      <w:r>
+        <w:t xml:space="preserve"> </w:t>
+      </w:r>
+      <w:hyperlink w:anchor="fig-anova">
+        <w:r>
+          <w:rPr>
+            <w:rStyle w:val="Hyperlink"/>
+          </w:rPr>
+          <w:t xml:space="preserve">Figure 2</w:t>
+        </w:r>
+      </w:hyperlink>
+      <w:r>
+        <w:t xml:space="preserve">), this suggests that these models constrain aspects of trophic structure, including the balance of linear chains and omnivory, despite variation in competitive structure. However, their structural similarity does not translate into agreement on individual interactions (</w:t>
+      </w:r>
+      <w:hyperlink w:anchor="fig-beta_div">
+        <w:r>
+          <w:rPr>
+            <w:rStyle w:val="Hyperlink"/>
+          </w:rPr>
+          <w:t xml:space="preserve">Figure 3</w:t>
+        </w:r>
+      </w:hyperlink>
+      <w:r>
+        <w:t xml:space="preserve">). Thus, models shape not only the overall structure of inferred food webs but also the ecological interactions through which that structure is realised.</w:t>
+      </w:r>
+    </w:p>
+    <w:bookmarkEnd w:id="42"/>
+    <w:bookmarkStart w:id="43" w:name="node--vs-link-based-inference"/>
+    <w:p>
+      <w:pPr>
+        <w:pStyle w:val="Heading2"/>
+      </w:pPr>
+      <w:r>
+        <w:t xml:space="preserve">4.2 Node- vs link-based inference</w:t>
+      </w:r>
+    </w:p>
+    <w:p>
+      <w:pPr>
+        <w:pStyle w:val="FirstParagraph"/>
+      </w:pPr>
+      <w:r>
+        <w:t xml:space="preserve">Importantly, the sensitivity of extinction simulation rankings to network type was not uniform across levels of inference. Node-level extinction rankings were broadly consistent among models, whereas link-level outcomes were model contingent (TSS panel,</w:t>
+      </w:r>
+      <w:r>
+        <w:t xml:space="preserve"> </w:t>
+      </w:r>
+      <w:hyperlink w:anchor="fig-mad">
+        <w:r>
+          <w:rPr>
+            <w:rStyle w:val="Hyperlink"/>
+          </w:rPr>
+          <w:t xml:space="preserve">Figure 4</w:t>
+        </w:r>
+      </w:hyperlink>
+      <w:r>
+        <w:t xml:space="preserve">). This likely reflects the fact that, for node-specific specifications, primary extinction order is determined by species traits and is therefore consistent across network types. The similarity in TSS scores, which evaluate the identity of surviving species, further suggests that secondary extinctions were also broadly consistent. However, when primary extinction sequences are determined by link-level traits, which depend on the inferred network structure, we see model-specific differences. This suggests that broad species-level inferences may be robust across plausible interaction architectures, whereas conclusions about interaction loss, retention, and reorganisation depend more strongly on how interactions are inferred.</w:t>
+      </w:r>
+    </w:p>
+    <w:p>
+      <w:pPr>
+        <w:pStyle w:val="BodyText"/>
+      </w:pPr>
+      <w:r>
+        <w:t xml:space="preserve">This distinction challenges a central ambition of food web ecology: using interaction structure to identify the mechanisms underlying stability and collapse. While broad patterns may be robust across models, mechanistic explanations are far less secure. Had</w:t>
+      </w:r>
+      <w:r>
+        <w:t xml:space="preserve"> </w:t>
+      </w:r>
+      <w:r>
+        <w:t xml:space="preserve">Dunhill</w:t>
+      </w:r>
+      <w:r>
+        <w:t xml:space="preserve"> </w:t>
+      </w:r>
+      <w:r>
+        <w:rPr>
+          <w:i/>
+          <w:iCs/>
+        </w:rPr>
+        <w:t xml:space="preserve">et al.</w:t>
+      </w:r>
+      <w:r>
+        <w:t xml:space="preserve"> </w:t>
+      </w:r>
+      <w:r>
+        <w:t xml:space="preserve">(2024)</w:t>
+      </w:r>
+      <w:r>
+        <w:t xml:space="preserve"> </w:t>
+      </w:r>
+      <w:r>
+        <w:t xml:space="preserve">used a model other than PFWIM, the inferred drivers of extinction and recovery may have differed substantially. If extinction mechanisms vary across equally plausible reconstructions, mechanistic narratives derived from a single inferred topology may overstate their precision. The apparent determinism of extinction cascades may therefore reflect model-imposed structure as much as ecological inevitability.</w:t>
+      </w:r>
+    </w:p>
+    <w:bookmarkEnd w:id="43"/>
+    <w:bookmarkStart w:id="44" w:name="implications-for-network-based-research"/>
+    <w:p>
+      <w:pPr>
+        <w:pStyle w:val="Heading2"/>
+      </w:pPr>
+      <w:r>
+        <w:t xml:space="preserve">4.3 Implications for network-based research</w:t>
+      </w:r>
+    </w:p>
+    <w:p>
+      <w:pPr>
+        <w:pStyle w:val="FirstParagraph"/>
+      </w:pPr>
+      <w:r>
+        <w:t xml:space="preserve">These findings have important implications for comparative network studies. Because different models encode different ecological assumptions, observed differences among networks may partly reflect model choice rather than ecological processes</w:t>
+      </w:r>
+      <w:r>
+        <w:t xml:space="preserve"> </w:t>
+      </w:r>
+      <w:r>
+        <w:t xml:space="preserve">(Brimacombe</w:t>
+      </w:r>
+      <w:r>
+        <w:t xml:space="preserve"> </w:t>
+      </w:r>
+      <w:r>
+        <w:rPr>
+          <w:i/>
+          <w:iCs/>
+        </w:rPr>
+        <w:t xml:space="preserve">et al.</w:t>
+      </w:r>
+      <w:r>
+        <w:t xml:space="preserve">, 2023, 2024)</w:t>
+      </w:r>
+      <w:r>
+        <w:t xml:space="preserve">. Without explicit standardisation or sensitivity analysis, methodological heterogeneity can be mistaken for biological signal. Food web ecology has devoted substantial effort to understanding how topology shapes dynamics</w:t>
       </w:r>
       <w:r>
         <w:t xml:space="preserve"> </w:t>
@@ -4127,7 +4356,16 @@
         <w:t xml:space="preserve">et al.</w:t>
       </w:r>
       <w:r>
-        <w:t xml:space="preserve">, 2002; Curtsdotter</w:t>
+        <w:t xml:space="preserve">, 2002; Allesina &amp; Tang, 2012)</w:t>
+      </w:r>
+      <w:r>
+        <w:t xml:space="preserve">, but comparatively less attention has been paid to how reconstruction methods shape topology. Our findings indicate that these questions cannot be separated. However, disagreement among models does not mean that any single approach is necessarily wrong</w:t>
+      </w:r>
+      <w:r>
+        <w:t xml:space="preserve"> </w:t>
+      </w:r>
+      <w:r>
+        <w:t xml:space="preserve">(Petchey</w:t>
       </w:r>
       <w:r>
         <w:t xml:space="preserve"> </w:t>
@@ -4140,20 +4378,219 @@
         <w:t xml:space="preserve">et al.</w:t>
       </w:r>
       <w:r>
-        <w:t xml:space="preserve">, 2011; Allesina &amp; Tang, 2012; Poisot &amp; Gravel, 2014; Michalska-Smith &amp; Allesina, 2019)</w:t>
-      </w:r>
-      <w:r>
-        <w:t xml:space="preserve">. Without explicit standardisation or sensitivity analysis, methodological heterogeneity can be mistaken for biological signal. Food web ecology has devoted substantial effort to understanding how topology shapes dynamics; comparatively less attention has been paid to how reconstruction method shapes topology. Our findings indicate that these two questions cannot be separated.</w:t>
-      </w:r>
-    </w:p>
-    <w:bookmarkEnd w:id="42"/>
-    <w:bookmarkStart w:id="43" w:name="X558698f7b699d32420f55e3e764168ac4c0ead8"/>
-    <w:p>
-      <w:pPr>
-        <w:pStyle w:val="Heading2"/>
-      </w:pPr>
-      <w:r>
-        <w:t xml:space="preserve">4.2 Scale-dependent robustness in network-based inference</w:t>
+        <w:t xml:space="preserve">, 2011; Stouffer, 2019)</w:t>
+      </w:r>
+      <w:r>
+        <w:t xml:space="preserve">. Rather, different frameworks emphasise different ecological constraints, such as trait compatibility, energetic optimisation, or topological regularity. The challenge is therefore to match the model to the question at hand.</w:t>
+      </w:r>
+    </w:p>
+    <w:p>
+      <w:pPr>
+        <w:pStyle w:val="BodyText"/>
+      </w:pPr>
+      <w:r>
+        <w:t xml:space="preserve">As network approaches are increasingly used to investigate ecological organisation across latitudinal gradients</w:t>
+      </w:r>
+      <w:r>
+        <w:t xml:space="preserve"> </w:t>
+      </w:r>
+      <w:r>
+        <w:t xml:space="preserve">(Tylianakis</w:t>
+      </w:r>
+      <w:r>
+        <w:t xml:space="preserve"> </w:t>
+      </w:r>
+      <w:r>
+        <w:rPr>
+          <w:i/>
+          <w:iCs/>
+        </w:rPr>
+        <w:t xml:space="preserve">et al.</w:t>
+      </w:r>
+      <w:r>
+        <w:t xml:space="preserve">, 2008)</w:t>
+      </w:r>
+      <w:r>
+        <w:t xml:space="preserve">, climate-driven changes</w:t>
+      </w:r>
+      <w:r>
+        <w:t xml:space="preserve"> </w:t>
+      </w:r>
+      <w:r>
+        <w:t xml:space="preserve">(Gilman</w:t>
+      </w:r>
+      <w:r>
+        <w:t xml:space="preserve"> </w:t>
+      </w:r>
+      <w:r>
+        <w:rPr>
+          <w:i/>
+          <w:iCs/>
+        </w:rPr>
+        <w:t xml:space="preserve">et al.</w:t>
+      </w:r>
+      <w:r>
+        <w:t xml:space="preserve">, 2010)</w:t>
+      </w:r>
+      <w:r>
+        <w:t xml:space="preserve">, and stability under species loss</w:t>
+      </w:r>
+      <w:r>
+        <w:t xml:space="preserve"> </w:t>
+      </w:r>
+      <w:r>
+        <w:t xml:space="preserve">(Hao</w:t>
+      </w:r>
+      <w:r>
+        <w:t xml:space="preserve"> </w:t>
+      </w:r>
+      <w:r>
+        <w:rPr>
+          <w:i/>
+          <w:iCs/>
+        </w:rPr>
+        <w:t xml:space="preserve">et al.</w:t>
+      </w:r>
+      <w:r>
+        <w:t xml:space="preserve">, 2025; Marjakangas</w:t>
+      </w:r>
+      <w:r>
+        <w:t xml:space="preserve"> </w:t>
+      </w:r>
+      <w:r>
+        <w:rPr>
+          <w:i/>
+          <w:iCs/>
+        </w:rPr>
+        <w:t xml:space="preserve">et al.</w:t>
+      </w:r>
+      <w:r>
+        <w:t xml:space="preserve">, 2025)</w:t>
+      </w:r>
+      <w:r>
+        <w:t xml:space="preserve">, we need to consider how model choice may influence these results. Studies frequently interpret variation in connectance, trophic height, interaction (</w:t>
+      </w:r>
+      <w:r>
+        <w:t xml:space="preserve">)-diversity, and robustness as evidence of ecological differentiation across regions or through time</w:t>
+      </w:r>
+      <w:r>
+        <w:t xml:space="preserve"> </w:t>
+      </w:r>
+      <w:r>
+        <w:t xml:space="preserve">(e.g., Pellissier</w:t>
+      </w:r>
+      <w:r>
+        <w:t xml:space="preserve"> </w:t>
+      </w:r>
+      <w:r>
+        <w:rPr>
+          <w:i/>
+          <w:iCs/>
+        </w:rPr>
+        <w:t xml:space="preserve">et al.</w:t>
+      </w:r>
+      <w:r>
+        <w:t xml:space="preserve">, 2018; Trøjelsgaard &amp; Olesen, 2016)</w:t>
+      </w:r>
+      <w:r>
+        <w:t xml:space="preserve">. Our results show that model choice can systematically alter inferred topology and disturbance dynamics even when species composition is held constant. Apparent differences in network structure across spatial or climatic gradients may therefore reflect model choice as much as underlying ecological processes. Comparative studies using different modelling appraoches should consequently standardise their methods or explicitly quantify the sensitivity of their conclusions to alternative network representations.</w:t>
+      </w:r>
+    </w:p>
+    <w:p>
+      <w:pPr>
+        <w:pStyle w:val="BodyText"/>
+      </w:pPr>
+      <w:r>
+        <w:t xml:space="preserve">No single model is universally correct. Rather, each represents a distinct hypothesis about how ecological interactions are constrained</w:t>
+      </w:r>
+      <w:r>
+        <w:t xml:space="preserve"> </w:t>
+      </w:r>
+      <w:r>
+        <w:t xml:space="preserve">(Petchey</w:t>
+      </w:r>
+      <w:r>
+        <w:t xml:space="preserve"> </w:t>
+      </w:r>
+      <w:r>
+        <w:rPr>
+          <w:i/>
+          <w:iCs/>
+        </w:rPr>
+        <w:t xml:space="preserve">et al.</w:t>
+      </w:r>
+      <w:r>
+        <w:t xml:space="preserve">, 2011; Strydom</w:t>
+      </w:r>
+      <w:r>
+        <w:t xml:space="preserve"> </w:t>
+      </w:r>
+      <w:r>
+        <w:rPr>
+          <w:i/>
+          <w:iCs/>
+        </w:rPr>
+        <w:t xml:space="preserve">et al.</w:t>
+      </w:r>
+      <w:r>
+        <w:t xml:space="preserve">, 2026)</w:t>
+      </w:r>
+      <w:r>
+        <w:t xml:space="preserve">. Modelling choice should therefore be viewed as part of hypothesis specification rather than a technical step preceding analysis. Researchers must align modelling approaches with their ecological questions, whether estimating potential interactions, realised diets, or broad structural properties, because each framework emphasises different aspects of ecological organisation. Our results show that the consequences of these choices depend on the scale of inference. Some conclusions, such as those related to species traits proved to be more robust to model choice than those related to node-level properties. Network-based inference may therefore be robust at coarse ecological scales while remaining imprecise in its mechanistic detail. Recognising this asymmetry is essential for distinguishing robust ecological patterns from model-dependent artefacts.</w:t>
+      </w:r>
+    </w:p>
+    <w:p>
+      <w:pPr>
+        <w:pStyle w:val="BodyText"/>
+      </w:pPr>
+      <w:r>
+        <w:t xml:space="preserve">A more mature modelling paradigm in food web ecology would treat network construction as a testable hypotheses, incorporate probabilistic link inference where possible, and routinely evaluate the sensitivity of ecological conclusions to alternative representations of interaction structure. Such an approach aligns with recent advances in probabilistic and ensemble network modelling and would strengthen the interpretability of network-based inference under global change</w:t>
+      </w:r>
+      <w:r>
+        <w:t xml:space="preserve"> </w:t>
+      </w:r>
+      <w:r>
+        <w:t xml:space="preserve">(Poisot</w:t>
+      </w:r>
+      <w:r>
+        <w:t xml:space="preserve"> </w:t>
+      </w:r>
+      <w:r>
+        <w:rPr>
+          <w:i/>
+          <w:iCs/>
+        </w:rPr>
+        <w:t xml:space="preserve">et al.</w:t>
+      </w:r>
+      <w:r>
+        <w:t xml:space="preserve">, 2016; Banville</w:t>
+      </w:r>
+      <w:r>
+        <w:t xml:space="preserve"> </w:t>
+      </w:r>
+      <w:r>
+        <w:rPr>
+          <w:i/>
+          <w:iCs/>
+        </w:rPr>
+        <w:t xml:space="preserve">et al.</w:t>
+      </w:r>
+      <w:r>
+        <w:t xml:space="preserve">, 2025)</w:t>
+      </w:r>
+      <w:r>
+        <w:t xml:space="preserve">.</w:t>
+      </w:r>
+    </w:p>
+    <w:bookmarkEnd w:id="44"/>
+    <w:bookmarkEnd w:id="45"/>
+    <w:bookmarkStart w:id="47" w:name="conclusions"/>
+    <w:p>
+      <w:pPr>
+        <w:pStyle w:val="Heading1"/>
+      </w:pPr>
+      <w:r>
+        <w:t xml:space="preserve">5. Conclusions</w:t>
       </w:r>
     </w:p>
     <w:p>
@@ -4161,7 +4598,7 @@
         <w:pStyle w:val="FirstParagraph"/>
       </w:pPr>
       <w:r>
-        <w:t xml:space="preserve">Importantly, reconstruction sensitivity was not uniform across levels of inference. Node-level extinction rankings were broadly consistent among reconstruction approaches, whereas interaction-level outcomes and cascade trajectories were highly contingent on reconstruction methods. The predominance of the reconstruction framework over temporal turnover helps explain this pattern. Different reconstruction approaches often converged on similar patterns of community vulnerability yet diverged substantially in the mechanisms through which collapse unfolded. Broad ecological patterns may be robust across plausible interaction architectures, whereas conclusions about interaction loss, retention, or reorganisation depend strongly on how interactions are inferred.</w:t>
+        <w:t xml:space="preserve">Ecological network reconstruction is not a neutral methodological step, but a theoretical choice that shapes ecological inference. Applying six contrasting models to an identical species pool, we show that model choice systematically influences inferred network structure, interaction identity, and disturbance dynamics. While broad patterns, such as relative species vulnerability, were comparatively robust, fine-scale interactions and extinction cascades were highly model contingent. The reliability of network-based inference is therefore scale dependent.</w:t>
       </w:r>
     </w:p>
     <w:p>
@@ -4169,70 +4606,7 @@
         <w:pStyle w:val="BodyText"/>
       </w:pPr>
       <w:r>
-        <w:t xml:space="preserve">This distinction challenges a central ambition of food web ecology: using interaction structure to identify the mechanisms underlying stability and collapse. Our findings suggest that while broad patterns may be robust across reconstruction approaches, mechanistic explanations are far less secure. Had</w:t>
-      </w:r>
-      <w:r>
-        <w:t xml:space="preserve"> </w:t>
-      </w:r>
-      <w:r>
-        <w:t xml:space="preserve">Dunhill</w:t>
-      </w:r>
-      <w:r>
-        <w:t xml:space="preserve"> </w:t>
-      </w:r>
-      <w:r>
-        <w:rPr>
-          <w:i/>
-          <w:iCs/>
-        </w:rPr>
-        <w:t xml:space="preserve">et al.</w:t>
-      </w:r>
-      <w:r>
-        <w:t xml:space="preserve"> </w:t>
-      </w:r>
-      <w:r>
-        <w:t xml:space="preserve">(2024)</w:t>
-      </w:r>
-      <w:r>
-        <w:t xml:space="preserve"> </w:t>
-      </w:r>
-      <w:r>
-        <w:t xml:space="preserve">used a reconstruction approach other than PFWIM, the inferred drivers of extinction and recovery may have differed substantially. If extinction mechanisms vary across equally plausible reconstructions, then mechanistic narratives derived from a single inferred topology may overstate their precision</w:t>
-      </w:r>
-      <w:r>
-        <w:t xml:space="preserve"> </w:t>
-      </w:r>
-      <w:r>
-        <w:t xml:space="preserve">(Dunne</w:t>
-      </w:r>
-      <w:r>
-        <w:t xml:space="preserve"> </w:t>
-      </w:r>
-      <w:r>
-        <w:rPr>
-          <w:i/>
-          <w:iCs/>
-        </w:rPr>
-        <w:t xml:space="preserve">et al.</w:t>
-      </w:r>
-      <w:r>
-        <w:t xml:space="preserve">, 2002; Curtsdotter</w:t>
-      </w:r>
-      <w:r>
-        <w:t xml:space="preserve"> </w:t>
-      </w:r>
-      <w:r>
-        <w:rPr>
-          <w:i/>
-          <w:iCs/>
-        </w:rPr>
-        <w:t xml:space="preserve">et al.</w:t>
-      </w:r>
-      <w:r>
-        <w:t xml:space="preserve">, 2011; Allesina &amp; Tang, 2012)</w:t>
-      </w:r>
-      <w:r>
-        <w:t xml:space="preserve">. The apparent determinism of extinction cascades may therefore reflect reconstruction-imposed structure as much as ecological inevitability.</w:t>
+        <w:t xml:space="preserve">These findings challenge the assumption that reconstructed networks are directly comparable across systems and through time. Differences in network structure and dynamics may reflect model assumptions as much as underlying ecological processes. Reconstruction should therefore be treated as an explicit component of hypothesis specification, rather than a technical step preceding analysis.</w:t>
       </w:r>
     </w:p>
     <w:p>
@@ -4240,7 +4614,7 @@
         <w:pStyle w:val="BodyText"/>
       </w:pPr>
       <w:r>
-        <w:t xml:space="preserve">For macroecology, this metric dependence clarifies where network-based inference is accurate. Aggregate properties may be comparatively robust to reconstruction assumptions, whereas conclusions about interaction turnover, motif reorganisation, or fine-scale trophic dynamics are intrinsically uncertain. Recognising this asymmetry is essential if network analyses are to inform comparative synthesis across space and time.</w:t>
+        <w:t xml:space="preserve">No single model captures the full complexity of ecological organisation, nor are alternative approaches interchangeable. Matching models to inferential goals, standardising approaches across comparative studies, and testing conclusions across alternative network representations are essential to distinguish robust ecological patterns from model-dependent outcomes.</w:t>
       </w:r>
     </w:p>
     <w:p>
@@ -4248,315 +4622,6 @@
         <w:pStyle w:val="BodyText"/>
       </w:pPr>
       <w:r>
-        <w:t xml:space="preserve">Taken together, these results underscore that network reconstruction is not a neutral preprocessing step but an additional part of the hypothesis-generating process in which each reconstruction approach encodes a distinct set of ecological assumptions. Disagreement among reconstruction approaches does not imply that any single approach is</w:t>
-      </w:r>
-      <w:r>
-        <w:t xml:space="preserve"> </w:t>
-      </w:r>
-      <w:r>
-        <w:t xml:space="preserve">‘wrong’</w:t>
-      </w:r>
-      <w:r>
-        <w:t xml:space="preserve"> </w:t>
-      </w:r>
-      <w:r>
-        <w:t xml:space="preserve">(Petchey</w:t>
-      </w:r>
-      <w:r>
-        <w:t xml:space="preserve"> </w:t>
-      </w:r>
-      <w:r>
-        <w:rPr>
-          <w:i/>
-          <w:iCs/>
-        </w:rPr>
-        <w:t xml:space="preserve">et al.</w:t>
-      </w:r>
-      <w:r>
-        <w:t xml:space="preserve">, 2011; Stouffer, 2019)</w:t>
-      </w:r>
-      <w:r>
-        <w:t xml:space="preserve">. Rather, different frameworks emphasise different ecological constraints, such as trait compatibility, energetic optimisation, or topological regularity and it is a case of matching the ‘correct’ reconstruction approach to the task at hand.</w:t>
-      </w:r>
-    </w:p>
-    <w:bookmarkEnd w:id="43"/>
-    <w:bookmarkStart w:id="44" w:name="X1c1616686bc3c88d43304525cf95fcad972749a"/>
-    <w:p>
-      <w:pPr>
-        <w:pStyle w:val="Heading2"/>
-      </w:pPr>
-      <w:r>
-        <w:t xml:space="preserve">4.3 Implications for comparative biogeography and global change research</w:t>
-      </w:r>
-    </w:p>
-    <w:p>
-      <w:pPr>
-        <w:pStyle w:val="FirstParagraph"/>
-      </w:pPr>
-      <w:r>
-        <w:t xml:space="preserve">Network approaches are increasingly applied to investigate how ecological organisation varies across latitudinal gradients, environmental filters, disturbance regimes, and climate-driven transitions</w:t>
-      </w:r>
-      <w:r>
-        <w:t xml:space="preserve"> </w:t>
-      </w:r>
-      <w:r>
-        <w:t xml:space="preserve">(Tylianakis</w:t>
-      </w:r>
-      <w:r>
-        <w:t xml:space="preserve"> </w:t>
-      </w:r>
-      <w:r>
-        <w:rPr>
-          <w:i/>
-          <w:iCs/>
-        </w:rPr>
-        <w:t xml:space="preserve">et al.</w:t>
-      </w:r>
-      <w:r>
-        <w:t xml:space="preserve">, 2008; Gilman</w:t>
-      </w:r>
-      <w:r>
-        <w:t xml:space="preserve"> </w:t>
-      </w:r>
-      <w:r>
-        <w:rPr>
-          <w:i/>
-          <w:iCs/>
-        </w:rPr>
-        <w:t xml:space="preserve">et al.</w:t>
-      </w:r>
-      <w:r>
-        <w:t xml:space="preserve">, 2010)</w:t>
-      </w:r>
-      <w:r>
-        <w:t xml:space="preserve">. In global change ecology, networks are used to project vulnerability under warming, quantify rewiring of interactions, and assess stability under species loss</w:t>
-      </w:r>
-      <w:r>
-        <w:t xml:space="preserve"> </w:t>
-      </w:r>
-      <w:r>
-        <w:t xml:space="preserve">(</w:t>
-      </w:r>
-      <w:r>
-        <w:rPr>
-          <w:i/>
-          <w:iCs/>
-        </w:rPr>
-        <w:t xml:space="preserve">e.g.,</w:t>
-      </w:r>
-      <w:r>
-        <w:t xml:space="preserve"> </w:t>
-      </w:r>
-      <w:r>
-        <w:t xml:space="preserve">Hao</w:t>
-      </w:r>
-      <w:r>
-        <w:t xml:space="preserve"> </w:t>
-      </w:r>
-      <w:r>
-        <w:rPr>
-          <w:i/>
-          <w:iCs/>
-        </w:rPr>
-        <w:t xml:space="preserve">et al.</w:t>
-      </w:r>
-      <w:r>
-        <w:t xml:space="preserve">, 2025; Marjakangas</w:t>
-      </w:r>
-      <w:r>
-        <w:t xml:space="preserve"> </w:t>
-      </w:r>
-      <w:r>
-        <w:rPr>
-          <w:i/>
-          <w:iCs/>
-        </w:rPr>
-        <w:t xml:space="preserve">et al.</w:t>
-      </w:r>
-      <w:r>
-        <w:t xml:space="preserve">, 2025)</w:t>
-      </w:r>
-      <w:r>
-        <w:t xml:space="preserve">. These studies frequently interpret variation in connectance, trophic height, interaction</w:t>
-      </w:r>
-      <w:r>
-        <w:t xml:space="preserve"> </w:t>
-      </w:r>
-      <m:oMath>
-        <m:r>
-          <m:t>β</m:t>
-        </m:r>
-      </m:oMath>
-      <w:r>
-        <w:t xml:space="preserve">-diversity, and robustness as evidence of ecological differentiation across regions or through time</w:t>
-      </w:r>
-      <w:r>
-        <w:t xml:space="preserve"> </w:t>
-      </w:r>
-      <w:r>
-        <w:t xml:space="preserve">(</w:t>
-      </w:r>
-      <w:r>
-        <w:rPr>
-          <w:i/>
-          <w:iCs/>
-        </w:rPr>
-        <w:t xml:space="preserve">e.g.,</w:t>
-      </w:r>
-      <w:r>
-        <w:t xml:space="preserve"> </w:t>
-      </w:r>
-      <w:r>
-        <w:t xml:space="preserve">Pellissier</w:t>
-      </w:r>
-      <w:r>
-        <w:t xml:space="preserve"> </w:t>
-      </w:r>
-      <w:r>
-        <w:rPr>
-          <w:i/>
-          <w:iCs/>
-        </w:rPr>
-        <w:t xml:space="preserve">et al.</w:t>
-      </w:r>
-      <w:r>
-        <w:t xml:space="preserve">, 2018; Trøjelsgaard &amp; Olesen, 2016)</w:t>
-      </w:r>
-      <w:r>
-        <w:t xml:space="preserve">. Our results show that reconstruction choice can systematically alter inferred topology and disturbance dynamics even when species composition is held constant. Apparent differences in network structure across spatial or climatic gradients may therefore reflect reconstruction choice as much as underlying ecological processes. Comparative studies that employ different reconstruction frameworks should therefore either standardise reconstruction methods or explicitly quantify the sensitivity of their conclusions to alternative network representations.</w:t>
-      </w:r>
-    </w:p>
-    <w:bookmarkEnd w:id="44"/>
-    <w:bookmarkStart w:id="45" w:name="X0ee57373bcf1360416c613575ed83794c730672"/>
-    <w:p>
-      <w:pPr>
-        <w:pStyle w:val="Heading2"/>
-      </w:pPr>
-      <w:r>
-        <w:t xml:space="preserve">4.4 Toward a more explicit modelling paradigm in food web ecology</w:t>
-      </w:r>
-    </w:p>
-    <w:p>
-      <w:pPr>
-        <w:pStyle w:val="FirstParagraph"/>
-      </w:pPr>
-      <w:r>
-        <w:t xml:space="preserve">No single reconstruction framework is universally correct. Rather, each represents a distinct hypothesis about how ecological interactions are constrained</w:t>
-      </w:r>
-      <w:r>
-        <w:t xml:space="preserve"> </w:t>
-      </w:r>
-      <w:r>
-        <w:t xml:space="preserve">(Petchey</w:t>
-      </w:r>
-      <w:r>
-        <w:t xml:space="preserve"> </w:t>
-      </w:r>
-      <w:r>
-        <w:rPr>
-          <w:i/>
-          <w:iCs/>
-        </w:rPr>
-        <w:t xml:space="preserve">et al.</w:t>
-      </w:r>
-      <w:r>
-        <w:t xml:space="preserve">, 2011)</w:t>
-      </w:r>
-      <w:r>
-        <w:t xml:space="preserve">. Reconstruction choice should therefore be viewed as part of hypothesis specification rather than a technical step preceding analysis. Researchers must align reconstruction approaches with the ecological questions of interest (whether estimating potential interactions, realised diets, or broad structural properties) because each framework emphasises different aspects of ecological organisation.</w:t>
-      </w:r>
-    </w:p>
-    <w:p>
-      <w:pPr>
-        <w:pStyle w:val="BodyText"/>
-      </w:pPr>
-      <w:r>
-        <w:t xml:space="preserve">Our results show that the consequences of these choices depend on the scale of inference. Some network-based conclusions, such as relative species vulnerability, were broadly consistent across reconstruction approaches, whereas interaction identities. This distinction suggests that network-based inference can be accurate at coarse ecological scales while remaining imprecise in its mechanistic detail. Explicitly recognising this asymmetry is essential if comparative studies are to distinguish robust ecological patterns from reconstruction-dependent artefacts.</w:t>
-      </w:r>
-    </w:p>
-    <w:p>
-      <w:pPr>
-        <w:pStyle w:val="BodyText"/>
-      </w:pPr>
-      <w:r>
-        <w:t xml:space="preserve">A more mature modelling paradigm in food web ecology would therefore treat reconstruction approaches as testable hypotheses, incorporate probabilistic link inference where possible, and routinely evaluate the sensitivity of ecological conclusions to alternative representations of interaction structure. Such an approach aligns with recent advances in probabilistic and ensemble network modelling and would strengthen the interpretability of network-based inference under global change</w:t>
-      </w:r>
-      <w:r>
-        <w:t xml:space="preserve"> </w:t>
-      </w:r>
-      <w:r>
-        <w:t xml:space="preserve">(Poisot</w:t>
-      </w:r>
-      <w:r>
-        <w:t xml:space="preserve"> </w:t>
-      </w:r>
-      <w:r>
-        <w:rPr>
-          <w:i/>
-          <w:iCs/>
-        </w:rPr>
-        <w:t xml:space="preserve">et al.</w:t>
-      </w:r>
-      <w:r>
-        <w:t xml:space="preserve">, 2016; Banville</w:t>
-      </w:r>
-      <w:r>
-        <w:t xml:space="preserve"> </w:t>
-      </w:r>
-      <w:r>
-        <w:rPr>
-          <w:i/>
-          <w:iCs/>
-        </w:rPr>
-        <w:t xml:space="preserve">et al.</w:t>
-      </w:r>
-      <w:r>
-        <w:t xml:space="preserve">, 2025)</w:t>
-      </w:r>
-      <w:r>
-        <w:t xml:space="preserve">.</w:t>
-      </w:r>
-    </w:p>
-    <w:bookmarkEnd w:id="45"/>
-    <w:bookmarkEnd w:id="46"/>
-    <w:bookmarkStart w:id="48" w:name="conclusions"/>
-    <w:p>
-      <w:pPr>
-        <w:pStyle w:val="Heading1"/>
-      </w:pPr>
-      <w:r>
-        <w:t xml:space="preserve">5. Conclusions</w:t>
-      </w:r>
-    </w:p>
-    <w:p>
-      <w:pPr>
-        <w:pStyle w:val="FirstParagraph"/>
-      </w:pPr>
-      <w:r>
-        <w:t xml:space="preserve">Ecological network reconstruction is a theoretical choice that fundamentally shapes ecological inference. By applying six contrasting reconstruction frameworks to an identical species pool, we show that different reconstruction approaches systematically influence inferred food web topology, interaction identity, and disturbance dynamics. Some coarse-grained patterns, such as relative species vulnerability, are comparatively robust across reconstruction frameworks. In contrast, fine-scale interaction structure and cascade pathways are highly contingent on reconstruction approaches. The reliability of network-based inference is therefore scale dependent.</w:t>
-      </w:r>
-    </w:p>
-    <w:p>
-      <w:pPr>
-        <w:pStyle w:val="BodyText"/>
-      </w:pPr>
-      <w:r>
-        <w:t xml:space="preserve">These results challenge the implicit assumption that reconstructed networks are comparable across systems — whether comparing modern communities across environmental gradients or fossil assemblages across extinction intervals. When reconstruction frameworks differ, variation in connectance, trophic organisation, robustness, or interaction turnover may reflect differences in reconstruction assumptions as much as underlying ecological processes. Network reconstruction should thus be treated as an explicit component of hypothesis specification in comparative macroecology and biogeography.</w:t>
-      </w:r>
-    </w:p>
-    <w:p>
-      <w:pPr>
-        <w:pStyle w:val="BodyText"/>
-      </w:pPr>
-      <w:r>
-        <w:t xml:space="preserve">No single reconstruction approach captures the full complexity of ecological organisation, but neither are alternative reconstruction approaches interchangeable. Aligning reconstruction frameworks with inferential goals, standardising approaches across comparative studies, and incorporating ensemble or probabilistic methods will strengthen the interpretability of network analyses across spatial and temporal gradients. As ecological networks play an increasingly prominent role in global change research, recognising reconstruction as an integral component of ecological inference will be essential for moving food web ecology from descriptive reconstruction toward rigorous comparative synthesis.</w:t>
-      </w:r>
-    </w:p>
-    <w:p>
-      <w:pPr>
-        <w:pStyle w:val="BodyText"/>
-      </w:pPr>
-      <w:r>
         <w:rPr>
           <w:i/>
           <w:iCs/>
@@ -4569,7 +4634,7 @@
       <w:r>
         <w:t xml:space="preserve">The empirical data, derived network datasets, and all analysis scripts are archived in a public Zenodo repository (</w:t>
       </w:r>
-      <w:hyperlink r:id="rId47">
+      <w:hyperlink r:id="rId46">
         <w:r>
           <w:rPr>
             <w:rStyle w:val="Hyperlink"/>
@@ -4599,8 +4664,8 @@
         <w:t xml:space="preserve">TS, BK, APB, and AMD received funding from NERC/NSF grant number NE/X015025/1.</w:t>
       </w:r>
     </w:p>
-    <w:bookmarkEnd w:id="48"/>
-    <w:bookmarkStart w:id="161" w:name="references"/>
+    <w:bookmarkEnd w:id="47"/>
+    <w:bookmarkStart w:id="167" w:name="references"/>
     <w:p>
       <w:pPr>
         <w:pStyle w:val="Heading1"/>
@@ -4609,8 +4674,8 @@
         <w:t xml:space="preserve">References</w:t>
       </w:r>
     </w:p>
-    <w:bookmarkStart w:id="160" w:name="refs"/>
-    <w:bookmarkStart w:id="50" w:name="ref-allesina2008"/>
+    <w:bookmarkStart w:id="166" w:name="refs"/>
+    <w:bookmarkStart w:id="49" w:name="ref-allesina2008"/>
     <w:p>
       <w:pPr>
         <w:pStyle w:val="Bibliography"/>
@@ -4621,7 +4686,7 @@
       <w:r>
         <w:t xml:space="preserve"> </w:t>
       </w:r>
-      <w:hyperlink r:id="rId49">
+      <w:hyperlink r:id="rId48">
         <w:r>
           <w:rPr>
             <w:rStyle w:val="Hyperlink"/>
@@ -4659,8 +4724,8 @@
         <w:t xml:space="preserve">, 658–661.</w:t>
       </w:r>
     </w:p>
-    <w:bookmarkEnd w:id="50"/>
-    <w:bookmarkStart w:id="52" w:name="ref-allesina2012"/>
+    <w:bookmarkEnd w:id="49"/>
+    <w:bookmarkStart w:id="51" w:name="ref-allesina2012"/>
     <w:p>
       <w:pPr>
         <w:pStyle w:val="Bibliography"/>
@@ -4671,7 +4736,7 @@
       <w:r>
         <w:t xml:space="preserve"> </w:t>
       </w:r>
-      <w:hyperlink r:id="rId51">
+      <w:hyperlink r:id="rId50">
         <w:r>
           <w:rPr>
             <w:rStyle w:val="Hyperlink"/>
@@ -4709,8 +4774,8 @@
         <w:t xml:space="preserve">, 205–208.</w:t>
       </w:r>
     </w:p>
-    <w:bookmarkEnd w:id="52"/>
-    <w:bookmarkStart w:id="54" w:name="ref-bambach2007"/>
+    <w:bookmarkEnd w:id="51"/>
+    <w:bookmarkStart w:id="53" w:name="ref-bambach2007"/>
     <w:p>
       <w:pPr>
         <w:pStyle w:val="Bibliography"/>
@@ -4721,7 +4786,7 @@
       <w:r>
         <w:t xml:space="preserve"> </w:t>
       </w:r>
-      <w:hyperlink r:id="rId53">
+      <w:hyperlink r:id="rId52">
         <w:r>
           <w:rPr>
             <w:rStyle w:val="Hyperlink"/>
@@ -4759,8 +4824,8 @@
         <w:t xml:space="preserve">, 1–22.</w:t>
       </w:r>
     </w:p>
-    <w:bookmarkEnd w:id="54"/>
-    <w:bookmarkStart w:id="56" w:name="ref-banville2025"/>
+    <w:bookmarkEnd w:id="53"/>
+    <w:bookmarkStart w:id="55" w:name="ref-banville2025"/>
     <w:p>
       <w:pPr>
         <w:pStyle w:val="Bibliography"/>
@@ -4771,7 +4836,7 @@
       <w:r>
         <w:t xml:space="preserve"> </w:t>
       </w:r>
-      <w:hyperlink r:id="rId55">
+      <w:hyperlink r:id="rId54">
         <w:r>
           <w:rPr>
             <w:rStyle w:val="Hyperlink"/>
@@ -4809,8 +4874,8 @@
         <w:t xml:space="preserve">, e70161.</w:t>
       </w:r>
     </w:p>
-    <w:bookmarkEnd w:id="56"/>
-    <w:bookmarkStart w:id="58" w:name="ref-Bezanson2017Julia"/>
+    <w:bookmarkEnd w:id="55"/>
+    <w:bookmarkStart w:id="57" w:name="ref-Bezanson2017Julia"/>
     <w:p>
       <w:pPr>
         <w:pStyle w:val="Bibliography"/>
@@ -4821,7 +4886,7 @@
       <w:r>
         <w:t xml:space="preserve"> </w:t>
       </w:r>
-      <w:hyperlink r:id="rId57">
+      <w:hyperlink r:id="rId56">
         <w:r>
           <w:rPr>
             <w:rStyle w:val="Hyperlink"/>
@@ -4859,19 +4924,131 @@
         <w:t xml:space="preserve">, 65–98.</w:t>
       </w:r>
     </w:p>
-    <w:bookmarkEnd w:id="58"/>
-    <w:bookmarkStart w:id="60" w:name="ref-brose2006"/>
+    <w:bookmarkEnd w:id="57"/>
+    <w:bookmarkStart w:id="59" w:name="ref-brimacombe2024"/>
     <w:p>
       <w:pPr>
         <w:pStyle w:val="Bibliography"/>
       </w:pPr>
       <w:r>
+        <w:t xml:space="preserve">Brimacombe, C., Bodner, K., Gravel, D., Leroux, S.J., Poisot, T. &amp; Fortin, M.-J. (2024)</w:t>
+      </w:r>
+      <w:r>
+        <w:t xml:space="preserve"> </w:t>
+      </w:r>
+      <w:hyperlink r:id="rId58">
+        <w:r>
+          <w:rPr>
+            <w:rStyle w:val="Hyperlink"/>
+          </w:rPr>
+          <w:t xml:space="preserve">Publication</w:t>
+        </w:r>
+        <w:r>
+          <w:rPr>
+            <w:rStyle w:val="Hyperlink"/>
+          </w:rPr>
+          <w:t xml:space="preserve">-</w:t>
+        </w:r>
+        <w:r>
+          <w:rPr>
+            <w:rStyle w:val="Hyperlink"/>
+          </w:rPr>
+          <w:t xml:space="preserve">driven consistency in food web structures: Implications for comparative ecology</w:t>
+        </w:r>
+      </w:hyperlink>
+      <w:r>
+        <w:t xml:space="preserve">.</w:t>
+      </w:r>
+      <w:r>
+        <w:t xml:space="preserve"> </w:t>
+      </w:r>
+      <w:r>
+        <w:rPr>
+          <w:i/>
+          <w:iCs/>
+        </w:rPr>
+        <w:t xml:space="preserve">Ecology</w:t>
+      </w:r>
+      <w:r>
+        <w:t xml:space="preserve">,</w:t>
+      </w:r>
+      <w:r>
+        <w:t xml:space="preserve"> </w:t>
+      </w:r>
+      <w:r>
+        <w:rPr>
+          <w:b/>
+          <w:bCs/>
+        </w:rPr>
+        <w:t xml:space="preserve">106</w:t>
+      </w:r>
+      <w:r>
+        <w:t xml:space="preserve">.</w:t>
+      </w:r>
+    </w:p>
+    <w:bookmarkEnd w:id="59"/>
+    <w:bookmarkStart w:id="61" w:name="ref-brimacombe2023"/>
+    <w:p>
+      <w:pPr>
+        <w:pStyle w:val="Bibliography"/>
+      </w:pPr>
+      <w:r>
+        <w:t xml:space="preserve">Brimacombe, C., Bodner, K., Michalska-Smith, M., Poisot, T. &amp; Fortin, M.-J. (2023)</w:t>
+      </w:r>
+      <w:r>
+        <w:t xml:space="preserve"> </w:t>
+      </w:r>
+      <w:hyperlink r:id="rId60">
+        <w:r>
+          <w:rPr>
+            <w:rStyle w:val="Hyperlink"/>
+          </w:rPr>
+          <w:t xml:space="preserve">Shortcomings of reusing species interaction networks created by different sets of researchers</w:t>
+        </w:r>
+      </w:hyperlink>
+      <w:r>
+        <w:t xml:space="preserve">.</w:t>
+      </w:r>
+      <w:r>
+        <w:t xml:space="preserve"> </w:t>
+      </w:r>
+      <w:r>
+        <w:rPr>
+          <w:i/>
+          <w:iCs/>
+        </w:rPr>
+        <w:t xml:space="preserve">PLOS Biology</w:t>
+      </w:r>
+      <w:r>
+        <w:t xml:space="preserve">,</w:t>
+      </w:r>
+      <w:r>
+        <w:t xml:space="preserve"> </w:t>
+      </w:r>
+      <w:r>
+        <w:rPr>
+          <w:b/>
+          <w:bCs/>
+        </w:rPr>
+        <w:t xml:space="preserve">21</w:t>
+      </w:r>
+      <w:r>
+        <w:t xml:space="preserve">, e3002068.</w:t>
+      </w:r>
+    </w:p>
+    <w:bookmarkEnd w:id="61"/>
+    <w:bookmarkStart w:id="63" w:name="ref-brose2006"/>
+    <w:p>
+      <w:pPr>
+        <w:pStyle w:val="Bibliography"/>
+      </w:pPr>
+      <w:r>
         <w:t xml:space="preserve">Brose, U., Jonsson, T., Berlow, E.L., Warren, P., Banasek-Richter, C., Bersier, L.-F., Blanchard, J.L., Brey, T., Carpenter, S.R., Blandenier, M.-F.C., Cushing, L., Dawah, H.A., Dell, T., Edwards, F., Harper-Smith, S., Jacob, U., Ledger, M.E., Martinez, N.D., Memmott, J., Mintenbeck, K., Pinnegar, J.K., Rall, B.C., Rayner, T.S., Reuman, D.C., Ruess, L., Ulrich, W., Williams, R.J., Woodward, G. &amp; Cohen, J.E. (2006)</w:t>
       </w:r>
       <w:r>
         <w:t xml:space="preserve"> </w:t>
       </w:r>
-      <w:hyperlink r:id="rId59">
+      <w:hyperlink r:id="rId62">
         <w:r>
           <w:rPr>
             <w:rStyle w:val="Hyperlink"/>
@@ -4915,8 +5092,8 @@
         <w:t xml:space="preserve">, 2411–2417.</w:t>
       </w:r>
     </w:p>
-    <w:bookmarkEnd w:id="60"/>
-    <w:bookmarkStart w:id="62" w:name="ref-caswell2009"/>
+    <w:bookmarkEnd w:id="63"/>
+    <w:bookmarkStart w:id="65" w:name="ref-caswell2009"/>
     <w:p>
       <w:pPr>
         <w:pStyle w:val="Bibliography"/>
@@ -4927,7 +5104,7 @@
       <w:r>
         <w:t xml:space="preserve"> </w:t>
       </w:r>
-      <w:hyperlink r:id="rId61">
+      <w:hyperlink r:id="rId64">
         <w:r>
           <w:rPr>
             <w:rStyle w:val="Hyperlink"/>
@@ -4965,8 +5142,8 @@
         <w:t xml:space="preserve">, 859–872.</w:t>
       </w:r>
     </w:p>
-    <w:bookmarkEnd w:id="62"/>
-    <w:bookmarkStart w:id="64" w:name="ref-curtsdotter2011"/>
+    <w:bookmarkEnd w:id="65"/>
+    <w:bookmarkStart w:id="67" w:name="ref-curtsdotter2011"/>
     <w:p>
       <w:pPr>
         <w:pStyle w:val="Bibliography"/>
@@ -4977,7 +5154,7 @@
       <w:r>
         <w:t xml:space="preserve"> </w:t>
       </w:r>
-      <w:hyperlink r:id="rId63">
+      <w:hyperlink r:id="rId66">
         <w:r>
           <w:rPr>
             <w:rStyle w:val="Hyperlink"/>
@@ -5015,19 +5192,69 @@
         <w:t xml:space="preserve">, 571–580.</w:t>
       </w:r>
     </w:p>
-    <w:bookmarkEnd w:id="64"/>
-    <w:bookmarkStart w:id="66" w:name="ref-delmas2018"/>
+    <w:bookmarkEnd w:id="67"/>
+    <w:bookmarkStart w:id="69" w:name="ref-dansereau2024"/>
     <w:p>
       <w:pPr>
         <w:pStyle w:val="Bibliography"/>
       </w:pPr>
       <w:r>
+        <w:t xml:space="preserve">Dansereau, G., Barros, C. &amp; Poisot, T. (2024)</w:t>
+      </w:r>
+      <w:r>
+        <w:t xml:space="preserve"> </w:t>
+      </w:r>
+      <w:hyperlink r:id="rId68">
+        <w:r>
+          <w:rPr>
+            <w:rStyle w:val="Hyperlink"/>
+          </w:rPr>
+          <w:t xml:space="preserve">Spatially explicit predictions of food web structure from regional-level data</w:t>
+        </w:r>
+      </w:hyperlink>
+      <w:r>
+        <w:t xml:space="preserve">.</w:t>
+      </w:r>
+      <w:r>
+        <w:t xml:space="preserve"> </w:t>
+      </w:r>
+      <w:r>
+        <w:rPr>
+          <w:i/>
+          <w:iCs/>
+        </w:rPr>
+        <w:t xml:space="preserve">Philosophical Transactions of the Royal Society B: Biological Sciences</w:t>
+      </w:r>
+      <w:r>
+        <w:t xml:space="preserve">,</w:t>
+      </w:r>
+      <w:r>
+        <w:t xml:space="preserve"> </w:t>
+      </w:r>
+      <w:r>
+        <w:rPr>
+          <w:b/>
+          <w:bCs/>
+        </w:rPr>
+        <w:t xml:space="preserve">379</w:t>
+      </w:r>
+      <w:r>
+        <w:t xml:space="preserve">.</w:t>
+      </w:r>
+    </w:p>
+    <w:bookmarkEnd w:id="69"/>
+    <w:bookmarkStart w:id="71" w:name="ref-delmas2018"/>
+    <w:p>
+      <w:pPr>
+        <w:pStyle w:val="Bibliography"/>
+      </w:pPr>
+      <w:r>
         <w:t xml:space="preserve">Delmas, E., Besson, M., Brice, M.-H., Burkle, L.A., Dalla Riva, G.V., Fortin, M.-J., Gravel, D., Guimarães, P.R., Hembry, D.H., Newman, E.A., Olesen, J.M., Pires, M.M., Yeakel, J.D. &amp; Poisot, T. (2018)</w:t>
       </w:r>
       <w:r>
         <w:t xml:space="preserve"> </w:t>
       </w:r>
-      <w:hyperlink r:id="rId65">
+      <w:hyperlink r:id="rId70">
         <w:r>
           <w:rPr>
             <w:rStyle w:val="Hyperlink"/>
@@ -5052,8 +5279,8 @@
         <w:t xml:space="preserve">, 112540.</w:t>
       </w:r>
     </w:p>
-    <w:bookmarkEnd w:id="66"/>
-    <w:bookmarkStart w:id="68" w:name="ref-dunhill2024"/>
+    <w:bookmarkEnd w:id="71"/>
+    <w:bookmarkStart w:id="73" w:name="ref-dunhill2024"/>
     <w:p>
       <w:pPr>
         <w:pStyle w:val="Bibliography"/>
@@ -5064,7 +5291,7 @@
       <w:r>
         <w:t xml:space="preserve"> </w:t>
       </w:r>
-      <w:hyperlink r:id="rId67">
+      <w:hyperlink r:id="rId72">
         <w:r>
           <w:rPr>
             <w:rStyle w:val="Hyperlink"/>
@@ -5102,8 +5329,8 @@
         <w:t xml:space="preserve">, 8599.</w:t>
       </w:r>
     </w:p>
-    <w:bookmarkEnd w:id="68"/>
-    <w:bookmarkStart w:id="70" w:name="ref-dunne2014"/>
+    <w:bookmarkEnd w:id="73"/>
+    <w:bookmarkStart w:id="75" w:name="ref-dunne2014"/>
     <w:p>
       <w:pPr>
         <w:pStyle w:val="Bibliography"/>
@@ -5114,7 +5341,7 @@
       <w:r>
         <w:t xml:space="preserve"> </w:t>
       </w:r>
-      <w:hyperlink r:id="rId69">
+      <w:hyperlink r:id="rId74">
         <w:r>
           <w:rPr>
             <w:rStyle w:val="Hyperlink"/>
@@ -5152,8 +5379,8 @@
         <w:t xml:space="preserve">, 20133280.</w:t>
       </w:r>
     </w:p>
-    <w:bookmarkEnd w:id="70"/>
-    <w:bookmarkStart w:id="71" w:name="ref-dunne2002"/>
+    <w:bookmarkEnd w:id="75"/>
+    <w:bookmarkStart w:id="76" w:name="ref-dunne2002"/>
     <w:p>
       <w:pPr>
         <w:pStyle w:val="Bibliography"/>
@@ -5188,8 +5415,8 @@
         <w:t xml:space="preserve">, 558–567.</w:t>
       </w:r>
     </w:p>
-    <w:bookmarkEnd w:id="71"/>
-    <w:bookmarkStart w:id="73" w:name="ref-dunne2008"/>
+    <w:bookmarkEnd w:id="76"/>
+    <w:bookmarkStart w:id="78" w:name="ref-dunne2008"/>
     <w:p>
       <w:pPr>
         <w:pStyle w:val="Bibliography"/>
@@ -5200,7 +5427,7 @@
       <w:r>
         <w:t xml:space="preserve"> </w:t>
       </w:r>
-      <w:hyperlink r:id="rId72">
+      <w:hyperlink r:id="rId77">
         <w:r>
           <w:rPr>
             <w:rStyle w:val="Hyperlink"/>
@@ -5238,8 +5465,8 @@
         <w:t xml:space="preserve">, e102.</w:t>
       </w:r>
     </w:p>
-    <w:bookmarkEnd w:id="73"/>
-    <w:bookmarkStart w:id="75" w:name="ref-erdos1959"/>
+    <w:bookmarkEnd w:id="78"/>
+    <w:bookmarkStart w:id="80" w:name="ref-erdos1959"/>
     <w:p>
       <w:pPr>
         <w:pStyle w:val="Bibliography"/>
@@ -5250,7 +5477,7 @@
       <w:r>
         <w:t xml:space="preserve"> </w:t>
       </w:r>
-      <w:hyperlink r:id="rId74">
+      <w:hyperlink r:id="rId79">
         <w:r>
           <w:rPr>
             <w:rStyle w:val="Hyperlink"/>
@@ -5285,8 +5512,8 @@
         <w:t xml:space="preserve">, 290–297.</w:t>
       </w:r>
     </w:p>
-    <w:bookmarkEnd w:id="75"/>
-    <w:bookmarkStart w:id="77" w:name="ref-fricke2022a"/>
+    <w:bookmarkEnd w:id="80"/>
+    <w:bookmarkStart w:id="82" w:name="ref-fricke2022a"/>
     <w:p>
       <w:pPr>
         <w:pStyle w:val="Bibliography"/>
@@ -5297,7 +5524,7 @@
       <w:r>
         <w:t xml:space="preserve"> </w:t>
       </w:r>
-      <w:hyperlink r:id="rId76">
+      <w:hyperlink r:id="rId81">
         <w:r>
           <w:rPr>
             <w:rStyle w:val="Hyperlink"/>
@@ -5335,8 +5562,8 @@
         <w:t xml:space="preserve">, 1008–1011.</w:t>
       </w:r>
     </w:p>
-    <w:bookmarkEnd w:id="77"/>
-    <w:bookmarkStart w:id="79" w:name="ref-fründ2016"/>
+    <w:bookmarkEnd w:id="82"/>
+    <w:bookmarkStart w:id="84" w:name="ref-fründ2016"/>
     <w:p>
       <w:pPr>
         <w:pStyle w:val="Bibliography"/>
@@ -5347,7 +5574,7 @@
       <w:r>
         <w:t xml:space="preserve"> </w:t>
       </w:r>
-      <w:hyperlink r:id="rId78">
+      <w:hyperlink r:id="rId83">
         <w:r>
           <w:rPr>
             <w:rStyle w:val="Hyperlink"/>
@@ -5385,8 +5612,8 @@
         <w:t xml:space="preserve">, 502–513.</w:t>
       </w:r>
     </w:p>
-    <w:bookmarkEnd w:id="79"/>
-    <w:bookmarkStart w:id="81" w:name="ref-gauzens2023"/>
+    <w:bookmarkEnd w:id="84"/>
+    <w:bookmarkStart w:id="86" w:name="ref-gauzens2023"/>
     <w:p>
       <w:pPr>
         <w:pStyle w:val="Bibliography"/>
@@ -5397,7 +5624,7 @@
       <w:r>
         <w:t xml:space="preserve"> </w:t>
       </w:r>
-      <w:hyperlink r:id="rId80">
+      <w:hyperlink r:id="rId85">
         <w:r>
           <w:rPr>
             <w:rStyle w:val="Hyperlink"/>
@@ -5435,8 +5662,8 @@
         <w:t xml:space="preserve">, 2766–2773.</w:t>
       </w:r>
     </w:p>
-    <w:bookmarkEnd w:id="81"/>
-    <w:bookmarkStart w:id="83" w:name="ref-gauzens2025"/>
+    <w:bookmarkEnd w:id="86"/>
+    <w:bookmarkStart w:id="88" w:name="ref-gauzens2025"/>
     <w:p>
       <w:pPr>
         <w:pStyle w:val="Bibliography"/>
@@ -5447,7 +5674,7 @@
       <w:r>
         <w:t xml:space="preserve"> </w:t>
       </w:r>
-      <w:hyperlink r:id="rId82">
+      <w:hyperlink r:id="rId87">
         <w:r>
           <w:rPr>
             <w:rStyle w:val="Hyperlink"/>
@@ -5472,8 +5699,8 @@
         <w:t xml:space="preserve">, 1–10.</w:t>
       </w:r>
     </w:p>
-    <w:bookmarkEnd w:id="83"/>
-    <w:bookmarkStart w:id="85" w:name="ref-gilman2010"/>
+    <w:bookmarkEnd w:id="88"/>
+    <w:bookmarkStart w:id="90" w:name="ref-gilman2010"/>
     <w:p>
       <w:pPr>
         <w:pStyle w:val="Bibliography"/>
@@ -5484,7 +5711,7 @@
       <w:r>
         <w:t xml:space="preserve"> </w:t>
       </w:r>
-      <w:hyperlink r:id="rId84">
+      <w:hyperlink r:id="rId89">
         <w:r>
           <w:rPr>
             <w:rStyle w:val="Hyperlink"/>
@@ -5522,8 +5749,8 @@
         <w:t xml:space="preserve">, 325–331.</w:t>
       </w:r>
     </w:p>
-    <w:bookmarkEnd w:id="85"/>
-    <w:bookmarkStart w:id="87" w:name="ref-gravel2019"/>
+    <w:bookmarkEnd w:id="90"/>
+    <w:bookmarkStart w:id="92" w:name="ref-gravel2019"/>
     <w:p>
       <w:pPr>
         <w:pStyle w:val="Bibliography"/>
@@ -5534,7 +5761,7 @@
       <w:r>
         <w:t xml:space="preserve"> </w:t>
       </w:r>
-      <w:hyperlink r:id="rId86">
+      <w:hyperlink r:id="rId91">
         <w:r>
           <w:rPr>
             <w:rStyle w:val="Hyperlink"/>
@@ -5572,8 +5799,8 @@
         <w:t xml:space="preserve">, 401–415.</w:t>
       </w:r>
     </w:p>
-    <w:bookmarkEnd w:id="87"/>
-    <w:bookmarkStart w:id="89" w:name="ref-guimarães2020"/>
+    <w:bookmarkEnd w:id="92"/>
+    <w:bookmarkStart w:id="94" w:name="ref-guimarães2020"/>
     <w:p>
       <w:pPr>
         <w:pStyle w:val="Bibliography"/>
@@ -5584,7 +5811,7 @@
       <w:r>
         <w:t xml:space="preserve"> </w:t>
       </w:r>
-      <w:hyperlink r:id="rId88">
+      <w:hyperlink r:id="rId93">
         <w:r>
           <w:rPr>
             <w:rStyle w:val="Hyperlink"/>
@@ -5622,8 +5849,8 @@
         <w:t xml:space="preserve">.</w:t>
       </w:r>
     </w:p>
-    <w:bookmarkEnd w:id="89"/>
-    <w:bookmarkStart w:id="91" w:name="ref-hao2025"/>
+    <w:bookmarkEnd w:id="94"/>
+    <w:bookmarkStart w:id="96" w:name="ref-hao2025"/>
     <w:p>
       <w:pPr>
         <w:pStyle w:val="Bibliography"/>
@@ -5634,7 +5861,7 @@
       <w:r>
         <w:t xml:space="preserve"> </w:t>
       </w:r>
-      <w:hyperlink r:id="rId90">
+      <w:hyperlink r:id="rId95">
         <w:r>
           <w:rPr>
             <w:rStyle w:val="Hyperlink"/>
@@ -5672,8 +5899,8 @@
         <w:t xml:space="preserve">, e70061.</w:t>
       </w:r>
     </w:p>
-    <w:bookmarkEnd w:id="91"/>
-    <w:bookmarkStart w:id="93" w:name="ref-jordano2016"/>
+    <w:bookmarkEnd w:id="96"/>
+    <w:bookmarkStart w:id="98" w:name="ref-jordano2016"/>
     <w:p>
       <w:pPr>
         <w:pStyle w:val="Bibliography"/>
@@ -5684,7 +5911,7 @@
       <w:r>
         <w:t xml:space="preserve"> </w:t>
       </w:r>
-      <w:hyperlink r:id="rId92">
+      <w:hyperlink r:id="rId97">
         <w:r>
           <w:rPr>
             <w:rStyle w:val="Hyperlink"/>
@@ -5709,8 +5936,8 @@
         <w:t xml:space="preserve">.</w:t>
       </w:r>
     </w:p>
-    <w:bookmarkEnd w:id="93"/>
-    <w:bookmarkStart w:id="95" w:name="ref-kemp2024"/>
+    <w:bookmarkEnd w:id="98"/>
+    <w:bookmarkStart w:id="100" w:name="ref-kemp2024"/>
     <w:p>
       <w:pPr>
         <w:pStyle w:val="Bibliography"/>
@@ -5721,7 +5948,7 @@
       <w:r>
         <w:t xml:space="preserve"> </w:t>
       </w:r>
-      <w:hyperlink r:id="rId94">
+      <w:hyperlink r:id="rId99">
         <w:r>
           <w:rPr>
             <w:rStyle w:val="Hyperlink"/>
@@ -5759,8 +5986,8 @@
         <w:t xml:space="preserve">, 104946.</w:t>
       </w:r>
     </w:p>
-    <w:bookmarkEnd w:id="95"/>
-    <w:bookmarkStart w:id="97" w:name="ref-little1995"/>
+    <w:bookmarkEnd w:id="100"/>
+    <w:bookmarkStart w:id="102" w:name="ref-little1995"/>
     <w:p>
       <w:pPr>
         <w:pStyle w:val="Bibliography"/>
@@ -5771,7 +5998,7 @@
       <w:r>
         <w:t xml:space="preserve"> </w:t>
       </w:r>
-      <w:hyperlink r:id="rId96">
+      <w:hyperlink r:id="rId101">
         <w:r>
           <w:rPr>
             <w:rStyle w:val="Hyperlink"/>
@@ -5809,8 +6036,8 @@
         <w:t xml:space="preserve">, 495.</w:t>
       </w:r>
     </w:p>
-    <w:bookmarkEnd w:id="97"/>
-    <w:bookmarkStart w:id="99" w:name="ref-marjakangas2025"/>
+    <w:bookmarkEnd w:id="102"/>
+    <w:bookmarkStart w:id="104" w:name="ref-marjakangas2025"/>
     <w:p>
       <w:pPr>
         <w:pStyle w:val="Bibliography"/>
@@ -5821,7 +6048,7 @@
       <w:r>
         <w:t xml:space="preserve"> </w:t>
       </w:r>
-      <w:hyperlink r:id="rId98">
+      <w:hyperlink r:id="rId103">
         <w:r>
           <w:rPr>
             <w:rStyle w:val="Hyperlink"/>
@@ -5859,19 +6086,69 @@
         <w:t xml:space="preserve">, e70146.</w:t>
       </w:r>
     </w:p>
-    <w:bookmarkEnd w:id="99"/>
-    <w:bookmarkStart w:id="101" w:name="ref-michalska-smith2019"/>
+    <w:bookmarkEnd w:id="104"/>
+    <w:bookmarkStart w:id="106" w:name="ref-mestre2026"/>
     <w:p>
       <w:pPr>
         <w:pStyle w:val="Bibliography"/>
       </w:pPr>
       <w:r>
+        <w:t xml:space="preserve">Mestre, F. &amp; Bastazini, V.A.G. (2026)</w:t>
+      </w:r>
+      <w:r>
+        <w:t xml:space="preserve"> </w:t>
+      </w:r>
+      <w:hyperlink r:id="rId105">
+        <w:r>
+          <w:rPr>
+            <w:rStyle w:val="Hyperlink"/>
+          </w:rPr>
+          <w:t xml:space="preserve">Metawebs as a tool to connect ecology and biogeography: A critical review</w:t>
+        </w:r>
+      </w:hyperlink>
+      <w:r>
+        <w:t xml:space="preserve">.</w:t>
+      </w:r>
+      <w:r>
+        <w:t xml:space="preserve"> </w:t>
+      </w:r>
+      <w:r>
+        <w:rPr>
+          <w:i/>
+          <w:iCs/>
+        </w:rPr>
+        <w:t xml:space="preserve">Ecological Modelling</w:t>
+      </w:r>
+      <w:r>
+        <w:t xml:space="preserve">,</w:t>
+      </w:r>
+      <w:r>
+        <w:t xml:space="preserve"> </w:t>
+      </w:r>
+      <w:r>
+        <w:rPr>
+          <w:b/>
+          <w:bCs/>
+        </w:rPr>
+        <w:t xml:space="preserve">519</w:t>
+      </w:r>
+      <w:r>
+        <w:t xml:space="preserve">, 111674.</w:t>
+      </w:r>
+    </w:p>
+    <w:bookmarkEnd w:id="106"/>
+    <w:bookmarkStart w:id="108" w:name="ref-michalska-smith2019"/>
+    <w:p>
+      <w:pPr>
+        <w:pStyle w:val="Bibliography"/>
+      </w:pPr>
+      <w:r>
         <w:t xml:space="preserve">Michalska-Smith, M.J. &amp; Allesina, S. (2019)</w:t>
       </w:r>
       <w:r>
         <w:t xml:space="preserve"> </w:t>
       </w:r>
-      <w:hyperlink r:id="rId100">
+      <w:hyperlink r:id="rId107">
         <w:r>
           <w:rPr>
             <w:rStyle w:val="Hyperlink"/>
@@ -5909,8 +6186,8 @@
         <w:t xml:space="preserve">, e1007076.</w:t>
       </w:r>
     </w:p>
-    <w:bookmarkEnd w:id="101"/>
-    <w:bookmarkStart w:id="103" w:name="ref-milo2002"/>
+    <w:bookmarkEnd w:id="108"/>
+    <w:bookmarkStart w:id="110" w:name="ref-milo2002"/>
     <w:p>
       <w:pPr>
         <w:pStyle w:val="Bibliography"/>
@@ -5921,7 +6198,7 @@
       <w:r>
         <w:t xml:space="preserve"> </w:t>
       </w:r>
-      <w:hyperlink r:id="rId102">
+      <w:hyperlink r:id="rId109">
         <w:r>
           <w:rPr>
             <w:rStyle w:val="Hyperlink"/>
@@ -5959,8 +6236,8 @@
         <w:t xml:space="preserve">, 824–827.</w:t>
       </w:r>
     </w:p>
-    <w:bookmarkEnd w:id="103"/>
-    <w:bookmarkStart w:id="105" w:name="ref-morales-castilla2015"/>
+    <w:bookmarkEnd w:id="110"/>
+    <w:bookmarkStart w:id="112" w:name="ref-morales-castilla2015"/>
     <w:p>
       <w:pPr>
         <w:pStyle w:val="Bibliography"/>
@@ -5971,7 +6248,7 @@
       <w:r>
         <w:t xml:space="preserve"> </w:t>
       </w:r>
-      <w:hyperlink r:id="rId104">
+      <w:hyperlink r:id="rId111">
         <w:r>
           <w:rPr>
             <w:rStyle w:val="Hyperlink"/>
@@ -6009,8 +6286,8 @@
         <w:t xml:space="preserve">, 347–356.</w:t>
       </w:r>
     </w:p>
-    <w:bookmarkEnd w:id="105"/>
-    <w:bookmarkStart w:id="107" w:name="ref-pellissier2018"/>
+    <w:bookmarkEnd w:id="112"/>
+    <w:bookmarkStart w:id="114" w:name="ref-pellissier2018"/>
     <w:p>
       <w:pPr>
         <w:pStyle w:val="Bibliography"/>
@@ -6021,7 +6298,7 @@
       <w:r>
         <w:t xml:space="preserve"> </w:t>
       </w:r>
-      <w:hyperlink r:id="rId106">
+      <w:hyperlink r:id="rId113">
         <w:r>
           <w:rPr>
             <w:rStyle w:val="Hyperlink"/>
@@ -6059,8 +6336,8 @@
         <w:t xml:space="preserve">, 785–800.</w:t>
       </w:r>
     </w:p>
-    <w:bookmarkEnd w:id="107"/>
-    <w:bookmarkStart w:id="109" w:name="ref-petchey2011"/>
+    <w:bookmarkEnd w:id="114"/>
+    <w:bookmarkStart w:id="116" w:name="ref-petchey2011"/>
     <w:p>
       <w:pPr>
         <w:pStyle w:val="Bibliography"/>
@@ -6071,7 +6348,7 @@
       <w:r>
         <w:t xml:space="preserve"> </w:t>
       </w:r>
-      <w:hyperlink r:id="rId108">
+      <w:hyperlink r:id="rId115">
         <w:r>
           <w:rPr>
             <w:rStyle w:val="Hyperlink"/>
@@ -6109,8 +6386,8 @@
         <w:t xml:space="preserve">, 169–171.</w:t>
       </w:r>
     </w:p>
-    <w:bookmarkEnd w:id="109"/>
-    <w:bookmarkStart w:id="111" w:name="ref-petchey2008"/>
+    <w:bookmarkEnd w:id="116"/>
+    <w:bookmarkStart w:id="118" w:name="ref-petchey2008"/>
     <w:p>
       <w:pPr>
         <w:pStyle w:val="Bibliography"/>
@@ -6121,7 +6398,7 @@
       <w:r>
         <w:t xml:space="preserve"> </w:t>
       </w:r>
-      <w:hyperlink r:id="rId110">
+      <w:hyperlink r:id="rId117">
         <w:r>
           <w:rPr>
             <w:rStyle w:val="Hyperlink"/>
@@ -6159,8 +6436,8 @@
         <w:t xml:space="preserve">, 4191–4196.</w:t>
       </w:r>
     </w:p>
-    <w:bookmarkEnd w:id="111"/>
-    <w:bookmarkStart w:id="113" w:name="ref-poisot2021"/>
+    <w:bookmarkEnd w:id="118"/>
+    <w:bookmarkStart w:id="120" w:name="ref-poisot2021"/>
     <w:p>
       <w:pPr>
         <w:pStyle w:val="Bibliography"/>
@@ -6171,7 +6448,7 @@
       <w:r>
         <w:t xml:space="preserve"> </w:t>
       </w:r>
-      <w:hyperlink r:id="rId112">
+      <w:hyperlink r:id="rId119">
         <w:r>
           <w:rPr>
             <w:rStyle w:val="Hyperlink"/>
@@ -6196,8 +6473,8 @@
         <w:t xml:space="preserve">, jbi.14127.</w:t>
       </w:r>
     </w:p>
-    <w:bookmarkEnd w:id="113"/>
-    <w:bookmarkStart w:id="115" w:name="ref-poisot2012a"/>
+    <w:bookmarkEnd w:id="120"/>
+    <w:bookmarkStart w:id="122" w:name="ref-poisot2012a"/>
     <w:p>
       <w:pPr>
         <w:pStyle w:val="Bibliography"/>
@@ -6208,7 +6485,7 @@
       <w:r>
         <w:t xml:space="preserve"> </w:t>
       </w:r>
-      <w:hyperlink r:id="rId114">
+      <w:hyperlink r:id="rId121">
         <w:r>
           <w:rPr>
             <w:rStyle w:val="Hyperlink"/>
@@ -6246,8 +6523,8 @@
         <w:t xml:space="preserve">, 1353–1361.</w:t>
       </w:r>
     </w:p>
-    <w:bookmarkEnd w:id="115"/>
-    <w:bookmarkStart w:id="117" w:name="ref-poisot2016"/>
+    <w:bookmarkEnd w:id="122"/>
+    <w:bookmarkStart w:id="124" w:name="ref-poisot2016"/>
     <w:p>
       <w:pPr>
         <w:pStyle w:val="Bibliography"/>
@@ -6258,7 +6535,7 @@
       <w:r>
         <w:t xml:space="preserve"> </w:t>
       </w:r>
-      <w:hyperlink r:id="rId116">
+      <w:hyperlink r:id="rId123">
         <w:r>
           <w:rPr>
             <w:rStyle w:val="Hyperlink"/>
@@ -6296,8 +6573,8 @@
         <w:t xml:space="preserve">, 303312.</w:t>
       </w:r>
     </w:p>
-    <w:bookmarkEnd w:id="117"/>
-    <w:bookmarkStart w:id="119" w:name="ref-poisot2014"/>
+    <w:bookmarkEnd w:id="124"/>
+    <w:bookmarkStart w:id="126" w:name="ref-poisot2014"/>
     <w:p>
       <w:pPr>
         <w:pStyle w:val="Bibliography"/>
@@ -6308,7 +6585,7 @@
       <w:r>
         <w:t xml:space="preserve"> </w:t>
       </w:r>
-      <w:hyperlink r:id="rId118">
+      <w:hyperlink r:id="rId125">
         <w:r>
           <w:rPr>
             <w:rStyle w:val="Hyperlink"/>
@@ -6346,8 +6623,8 @@
         <w:t xml:space="preserve">, e251.</w:t>
       </w:r>
     </w:p>
-    <w:bookmarkEnd w:id="119"/>
-    <w:bookmarkStart w:id="121" w:name="ref-poisot2015"/>
+    <w:bookmarkEnd w:id="126"/>
+    <w:bookmarkStart w:id="128" w:name="ref-poisot2015"/>
     <w:p>
       <w:pPr>
         <w:pStyle w:val="Bibliography"/>
@@ -6358,7 +6635,7 @@
       <w:r>
         <w:t xml:space="preserve"> </w:t>
       </w:r>
-      <w:hyperlink r:id="rId120">
+      <w:hyperlink r:id="rId127">
         <w:r>
           <w:rPr>
             <w:rStyle w:val="Hyperlink"/>
@@ -6396,8 +6673,8 @@
         <w:t xml:space="preserve">, 243–251.</w:t>
       </w:r>
     </w:p>
-    <w:bookmarkEnd w:id="121"/>
-    <w:bookmarkStart w:id="123" w:name="ref-RCoreTeam2024"/>
+    <w:bookmarkEnd w:id="128"/>
+    <w:bookmarkStart w:id="130" w:name="ref-RCoreTeam2024"/>
     <w:p>
       <w:pPr>
         <w:pStyle w:val="Bibliography"/>
@@ -6408,7 +6685,7 @@
       <w:r>
         <w:t xml:space="preserve"> </w:t>
       </w:r>
-      <w:hyperlink r:id="rId122">
+      <w:hyperlink r:id="rId129">
         <w:r>
           <w:rPr>
             <w:rStyle w:val="Hyperlink"/>
@@ -6422,8 +6699,8 @@
         <w:t xml:space="preserve">, R Foundation for Statistical Computing, Vienna, Austria.</w:t>
       </w:r>
     </w:p>
-    <w:bookmarkEnd w:id="123"/>
-    <w:bookmarkStart w:id="125" w:name="ref-rohr2010"/>
+    <w:bookmarkEnd w:id="130"/>
+    <w:bookmarkStart w:id="132" w:name="ref-rohr2010"/>
     <w:p>
       <w:pPr>
         <w:pStyle w:val="Bibliography"/>
@@ -6434,7 +6711,7 @@
       <w:r>
         <w:t xml:space="preserve"> </w:t>
       </w:r>
-      <w:hyperlink r:id="rId124">
+      <w:hyperlink r:id="rId131">
         <w:r>
           <w:rPr>
             <w:rStyle w:val="Hyperlink"/>
@@ -6469,8 +6746,8 @@
         <w:t xml:space="preserve">, 170–177.</w:t>
       </w:r>
     </w:p>
-    <w:bookmarkEnd w:id="125"/>
-    <w:bookmarkStart w:id="127" w:name="ref-roopnarine2006"/>
+    <w:bookmarkEnd w:id="132"/>
+    <w:bookmarkStart w:id="134" w:name="ref-roopnarine2006"/>
     <w:p>
       <w:pPr>
         <w:pStyle w:val="Bibliography"/>
@@ -6481,7 +6758,7 @@
       <w:r>
         <w:t xml:space="preserve"> </w:t>
       </w:r>
-      <w:hyperlink r:id="rId126">
+      <w:hyperlink r:id="rId133">
         <w:r>
           <w:rPr>
             <w:rStyle w:val="Hyperlink"/>
@@ -6519,8 +6796,8 @@
         <w:t xml:space="preserve">, 1–19.</w:t>
       </w:r>
     </w:p>
-    <w:bookmarkEnd w:id="127"/>
-    <w:bookmarkStart w:id="129" w:name="ref-sandra2025"/>
+    <w:bookmarkEnd w:id="134"/>
+    <w:bookmarkStart w:id="136" w:name="ref-sandra2025"/>
     <w:p>
       <w:pPr>
         <w:pStyle w:val="Bibliography"/>
@@ -6531,7 +6808,7 @@
       <w:r>
         <w:t xml:space="preserve"> </w:t>
       </w:r>
-      <w:hyperlink r:id="rId128">
+      <w:hyperlink r:id="rId135">
         <w:r>
           <w:rPr>
             <w:rStyle w:val="Hyperlink"/>
@@ -6556,8 +6833,8 @@
         <w:t xml:space="preserve">, 103183.</w:t>
       </w:r>
     </w:p>
-    <w:bookmarkEnd w:id="129"/>
-    <w:bookmarkStart w:id="131" w:name="ref-schneider2016"/>
+    <w:bookmarkEnd w:id="136"/>
+    <w:bookmarkStart w:id="138" w:name="ref-schneider2016"/>
     <w:p>
       <w:pPr>
         <w:pStyle w:val="Bibliography"/>
@@ -6568,7 +6845,7 @@
       <w:r>
         <w:t xml:space="preserve"> </w:t>
       </w:r>
-      <w:hyperlink r:id="rId130">
+      <w:hyperlink r:id="rId137">
         <w:r>
           <w:rPr>
             <w:rStyle w:val="Hyperlink"/>
@@ -6606,8 +6883,8 @@
         <w:t xml:space="preserve">, 12718.</w:t>
       </w:r>
     </w:p>
-    <w:bookmarkEnd w:id="131"/>
-    <w:bookmarkStart w:id="133" w:name="ref-shaw2024"/>
+    <w:bookmarkEnd w:id="138"/>
+    <w:bookmarkStart w:id="140" w:name="ref-shaw2024"/>
     <w:p>
       <w:pPr>
         <w:pStyle w:val="Bibliography"/>
@@ -6618,7 +6895,7 @@
       <w:r>
         <w:t xml:space="preserve"> </w:t>
       </w:r>
-      <w:hyperlink r:id="rId132">
+      <w:hyperlink r:id="rId139">
         <w:r>
           <w:rPr>
             <w:rStyle w:val="Hyperlink"/>
@@ -6630,8 +6907,8 @@
         <w:t xml:space="preserve">. 2024.01.30.578036.</w:t>
       </w:r>
     </w:p>
-    <w:bookmarkEnd w:id="133"/>
-    <w:bookmarkStart w:id="135" w:name="ref-smith2025"/>
+    <w:bookmarkEnd w:id="140"/>
+    <w:bookmarkStart w:id="142" w:name="ref-smith2025"/>
     <w:p>
       <w:pPr>
         <w:pStyle w:val="Bibliography"/>
@@ -6642,7 +6919,7 @@
       <w:r>
         <w:t xml:space="preserve"> </w:t>
       </w:r>
-      <w:hyperlink r:id="rId134">
+      <w:hyperlink r:id="rId141">
         <w:r>
           <w:rPr>
             <w:rStyle w:val="Hyperlink"/>
@@ -6686,8 +6963,8 @@
         <w:t xml:space="preserve">, e70113.</w:t>
       </w:r>
     </w:p>
-    <w:bookmarkEnd w:id="135"/>
-    <w:bookmarkStart w:id="137" w:name="ref-stouffer2019"/>
+    <w:bookmarkEnd w:id="142"/>
+    <w:bookmarkStart w:id="144" w:name="ref-stouffer2019"/>
     <w:p>
       <w:pPr>
         <w:pStyle w:val="Bibliography"/>
@@ -6698,7 +6975,7 @@
       <w:r>
         <w:t xml:space="preserve"> </w:t>
       </w:r>
-      <w:hyperlink r:id="rId136">
+      <w:hyperlink r:id="rId143">
         <w:r>
           <w:rPr>
             <w:rStyle w:val="Hyperlink"/>
@@ -6736,69 +7013,19 @@
         <w:t xml:space="preserve">, 192–195.</w:t>
       </w:r>
     </w:p>
-    <w:bookmarkEnd w:id="137"/>
-    <w:bookmarkStart w:id="139" w:name="ref-stouffer2007"/>
+    <w:bookmarkEnd w:id="144"/>
+    <w:bookmarkStart w:id="146" w:name="ref-strydom2021b"/>
     <w:p>
       <w:pPr>
         <w:pStyle w:val="Bibliography"/>
       </w:pPr>
       <w:r>
-        <w:t xml:space="preserve">Stouffer, D.B., Camacho, J., Jiang, W. &amp; Nunes Amaral, L.A. (2007)</w:t>
-      </w:r>
-      <w:r>
-        <w:t xml:space="preserve"> </w:t>
-      </w:r>
-      <w:hyperlink r:id="rId138">
-        <w:r>
-          <w:rPr>
-            <w:rStyle w:val="Hyperlink"/>
-          </w:rPr>
-          <w:t xml:space="preserve">Evidence for the existence of a robust pattern of prey selection in food webs</w:t>
-        </w:r>
-      </w:hyperlink>
-      <w:r>
-        <w:t xml:space="preserve">.</w:t>
-      </w:r>
-      <w:r>
-        <w:t xml:space="preserve"> </w:t>
-      </w:r>
-      <w:r>
-        <w:rPr>
-          <w:i/>
-          <w:iCs/>
-        </w:rPr>
-        <w:t xml:space="preserve">Proceedings of the Royal Society B: Biological Sciences</w:t>
-      </w:r>
-      <w:r>
-        <w:t xml:space="preserve">,</w:t>
-      </w:r>
-      <w:r>
-        <w:t xml:space="preserve"> </w:t>
-      </w:r>
-      <w:r>
-        <w:rPr>
-          <w:b/>
-          <w:bCs/>
-        </w:rPr>
-        <w:t xml:space="preserve">274</w:t>
-      </w:r>
-      <w:r>
-        <w:t xml:space="preserve">, 1931–1940.</w:t>
-      </w:r>
-    </w:p>
-    <w:bookmarkEnd w:id="139"/>
-    <w:bookmarkStart w:id="141" w:name="ref-strydom2021"/>
-    <w:p>
-      <w:pPr>
-        <w:pStyle w:val="Bibliography"/>
-      </w:pPr>
-      <w:r>
-        <w:t xml:space="preserve">Strydom, T., Catchen, M.D., Banville, F., Caron, D., Dansereau, G., Desjardins-Proulx, P., Forero-Muñoz, N.R., Higino, G., Mercier, B., Gonzalez, A., Gravel, D., Pollock, L. &amp; Poisot, T. (2021)</w:t>
-      </w:r>
-      <w:r>
-        <w:t xml:space="preserve"> </w:t>
-      </w:r>
-      <w:hyperlink r:id="rId140">
+        <w:t xml:space="preserve">Strydom, T., Catchen, M.D., Banville, F., Caron, D., Dansereau, G., Desjardins-Proulx, P., Forero-Muñoz, N.R., Higino, G., Mercier, B., Gonzalez, A., Gravel, D., Pollock, L. &amp; Poisot, T. (2021b)</w:t>
+      </w:r>
+      <w:r>
+        <w:t xml:space="preserve"> </w:t>
+      </w:r>
+      <w:hyperlink r:id="rId145">
         <w:r>
           <w:rPr>
             <w:rStyle w:val="Hyperlink"/>
@@ -6836,19 +7063,69 @@
         <w:t xml:space="preserve">, 20210063.</w:t>
       </w:r>
     </w:p>
-    <w:bookmarkEnd w:id="141"/>
-    <w:bookmarkStart w:id="143" w:name="ref-strydom2026"/>
+    <w:bookmarkEnd w:id="146"/>
+    <w:bookmarkStart w:id="147" w:name="ref-strydom2021"/>
     <w:p>
       <w:pPr>
         <w:pStyle w:val="Bibliography"/>
       </w:pPr>
       <w:r>
+        <w:t xml:space="preserve">Strydom, T., Catchen, M.D., Banville, F., Caron, D., Dansereau, G., Desjardins-Proulx, P., Forero-Muñoz, N.R., Higino, G., Mercier, B., Gonzalez, A., Gravel, D., Pollock, L. &amp; Poisot, T. (2021a)</w:t>
+      </w:r>
+      <w:r>
+        <w:t xml:space="preserve"> </w:t>
+      </w:r>
+      <w:hyperlink r:id="rId145">
+        <w:r>
+          <w:rPr>
+            <w:rStyle w:val="Hyperlink"/>
+          </w:rPr>
+          <w:t xml:space="preserve">A roadmap towards predicting species interaction networks (across space and time)</w:t>
+        </w:r>
+      </w:hyperlink>
+      <w:r>
+        <w:t xml:space="preserve">.</w:t>
+      </w:r>
+      <w:r>
+        <w:t xml:space="preserve"> </w:t>
+      </w:r>
+      <w:r>
+        <w:rPr>
+          <w:i/>
+          <w:iCs/>
+        </w:rPr>
+        <w:t xml:space="preserve">Philosophical Transactions of the Royal Society B: Biological Sciences</w:t>
+      </w:r>
+      <w:r>
+        <w:t xml:space="preserve">,</w:t>
+      </w:r>
+      <w:r>
+        <w:t xml:space="preserve"> </w:t>
+      </w:r>
+      <w:r>
+        <w:rPr>
+          <w:b/>
+          <w:bCs/>
+        </w:rPr>
+        <w:t xml:space="preserve">376</w:t>
+      </w:r>
+      <w:r>
+        <w:t xml:space="preserve">, 20210063.</w:t>
+      </w:r>
+    </w:p>
+    <w:bookmarkEnd w:id="147"/>
+    <w:bookmarkStart w:id="149" w:name="ref-strydom2026"/>
+    <w:p>
+      <w:pPr>
+        <w:pStyle w:val="Bibliography"/>
+      </w:pPr>
+      <w:r>
         <w:t xml:space="preserve">Strydom, T., Dunhill, A.M., Dunne, J.A., Poisot, T. &amp; Beckerman, A.P. (2026)</w:t>
       </w:r>
       <w:r>
         <w:t xml:space="preserve"> </w:t>
       </w:r>
-      <w:hyperlink r:id="rId142">
+      <w:hyperlink r:id="rId148">
         <w:r>
           <w:rPr>
             <w:rStyle w:val="Hyperlink"/>
@@ -6873,8 +7150,8 @@
         <w:t xml:space="preserve">.</w:t>
       </w:r>
     </w:p>
-    <w:bookmarkEnd w:id="143"/>
-    <w:bookmarkStart w:id="145" w:name="ref-thuiller2024"/>
+    <w:bookmarkEnd w:id="149"/>
+    <w:bookmarkStart w:id="151" w:name="ref-thuiller2024"/>
     <w:p>
       <w:pPr>
         <w:pStyle w:val="Bibliography"/>
@@ -6885,7 +7162,7 @@
       <w:r>
         <w:t xml:space="preserve"> </w:t>
       </w:r>
-      <w:hyperlink r:id="rId144">
+      <w:hyperlink r:id="rId150">
         <w:r>
           <w:rPr>
             <w:rStyle w:val="Hyperlink"/>
@@ -6923,8 +7200,8 @@
         <w:t xml:space="preserve">, 550–559.</w:t>
       </w:r>
     </w:p>
-    <w:bookmarkEnd w:id="145"/>
-    <w:bookmarkStart w:id="147" w:name="ref-trøjelsgaard2016"/>
+    <w:bookmarkEnd w:id="151"/>
+    <w:bookmarkStart w:id="153" w:name="ref-trøjelsgaard2016"/>
     <w:p>
       <w:pPr>
         <w:pStyle w:val="Bibliography"/>
@@ -6935,7 +7212,7 @@
       <w:r>
         <w:t xml:space="preserve"> </w:t>
       </w:r>
-      <w:hyperlink r:id="rId146">
+      <w:hyperlink r:id="rId152">
         <w:r>
           <w:rPr>
             <w:rStyle w:val="Hyperlink"/>
@@ -6973,8 +7250,8 @@
         <w:t xml:space="preserve">, 1926–1935.</w:t>
       </w:r>
     </w:p>
-    <w:bookmarkEnd w:id="147"/>
-    <w:bookmarkStart w:id="149" w:name="ref-tylianakis2008"/>
+    <w:bookmarkEnd w:id="153"/>
+    <w:bookmarkStart w:id="155" w:name="ref-tylianakis2008"/>
     <w:p>
       <w:pPr>
         <w:pStyle w:val="Bibliography"/>
@@ -6985,7 +7262,7 @@
       <w:r>
         <w:t xml:space="preserve"> </w:t>
       </w:r>
-      <w:hyperlink r:id="rId148">
+      <w:hyperlink r:id="rId154">
         <w:r>
           <w:rPr>
             <w:rStyle w:val="Hyperlink"/>
@@ -7023,8 +7300,8 @@
         <w:t xml:space="preserve">, 1351–1363.</w:t>
       </w:r>
     </w:p>
-    <w:bookmarkEnd w:id="149"/>
-    <w:bookmarkStart w:id="151" w:name="ref-tylianakis2017"/>
+    <w:bookmarkEnd w:id="155"/>
+    <w:bookmarkStart w:id="157" w:name="ref-tylianakis2017"/>
     <w:p>
       <w:pPr>
         <w:pStyle w:val="Bibliography"/>
@@ -7035,7 +7312,7 @@
       <w:r>
         <w:t xml:space="preserve"> </w:t>
       </w:r>
-      <w:hyperlink r:id="rId150">
+      <w:hyperlink r:id="rId156">
         <w:r>
           <w:rPr>
             <w:rStyle w:val="Hyperlink"/>
@@ -7073,8 +7350,8 @@
         <w:t xml:space="preserve">, 25–48.</w:t>
       </w:r>
     </w:p>
-    <w:bookmarkEnd w:id="151"/>
-    <w:bookmarkStart w:id="153" w:name="ref-williams2000"/>
+    <w:bookmarkEnd w:id="157"/>
+    <w:bookmarkStart w:id="159" w:name="ref-williams2000"/>
     <w:p>
       <w:pPr>
         <w:pStyle w:val="Bibliography"/>
@@ -7085,7 +7362,7 @@
       <w:r>
         <w:t xml:space="preserve"> </w:t>
       </w:r>
-      <w:hyperlink r:id="rId152">
+      <w:hyperlink r:id="rId158">
         <w:r>
           <w:rPr>
             <w:rStyle w:val="Hyperlink"/>
@@ -7123,8 +7400,8 @@
         <w:t xml:space="preserve">, 180–183.</w:t>
       </w:r>
     </w:p>
-    <w:bookmarkEnd w:id="153"/>
-    <w:bookmarkStart w:id="155" w:name="ref-williams2004"/>
+    <w:bookmarkEnd w:id="159"/>
+    <w:bookmarkStart w:id="161" w:name="ref-williams2004"/>
     <w:p>
       <w:pPr>
         <w:pStyle w:val="Bibliography"/>
@@ -7135,7 +7412,7 @@
       <w:r>
         <w:t xml:space="preserve"> </w:t>
       </w:r>
-      <w:hyperlink r:id="rId154">
+      <w:hyperlink r:id="rId160">
         <w:r>
           <w:rPr>
             <w:rStyle w:val="Hyperlink"/>
@@ -7173,8 +7450,8 @@
         <w:t xml:space="preserve">, 297–303.</w:t>
       </w:r>
     </w:p>
-    <w:bookmarkEnd w:id="155"/>
-    <w:bookmarkStart w:id="157" w:name="ref-williams2008"/>
+    <w:bookmarkEnd w:id="161"/>
+    <w:bookmarkStart w:id="163" w:name="ref-williams2008"/>
     <w:p>
       <w:pPr>
         <w:pStyle w:val="Bibliography"/>
@@ -7185,7 +7462,7 @@
       <w:r>
         <w:t xml:space="preserve"> </w:t>
       </w:r>
-      <w:hyperlink r:id="rId156">
+      <w:hyperlink r:id="rId162">
         <w:r>
           <w:rPr>
             <w:rStyle w:val="Hyperlink"/>
@@ -7223,8 +7500,8 @@
         <w:t xml:space="preserve">, 512–519.</w:t>
       </w:r>
     </w:p>
-    <w:bookmarkEnd w:id="157"/>
-    <w:bookmarkStart w:id="159" w:name="ref-yeakel2014"/>
+    <w:bookmarkEnd w:id="163"/>
+    <w:bookmarkStart w:id="165" w:name="ref-yeakel2014"/>
     <w:p>
       <w:pPr>
         <w:pStyle w:val="Bibliography"/>
@@ -7235,7 +7512,7 @@
       <w:r>
         <w:t xml:space="preserve"> </w:t>
       </w:r>
-      <w:hyperlink r:id="rId158">
+      <w:hyperlink r:id="rId164">
         <w:r>
           <w:rPr>
             <w:rStyle w:val="Hyperlink"/>
@@ -7273,9 +7550,9 @@
         <w:t xml:space="preserve">, 14472–14477.</w:t>
       </w:r>
     </w:p>
-    <w:bookmarkEnd w:id="159"/>
-    <w:bookmarkEnd w:id="160"/>
-    <w:bookmarkEnd w:id="161"/>
+    <w:bookmarkEnd w:id="165"/>
+    <w:bookmarkEnd w:id="166"/>
+    <w:bookmarkEnd w:id="167"/>
     <w:sectPr>
       <w:footnotePr>
         <w:numRestart w:val="eachSect"/>

--- a/index.docx
+++ b/index.docx
@@ -87,7 +87,7 @@
         <w:pStyle w:val="Date"/>
       </w:pPr>
       <w:r>
-        <w:t xml:space="preserve">2026-10-12</w:t>
+        <w:t xml:space="preserve">2026-10-14</w:t>
       </w:r>
     </w:p>
     <w:p>
@@ -113,7 +113,7 @@
         <w:t xml:space="preserve"> </w:t>
       </w:r>
       <w:r>
-        <w:t xml:space="preserve">Ecological networks are increasingly used to compare community organisation, quantify interaction turnover, and infer responses to environmental change. However, interactions are often incompletely observed and must be reconstructed using models that encode different ecological assumptions. The extent to which these choices shape ecological inference remains underexplored.</w:t>
+        <w:t xml:space="preserve">Ecological networks are increasingly used to compare community organisation, quantify interaction turnover, and infer responses to environmental change. However, interaction data are often incomplete, requiring researchers to predict network structure using approaches that encode different ecological assumptions. The extent to which these choices influence macroecological inference remains underexplored.</w:t>
       </w:r>
     </w:p>
     <w:p>
@@ -131,7 +131,7 @@
         <w:t xml:space="preserve"> </w:t>
       </w:r>
       <w:r>
-        <w:t xml:space="preserve">We examine this problem by reconstructing four successive marine assemblages spanning the Early Toarcian extinction and recovery in the Cleveland Basin, UK. We compare six food-web models spanning feasibility-based, realised, and structural representations, holding species composition constant within each assemblage. We quantify network topology, pairwise interaction turnover, and inferred extinction dynamics.</w:t>
+        <w:t xml:space="preserve">We investigate this problem using four successive marine assemblages spanning the Early Toarcian Extinction Event and subsequent recovery. We compare six food-web models representing feasibility-based, realised, and structural approaches to network construction. By quantifying network topology, pairwise interaction turnover, and extinction dynamics while holding species composition constant across models, we assess how model choice influences inferences about ecological change through time.</w:t>
       </w:r>
     </w:p>
     <w:p>
@@ -149,7 +149,7 @@
         <w:t xml:space="preserve"> </w:t>
       </w:r>
       <w:r>
-        <w:t xml:space="preserve">Model choice explained substantially more variation in network structure than temporal turnover across extinction and recovery phases. Models producing similar network-level properties nevertheless inferred substantially different species-level interactions. Extinction scenario rankings were broadly consistent at the species level, but interaction-level outcomes and cascade dynamics were highly model contingent.</w:t>
+        <w:t xml:space="preserve">Model choice explained substantially more variation in network topology than temporal turnover across extinction and recovery phases. Models also predicted markedly different sets of pairwise interactions, even when their overall network structures were similar. Although species-level vulnerability rankings were comparatively robust across models, link-dependent extinction outcomes were more model-dependent, indicating that conclusions about ecological dynamics can depend on how interactions are reconstructed.</w:t>
       </w:r>
     </w:p>
     <w:p>
@@ -167,7 +167,7 @@
         <w:t xml:space="preserve"> </w:t>
       </w:r>
       <w:r>
-        <w:t xml:space="preserve">These findings demonstrate that the reliability of network-based inference depends on the scale of the ecological question. Similar network structures do not guarantee agreement on individual interactions, and apparently robust aggregate patterns may coexist with substantial uncertainty in inferred mechanisms. Network reconstruction should therefore be treated as an explicit component of hypothesis specification, with approaches matched to inferential goals and conclusions tested across alternative network representations.</w:t>
+        <w:t xml:space="preserve">Our findings demonstrate that ecological networks are not neutral representations of communities, but model-dependent representations that can shape macroecological inference. Network reconstruction should therefore be treated as part of hypothesis specification rather than a technical step preceding analysis. Matching models to inferential goals and testing conclusions across alternative network representations are essential for distinguishing robust ecological patterns from those contingent on modelling assumptions.</w:t>
       </w:r>
     </w:p>
     <w:bookmarkStart w:id="9" w:name="introduction"/>
@@ -184,42 +184,16 @@
         <w:pStyle w:val="FirstParagraph"/>
       </w:pPr>
       <w:r>
-        <w:t xml:space="preserve">Understanding how biological communities are organised and how species interact with each other is a central goal of ecology. While early efforts focused primarily on species richness and composition, there is growing recognition that ecological communities are structured not only by which species occur, but by how they interact</w:t>
-      </w:r>
-      <w:r>
-        <w:t xml:space="preserve"> </w:t>
-      </w:r>
-      <w:r>
-        <w:t xml:space="preserve">(Gravel</w:t>
-      </w:r>
-      <w:r>
-        <w:t xml:space="preserve"> </w:t>
-      </w:r>
-      <w:r>
-        <w:rPr>
-          <w:i/>
-          <w:iCs/>
-        </w:rPr>
-        <w:t xml:space="preserve">et al.</w:t>
-      </w:r>
-      <w:r>
-        <w:t xml:space="preserve">, 2019; Thuiller</w:t>
-      </w:r>
-      <w:r>
-        <w:t xml:space="preserve"> </w:t>
-      </w:r>
-      <w:r>
-        <w:rPr>
-          <w:i/>
-          <w:iCs/>
-        </w:rPr>
-        <w:t xml:space="preserve">et al.</w:t>
-      </w:r>
-      <w:r>
-        <w:t xml:space="preserve">, 2024; Mestre &amp; Bastazini, 2026)</w:t>
-      </w:r>
-      <w:r>
-        <w:t xml:space="preserve">. Interaction networks are increasingly treated as macroecological state variables where they are used to compare community organisation across environmental gradients</w:t>
+        <w:t xml:space="preserve">Understanding how biological communities are organised and how species interact is a central goal of ecology. While early efforts focused primarily on species richness and composition, there is growing recognition that communities are structured not only by which species occur, but also by how they interact</w:t>
+      </w:r>
+      <w:r>
+        <w:t xml:space="preserve"> </w:t>
+      </w:r>
+      <w:r>
+        <w:t xml:space="preserve">(Eisenhauer et al., 2026; Gravel et al., 2019; Mestre &amp; Bastazini, 2026; Thuiller et al., 2024)</w:t>
+      </w:r>
+      <w:r>
+        <w:t xml:space="preserve">. Interaction networks are increasingly used as macroecological state variables to compare community organisation across environmental gradients</w:t>
       </w:r>
       <w:r>
         <w:t xml:space="preserve"> </w:t>
@@ -228,37 +202,13 @@
         <w:t xml:space="preserve">(Tylianakis &amp; Morris, 2017)</w:t>
       </w:r>
       <w:r>
-        <w:t xml:space="preserve">, quantify</w:t>
-      </w:r>
-      <w:r>
-        <w:t xml:space="preserve"> </w:t>
-      </w:r>
-      <m:oMath>
-        <m:r>
-          <m:t>β</m:t>
-        </m:r>
-      </m:oMath>
-      <w:r>
-        <w:t xml:space="preserve">-diversity in interaction structure</w:t>
-      </w:r>
-      <w:r>
-        <w:t xml:space="preserve"> </w:t>
-      </w:r>
-      <w:r>
-        <w:t xml:space="preserve">(Poisot</w:t>
-      </w:r>
-      <w:r>
-        <w:t xml:space="preserve"> </w:t>
-      </w:r>
-      <w:r>
-        <w:rPr>
-          <w:i/>
-          <w:iCs/>
-        </w:rPr>
-        <w:t xml:space="preserve">et al.</w:t>
-      </w:r>
-      <w:r>
-        <w:t xml:space="preserve">, 2015; Trøjelsgaard &amp; Olesen, 2016)</w:t>
+        <w:t xml:space="preserve">, quantify β-diversity in interaction structure</w:t>
+      </w:r>
+      <w:r>
+        <w:t xml:space="preserve"> </w:t>
+      </w:r>
+      <w:r>
+        <w:t xml:space="preserve">(Poisot et al., 2015; Trøjelsgaard &amp; Olesen, 2016)</w:t>
       </w:r>
       <w:r>
         <w:t xml:space="preserve">, evaluate stability–complexity relationships</w:t>
@@ -270,26 +220,34 @@
         <w:t xml:space="preserve">(Allesina &amp; Tang, 2012)</w:t>
       </w:r>
       <w:r>
-        <w:t xml:space="preserve">, and infer vulnerability under global change</w:t>
-      </w:r>
-      <w:r>
-        <w:t xml:space="preserve"> </w:t>
-      </w:r>
-      <w:r>
-        <w:t xml:space="preserve">(Hao</w:t>
-      </w:r>
-      <w:r>
-        <w:t xml:space="preserve"> </w:t>
-      </w:r>
-      <w:r>
-        <w:rPr>
-          <w:i/>
-          <w:iCs/>
-        </w:rPr>
-        <w:t xml:space="preserve">et al.</w:t>
-      </w:r>
-      <w:r>
-        <w:t xml:space="preserve">, 2025)</w:t>
+        <w:t xml:space="preserve">, and assess vulnerability to global change</w:t>
+      </w:r>
+      <w:r>
+        <w:t xml:space="preserve"> </w:t>
+      </w:r>
+      <w:r>
+        <w:t xml:space="preserve">(Hao et al., 2025)</w:t>
+      </w:r>
+      <w:r>
+        <w:t xml:space="preserve">. Consequently, ecological networks have become central to comparative analyses of ecological change, from latitudinal gradients</w:t>
+      </w:r>
+      <w:r>
+        <w:t xml:space="preserve"> </w:t>
+      </w:r>
+      <w:r>
+        <w:t xml:space="preserve">(Hao et al., 2025; Michalska-Smith &amp; Allesina, 2019)</w:t>
+      </w:r>
+      <w:r>
+        <w:t xml:space="preserve"> </w:t>
+      </w:r>
+      <w:r>
+        <w:t xml:space="preserve">to environmental transitions across deep time</w:t>
+      </w:r>
+      <w:r>
+        <w:t xml:space="preserve"> </w:t>
+      </w:r>
+      <w:r>
+        <w:t xml:space="preserve">(Dunhill et al., 2024; Roopnarine, 2006)</w:t>
       </w:r>
       <w:r>
         <w:t xml:space="preserve">.</w:t>
@@ -300,96 +258,31 @@
         <w:pStyle w:val="BodyText"/>
       </w:pPr>
       <w:r>
-        <w:t xml:space="preserve">As a result, ecological networks now play a central role in comparative analyses spanning latitudinal gradients, disturbance regimes, and deep time environmental transitions</w:t>
-      </w:r>
-      <w:r>
-        <w:t xml:space="preserve"> </w:t>
-      </w:r>
-      <w:r>
-        <w:t xml:space="preserve">(Roopnarine, 2006; Poisot &amp; Gravel, 2014; Michalska-Smith &amp; Allesina, 2019; Dunhill</w:t>
-      </w:r>
-      <w:r>
-        <w:t xml:space="preserve"> </w:t>
-      </w:r>
-      <w:r>
-        <w:rPr>
-          <w:i/>
-          <w:iCs/>
-        </w:rPr>
-        <w:t xml:space="preserve">et al.</w:t>
-      </w:r>
-      <w:r>
-        <w:t xml:space="preserve">, 2024; Hao</w:t>
-      </w:r>
-      <w:r>
-        <w:t xml:space="preserve"> </w:t>
-      </w:r>
-      <w:r>
-        <w:rPr>
-          <w:i/>
-          <w:iCs/>
-        </w:rPr>
-        <w:t xml:space="preserve">et al.</w:t>
-      </w:r>
-      <w:r>
-        <w:t xml:space="preserve">, 2025)</w:t>
-      </w:r>
-      <w:r>
-        <w:t xml:space="preserve">. Implicit in this expansion is the critical assumption that network properties estimated across systems using various models are structurally comparable, and that differences among network properties reflect ecological signal rather than methodological artefact</w:t>
-      </w:r>
-      <w:r>
-        <w:t xml:space="preserve"> </w:t>
-      </w:r>
-      <w:r>
-        <w:t xml:space="preserve">(Fründ</w:t>
-      </w:r>
-      <w:r>
-        <w:t xml:space="preserve"> </w:t>
-      </w:r>
-      <w:r>
-        <w:rPr>
-          <w:i/>
-          <w:iCs/>
-        </w:rPr>
-        <w:t xml:space="preserve">et al.</w:t>
-      </w:r>
-      <w:r>
-        <w:t xml:space="preserve">, 2016; Jordano, 2016)</w:t>
-      </w:r>
-      <w:r>
-        <w:t xml:space="preserve">. However, most ecological networks are not fully observed as interaction data are incomplete and sampling is uneven across historical and biogeographic contexts, across both present day and deep time</w:t>
-      </w:r>
-      <w:r>
-        <w:t xml:space="preserve"> </w:t>
-      </w:r>
-      <w:r>
-        <w:t xml:space="preserve">(Poisot</w:t>
-      </w:r>
-      <w:r>
-        <w:t xml:space="preserve"> </w:t>
-      </w:r>
-      <w:r>
-        <w:rPr>
-          <w:i/>
-          <w:iCs/>
-        </w:rPr>
-        <w:t xml:space="preserve">et al.</w:t>
-      </w:r>
-      <w:r>
-        <w:t xml:space="preserve">, 2021; Sandra</w:t>
-      </w:r>
-      <w:r>
-        <w:t xml:space="preserve"> </w:t>
-      </w:r>
-      <w:r>
-        <w:rPr>
-          <w:i/>
-          <w:iCs/>
-        </w:rPr>
-        <w:t xml:space="preserve">et al.</w:t>
-      </w:r>
-      <w:r>
-        <w:t xml:space="preserve">, 2025)</w:t>
+        <w:t xml:space="preserve">However, ecological networks are rarely fully observed. Interaction data are often incomplete, and sampling effort varies across contemporary, biogeographic, and historical contexts</w:t>
+      </w:r>
+      <w:r>
+        <w:t xml:space="preserve"> </w:t>
+      </w:r>
+      <w:r>
+        <w:t xml:space="preserve">(Jordano, 2016; Poisot et al., 2021; Sandra et al., 2025)</w:t>
+      </w:r>
+      <w:r>
+        <w:t xml:space="preserve">. Interactions and network structure must therefore frequently be inferred through predictive approaches rather than reconstructed directly from observations</w:t>
+      </w:r>
+      <w:r>
+        <w:t xml:space="preserve"> </w:t>
+      </w:r>
+      <w:r>
+        <w:t xml:space="preserve">(Strydom et al., 2021a)</w:t>
+      </w:r>
+      <w:r>
+        <w:t xml:space="preserve">. A key, often implicit, assumption is that the variation in these reconstructed network properties reflects ecological differences among communities rather than methodological artefacts introduced during the construction process</w:t>
+      </w:r>
+      <w:r>
+        <w:t xml:space="preserve"> </w:t>
+      </w:r>
+      <w:r>
+        <w:t xml:space="preserve">(Brimacombe et al., 2023; Fründ et al., 2016)</w:t>
       </w:r>
       <w:r>
         <w:t xml:space="preserve">.</w:t>
@@ -400,7 +293,7 @@
         <w:pStyle w:val="BodyText"/>
       </w:pPr>
       <w:r>
-        <w:t xml:space="preserve">Interactions must often be inferred indirectly from traits (</w:t>
+        <w:t xml:space="preserve">Interactions are commonly inferred indirectly from traits (</w:t>
       </w:r>
       <w:r>
         <w:rPr>
@@ -413,114 +306,37 @@
         <w:t xml:space="preserve"> </w:t>
       </w:r>
       <w:r>
-        <w:t xml:space="preserve">body size), phylogeny, co-occurrence, or theoretical constraints</w:t>
-      </w:r>
-      <w:r>
-        <w:t xml:space="preserve"> </w:t>
-      </w:r>
-      <w:r>
-        <w:t xml:space="preserve">(Morales-Castilla</w:t>
-      </w:r>
-      <w:r>
-        <w:t xml:space="preserve"> </w:t>
-      </w:r>
-      <w:r>
-        <w:rPr>
-          <w:i/>
-          <w:iCs/>
-        </w:rPr>
-        <w:t xml:space="preserve">et al.</w:t>
-      </w:r>
-      <w:r>
-        <w:t xml:space="preserve">, 2015; Strydom</w:t>
-      </w:r>
-      <w:r>
-        <w:t xml:space="preserve"> </w:t>
-      </w:r>
-      <w:r>
-        <w:rPr>
-          <w:i/>
-          <w:iCs/>
-        </w:rPr>
-        <w:t xml:space="preserve">et al.</w:t>
-      </w:r>
-      <w:r>
-        <w:t xml:space="preserve">, 2021a)</w:t>
-      </w:r>
-      <w:r>
-        <w:t xml:space="preserve">. Network construction therefore constitutes a model-based inference step rather than a purely observational exercise. Different network construction frameworks encode distinct ecological assumptions about how interactions arise - whether as biologically feasible combinations of traits, energetically optimised realised diets, or topological structures. Note for the purpose of this work we will use the term</w:t>
-      </w:r>
-      <w:r>
-        <w:t xml:space="preserve"> </w:t>
-      </w:r>
-      <w:r>
-        <w:t xml:space="preserve">‘model’</w:t>
-      </w:r>
-      <w:r>
-        <w:t xml:space="preserve"> </w:t>
-      </w:r>
-      <w:r>
-        <w:t xml:space="preserve">to encompass the different approaches used to construct networks, acknowledging that the different frameworks are themselves different</w:t>
-      </w:r>
-      <w:r>
-        <w:t xml:space="preserve"> </w:t>
-      </w:r>
-      <w:r>
-        <w:t xml:space="preserve">‘models’</w:t>
-      </w:r>
-      <w:r>
-        <w:t xml:space="preserve">. These assumptions act as structural priors over network architecture</w:t>
-      </w:r>
-      <w:r>
-        <w:t xml:space="preserve"> </w:t>
-      </w:r>
-      <w:r>
-        <w:t xml:space="preserve">(Petchey</w:t>
-      </w:r>
-      <w:r>
-        <w:t xml:space="preserve"> </w:t>
-      </w:r>
-      <w:r>
-        <w:rPr>
-          <w:i/>
-          <w:iCs/>
-        </w:rPr>
-        <w:t xml:space="preserve">et al.</w:t>
-      </w:r>
-      <w:r>
-        <w:t xml:space="preserve">, 2011; Guimarães, 2020; Gauzens</w:t>
-      </w:r>
-      <w:r>
-        <w:t xml:space="preserve"> </w:t>
-      </w:r>
-      <w:r>
-        <w:rPr>
-          <w:i/>
-          <w:iCs/>
-        </w:rPr>
-        <w:t xml:space="preserve">et al.</w:t>
-      </w:r>
-      <w:r>
-        <w:t xml:space="preserve">, 2025; Strydom</w:t>
-      </w:r>
-      <w:r>
-        <w:t xml:space="preserve"> </w:t>
-      </w:r>
-      <w:r>
-        <w:rPr>
-          <w:i/>
-          <w:iCs/>
-        </w:rPr>
-        <w:t xml:space="preserve">et al.</w:t>
-      </w:r>
-      <w:r>
-        <w:t xml:space="preserve">, 2026)</w:t>
-      </w:r>
-      <w:r>
-        <w:t xml:space="preserve"> </w:t>
-      </w:r>
-      <w:r>
-        <w:t xml:space="preserve">and begs the question if alternative approaches systematically generate different trophic configurations. Risking conflating ecological differences among communities with artefacts introduced by modelling choice. The reliability of macroecological inference therefore depends not only on ecological data, but on the structural assumptions embedded in the modelling approach.</w:t>
+        <w:t xml:space="preserve">body size), phylogenetic relationships, species co-occurrence, or theoretical constraints</w:t>
+      </w:r>
+      <w:r>
+        <w:t xml:space="preserve"> </w:t>
+      </w:r>
+      <w:r>
+        <w:t xml:space="preserve">(Morales-Castilla et al., 2015; Strydom et al., 2021b)</w:t>
+      </w:r>
+      <w:r>
+        <w:t xml:space="preserve">. Network construction is therefore not simply an observational exercise, but an inference step shaped by assumptions about how interactions arise. Different prediction frameworks encode different assumptions, representing interactions as biologically feasible combinations of traits, realised diets shaped by energetic optimisation, or networks constrained by structural properties</w:t>
+      </w:r>
+      <w:r>
+        <w:t xml:space="preserve"> </w:t>
+      </w:r>
+      <w:r>
+        <w:t xml:space="preserve">(Gauzens et al., 2025; Guimarães, 2020; Petchey et al., 2011; Strydom et al., 2026)</w:t>
+      </w:r>
+      <w:r>
+        <w:t xml:space="preserve">. These assumptions act as</w:t>
+      </w:r>
+      <w:r>
+        <w:t xml:space="preserve"> </w:t>
+      </w:r>
+      <w:r>
+        <w:t xml:space="preserve">‘structural priors’</w:t>
+      </w:r>
+      <w:r>
+        <w:t xml:space="preserve"> </w:t>
+      </w:r>
+      <w:r>
+        <w:t xml:space="preserve">that can shape network architecture, potentially generating different representations of trophic structure from the same species pool. If alternative approaches systematically produce different network configurations, comparisons among communities risk conflating ecological variation with differences imposed by the prediction method. The reliability of macroecological inference therefore depends not only on the available data, but also on the structural assumptions underlying network construction.</w:t>
       </w:r>
     </w:p>
     <w:p>
@@ -528,45 +344,32 @@
         <w:pStyle w:val="BodyText"/>
       </w:pPr>
       <w:r>
-        <w:t xml:space="preserve">Despite rapid methodological development in interaction inference, few studies have directly evaluated how alternative approaches to constructing networks influence macroecological conclusions when applied to the same species pool. This gap is particularly consequential for comparative research, where network metrics are routinely interpreted as indicators of environmental filtering, disturbance intensity, evolutionary history, or community stability</w:t>
-      </w:r>
-      <w:r>
-        <w:t xml:space="preserve"> </w:t>
-      </w:r>
-      <w:r>
-        <w:t xml:space="preserve">(Allesina &amp; Tang, 2012; Poisot</w:t>
-      </w:r>
-      <w:r>
-        <w:t xml:space="preserve"> </w:t>
-      </w:r>
-      <w:r>
-        <w:rPr>
-          <w:i/>
-          <w:iCs/>
-        </w:rPr>
-        <w:t xml:space="preserve">et al.</w:t>
-      </w:r>
-      <w:r>
-        <w:t xml:space="preserve">, 2015; Delmas</w:t>
-      </w:r>
-      <w:r>
-        <w:t xml:space="preserve"> </w:t>
-      </w:r>
-      <w:r>
-        <w:rPr>
-          <w:i/>
-          <w:iCs/>
-        </w:rPr>
-        <w:t xml:space="preserve">et al.</w:t>
-      </w:r>
-      <w:r>
-        <w:t xml:space="preserve">, 2018)</w:t>
-      </w:r>
-      <w:r>
-        <w:t xml:space="preserve"> </w:t>
-      </w:r>
-      <w:r>
-        <w:t xml:space="preserve">and begs the question if models encode distinct structural constraints over interaction topology, then differences among communities may reflect model assumptions rather than ecological processes.</w:t>
+        <w:t xml:space="preserve">Despite rapid methodological development in interaction prediction, and comparisons among methods within individual frameworks (</w:t>
+      </w:r>
+      <w:r>
+        <w:rPr>
+          <w:i/>
+          <w:iCs/>
+        </w:rPr>
+        <w:t xml:space="preserve">e.g.,</w:t>
+      </w:r>
+      <w:r>
+        <w:t xml:space="preserve"> </w:t>
+      </w:r>
+      <w:r>
+        <w:t xml:space="preserve">Pichler et al. (2019)</w:t>
+      </w:r>
+      <w:r>
+        <w:t xml:space="preserve">), the extent to which alternative network-construction approaches alter macroecological conclusions remains insufficiently explored. This is particularly consequential for comparative studies, in which network metrics are routinely interpreted as indicators of community properties, dynamics, and differences</w:t>
+      </w:r>
+      <w:r>
+        <w:t xml:space="preserve"> </w:t>
+      </w:r>
+      <w:r>
+        <w:t xml:space="preserve">(Allesina &amp; Tang, 2012; Delmas et al., 2018; Poisot et al., 2015)</w:t>
+      </w:r>
+      <w:r>
+        <w:t xml:space="preserve">. When alternative approaches impose different constraints on interaction topology, apparent differences among communities may partly reflect the assumptions of the prediction framework rather than underlying ecological processes. Establishing the sensitivity of macroecological conclusions to these assumptions is therefore essential for interpreting patterns inferred from predicted networks.</w:t>
       </w:r>
     </w:p>
     <w:p>
@@ -574,90 +377,81 @@
         <w:pStyle w:val="BodyText"/>
       </w:pPr>
       <w:r>
-        <w:t xml:space="preserve">Deep time ecosystems provide an especially useful test of this issue because trophic interactions are not observed directly and must be inferred from traits, co-occurrence, and theoretical constraints</w:t>
-      </w:r>
-      <w:r>
-        <w:t xml:space="preserve"> </w:t>
-      </w:r>
-      <w:r>
-        <w:t xml:space="preserve">(Roopnarine, 2006; Dunne</w:t>
-      </w:r>
-      <w:r>
-        <w:t xml:space="preserve"> </w:t>
-      </w:r>
-      <w:r>
-        <w:rPr>
-          <w:i/>
-          <w:iCs/>
-        </w:rPr>
-        <w:t xml:space="preserve">et al.</w:t>
-      </w:r>
-      <w:r>
-        <w:t xml:space="preserve">, 2008; Dunne</w:t>
-      </w:r>
-      <w:r>
-        <w:t xml:space="preserve"> </w:t>
-      </w:r>
-      <w:r>
-        <w:rPr>
-          <w:i/>
-          <w:iCs/>
-        </w:rPr>
-        <w:t xml:space="preserve">et al.</w:t>
-      </w:r>
-      <w:r>
-        <w:t xml:space="preserve">, 2014; Dunhill</w:t>
-      </w:r>
-      <w:r>
-        <w:t xml:space="preserve"> </w:t>
-      </w:r>
-      <w:r>
-        <w:rPr>
-          <w:i/>
-          <w:iCs/>
-        </w:rPr>
-        <w:t xml:space="preserve">et al.</w:t>
-      </w:r>
-      <w:r>
-        <w:t xml:space="preserve">, 2024; Smith</w:t>
-      </w:r>
-      <w:r>
-        <w:t xml:space="preserve"> </w:t>
-      </w:r>
-      <w:r>
-        <w:rPr>
-          <w:i/>
-          <w:iCs/>
-        </w:rPr>
-        <w:t xml:space="preserve">et al.</w:t>
-      </w:r>
-      <w:r>
-        <w:t xml:space="preserve">, 2025)</w:t>
-      </w:r>
-      <w:r>
-        <w:t xml:space="preserve">. As a result, ecological networks in these systems are inherently model-dependent, rendering the assumptions embedded within different models both explicit and consequential. Among such systems, the Early Toarcian Extinction Event (ETEE; ~183 Ma) provides a particularly informative case study. The ETEE was a major Early Jurassic biotic crisis associated with rapid climatic warming, widespread marine oxygen depletion, and substantial ecological turnover</w:t>
-      </w:r>
-      <w:r>
-        <w:t xml:space="preserve"> </w:t>
-      </w:r>
-      <w:r>
-        <w:t xml:space="preserve">(Kemp</w:t>
-      </w:r>
-      <w:r>
-        <w:t xml:space="preserve"> </w:t>
-      </w:r>
-      <w:r>
-        <w:rPr>
-          <w:i/>
-          <w:iCs/>
-        </w:rPr>
-        <w:t xml:space="preserve">et al.</w:t>
-      </w:r>
-      <w:r>
-        <w:t xml:space="preserve">, 2024)</w:t>
-      </w:r>
-      <w:r>
-        <w:t xml:space="preserve">. Although considered a second-order extinction event globally, it nevertheless resulted in the loss of approximately 26% of marine genera worldwide</w:t>
+        <w:t xml:space="preserve">Deep-time ecosystems provide a particularly useful context in which to examine this problem. Their trophic interactions cannot be observed directly and must instead be inferred from traits, co-occurrence, and theoretical constraints</w:t>
+      </w:r>
+      <w:r>
+        <w:t xml:space="preserve"> </w:t>
+      </w:r>
+      <w:r>
+        <w:t xml:space="preserve">(Dunhill et al., 2024; Dunne et al., 2008; Dunne et al., 2014; Roopnarine, 2006; Smith et al., 2025)</w:t>
+      </w:r>
+      <w:r>
+        <w:t xml:space="preserve">. Network-based inferences about these systems are consequently dependent on prediction, making the assumptions underlying alternative approaches both unavoidable and potentially consequential. Here, we use the Early Toarcian Extinction Event (ETEE; ~183 Ma) as a case study. Recent work by</w:t>
+      </w:r>
+      <w:r>
+        <w:t xml:space="preserve"> </w:t>
+      </w:r>
+      <w:r>
+        <w:t xml:space="preserve">Dunhill et al. (2024)</w:t>
+      </w:r>
+      <w:r>
+        <w:t xml:space="preserve"> </w:t>
+      </w:r>
+      <w:r>
+        <w:t xml:space="preserve">used reconstructed food webs to infer changes in community stability and structure during this event, concluding that the extinction selectively affected specialist and infaunal organisms and produced simplified ecosystems increasingly dominated by ecological generalists and opportunistic taxa. Rather than treating these conclusions as independent of the reconstruction method, we ask a broader question: to what extent are ecological inferences about the ETEE contingent on the model used to reconstruct trophic interactions?</w:t>
+      </w:r>
+    </w:p>
+    <w:p>
+      <w:pPr>
+        <w:pStyle w:val="BodyText"/>
+      </w:pPr>
+      <w:r>
+        <w:t xml:space="preserve">To address this question, we reconstruct ecological networks for four successive assemblages spanning the ETEE using six contrasting prediction approaches that represent feasibility-based, realised, and structural approaches to network construction. By holding species composition constant while varying the prediction method, we isolate the influence of model choice on inferred network structure and the ecological conclusions derived from it. We assess whether conclusions drawn from a single model, including those of</w:t>
+      </w:r>
+      <w:r>
+        <w:t xml:space="preserve"> </w:t>
+      </w:r>
+      <w:r>
+        <w:t xml:space="preserve">Dunhill et al. (2024)</w:t>
+      </w:r>
+      <w:r>
+        <w:t xml:space="preserve">, remain robust across alternative, equally plausible representations of interaction structure, or whether different approaches yield substantially different interpretations of ecological change. More broadly, this case study examines how strongly macroecological conclusions derived from ecological networks depend on the assumptions embedded in the models used to construct them.</w:t>
+      </w:r>
+    </w:p>
+    <w:bookmarkEnd w:id="9"/>
+    <w:bookmarkStart w:id="19" w:name="materials-and-methods"/>
+    <w:p>
+      <w:pPr>
+        <w:pStyle w:val="Heading1"/>
+      </w:pPr>
+      <w:r>
+        <w:t xml:space="preserve">2. Materials and Methods</w:t>
+      </w:r>
+    </w:p>
+    <w:bookmarkStart w:id="10" w:name="study-system-and-fossil-data"/>
+    <w:p>
+      <w:pPr>
+        <w:pStyle w:val="Heading2"/>
+      </w:pPr>
+      <w:r>
+        <w:t xml:space="preserve">2.1 Study system and fossil data</w:t>
+      </w:r>
+    </w:p>
+    <w:p>
+      <w:pPr>
+        <w:pStyle w:val="FirstParagraph"/>
+      </w:pPr>
+      <w:r>
+        <w:t xml:space="preserve">The Early Toarcian Extinction Event (ETEE) was a major Early Jurassic biotic crisis associated with rapid climatic warming, widespread marine oxygen depletion, and substantial ecological turnover</w:t>
+      </w:r>
+      <w:r>
+        <w:t xml:space="preserve"> </w:t>
+      </w:r>
+      <w:r>
+        <w:t xml:space="preserve">(Kemp et al., 2024)</w:t>
+      </w:r>
+      <w:r>
+        <w:t xml:space="preserve">. Although classified as a second-order extinction event globally, it resulted in the loss of approximately 26% of marine genera worldwide</w:t>
       </w:r>
       <w:r>
         <w:t xml:space="preserve"> </w:t>
@@ -666,51 +460,16 @@
         <w:t xml:space="preserve">(Little &amp; Benton, 1995)</w:t>
       </w:r>
       <w:r>
-        <w:t xml:space="preserve">. Ecological disruption was especially severe in shallow marine ecosystems, where environmental stress drove extensive restructuring of benthic communities and food webs. In the Cleveland Basin of Yorkshire, the ETEE caused the extinction of around 60% of marine species, including up to 87% of benthic taxa</w:t>
-      </w:r>
-      <w:r>
-        <w:t xml:space="preserve"> </w:t>
-      </w:r>
-      <w:r>
-        <w:t xml:space="preserve">(Caswell</w:t>
-      </w:r>
-      <w:r>
-        <w:t xml:space="preserve"> </w:t>
-      </w:r>
-      <w:r>
-        <w:rPr>
-          <w:i/>
-          <w:iCs/>
-        </w:rPr>
-        <w:t xml:space="preserve">et al.</w:t>
-      </w:r>
-      <w:r>
-        <w:t xml:space="preserve">, 2009)</w:t>
-      </w:r>
-      <w:r>
-        <w:t xml:space="preserve">. Fossil assemblages from this interval therefore record both the collapse of established communities and the subsequent recovery and reassembly of marine ecosystems under rapidly changing environmental conditions. Recent work has shown that the event selectively impacted specialist and infaunal organisms, leading to simplified ecosystems increasingly dominated by ecological generalists and opportunistic taxa</w:t>
-      </w:r>
-      <w:r>
-        <w:t xml:space="preserve"> </w:t>
-      </w:r>
-      <w:r>
-        <w:t xml:space="preserve">(Dunhill</w:t>
-      </w:r>
-      <w:r>
-        <w:t xml:space="preserve"> </w:t>
-      </w:r>
-      <w:r>
-        <w:rPr>
-          <w:i/>
-          <w:iCs/>
-        </w:rPr>
-        <w:t xml:space="preserve">et al.</w:t>
-      </w:r>
-      <w:r>
-        <w:t xml:space="preserve">, 2024)</w:t>
-      </w:r>
-      <w:r>
-        <w:t xml:space="preserve">. These changes were accompanied by major shifts in community structure, trophic interactions, and ecosystem connectivity, with evidence suggesting that ecological recovery following the extinction was both prolonged and uneven across marine habitats.</w:t>
+        <w:t xml:space="preserve">. Ecological disruption was particularly severe in shallow-marine ecosystems, where environmental stress drove substantial restructuring of benthic communities and food webs. In the Cleveland Basin of Yorkshire, UK, the event resulted in the extinction of approximately 60% of marine species, including up to 87% of benthic taxa</w:t>
+      </w:r>
+      <w:r>
+        <w:t xml:space="preserve"> </w:t>
+      </w:r>
+      <w:r>
+        <w:t xml:space="preserve">(Caswell et al., 2009)</w:t>
+      </w:r>
+      <w:r>
+        <w:t xml:space="preserve">.</w:t>
       </w:r>
     </w:p>
     <w:p>
@@ -718,183 +477,34 @@
         <w:pStyle w:val="BodyText"/>
       </w:pPr>
       <w:r>
-        <w:t xml:space="preserve">Ecological networks have previously been used to infer patterns of community organisation and extinction dynamics across this transition, providing an ideal test case for evaluating the robustness of network-based inferences of community response. Recent work by</w:t>
-      </w:r>
-      <w:r>
-        <w:t xml:space="preserve"> </w:t>
-      </w:r>
-      <w:r>
-        <w:t xml:space="preserve">Dunhill</w:t>
-      </w:r>
-      <w:r>
-        <w:t xml:space="preserve"> </w:t>
-      </w:r>
-      <w:r>
-        <w:rPr>
-          <w:i/>
-          <w:iCs/>
-        </w:rPr>
-        <w:t xml:space="preserve">et al.</w:t>
-      </w:r>
-      <w:r>
-        <w:t xml:space="preserve"> </w:t>
-      </w:r>
-      <w:r>
-        <w:t xml:space="preserve">(2024)</w:t>
-      </w:r>
-      <w:r>
-        <w:t xml:space="preserve"> </w:t>
-      </w:r>
-      <w:r>
-        <w:t xml:space="preserve">has used reconstructed food webs to draw ecological conclusions about community stability and collapse during this event. This creates a rare opportunity to ask a more general question - to what extent are such inferences contingent on the specific model used to generate the network?</w:t>
-      </w:r>
-    </w:p>
-    <w:p>
-      <w:pPr>
-        <w:pStyle w:val="BodyText"/>
-      </w:pPr>
-      <w:r>
-        <w:t xml:space="preserve">Here, we reconstruct ecological networks for four successive assemblages across the ETEE using six contrasting modelling frameworks spanning feasibility-based, realised, and structural models. Holding species composition constant while varying only the model allows us to explicitly evaluate whether conclusions drawn from a single model (such as those of</w:t>
-      </w:r>
-      <w:r>
-        <w:t xml:space="preserve"> </w:t>
-      </w:r>
-      <w:r>
-        <w:t xml:space="preserve">Dunhill</w:t>
-      </w:r>
-      <w:r>
-        <w:t xml:space="preserve"> </w:t>
-      </w:r>
-      <w:r>
-        <w:rPr>
-          <w:i/>
-          <w:iCs/>
-        </w:rPr>
-        <w:t xml:space="preserve">et al.</w:t>
-      </w:r>
-      <w:r>
-        <w:t xml:space="preserve"> </w:t>
-      </w:r>
-      <w:r>
-        <w:t xml:space="preserve">(2024)</w:t>
-      </w:r>
-      <w:r>
-        <w:t xml:space="preserve">) are robust to alternative, equally plausible representations of interaction structure, or whether different models would lead to fundamentally different ecological inferences. More broadly, our study tests whether macroecological conclusions derived from ecological networks reflect underlying biological processes or are conditioned by the assumptions embedded within the modelling framework itself.</w:t>
-      </w:r>
-    </w:p>
-    <w:bookmarkEnd w:id="9"/>
-    <w:bookmarkStart w:id="19" w:name="methods"/>
-    <w:p>
-      <w:pPr>
-        <w:pStyle w:val="Heading1"/>
-      </w:pPr>
-      <w:r>
-        <w:t xml:space="preserve">2. Methods</w:t>
-      </w:r>
-    </w:p>
-    <w:bookmarkStart w:id="10" w:name="study-system-and-fossil-data"/>
-    <w:p>
-      <w:pPr>
-        <w:pStyle w:val="Heading2"/>
-      </w:pPr>
-      <w:r>
-        <w:t xml:space="preserve">2.1 Study system and fossil data</w:t>
-      </w:r>
-    </w:p>
-    <w:p>
-      <w:pPr>
-        <w:pStyle w:val="FirstParagraph"/>
-      </w:pPr>
-      <w:r>
-        <w:t xml:space="preserve">We used fossil occurrence data from the Cleveland Basin, UK, spanning the late Pliensbachian to the late Toarcian. This interval encompasses a major volcanic-driven hyperthermal and marine extinction event. To capture network dynamics across this transition, we defined four successive palaeo-assemblages: pre-extinction (Pliensbachian), post-extinction (early Toarcian), early recovery (early–middle Toarcian) and late recovery (late Toarcian). Each taxon was characterised using their size and Bambach’s ecospace framework</w:t>
-      </w:r>
-      <w:r>
-        <w:t xml:space="preserve"> </w:t>
-      </w:r>
-      <w:r>
-        <w:t xml:space="preserve">(Bambach</w:t>
-      </w:r>
-      <w:r>
-        <w:t xml:space="preserve"> </w:t>
-      </w:r>
-      <w:r>
-        <w:rPr>
-          <w:i/>
-          <w:iCs/>
-        </w:rPr>
-        <w:t xml:space="preserve">et al.</w:t>
-      </w:r>
-      <w:r>
-        <w:t xml:space="preserve">, 2007)</w:t>
-      </w:r>
-      <w:r>
-        <w:t xml:space="preserve">, coding for tiering, motility, and feeding mode as per</w:t>
-      </w:r>
-      <w:r>
-        <w:t xml:space="preserve"> </w:t>
-      </w:r>
-      <w:r>
-        <w:t xml:space="preserve">Dunhill</w:t>
-      </w:r>
-      <w:r>
-        <w:t xml:space="preserve"> </w:t>
-      </w:r>
-      <w:r>
-        <w:rPr>
-          <w:i/>
-          <w:iCs/>
-        </w:rPr>
-        <w:t xml:space="preserve">et al.</w:t>
-      </w:r>
-      <w:r>
-        <w:t xml:space="preserve"> </w:t>
-      </w:r>
-      <w:r>
-        <w:t xml:space="preserve">(2024)</w:t>
-      </w:r>
-      <w:r>
-        <w:t xml:space="preserve">. Each assemblage was treated as a community of potentially interacting taxa. The dataset includes 57 taxa across diverse groups (</w:t>
-      </w:r>
-      <w:r>
-        <w:rPr>
-          <w:i/>
-          <w:iCs/>
-        </w:rPr>
-        <w:t xml:space="preserve">e.g.,</w:t>
-      </w:r>
-      <w:r>
-        <w:t xml:space="preserve"> </w:t>
-      </w:r>
-      <w:r>
-        <w:t xml:space="preserve">cephalopods, bivalves, and gastropods). See</w:t>
-      </w:r>
-      <w:r>
-        <w:t xml:space="preserve"> </w:t>
-      </w:r>
-      <w:r>
-        <w:t xml:space="preserve">Dunhill</w:t>
-      </w:r>
-      <w:r>
-        <w:t xml:space="preserve"> </w:t>
-      </w:r>
-      <w:r>
-        <w:rPr>
-          <w:i/>
-          <w:iCs/>
-        </w:rPr>
-        <w:t xml:space="preserve">et al.</w:t>
-      </w:r>
-      <w:r>
-        <w:t xml:space="preserve"> </w:t>
-      </w:r>
-      <w:r>
-        <w:t xml:space="preserve">(2024)</w:t>
-      </w:r>
-      <w:r>
-        <w:t xml:space="preserve"> </w:t>
-      </w:r>
-      <w:r>
-        <w:t xml:space="preserve">for detailed descriptions of the dataset, including taxonomic composition, trait coding, and temporal resolution.</w:t>
+        <w:t xml:space="preserve">We used fossil occurrence data from the Cleveland Basin spanning the late Pliensbachian to the late Toarcian, encompassing the ETEE and subsequent ecological recovery. To characterise changes in network structure across this interval, we defined four successive palaeo-assemblages: pre-extinction (Pliensbachian), post-extinction (early Toarcian), early recovery (early–middle Toarcian), and late recovery (late Toarcian). For each taxon, we recorded body size and characterised ecological traits using Bambach’s ecospace framework</w:t>
+      </w:r>
+      <w:r>
+        <w:t xml:space="preserve"> </w:t>
+      </w:r>
+      <w:r>
+        <w:t xml:space="preserve">(Bambach et al., 2007)</w:t>
+      </w:r>
+      <w:r>
+        <w:t xml:space="preserve">, coding tiering, motility, and feeding mode following</w:t>
+      </w:r>
+      <w:r>
+        <w:t xml:space="preserve"> </w:t>
+      </w:r>
+      <w:r>
+        <w:t xml:space="preserve">Dunhill et al. (2024)</w:t>
+      </w:r>
+      <w:r>
+        <w:t xml:space="preserve">. Each palaeo-assemblage was treated as a community of potentially interacting taxa. The dataset comprised 57 taxa representing diverse marine groups, including cephalopods, bivalves, and gastropods. Further details on the dataset, including taxonomic composition, trait coding, and temporal resolution, are provided in</w:t>
+      </w:r>
+      <w:r>
+        <w:t xml:space="preserve"> </w:t>
+      </w:r>
+      <w:r>
+        <w:t xml:space="preserve">Dunhill et al. (2024)</w:t>
+      </w:r>
+      <w:r>
+        <w:t xml:space="preserve">.</w:t>
       </w:r>
     </w:p>
     <w:bookmarkEnd w:id="10"/>
@@ -921,26 +531,21 @@
         <w:pStyle w:val="FirstParagraph"/>
       </w:pPr>
       <w:r>
-        <w:t xml:space="preserve">Ecological network reconstruction encompasses a range of approaches that differ in how trophic interactions are inferred and in the ecological assumptions they encode. These approaches can be broadly grouped into three classes: feasibility-based, realised, and structural models. Together, these classes represent distinct hypotheses about how interactions arise and constrain the space of possible food web structure</w:t>
-      </w:r>
-      <w:r>
-        <w:t xml:space="preserve"> </w:t>
-      </w:r>
-      <w:r>
-        <w:t xml:space="preserve">(Strydom</w:t>
-      </w:r>
-      <w:r>
-        <w:t xml:space="preserve"> </w:t>
-      </w:r>
-      <w:r>
-        <w:rPr>
-          <w:i/>
-          <w:iCs/>
-        </w:rPr>
-        <w:t xml:space="preserve">et al.</w:t>
-      </w:r>
-      <w:r>
-        <w:t xml:space="preserve">, 2026)</w:t>
+        <w:t xml:space="preserve">For the purposes of this manuscript, we use the term model as an umbrella term for the different approaches used to construct ecological networks. We acknowledge that these approaches differ in their theoretical foundations and in the extent to which they represent mechanistic, statistical, or structural models in a conventional sense. Here, model refers specifically to the framework used to encode assumptions about trophic interactions and generate a network representation from a given set of inputs. This operational definition allows us to compare alternative approaches consistently while recognising that they differ in the ecological hypotheses they represent.</w:t>
+      </w:r>
+    </w:p>
+    <w:p>
+      <w:pPr>
+        <w:pStyle w:val="BodyText"/>
+      </w:pPr>
+      <w:r>
+        <w:t xml:space="preserve">Ecological network reconstruction encompasses a range of approaches that differ in how trophic interactions are inferred and in the ecological assumptions they encode. For the purposes of this study, we group these approaches into three conceptual classes: feasibility-based, realised, and structural models. These classes represent distinct hypotheses about how interactions arise and constrain the possible structure of food webs</w:t>
+      </w:r>
+      <w:r>
+        <w:t xml:space="preserve"> </w:t>
+      </w:r>
+      <w:r>
+        <w:t xml:space="preserve">(Strydom et al., 2026)</w:t>
       </w:r>
       <w:r>
         <w:t xml:space="preserve">.</w:t>
@@ -951,7 +556,7 @@
         <w:pStyle w:val="BodyText"/>
       </w:pPr>
       <w:r>
-        <w:t xml:space="preserve">Feasibility-based models infer the set of potential interactions among species based on trait compatibility or mechanistic rules. These approaches define a feasible interaction space by identifying which consumer–resource pairs are biologically possible, without specifying which interactions are realised in each community. In palaeoecological contexts, where direct observation of interactions is not possible, such models provide a biologically grounded, formalised representation, of expert knowledge based rules that can be used to infer interactions (</w:t>
+        <w:t xml:space="preserve">Feasibility-based models infer potential interactions among species from trait compatibility or mechanistic rules. They define a feasible interaction space by identifying consumer–resource pairs that are biologically possible, without necessarily specifying which interactions are realised in a particular community. In palaeoecological contexts, where direct observations of trophic interactions are unavailable, these models provide a formalised, biologically grounded means of translating trait information and expert knowledge into predictions of potential interactions (</w:t>
       </w:r>
       <w:r>
         <w:rPr>
@@ -964,23 +569,7 @@
         <w:t xml:space="preserve"> </w:t>
       </w:r>
       <w:r>
-        <w:t xml:space="preserve">Fricke</w:t>
-      </w:r>
-      <w:r>
-        <w:t xml:space="preserve"> </w:t>
-      </w:r>
-      <w:r>
-        <w:rPr>
-          <w:i/>
-          <w:iCs/>
-        </w:rPr>
-        <w:t xml:space="preserve">et al.</w:t>
-      </w:r>
-      <w:r>
-        <w:t xml:space="preserve"> </w:t>
-      </w:r>
-      <w:r>
-        <w:t xml:space="preserve">(2022)</w:t>
+        <w:t xml:space="preserve">Fricke et al. (2022)</w:t>
       </w:r>
       <w:r>
         <w:t xml:space="preserve">;</w:t>
@@ -998,23 +587,7 @@
         <w:t xml:space="preserve"> </w:t>
       </w:r>
       <w:r>
-        <w:t xml:space="preserve">Shaw</w:t>
-      </w:r>
-      <w:r>
-        <w:t xml:space="preserve"> </w:t>
-      </w:r>
-      <w:r>
-        <w:rPr>
-          <w:i/>
-          <w:iCs/>
-        </w:rPr>
-        <w:t xml:space="preserve">et al.</w:t>
-      </w:r>
-      <w:r>
-        <w:t xml:space="preserve"> </w:t>
-      </w:r>
-      <w:r>
-        <w:t xml:space="preserve">(2024)</w:t>
+        <w:t xml:space="preserve">Shaw et al. (2024)</w:t>
       </w:r>
       <w:r>
         <w:t xml:space="preserve">).</w:t>
@@ -1025,42 +598,16 @@
         <w:pStyle w:val="BodyText"/>
       </w:pPr>
       <w:r>
-        <w:t xml:space="preserve">Realised models aim to approximate the subset of interactions that are expected to occur in practice. These approaches impose additional constraints (such as energetic optimisation, mechanical limits, or probabilistic niche structure) on top of feasibility, thereby generating networks that represent putative realised diets</w:t>
-      </w:r>
-      <w:r>
-        <w:t xml:space="preserve"> </w:t>
-      </w:r>
-      <w:r>
-        <w:t xml:space="preserve">(Brose</w:t>
-      </w:r>
-      <w:r>
-        <w:t xml:space="preserve"> </w:t>
-      </w:r>
-      <w:r>
-        <w:rPr>
-          <w:i/>
-          <w:iCs/>
-        </w:rPr>
-        <w:t xml:space="preserve">et al.</w:t>
-      </w:r>
-      <w:r>
-        <w:t xml:space="preserve">, 2006; Schneider</w:t>
-      </w:r>
-      <w:r>
-        <w:t xml:space="preserve"> </w:t>
-      </w:r>
-      <w:r>
-        <w:rPr>
-          <w:i/>
-          <w:iCs/>
-        </w:rPr>
-        <w:t xml:space="preserve">et al.</w:t>
-      </w:r>
-      <w:r>
-        <w:t xml:space="preserve">, 2016)</w:t>
-      </w:r>
-      <w:r>
-        <w:t xml:space="preserve">. Although often parameterised using body size or related traits, realised models differ in their underlying ecological assumptions about how consumers select resources and how trophic interactions are structured.</w:t>
+        <w:t xml:space="preserve">Realised models aim to approximate the subset of feasible interactions expected to occur under particular ecological constraints. These approaches impose additional constraints, such as energetic optimisation, mechanical limitations, or probabilistic relationships between traits, to generate networks representing putatively realised diets</w:t>
+      </w:r>
+      <w:r>
+        <w:t xml:space="preserve"> </w:t>
+      </w:r>
+      <w:r>
+        <w:t xml:space="preserve">(Brose et al., 2006; Schneider et al., 2016)</w:t>
+      </w:r>
+      <w:r>
+        <w:t xml:space="preserve">. Although they may share inputs with feasibility-based approaches, realised models differ in the assumptions they make about resource selection and the processes shaping trophic interactions.</w:t>
       </w:r>
     </w:p>
     <w:p>
@@ -1068,29 +615,16 @@
         <w:pStyle w:val="BodyText"/>
       </w:pPr>
       <w:r>
-        <w:t xml:space="preserve">Structural models, in contrast, do not attempt to reconstruct empirical trophic interactions from species-level data. Instead, they generate networks based on general topological constraints such as species richness, connectance, or trophic ordering</w:t>
-      </w:r>
-      <w:r>
-        <w:t xml:space="preserve"> </w:t>
-      </w:r>
-      <w:r>
-        <w:t xml:space="preserve">(Allesina</w:t>
-      </w:r>
-      <w:r>
-        <w:t xml:space="preserve"> </w:t>
-      </w:r>
-      <w:r>
-        <w:rPr>
-          <w:i/>
-          <w:iCs/>
-        </w:rPr>
-        <w:t xml:space="preserve">et al.</w:t>
-      </w:r>
-      <w:r>
-        <w:t xml:space="preserve">, 2008)</w:t>
-      </w:r>
-      <w:r>
-        <w:t xml:space="preserve">. These models are species-agnostic and therefore cannot be interpreted as reconstructions of specific ecological communities. Rather, they have the potential to serve as ‘null hypotheses’, providing reference expectations against which the structure and dynamics of data-informed reconstructions can be evaluated.</w:t>
+        <w:t xml:space="preserve">Structural models, in contrast, generate networks according to general topological rules rather than reconstructing trophic interactions from species-specific ecological information. These rules may constrain properties such as species richness, connectance, or trophic organisation</w:t>
+      </w:r>
+      <w:r>
+        <w:t xml:space="preserve"> </w:t>
+      </w:r>
+      <w:r>
+        <w:t xml:space="preserve">(Allesina et al., 2008)</w:t>
+      </w:r>
+      <w:r>
+        <w:t xml:space="preserve">. Because they do not incorporate the biological characteristics of the focal taxa, these models do not reconstruct the specific trophic interactions of a particular ecological community. Instead, they provide theoretical reference networks against which the structure of biologically informed reconstructions can be compared, serving a role analogous to that of null models.</w:t>
       </w:r>
     </w:p>
     <w:p>
@@ -1098,7 +632,10 @@
         <w:pStyle w:val="BodyText"/>
       </w:pPr>
       <w:r>
-        <w:t xml:space="preserve">In this study, we selected models to span these three conceptual classes (</w:t>
+        <w:t xml:space="preserve">We selected six models to represent these three conceptual classes (Table</w:t>
+      </w:r>
+      <w:r>
+        <w:t xml:space="preserve"> </w:t>
       </w:r>
       <w:hyperlink w:anchor="tbl-models">
         <w:r>
@@ -1109,36 +646,7 @@
         </w:r>
       </w:hyperlink>
       <w:r>
-        <w:t xml:space="preserve">) to sample distinct mechanistic interpretations of trophic interactions rather than exhaustively include all available implementations. Specifically, we include: a feasibility-based model (PFWIM), representing trait-constrained interactions; multiple realised models (ADBM, ATN, and Body-size ratio), capturing energetic optimisation, mechanical constraints, and probabilistic allometric structure, respectively; and structural models (Random (Erdős-Rényi model) and Niche), providing theoretical reference points. Notably some approaches share common inputs (</w:t>
-      </w:r>
-      <w:r>
-        <w:rPr>
-          <w:i/>
-          <w:iCs/>
-        </w:rPr>
-        <w:t xml:space="preserve">e.g.,</w:t>
-      </w:r>
-      <w:r>
-        <w:t xml:space="preserve"> </w:t>
-      </w:r>
-      <w:r>
-        <w:t xml:space="preserve">body mass for ADBM, ATN, and Body-size ratio), they encode fundamentally different assumptions about how interactions arise. Additionally, although other feasibility-based approaches exist (</w:t>
-      </w:r>
-      <w:r>
-        <w:rPr>
-          <w:i/>
-          <w:iCs/>
-        </w:rPr>
-        <w:t xml:space="preserve">e.g.,</w:t>
-      </w:r>
-      <w:r>
-        <w:t xml:space="preserve"> </w:t>
-      </w:r>
-      <w:r>
-        <w:t xml:space="preserve">Roopnarine (2006)</w:t>
-      </w:r>
-      <w:r>
-        <w:t xml:space="preserve">), they are conceptually similar to PFWIM in that they infer interactions from biologically feasible consumer–resource combinations. We therefore selected PFWIM as a representative feasibility-based framework because it formalises these rules in a transferable model that can be parameterised across datasets, rather than relying on system-specific expert assignment of links.</w:t>
+        <w:t xml:space="preserve">), sampling distinct assumptions about trophic interaction structure rather than attempting an exhaustive comparison of available methods. Specifically, we included one feasibility-based model (PFWIM), three realised models (ADBM, ATN, and Body-size ratio), and two structural models (Random, based on the Erdős–Rényi framework, and Niche). Together, these approaches represent different ways of translating species information or general structural constraints into network predictions.</w:t>
       </w:r>
     </w:p>
     <w:tbl>
@@ -1514,23 +1022,7 @@
                     <w:jc w:val="center"/>
                   </w:pPr>
                   <w:r>
-                    <w:t xml:space="preserve">Petchey</w:t>
-                  </w:r>
-                  <w:r>
-                    <w:t xml:space="preserve"> </w:t>
-                  </w:r>
-                  <w:r>
-                    <w:rPr>
-                      <w:i/>
-                      <w:iCs/>
-                    </w:rPr>
-                    <w:t xml:space="preserve">et al.</w:t>
-                  </w:r>
-                  <w:r>
-                    <w:t xml:space="preserve"> </w:t>
-                  </w:r>
-                  <w:r>
-                    <w:t xml:space="preserve">(2008)</w:t>
+                    <w:t xml:space="preserve">Petchey et al. (2008)</w:t>
                   </w:r>
                 </w:p>
               </w:tc>
@@ -1616,48 +1108,16 @@
                     <w:jc w:val="center"/>
                   </w:pPr>
                   <w:r>
-                    <w:t xml:space="preserve">Brose</w:t>
+                    <w:t xml:space="preserve">Brose et al. (2006)</w:t>
+                  </w:r>
+                  <w:r>
+                    <w:t xml:space="preserve">;</w:t>
                   </w:r>
                   <w:r>
                     <w:t xml:space="preserve"> </w:t>
                   </w:r>
                   <w:r>
-                    <w:rPr>
-                      <w:i/>
-                      <w:iCs/>
-                    </w:rPr>
-                    <w:t xml:space="preserve">et al.</w:t>
-                  </w:r>
-                  <w:r>
-                    <w:t xml:space="preserve"> </w:t>
-                  </w:r>
-                  <w:r>
-                    <w:t xml:space="preserve">(2006)</w:t>
-                  </w:r>
-                  <w:r>
-                    <w:t xml:space="preserve">;</w:t>
-                  </w:r>
-                  <w:r>
-                    <w:t xml:space="preserve"> </w:t>
-                  </w:r>
-                  <w:r>
-                    <w:t xml:space="preserve">Gauzens</w:t>
-                  </w:r>
-                  <w:r>
-                    <w:t xml:space="preserve"> </w:t>
-                  </w:r>
-                  <w:r>
-                    <w:rPr>
-                      <w:i/>
-                      <w:iCs/>
-                    </w:rPr>
-                    <w:t xml:space="preserve">et al.</w:t>
-                  </w:r>
-                  <w:r>
-                    <w:t xml:space="preserve"> </w:t>
-                  </w:r>
-                  <w:r>
-                    <w:t xml:space="preserve">(2023)</w:t>
+                    <w:t xml:space="preserve">Gauzens et al. (2023)</w:t>
                   </w:r>
                 </w:p>
               </w:tc>
@@ -1743,23 +1203,7 @@
                     <w:jc w:val="center"/>
                   </w:pPr>
                   <w:r>
-                    <w:t xml:space="preserve">Shaw</w:t>
-                  </w:r>
-                  <w:r>
-                    <w:t xml:space="preserve"> </w:t>
-                  </w:r>
-                  <w:r>
-                    <w:rPr>
-                      <w:i/>
-                      <w:iCs/>
-                    </w:rPr>
-                    <w:t xml:space="preserve">et al.</w:t>
-                  </w:r>
-                  <w:r>
-                    <w:t xml:space="preserve"> </w:t>
-                  </w:r>
-                  <w:r>
-                    <w:t xml:space="preserve">(2024)</w:t>
+                    <w:t xml:space="preserve">Shaw et al. (2024)</w:t>
                   </w:r>
                 </w:p>
               </w:tc>
@@ -1845,23 +1289,7 @@
                     <w:jc w:val="center"/>
                   </w:pPr>
                   <w:r>
-                    <w:t xml:space="preserve">Rohr</w:t>
-                  </w:r>
-                  <w:r>
-                    <w:t xml:space="preserve"> </w:t>
-                  </w:r>
-                  <w:r>
-                    <w:rPr>
-                      <w:i/>
-                      <w:iCs/>
-                    </w:rPr>
-                    <w:t xml:space="preserve">et al.</w:t>
-                  </w:r>
-                  <w:r>
-                    <w:t xml:space="preserve"> </w:t>
-                  </w:r>
-                  <w:r>
-                    <w:t xml:space="preserve">(2010)</w:t>
+                    <w:t xml:space="preserve">Rohr et al. (2010)</w:t>
                   </w:r>
                 </w:p>
               </w:tc>
@@ -1889,7 +1317,49 @@
         <w:pStyle w:val="BodyText"/>
       </w:pPr>
       <w:r>
-        <w:t xml:space="preserve">This classification allows us to distinguish variation arising from ecological assumptions embedded in models from variation attributable to species composition. By comparing networks generated from the same species pool across these complementary model classes, we explicitly evaluate how different representations of interaction structure condition ecological inference.</w:t>
+        <w:t xml:space="preserve">Although some models share inputs (</w:t>
+      </w:r>
+      <w:r>
+        <w:rPr>
+          <w:i/>
+          <w:iCs/>
+        </w:rPr>
+        <w:t xml:space="preserve">e.g.,</w:t>
+      </w:r>
+      <w:r>
+        <w:t xml:space="preserve">, body mass is used by ADBM, ATN, and Body-size ratio) they differ in how those inputs constrain or determine trophic interactions. Consequently, differences among their resulting networks cannot be attributed solely to differences in input data; they may also reflect the ecological assumptions and structural constraints encoded by each model.</w:t>
+      </w:r>
+    </w:p>
+    <w:p>
+      <w:pPr>
+        <w:pStyle w:val="BodyText"/>
+      </w:pPr>
+      <w:r>
+        <w:t xml:space="preserve">Other feasibility-based approaches are available (</w:t>
+      </w:r>
+      <w:r>
+        <w:rPr>
+          <w:i/>
+          <w:iCs/>
+        </w:rPr>
+        <w:t xml:space="preserve">e.g.,</w:t>
+      </w:r>
+      <w:r>
+        <w:t xml:space="preserve"> </w:t>
+      </w:r>
+      <w:r>
+        <w:t xml:space="preserve">Roopnarine (2006)</w:t>
+      </w:r>
+      <w:r>
+        <w:t xml:space="preserve">), but we selected PFWIM as a representative of this class because it formalises biologically feasible consumer–resource relationships in a framework that can be parameterised and applied across datasets. This provides a transferable alternative to approaches that rely more heavily on system-specific expert assignment of links.</w:t>
+      </w:r>
+    </w:p>
+    <w:p>
+      <w:pPr>
+        <w:pStyle w:val="BodyText"/>
+      </w:pPr>
+      <w:r>
+        <w:t xml:space="preserve">This classification provides a framework for evaluating how alternative assumptions about trophic interactions influence inferred network structure and subsequent ecological interpretation. By holding species composition constant while varying the network-construction model, we assess the extent to which differences in network properties and macroecological conclusions reflect the assumptions embedded in each approach rather than differences in the species present.</w:t>
       </w:r>
     </w:p>
     <w:bookmarkEnd w:id="12"/>
@@ -1947,23 +1417,7 @@
         <w:t xml:space="preserve"> </w:t>
       </w:r>
       <w:r>
-        <w:t xml:space="preserve">Curtsdotter</w:t>
-      </w:r>
-      <w:r>
-        <w:t xml:space="preserve"> </w:t>
-      </w:r>
-      <w:r>
-        <w:rPr>
-          <w:i/>
-          <w:iCs/>
-        </w:rPr>
-        <w:t xml:space="preserve">et al.</w:t>
-      </w:r>
-      <w:r>
-        <w:t xml:space="preserve"> </w:t>
-      </w:r>
-      <w:r>
-        <w:t xml:space="preserve">(2011)</w:t>
+        <w:t xml:space="preserve">Curtsdotter et al. (2011)</w:t>
       </w:r>
       <w:r>
         <w:t xml:space="preserve">). For the Random model, which requires link number explicitly, connectance (Co) was first converted to expected link number (L) using</w:t>
@@ -2013,23 +1467,7 @@
         <w:t xml:space="preserve"> </w:t>
       </w:r>
       <w:r>
-        <w:t xml:space="preserve">Yeakel</w:t>
-      </w:r>
-      <w:r>
-        <w:t xml:space="preserve"> </w:t>
-      </w:r>
-      <w:r>
-        <w:rPr>
-          <w:i/>
-          <w:iCs/>
-        </w:rPr>
-        <w:t xml:space="preserve">et al.</w:t>
-      </w:r>
-      <w:r>
-        <w:t xml:space="preserve"> </w:t>
-      </w:r>
-      <w:r>
-        <w:t xml:space="preserve">(2014)</w:t>
+        <w:t xml:space="preserve">Yeakel et al. (2014)</w:t>
       </w:r>
       <w:r>
         <w:t xml:space="preserve"> </w:t>
@@ -2085,29 +1523,13 @@
         <w:t xml:space="preserve"> </w:t>
       </w:r>
       <w:r>
-        <w:t xml:space="preserve">Poisot</w:t>
-      </w:r>
-      <w:r>
-        <w:t xml:space="preserve"> </w:t>
-      </w:r>
-      <w:r>
-        <w:rPr>
-          <w:i/>
-          <w:iCs/>
-        </w:rPr>
-        <w:t xml:space="preserve">et al.</w:t>
-      </w:r>
-      <w:r>
-        <w:t xml:space="preserve"> </w:t>
-      </w:r>
-      <w:r>
-        <w:t xml:space="preserve">(2012)</w:t>
-      </w:r>
-      <w:r>
-        <w:t xml:space="preserve"> </w:t>
-      </w:r>
-      <w:r>
-        <w:t xml:space="preserve">among the four of the modelling frameworks (ADBM, ATN, body-size ratio, and PFWIM). Random and Niche models were excluded because they are species-agnostic models that generate networks matching broad topological properties (</w:t>
+        <w:t xml:space="preserve">Poisot et al. (2012)</w:t>
+      </w:r>
+      <w:r>
+        <w:t xml:space="preserve"> </w:t>
+      </w:r>
+      <w:r>
+        <w:t xml:space="preserve">among the four of the models (ADBM, ATN, body-size ratio, and PFWIM). Random and Niche models were excluded because they are species-agnostic models that generate networks matching broad topological properties (</w:t>
       </w:r>
       <w:r>
         <w:rPr>
@@ -2466,48 +1888,16 @@
                     <w:jc w:val="center"/>
                   </w:pPr>
                   <w:r>
-                    <w:t xml:space="preserve">Milo</w:t>
+                    <w:t xml:space="preserve">Milo et al. (2002)</w:t>
+                  </w:r>
+                  <w:r>
+                    <w:t xml:space="preserve">;</w:t>
                   </w:r>
                   <w:r>
                     <w:t xml:space="preserve"> </w:t>
                   </w:r>
                   <w:r>
-                    <w:rPr>
-                      <w:i/>
-                      <w:iCs/>
-                    </w:rPr>
-                    <w:t xml:space="preserve">et al.</w:t>
-                  </w:r>
-                  <w:r>
-                    <w:t xml:space="preserve"> </w:t>
-                  </w:r>
-                  <w:r>
-                    <w:t xml:space="preserve">(2002)</w:t>
-                  </w:r>
-                  <w:r>
-                    <w:t xml:space="preserve">;</w:t>
-                  </w:r>
-                  <w:r>
-                    <w:t xml:space="preserve"> </w:t>
-                  </w:r>
-                  <w:r>
-                    <w:t xml:space="preserve">Dansereau</w:t>
-                  </w:r>
-                  <w:r>
-                    <w:t xml:space="preserve"> </w:t>
-                  </w:r>
-                  <w:r>
-                    <w:rPr>
-                      <w:i/>
-                      <w:iCs/>
-                    </w:rPr>
-                    <w:t xml:space="preserve">et al.</w:t>
-                  </w:r>
-                  <w:r>
-                    <w:t xml:space="preserve"> </w:t>
-                  </w:r>
-                  <w:r>
-                    <w:t xml:space="preserve">(2024)</w:t>
+                    <w:t xml:space="preserve">Dansereau et al. (2024)</w:t>
                   </w:r>
                 </w:p>
               </w:tc>
@@ -2616,48 +2006,16 @@
                     <w:jc w:val="center"/>
                   </w:pPr>
                   <w:r>
-                    <w:t xml:space="preserve">Milo</w:t>
+                    <w:t xml:space="preserve">Milo et al. (2002)</w:t>
+                  </w:r>
+                  <w:r>
+                    <w:t xml:space="preserve">;</w:t>
                   </w:r>
                   <w:r>
                     <w:t xml:space="preserve"> </w:t>
                   </w:r>
                   <w:r>
-                    <w:rPr>
-                      <w:i/>
-                      <w:iCs/>
-                    </w:rPr>
-                    <w:t xml:space="preserve">et al.</w:t>
-                  </w:r>
-                  <w:r>
-                    <w:t xml:space="preserve"> </w:t>
-                  </w:r>
-                  <w:r>
-                    <w:t xml:space="preserve">(2002)</w:t>
-                  </w:r>
-                  <w:r>
-                    <w:t xml:space="preserve">;</w:t>
-                  </w:r>
-                  <w:r>
-                    <w:t xml:space="preserve"> </w:t>
-                  </w:r>
-                  <w:r>
-                    <w:t xml:space="preserve">Dansereau</w:t>
-                  </w:r>
-                  <w:r>
-                    <w:t xml:space="preserve"> </w:t>
-                  </w:r>
-                  <w:r>
-                    <w:rPr>
-                      <w:i/>
-                      <w:iCs/>
-                    </w:rPr>
-                    <w:t xml:space="preserve">et al.</w:t>
-                  </w:r>
-                  <w:r>
-                    <w:t xml:space="preserve"> </w:t>
-                  </w:r>
-                  <w:r>
-                    <w:t xml:space="preserve">(2024)</w:t>
+                    <w:t xml:space="preserve">Dansereau et al. (2024)</w:t>
                   </w:r>
                 </w:p>
               </w:tc>
@@ -2799,23 +2157,7 @@
         <w:t xml:space="preserve"> </w:t>
       </w:r>
       <w:r>
-        <w:t xml:space="preserve">Dunhill</w:t>
-      </w:r>
-      <w:r>
-        <w:t xml:space="preserve"> </w:t>
-      </w:r>
-      <w:r>
-        <w:rPr>
-          <w:i/>
-          <w:iCs/>
-        </w:rPr>
-        <w:t xml:space="preserve">et al.</w:t>
-      </w:r>
-      <w:r>
-        <w:t xml:space="preserve"> </w:t>
-      </w:r>
-      <w:r>
-        <w:t xml:space="preserve">(2024)</w:t>
+        <w:t xml:space="preserve">Dunhill et al. (2024)</w:t>
       </w:r>
       <w:r>
         <w:t xml:space="preserve">, we simulated species loss from pre-extinction networks under trait-based, network-position–based, and random removal scenarios. Species were deleted sequentially, with cascading secondary extinctions allowed to propagate. Simulated post-extinction states were compared to observed (</w:t>
@@ -2874,20 +2216,7 @@
         <w:t xml:space="preserve"> </w:t>
       </w:r>
       <w:r>
-        <w:t xml:space="preserve">(Bezanson</w:t>
-      </w:r>
-      <w:r>
-        <w:t xml:space="preserve"> </w:t>
-      </w:r>
-      <w:r>
-        <w:rPr>
-          <w:i/>
-          <w:iCs/>
-        </w:rPr>
-        <w:t xml:space="preserve">et al.</w:t>
-      </w:r>
-      <w:r>
-        <w:t xml:space="preserve">, 2017)</w:t>
+        <w:t xml:space="preserve">(Bezanson et al., 2017)</w:t>
       </w:r>
       <w:r>
         <w:t xml:space="preserve"> </w:t>
@@ -4012,7 +3341,7 @@
     </w:tbl>
     <w:bookmarkEnd w:id="40"/>
     <w:bookmarkEnd w:id="41"/>
-    <w:bookmarkStart w:id="45" w:name="discussion"/>
+    <w:bookmarkStart w:id="48" w:name="discussion"/>
     <w:p>
       <w:pPr>
         <w:pStyle w:val="Heading1"/>
@@ -4049,20 +3378,7 @@
         <w:t xml:space="preserve"> </w:t>
       </w:r>
       <w:r>
-        <w:t xml:space="preserve">(Strydom</w:t>
-      </w:r>
-      <w:r>
-        <w:t xml:space="preserve"> </w:t>
-      </w:r>
-      <w:r>
-        <w:rPr>
-          <w:i/>
-          <w:iCs/>
-        </w:rPr>
-        <w:t xml:space="preserve">et al.</w:t>
-      </w:r>
-      <w:r>
-        <w:t xml:space="preserve">, 2021b)</w:t>
+        <w:t xml:space="preserve">(Strydom et al., 2021a)</w:t>
       </w:r>
       <w:r>
         <w:t xml:space="preserve">.</w:t>
@@ -4106,33 +3422,7 @@
         <w:t xml:space="preserve"> </w:t>
       </w:r>
       <w:r>
-        <w:t xml:space="preserve">(Gauzens</w:t>
-      </w:r>
-      <w:r>
-        <w:t xml:space="preserve"> </w:t>
-      </w:r>
-      <w:r>
-        <w:rPr>
-          <w:i/>
-          <w:iCs/>
-        </w:rPr>
-        <w:t xml:space="preserve">et al.</w:t>
-      </w:r>
-      <w:r>
-        <w:t xml:space="preserve">, 2025; Strydom</w:t>
-      </w:r>
-      <w:r>
-        <w:t xml:space="preserve"> </w:t>
-      </w:r>
-      <w:r>
-        <w:rPr>
-          <w:i/>
-          <w:iCs/>
-        </w:rPr>
-        <w:t xml:space="preserve">et al.</w:t>
-      </w:r>
-      <w:r>
-        <w:t xml:space="preserve">, 2026)</w:t>
+        <w:t xml:space="preserve">(Gauzens et al., 2025; Strydom et al., 2026)</w:t>
       </w:r>
       <w:r>
         <w:t xml:space="preserve">.</w:t>
@@ -4149,7 +3439,7 @@
         <w:t xml:space="preserve"> </w:t>
       </w:r>
       <w:r>
-        <w:t xml:space="preserve">(Poisot &amp; Gravel, 2014; Michalska-Smith &amp; Allesina, 2019)</w:t>
+        <w:t xml:space="preserve">(Michalska-Smith &amp; Allesina, 2019; Poisot &amp; Gravel, 2014)</w:t>
       </w:r>
       <w:r>
         <w:t xml:space="preserve">, constraining connectance to be identical across all replicates retained structural differences between models, albeit to a lesser degree (Supplementary Material S2). Notably, the properties exhibiting the strongest temporal signals also showed the greatest inter-model disagreement, suggesting that temporal trends are hardest to resolve where models diverge most strongly (panel B,</w:t>
@@ -4275,23 +3565,7 @@
         <w:t xml:space="preserve"> </w:t>
       </w:r>
       <w:r>
-        <w:t xml:space="preserve">Dunhill</w:t>
-      </w:r>
-      <w:r>
-        <w:t xml:space="preserve"> </w:t>
-      </w:r>
-      <w:r>
-        <w:rPr>
-          <w:i/>
-          <w:iCs/>
-        </w:rPr>
-        <w:t xml:space="preserve">et al.</w:t>
-      </w:r>
-      <w:r>
-        <w:t xml:space="preserve"> </w:t>
-      </w:r>
-      <w:r>
-        <w:t xml:space="preserve">(2024)</w:t>
+        <w:t xml:space="preserve">Dunhill et al. (2024)</w:t>
       </w:r>
       <w:r>
         <w:t xml:space="preserve"> </w:t>
@@ -4301,7 +3575,7 @@
       </w:r>
     </w:p>
     <w:bookmarkEnd w:id="43"/>
-    <w:bookmarkStart w:id="44" w:name="implications-for-network-based-research"/>
+    <w:bookmarkStart w:id="47" w:name="implications-for-network-based-research"/>
     <w:p>
       <w:pPr>
         <w:pStyle w:val="Heading2"/>
@@ -4321,20 +3595,7 @@
         <w:t xml:space="preserve"> </w:t>
       </w:r>
       <w:r>
-        <w:t xml:space="preserve">(Brimacombe</w:t>
-      </w:r>
-      <w:r>
-        <w:t xml:space="preserve"> </w:t>
-      </w:r>
-      <w:r>
-        <w:rPr>
-          <w:i/>
-          <w:iCs/>
-        </w:rPr>
-        <w:t xml:space="preserve">et al.</w:t>
-      </w:r>
-      <w:r>
-        <w:t xml:space="preserve">, 2023, 2024)</w:t>
+        <w:t xml:space="preserve">(Brimacombe et al., 2023; Brimacombe et al., 2024)</w:t>
       </w:r>
       <w:r>
         <w:t xml:space="preserve">. Without explicit standardisation or sensitivity analysis, methodological heterogeneity can be mistaken for biological signal. Food web ecology has devoted substantial effort to understanding how topology shapes dynamics</w:t>
@@ -4343,20 +3604,7 @@
         <w:t xml:space="preserve"> </w:t>
       </w:r>
       <w:r>
-        <w:t xml:space="preserve">(Dunne</w:t>
-      </w:r>
-      <w:r>
-        <w:t xml:space="preserve"> </w:t>
-      </w:r>
-      <w:r>
-        <w:rPr>
-          <w:i/>
-          <w:iCs/>
-        </w:rPr>
-        <w:t xml:space="preserve">et al.</w:t>
-      </w:r>
-      <w:r>
-        <w:t xml:space="preserve">, 2002; Allesina &amp; Tang, 2012)</w:t>
+        <w:t xml:space="preserve">(Allesina &amp; Tang, 2012; Dunne et al., 2002)</w:t>
       </w:r>
       <w:r>
         <w:t xml:space="preserve">, but comparatively less attention has been paid to how reconstruction methods shape topology. Our findings indicate that these questions cannot be separated. However, disagreement among models does not mean that any single approach is necessarily wrong</w:t>
@@ -4365,20 +3613,7 @@
         <w:t xml:space="preserve"> </w:t>
       </w:r>
       <w:r>
-        <w:t xml:space="preserve">(Petchey</w:t>
-      </w:r>
-      <w:r>
-        <w:t xml:space="preserve"> </w:t>
-      </w:r>
-      <w:r>
-        <w:rPr>
-          <w:i/>
-          <w:iCs/>
-        </w:rPr>
-        <w:t xml:space="preserve">et al.</w:t>
-      </w:r>
-      <w:r>
-        <w:t xml:space="preserve">, 2011; Stouffer, 2019)</w:t>
+        <w:t xml:space="preserve">(Petchey et al., 2011; Stouffer, 2019)</w:t>
       </w:r>
       <w:r>
         <w:t xml:space="preserve">. Rather, different frameworks emphasise different ecological constraints, such as trait compatibility, energetic optimisation, or topological regularity. The challenge is therefore to match the model to the question at hand.</w:t>
@@ -4395,20 +3630,7 @@
         <w:t xml:space="preserve"> </w:t>
       </w:r>
       <w:r>
-        <w:t xml:space="preserve">(Tylianakis</w:t>
-      </w:r>
-      <w:r>
-        <w:t xml:space="preserve"> </w:t>
-      </w:r>
-      <w:r>
-        <w:rPr>
-          <w:i/>
-          <w:iCs/>
-        </w:rPr>
-        <w:t xml:space="preserve">et al.</w:t>
-      </w:r>
-      <w:r>
-        <w:t xml:space="preserve">, 2008)</w:t>
+        <w:t xml:space="preserve">(Tylianakis et al., 2008)</w:t>
       </w:r>
       <w:r>
         <w:t xml:space="preserve">, climate-driven changes</w:t>
@@ -4417,20 +3639,7 @@
         <w:t xml:space="preserve"> </w:t>
       </w:r>
       <w:r>
-        <w:t xml:space="preserve">(Gilman</w:t>
-      </w:r>
-      <w:r>
-        <w:t xml:space="preserve"> </w:t>
-      </w:r>
-      <w:r>
-        <w:rPr>
-          <w:i/>
-          <w:iCs/>
-        </w:rPr>
-        <w:t xml:space="preserve">et al.</w:t>
-      </w:r>
-      <w:r>
-        <w:t xml:space="preserve">, 2010)</w:t>
+        <w:t xml:space="preserve">(Gilman et al., 2010)</w:t>
       </w:r>
       <w:r>
         <w:t xml:space="preserve">, and stability under species loss</w:t>
@@ -4439,33 +3648,7 @@
         <w:t xml:space="preserve"> </w:t>
       </w:r>
       <w:r>
-        <w:t xml:space="preserve">(Hao</w:t>
-      </w:r>
-      <w:r>
-        <w:t xml:space="preserve"> </w:t>
-      </w:r>
-      <w:r>
-        <w:rPr>
-          <w:i/>
-          <w:iCs/>
-        </w:rPr>
-        <w:t xml:space="preserve">et al.</w:t>
-      </w:r>
-      <w:r>
-        <w:t xml:space="preserve">, 2025; Marjakangas</w:t>
-      </w:r>
-      <w:r>
-        <w:t xml:space="preserve"> </w:t>
-      </w:r>
-      <w:r>
-        <w:rPr>
-          <w:i/>
-          <w:iCs/>
-        </w:rPr>
-        <w:t xml:space="preserve">et al.</w:t>
-      </w:r>
-      <w:r>
-        <w:t xml:space="preserve">, 2025)</w:t>
+        <w:t xml:space="preserve">(Hao et al., 2025; Marjakangas et al., 2025)</w:t>
       </w:r>
       <w:r>
         <w:t xml:space="preserve">, we need to consider how model choice may influence these results. Studies frequently interpret variation in connectance, trophic height, interaction (</w:t>
@@ -4477,20 +3660,7 @@
         <w:t xml:space="preserve"> </w:t>
       </w:r>
       <w:r>
-        <w:t xml:space="preserve">(e.g., Pellissier</w:t>
-      </w:r>
-      <w:r>
-        <w:t xml:space="preserve"> </w:t>
-      </w:r>
-      <w:r>
-        <w:rPr>
-          <w:i/>
-          <w:iCs/>
-        </w:rPr>
-        <w:t xml:space="preserve">et al.</w:t>
-      </w:r>
-      <w:r>
-        <w:t xml:space="preserve">, 2018; Trøjelsgaard &amp; Olesen, 2016)</w:t>
+        <w:t xml:space="preserve">(e.g., Pellissier et al., 2018; Trøjelsgaard &amp; Olesen, 2016)</w:t>
       </w:r>
       <w:r>
         <w:t xml:space="preserve">. Our results show that model choice can systematically alter inferred topology and disturbance dynamics even when species composition is held constant. Apparent differences in network structure across spatial or climatic gradients may therefore reflect model choice as much as underlying ecological processes. Comparative studies using different modelling appraoches should consequently standardise their methods or explicitly quantify the sensitivity of their conclusions to alternative network representations.</w:t>
@@ -4507,36 +3677,10 @@
         <w:t xml:space="preserve"> </w:t>
       </w:r>
       <w:r>
-        <w:t xml:space="preserve">(Petchey</w:t>
-      </w:r>
-      <w:r>
-        <w:t xml:space="preserve"> </w:t>
-      </w:r>
-      <w:r>
-        <w:rPr>
-          <w:i/>
-          <w:iCs/>
-        </w:rPr>
-        <w:t xml:space="preserve">et al.</w:t>
-      </w:r>
-      <w:r>
-        <w:t xml:space="preserve">, 2011; Strydom</w:t>
-      </w:r>
-      <w:r>
-        <w:t xml:space="preserve"> </w:t>
-      </w:r>
-      <w:r>
-        <w:rPr>
-          <w:i/>
-          <w:iCs/>
-        </w:rPr>
-        <w:t xml:space="preserve">et al.</w:t>
-      </w:r>
-      <w:r>
-        <w:t xml:space="preserve">, 2026)</w:t>
-      </w:r>
-      <w:r>
-        <w:t xml:space="preserve">. Modelling choice should therefore be viewed as part of hypothesis specification rather than a technical step preceding analysis. Researchers must align modelling approaches with their ecological questions, whether estimating potential interactions, realised diets, or broad structural properties, because each framework emphasises different aspects of ecological organisation. Our results show that the consequences of these choices depend on the scale of inference. Some conclusions, such as those related to species traits proved to be more robust to model choice than those related to node-level properties. Network-based inference may therefore be robust at coarse ecological scales while remaining imprecise in its mechanistic detail. Recognising this asymmetry is essential for distinguishing robust ecological patterns from model-dependent artefacts.</w:t>
+        <w:t xml:space="preserve">(Petchey et al., 2011; Strydom et al., 2026)</w:t>
+      </w:r>
+      <w:r>
+        <w:t xml:space="preserve">. Model choice should therefore be treated as part of hypothesis specification, rather than as a technical step preceding analysis. Researchers must align network-construction approaches with their ecological questions, whether these concern potential interactions, realised diets, or broad structural properties, while recognising that the resulting inferences may differ in their sensitivity to model choice. Box 1 translates these findings into practical guidance for selecting network representations and evaluating the robustness of the conclusions drawn from them. Recognising this asymmetry is essential for distinguishing robust ecological patterns from conclusions contingent on modelling assumptions.</w:t>
       </w:r>
     </w:p>
     <w:p>
@@ -4544,168 +3688,2779 @@
         <w:pStyle w:val="BodyText"/>
       </w:pPr>
       <w:r>
-        <w:t xml:space="preserve">A more mature modelling paradigm in food web ecology would treat network construction as a testable hypotheses, incorporate probabilistic link inference where possible, and routinely evaluate the sensitivity of ecological conclusions to alternative representations of interaction structure. Such an approach aligns with recent advances in probabilistic and ensemble network modelling and would strengthen the interpretability of network-based inference under global change</w:t>
-      </w:r>
-      <w:r>
-        <w:t xml:space="preserve"> </w:t>
-      </w:r>
-      <w:r>
-        <w:t xml:space="preserve">(Poisot</w:t>
-      </w:r>
-      <w:r>
-        <w:t xml:space="preserve"> </w:t>
-      </w:r>
-      <w:r>
-        <w:rPr>
-          <w:i/>
-          <w:iCs/>
-        </w:rPr>
-        <w:t xml:space="preserve">et al.</w:t>
-      </w:r>
-      <w:r>
-        <w:t xml:space="preserve">, 2016; Banville</w:t>
-      </w:r>
-      <w:r>
-        <w:t xml:space="preserve"> </w:t>
-      </w:r>
-      <w:r>
-        <w:rPr>
-          <w:i/>
-          <w:iCs/>
-        </w:rPr>
-        <w:t xml:space="preserve">et al.</w:t>
-      </w:r>
-      <w:r>
-        <w:t xml:space="preserve">, 2025)</w:t>
+        <w:t xml:space="preserve">A more robust approach to food web ecology would treat network construction as a testable component of ecological inference, incorporating probabilistic link prediction where appropriate and routinely evaluating the sensitivity of conclusions to alternative representations of interaction structure. Such an approach aligns with recent advances in probabilistic and ensemble network modelling</w:t>
+      </w:r>
+      <w:r>
+        <w:t xml:space="preserve"> </w:t>
+      </w:r>
+      <w:r>
+        <w:t xml:space="preserve">(Banville et al., 2025; Poisot et al., 2016; Wootton et al., 2021)</w:t>
+      </w:r>
+      <w:r>
+        <w:t xml:space="preserve">. More fundamentally, it recognises that ecological networks are not simply representations of communities, but model-dependent representations through which ecological patterns are identified and interpreted. Their value as macroecological state variables therefore depends not only on their capacity to capture ecological organisation, but also on whether the patterns they reveal persist across plausible representations of interaction structure.</w:t>
+      </w:r>
+    </w:p>
+    <w:tbl>
+      <w:tblPr>
+        <w:tblStyle w:val="Table"/>
+        <w:tblLook w:firstRow="0" w:lastRow="0" w:firstColumn="0" w:lastColumn="0" w:noHBand="0" w:noVBand="0" w:val="0000"/>
+        <w:tblBorders>
+          <w:top w:val="single" w:sz="4" w:space="0" w:color="0758E5"/>
+          <w:left w:val="single" w:sz="24" w:space="0" w:color="0758E5"/>
+          <w:bottom w:val="single" w:sz="4" w:space="0" w:color="0758E5"/>
+          <w:right w:val="single" w:sz="4" w:space="0" w:color="0758E5"/>
+        </w:tblBorders>
+        <w:tblCellMar>
+          <w:left w:w="144" w:type="dxa"/>
+          <w:right w:w="144" w:type="dxa"/>
+        </w:tblCellMar>
+        <w:tblLook w:firstRow="0" w:lastRow="0" w:firstColumn="0" w:lastColumn="0" w:noHBand="0" w:noVBand="0" w:val="0000"/>
+      </w:tblPr>
+      <w:tr>
+        <w:trPr>
+          <w:cantSplit/>
+        </w:trPr>
+        <w:tc>
+          <w:tcPr>
+            <w:shd w:color="auto" w:fill="dae6fb" w:val="clear"/>
+            <w:tcMar>
+              <w:top w:w="92" w:type="dxa"/>
+              <w:bottom w:w="92" w:type="dxa"/>
+            </w:tcMar>
+          </w:tcPr>
+          <w:p>
+            <w:pPr>
+              <w:pStyle w:val="BodyText"/>
+            </w:pPr>
+            <w:pPr>
+              <w:spacing w:before="0" w:after="0"/>
+              <w:textAlignment w:val="center"/>
+            </w:pPr>
+            <w:r>
+              <w:drawing>
+                <wp:inline>
+                  <wp:extent cx="152400" cy="152400"/>
+                  <wp:effectExtent b="0" l="0" r="0" t="0"/>
+                  <wp:docPr descr="" title="" id="45" name="Picture"/>
+                  <a:graphic>
+                    <a:graphicData uri="http://schemas.openxmlformats.org/drawingml/2006/picture">
+                      <pic:pic>
+                        <pic:nvPicPr>
+                          <pic:cNvPr descr="/opt/quarto/share/formats/docx/note.png" id="46" name="Picture"/>
+                          <pic:cNvPicPr>
+                            <a:picLocks noChangeArrowheads="1" noChangeAspect="1"/>
+                          </pic:cNvPicPr>
+                        </pic:nvPicPr>
+                        <pic:blipFill>
+                          <a:blip r:embed="rId44"/>
+                          <a:stretch>
+                            <a:fillRect/>
+                          </a:stretch>
+                        </pic:blipFill>
+                        <pic:spPr bwMode="auto">
+                          <a:xfrm>
+                            <a:off x="0" y="0"/>
+                            <a:ext cx="152400" cy="152400"/>
+                          </a:xfrm>
+                          <a:prstGeom prst="rect">
+                            <a:avLst/>
+                          </a:prstGeom>
+                          <a:noFill/>
+                          <a:ln w="9525">
+                            <a:noFill/>
+                            <a:headEnd/>
+                            <a:tailEnd/>
+                          </a:ln>
+                        </pic:spPr>
+                      </pic:pic>
+                    </a:graphicData>
+                  </a:graphic>
+                </wp:inline>
+              </w:drawing>
+            </w:r>
+            <w:r>
+              <w:t xml:space="preserve"> </w:t>
+            </w:r>
+            <w:r>
+              <w:t xml:space="preserve"> </w:t>
+            </w:r>
+            <w:r>
+              <w:t xml:space="preserve">Matching network models to ecological questions</w:t>
+            </w:r>
+          </w:p>
+        </w:tc>
+      </w:tr>
+      <w:tr>
+        <w:trPr>
+          <w:cantSplit/>
+        </w:trPr>
+        <w:tc>
+          <w:tcPr>
+            <w:tcMar>
+              <w:top w:w="108" w:type="dxa"/>
+              <w:bottom w:w="108" w:type="dxa"/>
+            </w:tcMar>
+          </w:tcPr>
+          <w:p>
+            <w:pPr>
+              <w:pStyle w:val="BodyText"/>
+            </w:pPr>
+            <w:pPr>
+              <w:spacing w:before="16"/>
+            </w:pPr>
+            <w:r>
+              <w:t xml:space="preserve">Network reconstruction is not a neutral step in ecological inference. Different approaches encode different assumptions about which interactions are possible, which are likely to occur, and how network structure is generated. Our results suggest four considerations for selecting network models and evaluating the conclusions drawn from them. These are practical guidelines rather than prescriptive rules: the appropriate approach depends on the ecological question, the available data, and the level of inference required.</w:t>
+            </w:r>
+          </w:p>
+          <w:p>
+            <w:pPr>
+              <w:pStyle w:val="BodyText"/>
+            </w:pPr>
+            <w:r>
+              <w:rPr>
+                <w:b/>
+                <w:bCs/>
+              </w:rPr>
+              <w:t xml:space="preserve">1. Define the ecological scale you want to infer</w:t>
+            </w:r>
+          </w:p>
+          <w:p>
+            <w:pPr>
+              <w:pStyle w:val="BodyText"/>
+            </w:pPr>
+            <w:r>
+              <w:t xml:space="preserve">Begin by specifying whether the objective is to identify potential interactions, estimate realised trophic links, characterise network structure, or evaluate ecological dynamics. These objectives are not interchangeable. A model designed to identify biologically feasible interactions does not necessarily predict realised diets, while a structural model can provide a useful reference without reconstructing the interactions of a specific community. The target of inference should therefore determine the choice of network representation.</w:t>
+            </w:r>
+          </w:p>
+          <w:p>
+            <w:pPr>
+              <w:pStyle w:val="BodyText"/>
+            </w:pPr>
+            <w:r>
+              <w:rPr>
+                <w:b/>
+                <w:bCs/>
+              </w:rPr>
+              <w:t xml:space="preserve">2. Match the network representation to the question</w:t>
+            </w:r>
+          </w:p>
+          <w:p>
+            <w:pPr>
+              <w:pStyle w:val="BodyText"/>
+            </w:pPr>
+            <w:r>
+              <w:t xml:space="preserve">Select a model whose assumptions are appropriate for the ecological process or property of interest. Trait-based feasibility approaches may be useful for identifying potential consumer–resource relationships, while models incorporating energetic, mechanical, or probabilistic constraints can provide alternative estimates of realised interactions. Structural models offer theoretical reference points for evaluating network organisation. However, no model class guarantees accurate reconstruction, and different approaches may generate distinct network structures even when applied to the same species pool.</w:t>
+            </w:r>
+          </w:p>
+          <w:p>
+            <w:pPr>
+              <w:pStyle w:val="BodyText"/>
+            </w:pPr>
+            <w:r>
+              <w:rPr>
+                <w:b/>
+                <w:bCs/>
+              </w:rPr>
+              <w:t xml:space="preserve">3. Test robustness at the level of the conclusion</w:t>
+            </w:r>
+          </w:p>
+          <w:p>
+            <w:pPr>
+              <w:pStyle w:val="BodyText"/>
+            </w:pPr>
+            <w:r>
+              <w:t xml:space="preserve">Evaluate model sensitivity using the specific quantities that underpin the ecological claim. Agreement in overall network structure does not necessarily imply agreement in individual interactions. Where conclusions depend on particular links, compare link-level predictions directly; where they concern network dynamics, repeat the analysis across plausible network representations. Distinguish conclusions that persist across models from those that depend on a particular reconstruction. Agreement indicates robustness to the models considered, not proof of accuracy.</w:t>
+            </w:r>
+          </w:p>
+          <w:p>
+            <w:pPr>
+              <w:pStyle w:val="BodyText"/>
+            </w:pPr>
+            <w:r>
+              <w:rPr>
+                <w:b/>
+                <w:bCs/>
+              </w:rPr>
+              <w:t xml:space="preserve">4. Distinguish imposed properties from emergent patterns</w:t>
+            </w:r>
+          </w:p>
+          <w:p>
+            <w:pPr>
+              <w:pStyle w:val="BodyText"/>
+            </w:pPr>
+            <w:r>
+              <w:t xml:space="preserve">Identify which network properties are prescribed by the model, which are used as inputs or constraints, and which emerge from the resulting topology. Properties fixed during network construction cannot subsequently provide independent evidence of ecological differences when constraints on one property may influence other network metrics. For example, fixing connectance can constrain the emergent properties of networks</w:t>
+            </w:r>
+            <w:r>
+              <w:t xml:space="preserve"> </w:t>
+            </w:r>
+            <w:r>
+              <w:t xml:space="preserve">(Poisot &amp; Gravel, 2014)</w:t>
+            </w:r>
+            <w:r>
+              <w:t xml:space="preserve">. Interpret these properties in the context of the assumptions that generated them, and consider the intended application and original purpose of each model.</w:t>
+            </w:r>
+          </w:p>
+          <w:p>
+            <w:pPr>
+              <w:pStyle w:val="BodyText"/>
+            </w:pPr>
+            <w:pPr>
+              <w:spacing w:after="16"/>
+            </w:pPr>
+            <w:r>
+              <w:t xml:space="preserve">Together, these considerations encourage researchers to treat network construction as part of hypothesis specification rather than a technical step preceding analysis. By aligning model choice with the target of inference and testing the sensitivity of conclusions to alternative representations, researchers can better distinguish robust ecological patterns from those conditional on modelling assumptions.</w:t>
+            </w:r>
+          </w:p>
+          <w:p/>
+        </w:tc>
+      </w:tr>
+    </w:tbl>
+    <w:bookmarkEnd w:id="47"/>
+    <w:bookmarkEnd w:id="48"/>
+    <w:bookmarkStart w:id="50" w:name="conclusions"/>
+    <w:p>
+      <w:pPr>
+        <w:pStyle w:val="Heading1"/>
+      </w:pPr>
+      <w:r>
+        <w:t xml:space="preserve">5. Conclusions</w:t>
+      </w:r>
+    </w:p>
+    <w:p>
+      <w:pPr>
+        <w:pStyle w:val="FirstParagraph"/>
+      </w:pPr>
+      <w:r>
+        <w:t xml:space="preserve">Ecological network reconstruction is not a neutral methodological step, but a theoretical choice that shapes ecological inference. By applying six contrasting models to an identical species pool, we show that model choice systematically influences inferred network structure, interaction identity, and inferred extinction dynamics. While some broader extinction patterns were comparatively robust (such as node-level retention of species through an extinciton even), fine-scale interactions were highly model contingent. The reliability of network-based inference is therefore scale dependent, with robustness at one level of ecological organisation not necessarily extending to another.</w:t>
+      </w:r>
+    </w:p>
+    <w:p>
+      <w:pPr>
+        <w:pStyle w:val="BodyText"/>
+      </w:pPr>
+      <w:r>
+        <w:t xml:space="preserve">These findings have implications beyond deep-time palaeoecology. Ecological networks are increasingly used to compare communities across environmental gradients and through time, often treating variation in network properties as evidence of ecological differentiation. Yet, when alternative reconstruction approaches generate different structural representations from the same species pool, the resulting differences cannot be attributed to ecological processes alone. Comparative inference therefore requires not only consistent ecological data, but also explicit consideration of how modelling assumptions shape the network properties being compared.</w:t>
+      </w:r>
+    </w:p>
+    <w:p>
+      <w:pPr>
+        <w:pStyle w:val="BodyText"/>
+      </w:pPr>
+      <w:r>
+        <w:t xml:space="preserve">Ultimately, the value of ecological networks as tools for macroecological inference depends on distinguishing patterns that are robust across plausible representations from those contingent on a particular reconstruction approach. No single model captures every aspect of ecological organisation, and agreement among models does not guarantee accuracy. However, comparing alternative representations, matching models to inferential goals, and evaluating sensitivity at the level of the ecological conclusion can help establish which inferences are robust and which remain conditional on model assumptions. The central challenge is therefore not simply to reconstruct ecological networks, but to establish when the ecological patterns inferred from them can be trusted.</w:t>
+      </w:r>
+    </w:p>
+    <w:p>
+      <w:pPr>
+        <w:pStyle w:val="BodyText"/>
+      </w:pPr>
+      <w:r>
+        <w:rPr>
+          <w:i/>
+          <w:iCs/>
+        </w:rPr>
+        <w:t xml:space="preserve">Data and Code Availability Statement:</w:t>
+      </w:r>
+      <w:r>
+        <w:t xml:space="preserve"> </w:t>
+      </w:r>
+      <w:r>
+        <w:t xml:space="preserve">The empirical data, derived network datasets, and all analysis scripts are archived in a public Zenodo repository (</w:t>
+      </w:r>
+      <w:hyperlink r:id="rId49">
+        <w:r>
+          <w:rPr>
+            <w:rStyle w:val="Hyperlink"/>
+          </w:rPr>
+          <w:t xml:space="preserve">DOI: 10.5281/zenodo.21200527</w:t>
+        </w:r>
+      </w:hyperlink>
+      <w:r>
+        <w:t xml:space="preserve">), which includes a complete README file describing software dependencies, execution order, and reproduction instructions.</w:t>
+      </w:r>
+    </w:p>
+    <w:p>
+      <w:pPr>
+        <w:pStyle w:val="BodyText"/>
+      </w:pPr>
+      <w:r>
+        <w:rPr>
+          <w:i/>
+          <w:iCs/>
+        </w:rPr>
+        <w:t xml:space="preserve">Acknowledgements:</w:t>
+      </w:r>
+      <w:r>
+        <w:t xml:space="preserve"> </w:t>
+      </w:r>
+      <w:r>
+        <w:t xml:space="preserve">TS, BK, APB, and AMD received funding from NERC/NSF grant number NE/X015025/1.</w:t>
+      </w:r>
+    </w:p>
+    <w:bookmarkEnd w:id="50"/>
+    <w:bookmarkStart w:id="176" w:name="references"/>
+    <w:p>
+      <w:pPr>
+        <w:pStyle w:val="Heading1"/>
+      </w:pPr>
+      <w:r>
+        <w:t xml:space="preserve">References</w:t>
+      </w:r>
+    </w:p>
+    <w:bookmarkStart w:id="175" w:name="refs"/>
+    <w:bookmarkStart w:id="52" w:name="ref-allesina2008"/>
+    <w:p>
+      <w:pPr>
+        <w:pStyle w:val="Bibliography"/>
+      </w:pPr>
+      <w:r>
+        <w:t xml:space="preserve">Allesina, S., Alonso, D., &amp; Pascual, M. (2008). A general model for food web structure.</w:t>
+      </w:r>
+      <w:r>
+        <w:t xml:space="preserve"> </w:t>
+      </w:r>
+      <w:r>
+        <w:rPr>
+          <w:i/>
+          <w:iCs/>
+        </w:rPr>
+        <w:t xml:space="preserve">Science</w:t>
+      </w:r>
+      <w:r>
+        <w:t xml:space="preserve">,</w:t>
+      </w:r>
+      <w:r>
+        <w:t xml:space="preserve"> </w:t>
+      </w:r>
+      <w:r>
+        <w:rPr>
+          <w:i/>
+          <w:iCs/>
+        </w:rPr>
+        <w:t xml:space="preserve">320</w:t>
+      </w:r>
+      <w:r>
+        <w:t xml:space="preserve">(5876), 658–661.</w:t>
+      </w:r>
+      <w:r>
+        <w:t xml:space="preserve"> </w:t>
+      </w:r>
+      <w:hyperlink r:id="rId51">
+        <w:r>
+          <w:rPr>
+            <w:rStyle w:val="Hyperlink"/>
+          </w:rPr>
+          <w:t xml:space="preserve">https://doi.org/10.1126/science.1156269</w:t>
+        </w:r>
+      </w:hyperlink>
+    </w:p>
+    <w:bookmarkEnd w:id="52"/>
+    <w:bookmarkStart w:id="54" w:name="ref-allesina2012"/>
+    <w:p>
+      <w:pPr>
+        <w:pStyle w:val="Bibliography"/>
+      </w:pPr>
+      <w:r>
+        <w:t xml:space="preserve">Allesina, S., &amp; Tang, S. (2012). Stability criteria for complex ecosystems.</w:t>
+      </w:r>
+      <w:r>
+        <w:t xml:space="preserve"> </w:t>
+      </w:r>
+      <w:r>
+        <w:rPr>
+          <w:i/>
+          <w:iCs/>
+        </w:rPr>
+        <w:t xml:space="preserve">Nature</w:t>
+      </w:r>
+      <w:r>
+        <w:t xml:space="preserve">,</w:t>
+      </w:r>
+      <w:r>
+        <w:t xml:space="preserve"> </w:t>
+      </w:r>
+      <w:r>
+        <w:rPr>
+          <w:i/>
+          <w:iCs/>
+        </w:rPr>
+        <w:t xml:space="preserve">483</w:t>
+      </w:r>
+      <w:r>
+        <w:t xml:space="preserve">(7388), 205–208.</w:t>
+      </w:r>
+      <w:r>
+        <w:t xml:space="preserve"> </w:t>
+      </w:r>
+      <w:hyperlink r:id="rId53">
+        <w:r>
+          <w:rPr>
+            <w:rStyle w:val="Hyperlink"/>
+          </w:rPr>
+          <w:t xml:space="preserve">https://doi.org/10.1038/nature10832</w:t>
+        </w:r>
+      </w:hyperlink>
+    </w:p>
+    <w:bookmarkEnd w:id="54"/>
+    <w:bookmarkStart w:id="56" w:name="ref-bambach2007"/>
+    <w:p>
+      <w:pPr>
+        <w:pStyle w:val="Bibliography"/>
+      </w:pPr>
+      <w:r>
+        <w:t xml:space="preserve">Bambach, R. K., Bush, A. M., &amp; Erwin, D. H. (2007). Autecology and the filling of ecospace: Key metazoan radiations.</w:t>
+      </w:r>
+      <w:r>
+        <w:t xml:space="preserve"> </w:t>
+      </w:r>
+      <w:r>
+        <w:rPr>
+          <w:i/>
+          <w:iCs/>
+        </w:rPr>
+        <w:t xml:space="preserve">Palaeontology</w:t>
+      </w:r>
+      <w:r>
+        <w:t xml:space="preserve">,</w:t>
+      </w:r>
+      <w:r>
+        <w:t xml:space="preserve"> </w:t>
+      </w:r>
+      <w:r>
+        <w:rPr>
+          <w:i/>
+          <w:iCs/>
+        </w:rPr>
+        <w:t xml:space="preserve">50</w:t>
+      </w:r>
+      <w:r>
+        <w:t xml:space="preserve">(1), 1–22.</w:t>
+      </w:r>
+      <w:r>
+        <w:t xml:space="preserve"> </w:t>
+      </w:r>
+      <w:hyperlink r:id="rId55">
+        <w:r>
+          <w:rPr>
+            <w:rStyle w:val="Hyperlink"/>
+          </w:rPr>
+          <w:t xml:space="preserve">https://doi.org/10.1111/j.1475-4983.2006.00611.x</w:t>
+        </w:r>
+      </w:hyperlink>
+    </w:p>
+    <w:bookmarkEnd w:id="56"/>
+    <w:bookmarkStart w:id="58" w:name="ref-banville2025"/>
+    <w:p>
+      <w:pPr>
+        <w:pStyle w:val="Bibliography"/>
+      </w:pPr>
+      <w:r>
+        <w:t xml:space="preserve">Banville, F., Strydom, T., Blyth, P. S. A., Brimacombe, C., Catchen, M. D., Dansereau, G., Higino, G., Malpas, T., Mayall, H., Norman, K., Gravel, D., &amp; Poisot, T. (2025). Deciphering probabilistic species interaction networks.</w:t>
+      </w:r>
+      <w:r>
+        <w:t xml:space="preserve"> </w:t>
+      </w:r>
+      <w:r>
+        <w:rPr>
+          <w:i/>
+          <w:iCs/>
+        </w:rPr>
+        <w:t xml:space="preserve">Ecology Letters</w:t>
+      </w:r>
+      <w:r>
+        <w:t xml:space="preserve">,</w:t>
+      </w:r>
+      <w:r>
+        <w:t xml:space="preserve"> </w:t>
+      </w:r>
+      <w:r>
+        <w:rPr>
+          <w:i/>
+          <w:iCs/>
+        </w:rPr>
+        <w:t xml:space="preserve">28</w:t>
+      </w:r>
+      <w:r>
+        <w:t xml:space="preserve">(6), e70161.</w:t>
+      </w:r>
+      <w:r>
+        <w:t xml:space="preserve"> </w:t>
+      </w:r>
+      <w:hyperlink r:id="rId57">
+        <w:r>
+          <w:rPr>
+            <w:rStyle w:val="Hyperlink"/>
+          </w:rPr>
+          <w:t xml:space="preserve">https://doi.org/10.1111/ele.70161</w:t>
+        </w:r>
+      </w:hyperlink>
+    </w:p>
+    <w:bookmarkEnd w:id="58"/>
+    <w:bookmarkStart w:id="60" w:name="ref-Bezanson2017Julia"/>
+    <w:p>
+      <w:pPr>
+        <w:pStyle w:val="Bibliography"/>
+      </w:pPr>
+      <w:r>
+        <w:t xml:space="preserve">Bezanson, J., Edelman, A., Karpinski, S., &amp; Shah, V. B. (2017). Julia: A fresh approach to numerical computing.</w:t>
+      </w:r>
+      <w:r>
+        <w:t xml:space="preserve"> </w:t>
+      </w:r>
+      <w:r>
+        <w:rPr>
+          <w:i/>
+          <w:iCs/>
+        </w:rPr>
+        <w:t xml:space="preserve">SIAM Review</w:t>
+      </w:r>
+      <w:r>
+        <w:t xml:space="preserve">,</w:t>
+      </w:r>
+      <w:r>
+        <w:t xml:space="preserve"> </w:t>
+      </w:r>
+      <w:r>
+        <w:rPr>
+          <w:i/>
+          <w:iCs/>
+        </w:rPr>
+        <w:t xml:space="preserve">59</w:t>
+      </w:r>
+      <w:r>
+        <w:t xml:space="preserve">(1), 65–98.</w:t>
+      </w:r>
+      <w:r>
+        <w:t xml:space="preserve"> </w:t>
+      </w:r>
+      <w:hyperlink r:id="rId59">
+        <w:r>
+          <w:rPr>
+            <w:rStyle w:val="Hyperlink"/>
+          </w:rPr>
+          <w:t xml:space="preserve">https://doi.org/10.1137/141000671</w:t>
+        </w:r>
+      </w:hyperlink>
+    </w:p>
+    <w:bookmarkEnd w:id="60"/>
+    <w:bookmarkStart w:id="62" w:name="ref-brimacombe2024"/>
+    <w:p>
+      <w:pPr>
+        <w:pStyle w:val="Bibliography"/>
+      </w:pPr>
+      <w:r>
+        <w:t xml:space="preserve">Brimacombe, C., Bodner, K., Gravel, D., Leroux, S. J., Poisot, T., &amp; Fortin, M.-J. (2024). Publication</w:t>
+      </w:r>
+      <w:r>
+        <w:t xml:space="preserve">-</w:t>
+      </w:r>
+      <w:r>
+        <w:t xml:space="preserve">driven consistency in food web structures: Implications for comparative ecology.</w:t>
+      </w:r>
+      <w:r>
+        <w:t xml:space="preserve"> </w:t>
+      </w:r>
+      <w:r>
+        <w:rPr>
+          <w:i/>
+          <w:iCs/>
+        </w:rPr>
+        <w:t xml:space="preserve">Ecology</w:t>
+      </w:r>
+      <w:r>
+        <w:t xml:space="preserve">,</w:t>
+      </w:r>
+      <w:r>
+        <w:t xml:space="preserve"> </w:t>
+      </w:r>
+      <w:r>
+        <w:rPr>
+          <w:i/>
+          <w:iCs/>
+        </w:rPr>
+        <w:t xml:space="preserve">106</w:t>
+      </w:r>
+      <w:r>
+        <w:t xml:space="preserve">(1).</w:t>
+      </w:r>
+      <w:r>
+        <w:t xml:space="preserve"> </w:t>
+      </w:r>
+      <w:hyperlink r:id="rId61">
+        <w:r>
+          <w:rPr>
+            <w:rStyle w:val="Hyperlink"/>
+          </w:rPr>
+          <w:t xml:space="preserve">https://doi.org/10.1002/ecy.4467</w:t>
+        </w:r>
+      </w:hyperlink>
+    </w:p>
+    <w:bookmarkEnd w:id="62"/>
+    <w:bookmarkStart w:id="64" w:name="ref-brimacombe2023"/>
+    <w:p>
+      <w:pPr>
+        <w:pStyle w:val="Bibliography"/>
+      </w:pPr>
+      <w:r>
+        <w:t xml:space="preserve">Brimacombe, C., Bodner, K., Michalska-Smith, M., Poisot, T., &amp; Fortin, M.-J. (2023). Shortcomings of reusing species interaction networks created by different sets of researchers.</w:t>
+      </w:r>
+      <w:r>
+        <w:t xml:space="preserve"> </w:t>
+      </w:r>
+      <w:r>
+        <w:rPr>
+          <w:i/>
+          <w:iCs/>
+        </w:rPr>
+        <w:t xml:space="preserve">PLOS Biology</w:t>
+      </w:r>
+      <w:r>
+        <w:t xml:space="preserve">,</w:t>
+      </w:r>
+      <w:r>
+        <w:t xml:space="preserve"> </w:t>
+      </w:r>
+      <w:r>
+        <w:rPr>
+          <w:i/>
+          <w:iCs/>
+        </w:rPr>
+        <w:t xml:space="preserve">21</w:t>
+      </w:r>
+      <w:r>
+        <w:t xml:space="preserve">(4), e3002068.</w:t>
+      </w:r>
+      <w:r>
+        <w:t xml:space="preserve"> </w:t>
+      </w:r>
+      <w:hyperlink r:id="rId63">
+        <w:r>
+          <w:rPr>
+            <w:rStyle w:val="Hyperlink"/>
+          </w:rPr>
+          <w:t xml:space="preserve">https://doi.org/10.1371/journal.pbio.3002068</w:t>
+        </w:r>
+      </w:hyperlink>
+    </w:p>
+    <w:bookmarkEnd w:id="64"/>
+    <w:bookmarkStart w:id="66" w:name="ref-brose2006"/>
+    <w:p>
+      <w:pPr>
+        <w:pStyle w:val="Bibliography"/>
+      </w:pPr>
+      <w:r>
+        <w:t xml:space="preserve">Brose, U., Jonsson, T., Berlow, E. L., Warren, P., Banasek-Richter, C., Bersier, L.-F., Blanchard, J. L., Brey, T., Carpenter, S. R., Blandenier, M.-F. C., Cushing, L., Dawah, H. A., Dell, T., Edwards, F., Harper-Smith, S., Jacob, U., Ledger, M. E., Martinez, N. D., Memmott, J., … Cohen, J. E. (2006). Consumer</w:t>
+      </w:r>
+      <w:r>
+        <w:t xml:space="preserve">resource body-size relationships in natural food webs.</w:t>
+      </w:r>
+      <w:r>
+        <w:t xml:space="preserve"> </w:t>
+      </w:r>
+      <w:r>
+        <w:rPr>
+          <w:i/>
+          <w:iCs/>
+        </w:rPr>
+        <w:t xml:space="preserve">Ecology</w:t>
+      </w:r>
+      <w:r>
+        <w:t xml:space="preserve">,</w:t>
+      </w:r>
+      <w:r>
+        <w:t xml:space="preserve"> </w:t>
+      </w:r>
+      <w:r>
+        <w:rPr>
+          <w:i/>
+          <w:iCs/>
+        </w:rPr>
+        <w:t xml:space="preserve">87</w:t>
+      </w:r>
+      <w:r>
+        <w:t xml:space="preserve">(10), 2411–2417. https://doi.org/</w:t>
+      </w:r>
+      <w:hyperlink r:id="rId65">
+        <w:r>
+          <w:rPr>
+            <w:rStyle w:val="Hyperlink"/>
+          </w:rPr>
+          <w:t xml:space="preserve">https://doi.org/10.1890/0012-9658(2006)87[2411:CBRINF]2.0.CO;2</w:t>
+        </w:r>
+      </w:hyperlink>
+    </w:p>
+    <w:bookmarkEnd w:id="66"/>
+    <w:bookmarkStart w:id="68" w:name="ref-caswell2009"/>
+    <w:p>
+      <w:pPr>
+        <w:pStyle w:val="Bibliography"/>
+      </w:pPr>
+      <w:r>
+        <w:t xml:space="preserve">Caswell, B. A., Coe, A. L., &amp; Cohen, A. S. (2009). New range data for marine invertebrate species across the early toarcian (early jurassic) mass extinction.</w:t>
+      </w:r>
+      <w:r>
+        <w:t xml:space="preserve"> </w:t>
+      </w:r>
+      <w:r>
+        <w:rPr>
+          <w:i/>
+          <w:iCs/>
+        </w:rPr>
+        <w:t xml:space="preserve">Journal of the Geological Society</w:t>
+      </w:r>
+      <w:r>
+        <w:t xml:space="preserve">,</w:t>
+      </w:r>
+      <w:r>
+        <w:t xml:space="preserve"> </w:t>
+      </w:r>
+      <w:r>
+        <w:rPr>
+          <w:i/>
+          <w:iCs/>
+        </w:rPr>
+        <w:t xml:space="preserve">166</w:t>
+      </w:r>
+      <w:r>
+        <w:t xml:space="preserve">(5), 859–872.</w:t>
+      </w:r>
+      <w:r>
+        <w:t xml:space="preserve"> </w:t>
+      </w:r>
+      <w:hyperlink r:id="rId67">
+        <w:r>
+          <w:rPr>
+            <w:rStyle w:val="Hyperlink"/>
+          </w:rPr>
+          <w:t xml:space="preserve">https://doi.org/10.1144/0016-76492008-0831</w:t>
+        </w:r>
+      </w:hyperlink>
+    </w:p>
+    <w:bookmarkEnd w:id="68"/>
+    <w:bookmarkStart w:id="70" w:name="ref-curtsdotter2011"/>
+    <w:p>
+      <w:pPr>
+        <w:pStyle w:val="Bibliography"/>
+      </w:pPr>
+      <w:r>
+        <w:t xml:space="preserve">Curtsdotter, A., Binzer, A., Brose, U., De Castro, F., Ebenman, B., Eklöf, A., Riede, J. O., Thierry, A., &amp; Rall, B. C. (2011). Robustness to secondary extinctions: Comparing trait-based sequential deletions in static and dynamic food webs.</w:t>
+      </w:r>
+      <w:r>
+        <w:t xml:space="preserve"> </w:t>
+      </w:r>
+      <w:r>
+        <w:rPr>
+          <w:i/>
+          <w:iCs/>
+        </w:rPr>
+        <w:t xml:space="preserve">Basic and Applied Ecology</w:t>
+      </w:r>
+      <w:r>
+        <w:t xml:space="preserve">,</w:t>
+      </w:r>
+      <w:r>
+        <w:t xml:space="preserve"> </w:t>
+      </w:r>
+      <w:r>
+        <w:rPr>
+          <w:i/>
+          <w:iCs/>
+        </w:rPr>
+        <w:t xml:space="preserve">12</w:t>
+      </w:r>
+      <w:r>
+        <w:t xml:space="preserve">(7), 571–580.</w:t>
+      </w:r>
+      <w:r>
+        <w:t xml:space="preserve"> </w:t>
+      </w:r>
+      <w:hyperlink r:id="rId69">
+        <w:r>
+          <w:rPr>
+            <w:rStyle w:val="Hyperlink"/>
+          </w:rPr>
+          <w:t xml:space="preserve">https://doi.org/10.1016/j.baae.2011.09.008</w:t>
+        </w:r>
+      </w:hyperlink>
+    </w:p>
+    <w:bookmarkEnd w:id="70"/>
+    <w:bookmarkStart w:id="72" w:name="ref-dansereau2024"/>
+    <w:p>
+      <w:pPr>
+        <w:pStyle w:val="Bibliography"/>
+      </w:pPr>
+      <w:r>
+        <w:t xml:space="preserve">Dansereau, G., Barros, C., &amp; Poisot, T. (2024). Spatially explicit predictions of food web structure from regional-level data.</w:t>
+      </w:r>
+      <w:r>
+        <w:t xml:space="preserve"> </w:t>
+      </w:r>
+      <w:r>
+        <w:rPr>
+          <w:i/>
+          <w:iCs/>
+        </w:rPr>
+        <w:t xml:space="preserve">Philosophical Transactions of the Royal Society B: Biological Sciences</w:t>
+      </w:r>
+      <w:r>
+        <w:t xml:space="preserve">,</w:t>
+      </w:r>
+      <w:r>
+        <w:t xml:space="preserve"> </w:t>
+      </w:r>
+      <w:r>
+        <w:rPr>
+          <w:i/>
+          <w:iCs/>
+        </w:rPr>
+        <w:t xml:space="preserve">379</w:t>
+      </w:r>
+      <w:r>
+        <w:t xml:space="preserve">(1909).</w:t>
+      </w:r>
+      <w:r>
+        <w:t xml:space="preserve"> </w:t>
+      </w:r>
+      <w:hyperlink r:id="rId71">
+        <w:r>
+          <w:rPr>
+            <w:rStyle w:val="Hyperlink"/>
+          </w:rPr>
+          <w:t xml:space="preserve">https://doi.org/10.1098/rstb.2023.0166</w:t>
+        </w:r>
+      </w:hyperlink>
+    </w:p>
+    <w:bookmarkEnd w:id="72"/>
+    <w:bookmarkStart w:id="74" w:name="ref-delmas2018"/>
+    <w:p>
+      <w:pPr>
+        <w:pStyle w:val="Bibliography"/>
+      </w:pPr>
+      <w:r>
+        <w:t xml:space="preserve">Delmas, E., Besson, M., Brice, M.-H., Burkle, L. A., Dalla Riva, G. V., Fortin, M.-J., Gravel, D., Guimarães, P. R., Hembry, D. H., Newman, E. A., Olesen, J. M., Pires, M. M., Yeakel, J. D., &amp; Poisot, T. (2018). Analysing ecological networks of species interactions.</w:t>
+      </w:r>
+      <w:r>
+        <w:t xml:space="preserve"> </w:t>
+      </w:r>
+      <w:r>
+        <w:rPr>
+          <w:i/>
+          <w:iCs/>
+        </w:rPr>
+        <w:t xml:space="preserve">Biological Reviews</w:t>
+      </w:r>
+      <w:r>
+        <w:t xml:space="preserve">, 112540.</w:t>
+      </w:r>
+      <w:r>
+        <w:t xml:space="preserve"> </w:t>
+      </w:r>
+      <w:hyperlink r:id="rId73">
+        <w:r>
+          <w:rPr>
+            <w:rStyle w:val="Hyperlink"/>
+          </w:rPr>
+          <w:t xml:space="preserve">https://doi.org/10.1111/brv.12433</w:t>
+        </w:r>
+      </w:hyperlink>
+    </w:p>
+    <w:bookmarkEnd w:id="74"/>
+    <w:bookmarkStart w:id="76" w:name="ref-dunhill2024"/>
+    <w:p>
+      <w:pPr>
+        <w:pStyle w:val="Bibliography"/>
+      </w:pPr>
+      <w:r>
+        <w:t xml:space="preserve">Dunhill, A. M., Zarzyczny, K., Shaw, J. O., Atkinson, J. W., Little, C. T. S., &amp; Beckerman, A. P. (2024). Extinction cascades, community collapse, and recovery across a mesozoic hyperthermal event.</w:t>
+      </w:r>
+      <w:r>
+        <w:t xml:space="preserve"> </w:t>
+      </w:r>
+      <w:r>
+        <w:rPr>
+          <w:i/>
+          <w:iCs/>
+        </w:rPr>
+        <w:t xml:space="preserve">Nature Communications</w:t>
+      </w:r>
+      <w:r>
+        <w:t xml:space="preserve">,</w:t>
+      </w:r>
+      <w:r>
+        <w:t xml:space="preserve"> </w:t>
+      </w:r>
+      <w:r>
+        <w:rPr>
+          <w:i/>
+          <w:iCs/>
+        </w:rPr>
+        <w:t xml:space="preserve">15</w:t>
+      </w:r>
+      <w:r>
+        <w:t xml:space="preserve">(1), 8599.</w:t>
+      </w:r>
+      <w:r>
+        <w:t xml:space="preserve"> </w:t>
+      </w:r>
+      <w:hyperlink r:id="rId75">
+        <w:r>
+          <w:rPr>
+            <w:rStyle w:val="Hyperlink"/>
+          </w:rPr>
+          <w:t xml:space="preserve">https://doi.org/10.1038/s41467-024-53000-2</w:t>
+        </w:r>
+      </w:hyperlink>
+    </w:p>
+    <w:bookmarkEnd w:id="76"/>
+    <w:bookmarkStart w:id="78" w:name="ref-dunne2014"/>
+    <w:p>
+      <w:pPr>
+        <w:pStyle w:val="Bibliography"/>
+      </w:pPr>
+      <w:r>
+        <w:t xml:space="preserve">Dunne, J. A., Labandeira, C. C., &amp; Williams, R. J. (2014). Highly resolved early eocene food webs show development of modern trophic structure after the end-cretaceous extinction.</w:t>
+      </w:r>
+      <w:r>
+        <w:t xml:space="preserve"> </w:t>
+      </w:r>
+      <w:r>
+        <w:rPr>
+          <w:i/>
+          <w:iCs/>
+        </w:rPr>
+        <w:t xml:space="preserve">Proceedings of the Royal Society B: Biological Sciences</w:t>
+      </w:r>
+      <w:r>
+        <w:t xml:space="preserve">,</w:t>
+      </w:r>
+      <w:r>
+        <w:t xml:space="preserve"> </w:t>
+      </w:r>
+      <w:r>
+        <w:rPr>
+          <w:i/>
+          <w:iCs/>
+        </w:rPr>
+        <w:t xml:space="preserve">281</w:t>
+      </w:r>
+      <w:r>
+        <w:t xml:space="preserve">(1782), 20133280.</w:t>
+      </w:r>
+      <w:r>
+        <w:t xml:space="preserve"> </w:t>
+      </w:r>
+      <w:hyperlink r:id="rId77">
+        <w:r>
+          <w:rPr>
+            <w:rStyle w:val="Hyperlink"/>
+          </w:rPr>
+          <w:t xml:space="preserve">https://doi.org/10.1098/rspb.2013.3280</w:t>
+        </w:r>
+      </w:hyperlink>
+    </w:p>
+    <w:bookmarkEnd w:id="78"/>
+    <w:bookmarkStart w:id="80" w:name="ref-dunne2008"/>
+    <w:p>
+      <w:pPr>
+        <w:pStyle w:val="Bibliography"/>
+      </w:pPr>
+      <w:r>
+        <w:t xml:space="preserve">Dunne, J. A., Williams, R. J., Martinez, N. D., Wood, R. A., &amp; Erwin, D. H. (2008). Compilation and network analyses of cambrian food webs.</w:t>
+      </w:r>
+      <w:r>
+        <w:t xml:space="preserve"> </w:t>
+      </w:r>
+      <w:r>
+        <w:rPr>
+          <w:i/>
+          <w:iCs/>
+        </w:rPr>
+        <w:t xml:space="preserve">PLOS Biology</w:t>
+      </w:r>
+      <w:r>
+        <w:t xml:space="preserve">,</w:t>
+      </w:r>
+      <w:r>
+        <w:t xml:space="preserve"> </w:t>
+      </w:r>
+      <w:r>
+        <w:rPr>
+          <w:i/>
+          <w:iCs/>
+        </w:rPr>
+        <w:t xml:space="preserve">6</w:t>
+      </w:r>
+      <w:r>
+        <w:t xml:space="preserve">(4), e102.</w:t>
+      </w:r>
+      <w:r>
+        <w:t xml:space="preserve"> </w:t>
+      </w:r>
+      <w:hyperlink r:id="rId79">
+        <w:r>
+          <w:rPr>
+            <w:rStyle w:val="Hyperlink"/>
+          </w:rPr>
+          <w:t xml:space="preserve">https://doi.org/10.1371/journal.pbio.0060102</w:t>
+        </w:r>
+      </w:hyperlink>
+    </w:p>
+    <w:bookmarkEnd w:id="80"/>
+    <w:bookmarkStart w:id="81" w:name="ref-dunne2002"/>
+    <w:p>
+      <w:pPr>
+        <w:pStyle w:val="Bibliography"/>
+      </w:pPr>
+      <w:r>
+        <w:t xml:space="preserve">Dunne, J. A., Williams, R. J., &amp; Martinez, N. D. (2002). Network structure and biodiversity loss in food webs: Robustness increases with connectance.</w:t>
+      </w:r>
+      <w:r>
+        <w:t xml:space="preserve"> </w:t>
+      </w:r>
+      <w:r>
+        <w:rPr>
+          <w:i/>
+          <w:iCs/>
+        </w:rPr>
+        <w:t xml:space="preserve">Ecol. Lett.</w:t>
+      </w:r>
+      <w:r>
+        <w:t xml:space="preserve">,</w:t>
+      </w:r>
+      <w:r>
+        <w:t xml:space="preserve"> </w:t>
+      </w:r>
+      <w:r>
+        <w:rPr>
+          <w:i/>
+          <w:iCs/>
+        </w:rPr>
+        <w:t xml:space="preserve">5</w:t>
+      </w:r>
+      <w:r>
+        <w:t xml:space="preserve">(4), 558–567.</w:t>
+      </w:r>
+    </w:p>
+    <w:bookmarkEnd w:id="81"/>
+    <w:bookmarkStart w:id="83" w:name="ref-eisenhauer2026"/>
+    <w:p>
+      <w:pPr>
+        <w:pStyle w:val="Bibliography"/>
+      </w:pPr>
+      <w:r>
+        <w:t xml:space="preserve">Eisenhauer, N., Yi, H., &amp; Wildermuth, B. (2026). From species richness to interaction architecture.</w:t>
+      </w:r>
+      <w:r>
+        <w:t xml:space="preserve"> </w:t>
+      </w:r>
+      <w:r>
+        <w:rPr>
+          <w:i/>
+          <w:iCs/>
+        </w:rPr>
+        <w:t xml:space="preserve">Trends in Ecology &amp; Evolution</w:t>
+      </w:r>
+      <w:r>
+        <w:t xml:space="preserve">,</w:t>
+      </w:r>
+      <w:r>
+        <w:t xml:space="preserve"> </w:t>
+      </w:r>
+      <w:r>
+        <w:rPr>
+          <w:i/>
+          <w:iCs/>
+        </w:rPr>
+        <w:t xml:space="preserve">0</w:t>
+      </w:r>
+      <w:r>
+        <w:t xml:space="preserve">(0).</w:t>
+      </w:r>
+      <w:r>
+        <w:t xml:space="preserve"> </w:t>
+      </w:r>
+      <w:hyperlink r:id="rId82">
+        <w:r>
+          <w:rPr>
+            <w:rStyle w:val="Hyperlink"/>
+          </w:rPr>
+          <w:t xml:space="preserve">https://doi.org/10.1016/j.tree.2026.09.008</w:t>
+        </w:r>
+      </w:hyperlink>
+    </w:p>
+    <w:bookmarkEnd w:id="83"/>
+    <w:bookmarkStart w:id="85" w:name="ref-erdos1959"/>
+    <w:p>
+      <w:pPr>
+        <w:pStyle w:val="Bibliography"/>
+      </w:pPr>
+      <w:r>
+        <w:t xml:space="preserve">Erdős, P., &amp; Rényi, A. (1959). On random graphs. i.</w:t>
+      </w:r>
+      <w:r>
+        <w:t xml:space="preserve"> </w:t>
+      </w:r>
+      <w:r>
+        <w:rPr>
+          <w:i/>
+          <w:iCs/>
+        </w:rPr>
+        <w:t xml:space="preserve">Publicationes Mathematicae Debrecen</w:t>
+      </w:r>
+      <w:r>
+        <w:t xml:space="preserve">,</w:t>
+      </w:r>
+      <w:r>
+        <w:t xml:space="preserve"> </w:t>
+      </w:r>
+      <w:r>
+        <w:rPr>
+          <w:i/>
+          <w:iCs/>
+        </w:rPr>
+        <w:t xml:space="preserve">6</w:t>
+      </w:r>
+      <w:r>
+        <w:t xml:space="preserve">(3-4), 290–297.</w:t>
+      </w:r>
+      <w:r>
+        <w:t xml:space="preserve"> </w:t>
+      </w:r>
+      <w:hyperlink r:id="rId84">
+        <w:r>
+          <w:rPr>
+            <w:rStyle w:val="Hyperlink"/>
+          </w:rPr>
+          <w:t xml:space="preserve">https://doi.org/10.5486/pmd.1959.6.3-4.12</w:t>
+        </w:r>
+      </w:hyperlink>
+    </w:p>
+    <w:bookmarkEnd w:id="85"/>
+    <w:bookmarkStart w:id="87" w:name="ref-fricke2022a"/>
+    <w:p>
+      <w:pPr>
+        <w:pStyle w:val="Bibliography"/>
+      </w:pPr>
+      <w:r>
+        <w:t xml:space="preserve">Fricke, E. C., Hsieh, C., Middleton, O., Gorczynski, D., Cappello, C. D., Sanisidro, O., Rowan, J., Svenning, J.-C., &amp; Beaudrot, L. (2022). Collapse of terrestrial mammal food webs since the late pleistocene.</w:t>
+      </w:r>
+      <w:r>
+        <w:t xml:space="preserve"> </w:t>
+      </w:r>
+      <w:r>
+        <w:rPr>
+          <w:i/>
+          <w:iCs/>
+        </w:rPr>
+        <w:t xml:space="preserve">Science</w:t>
+      </w:r>
+      <w:r>
+        <w:t xml:space="preserve">,</w:t>
+      </w:r>
+      <w:r>
+        <w:t xml:space="preserve"> </w:t>
+      </w:r>
+      <w:r>
+        <w:rPr>
+          <w:i/>
+          <w:iCs/>
+        </w:rPr>
+        <w:t xml:space="preserve">377</w:t>
+      </w:r>
+      <w:r>
+        <w:t xml:space="preserve">(6609), 1008–1011.</w:t>
+      </w:r>
+      <w:r>
+        <w:t xml:space="preserve"> </w:t>
+      </w:r>
+      <w:hyperlink r:id="rId86">
+        <w:r>
+          <w:rPr>
+            <w:rStyle w:val="Hyperlink"/>
+          </w:rPr>
+          <w:t xml:space="preserve">https://doi.org/10.1126/science.abn4012</w:t>
+        </w:r>
+      </w:hyperlink>
+    </w:p>
+    <w:bookmarkEnd w:id="87"/>
+    <w:bookmarkStart w:id="89" w:name="ref-fründ2016"/>
+    <w:p>
+      <w:pPr>
+        <w:pStyle w:val="Bibliography"/>
+      </w:pPr>
+      <w:r>
+        <w:t xml:space="preserve">Fründ, J., McCann, K. S., &amp; Williams, N. M. (2016). Sampling bias is a challenge for quantifying specialization and network structure: Lessons from a quantitative niche model.</w:t>
+      </w:r>
+      <w:r>
+        <w:t xml:space="preserve"> </w:t>
+      </w:r>
+      <w:r>
+        <w:rPr>
+          <w:i/>
+          <w:iCs/>
+        </w:rPr>
+        <w:t xml:space="preserve">Oikos</w:t>
+      </w:r>
+      <w:r>
+        <w:t xml:space="preserve">,</w:t>
+      </w:r>
+      <w:r>
+        <w:t xml:space="preserve"> </w:t>
+      </w:r>
+      <w:r>
+        <w:rPr>
+          <w:i/>
+          <w:iCs/>
+        </w:rPr>
+        <w:t xml:space="preserve">125</w:t>
+      </w:r>
+      <w:r>
+        <w:t xml:space="preserve">(4), 502–513.</w:t>
+      </w:r>
+      <w:r>
+        <w:t xml:space="preserve"> </w:t>
+      </w:r>
+      <w:hyperlink r:id="rId88">
+        <w:r>
+          <w:rPr>
+            <w:rStyle w:val="Hyperlink"/>
+          </w:rPr>
+          <w:t xml:space="preserve">https://doi.org/10.1111/oik.02256</w:t>
+        </w:r>
+      </w:hyperlink>
+    </w:p>
+    <w:bookmarkEnd w:id="89"/>
+    <w:bookmarkStart w:id="91" w:name="ref-gauzens2023"/>
+    <w:p>
+      <w:pPr>
+        <w:pStyle w:val="Bibliography"/>
+      </w:pPr>
+      <w:r>
+        <w:t xml:space="preserve">Gauzens, B., Brose, U., Delmas, E., &amp; Berti, E. (2023). ATNr: Allometric trophic network models in r.</w:t>
+      </w:r>
+      <w:r>
+        <w:t xml:space="preserve"> </w:t>
+      </w:r>
+      <w:r>
+        <w:rPr>
+          <w:i/>
+          <w:iCs/>
+        </w:rPr>
+        <w:t xml:space="preserve">Methods in Ecology and Evolution</w:t>
+      </w:r>
+      <w:r>
+        <w:t xml:space="preserve">,</w:t>
+      </w:r>
+      <w:r>
+        <w:t xml:space="preserve"> </w:t>
+      </w:r>
+      <w:r>
+        <w:rPr>
+          <w:i/>
+          <w:iCs/>
+        </w:rPr>
+        <w:t xml:space="preserve">14</w:t>
+      </w:r>
+      <w:r>
+        <w:t xml:space="preserve">(11), 2766–2773.</w:t>
+      </w:r>
+      <w:r>
+        <w:t xml:space="preserve"> </w:t>
+      </w:r>
+      <w:hyperlink r:id="rId90">
+        <w:r>
+          <w:rPr>
+            <w:rStyle w:val="Hyperlink"/>
+          </w:rPr>
+          <w:t xml:space="preserve">https://doi.org/10.1111/2041-210X.14212</w:t>
+        </w:r>
+      </w:hyperlink>
+    </w:p>
+    <w:bookmarkEnd w:id="91"/>
+    <w:bookmarkStart w:id="93" w:name="ref-gauzens2025"/>
+    <w:p>
+      <w:pPr>
+        <w:pStyle w:val="Bibliography"/>
+      </w:pPr>
+      <w:r>
+        <w:t xml:space="preserve">Gauzens, B., Thouvenot, L., Srivastava, D. S., Kratina, P., Romero, G. Q., Berti, E., O’Gorman, E. J., González, A. L., Dézerald, O., Eisenhauer, N., Pires, M., Ryser, R., Farjalla, V. F., Rogy, P., Brose, U., Petermann, J. S., Geslin, B., &amp; Hines, J. (2025). Tailoring interaction network types to answer different ecological questions.</w:t>
+      </w:r>
+      <w:r>
+        <w:t xml:space="preserve"> </w:t>
+      </w:r>
+      <w:r>
+        <w:rPr>
+          <w:i/>
+          <w:iCs/>
+        </w:rPr>
+        <w:t xml:space="preserve">Nature Reviews Biodiversity</w:t>
+      </w:r>
+      <w:r>
+        <w:t xml:space="preserve">, 1–10.</w:t>
+      </w:r>
+      <w:r>
+        <w:t xml:space="preserve"> </w:t>
+      </w:r>
+      <w:hyperlink r:id="rId92">
+        <w:r>
+          <w:rPr>
+            <w:rStyle w:val="Hyperlink"/>
+          </w:rPr>
+          <w:t xml:space="preserve">https://doi.org/10.1038/s44358-025-00056-7</w:t>
+        </w:r>
+      </w:hyperlink>
+    </w:p>
+    <w:bookmarkEnd w:id="93"/>
+    <w:bookmarkStart w:id="95" w:name="ref-gilman2010"/>
+    <w:p>
+      <w:pPr>
+        <w:pStyle w:val="Bibliography"/>
+      </w:pPr>
+      <w:r>
+        <w:t xml:space="preserve">Gilman, S. E., Urban, M. C., Tewksbury, J., Gilchrist, G. W., &amp; Holt, R. D. (2010). A framework for community interactions under climate change.</w:t>
+      </w:r>
+      <w:r>
+        <w:t xml:space="preserve"> </w:t>
+      </w:r>
+      <w:r>
+        <w:rPr>
+          <w:i/>
+          <w:iCs/>
+        </w:rPr>
+        <w:t xml:space="preserve">Trends in Ecology &amp; Evolution</w:t>
+      </w:r>
+      <w:r>
+        <w:t xml:space="preserve">,</w:t>
+      </w:r>
+      <w:r>
+        <w:t xml:space="preserve"> </w:t>
+      </w:r>
+      <w:r>
+        <w:rPr>
+          <w:i/>
+          <w:iCs/>
+        </w:rPr>
+        <w:t xml:space="preserve">25</w:t>
+      </w:r>
+      <w:r>
+        <w:t xml:space="preserve">(6), 325–331.</w:t>
+      </w:r>
+      <w:r>
+        <w:t xml:space="preserve"> </w:t>
+      </w:r>
+      <w:hyperlink r:id="rId94">
+        <w:r>
+          <w:rPr>
+            <w:rStyle w:val="Hyperlink"/>
+          </w:rPr>
+          <w:t xml:space="preserve">https://doi.org/10.1016/j.tree.2010.03.002</w:t>
+        </w:r>
+      </w:hyperlink>
+    </w:p>
+    <w:bookmarkEnd w:id="95"/>
+    <w:bookmarkStart w:id="97" w:name="ref-gravel2019"/>
+    <w:p>
+      <w:pPr>
+        <w:pStyle w:val="Bibliography"/>
+      </w:pPr>
+      <w:r>
+        <w:t xml:space="preserve">Gravel, D., Baiser, B., Dunne, J. A., Kopelke, J.-P., Martinez, N. D., Nyman, T., Poisot, T., Stouffer, D. B., Tylianakis, J. M., Wood, S. A., &amp; Roslin, T. (2019). Bringing elton and grinnell together: A quantitative framework to represent the biogeography of ecological interaction networks.</w:t>
+      </w:r>
+      <w:r>
+        <w:t xml:space="preserve"> </w:t>
+      </w:r>
+      <w:r>
+        <w:rPr>
+          <w:i/>
+          <w:iCs/>
+        </w:rPr>
+        <w:t xml:space="preserve">Ecography</w:t>
+      </w:r>
+      <w:r>
+        <w:t xml:space="preserve">,</w:t>
+      </w:r>
+      <w:r>
+        <w:t xml:space="preserve"> </w:t>
+      </w:r>
+      <w:r>
+        <w:rPr>
+          <w:i/>
+          <w:iCs/>
+        </w:rPr>
+        <w:t xml:space="preserve">42</w:t>
+      </w:r>
+      <w:r>
+        <w:t xml:space="preserve">(3), 401–415. https://doi.org/</w:t>
+      </w:r>
+      <w:hyperlink r:id="rId96">
+        <w:r>
+          <w:rPr>
+            <w:rStyle w:val="Hyperlink"/>
+          </w:rPr>
+          <w:t xml:space="preserve">https://doi.org/10.1111/ecog.04006</w:t>
+        </w:r>
+      </w:hyperlink>
+    </w:p>
+    <w:bookmarkEnd w:id="97"/>
+    <w:bookmarkStart w:id="99" w:name="ref-guimarães2020"/>
+    <w:p>
+      <w:pPr>
+        <w:pStyle w:val="Bibliography"/>
+      </w:pPr>
+      <w:r>
+        <w:t xml:space="preserve">Guimarães, P. R. (2020). The structure of ecological networks across levels of organization.</w:t>
+      </w:r>
+      <w:r>
+        <w:t xml:space="preserve"> </w:t>
+      </w:r>
+      <w:r>
+        <w:rPr>
+          <w:i/>
+          <w:iCs/>
+        </w:rPr>
+        <w:t xml:space="preserve">Annual Review of Ecology, Evolution, and Systematics</w:t>
+      </w:r>
+      <w:r>
+        <w:t xml:space="preserve">,</w:t>
+      </w:r>
+      <w:r>
+        <w:t xml:space="preserve"> </w:t>
+      </w:r>
+      <w:r>
+        <w:rPr>
+          <w:i/>
+          <w:iCs/>
+        </w:rPr>
+        <w:t xml:space="preserve">51</w:t>
+      </w:r>
+      <w:r>
+        <w:t xml:space="preserve">(1).</w:t>
+      </w:r>
+      <w:r>
+        <w:t xml:space="preserve"> </w:t>
+      </w:r>
+      <w:hyperlink r:id="rId98">
+        <w:r>
+          <w:rPr>
+            <w:rStyle w:val="Hyperlink"/>
+          </w:rPr>
+          <w:t xml:space="preserve">https://doi.org/10.1146/annurev-ecolsys-012220-120819</w:t>
+        </w:r>
+      </w:hyperlink>
+    </w:p>
+    <w:bookmarkEnd w:id="99"/>
+    <w:bookmarkStart w:id="101" w:name="ref-hao2025"/>
+    <w:p>
+      <w:pPr>
+        <w:pStyle w:val="Bibliography"/>
+      </w:pPr>
+      <w:r>
+        <w:t xml:space="preserve">Hao, X., Holyoak, M., Zhang, Z., &amp; Yan, C. (2025). Global projection of terrestrial vertebrate food webs under future climate and land-use changes.</w:t>
+      </w:r>
+      <w:r>
+        <w:t xml:space="preserve"> </w:t>
+      </w:r>
+      <w:r>
+        <w:rPr>
+          <w:i/>
+          <w:iCs/>
+        </w:rPr>
+        <w:t xml:space="preserve">Global Change Biology</w:t>
+      </w:r>
+      <w:r>
+        <w:t xml:space="preserve">,</w:t>
+      </w:r>
+      <w:r>
+        <w:t xml:space="preserve"> </w:t>
+      </w:r>
+      <w:r>
+        <w:rPr>
+          <w:i/>
+          <w:iCs/>
+        </w:rPr>
+        <w:t xml:space="preserve">31</w:t>
+      </w:r>
+      <w:r>
+        <w:t xml:space="preserve">(2), e70061.</w:t>
+      </w:r>
+      <w:r>
+        <w:t xml:space="preserve"> </w:t>
+      </w:r>
+      <w:hyperlink r:id="rId100">
+        <w:r>
+          <w:rPr>
+            <w:rStyle w:val="Hyperlink"/>
+          </w:rPr>
+          <w:t xml:space="preserve">https://doi.org/10.1111/gcb.70061</w:t>
+        </w:r>
+      </w:hyperlink>
+    </w:p>
+    <w:bookmarkEnd w:id="101"/>
+    <w:bookmarkStart w:id="103" w:name="ref-jordano2016"/>
+    <w:p>
+      <w:pPr>
+        <w:pStyle w:val="Bibliography"/>
+      </w:pPr>
+      <w:r>
+        <w:t xml:space="preserve">Jordano, P. (2016). Sampling networks of ecological interactions.</w:t>
+      </w:r>
+      <w:r>
+        <w:t xml:space="preserve"> </w:t>
+      </w:r>
+      <w:r>
+        <w:rPr>
+          <w:i/>
+          <w:iCs/>
+        </w:rPr>
+        <w:t xml:space="preserve">Functional Ecology</w:t>
       </w:r>
       <w:r>
         <w:t xml:space="preserve">.</w:t>
       </w:r>
-    </w:p>
-    <w:bookmarkEnd w:id="44"/>
-    <w:bookmarkEnd w:id="45"/>
-    <w:bookmarkStart w:id="47" w:name="conclusions"/>
-    <w:p>
-      <w:pPr>
-        <w:pStyle w:val="Heading1"/>
-      </w:pPr>
-      <w:r>
-        <w:t xml:space="preserve">5. Conclusions</w:t>
-      </w:r>
-    </w:p>
-    <w:p>
-      <w:pPr>
-        <w:pStyle w:val="FirstParagraph"/>
-      </w:pPr>
-      <w:r>
-        <w:t xml:space="preserve">Ecological network reconstruction is not a neutral methodological step, but a theoretical choice that shapes ecological inference. Applying six contrasting models to an identical species pool, we show that model choice systematically influences inferred network structure, interaction identity, and disturbance dynamics. While broad patterns, such as relative species vulnerability, were comparatively robust, fine-scale interactions and extinction cascades were highly model contingent. The reliability of network-based inference is therefore scale dependent.</w:t>
-      </w:r>
-    </w:p>
-    <w:p>
-      <w:pPr>
-        <w:pStyle w:val="BodyText"/>
-      </w:pPr>
-      <w:r>
-        <w:t xml:space="preserve">These findings challenge the assumption that reconstructed networks are directly comparable across systems and through time. Differences in network structure and dynamics may reflect model assumptions as much as underlying ecological processes. Reconstruction should therefore be treated as an explicit component of hypothesis specification, rather than a technical step preceding analysis.</w:t>
-      </w:r>
-    </w:p>
-    <w:p>
-      <w:pPr>
-        <w:pStyle w:val="BodyText"/>
-      </w:pPr>
-      <w:r>
-        <w:t xml:space="preserve">No single model captures the full complexity of ecological organisation, nor are alternative approaches interchangeable. Matching models to inferential goals, standardising approaches across comparative studies, and testing conclusions across alternative network representations are essential to distinguish robust ecological patterns from model-dependent outcomes.</w:t>
-      </w:r>
-    </w:p>
-    <w:p>
-      <w:pPr>
-        <w:pStyle w:val="BodyText"/>
-      </w:pPr>
-      <w:r>
-        <w:rPr>
-          <w:i/>
-          <w:iCs/>
-        </w:rPr>
-        <w:t xml:space="preserve">Data and Code Availability Statement:</w:t>
-      </w:r>
-      <w:r>
-        <w:t xml:space="preserve"> </w:t>
-      </w:r>
-      <w:r>
-        <w:t xml:space="preserve">The empirical data, derived network datasets, and all analysis scripts are archived in a public Zenodo repository (</w:t>
-      </w:r>
-      <w:hyperlink r:id="rId46">
-        <w:r>
-          <w:rPr>
-            <w:rStyle w:val="Hyperlink"/>
-          </w:rPr>
-          <w:t xml:space="preserve">DOI: 10.5281/zenodo.21200527</w:t>
-        </w:r>
-      </w:hyperlink>
-      <w:r>
-        <w:t xml:space="preserve">), which includes a complete README file describing software dependencies, execution order, and reproduction instructions.</w:t>
-      </w:r>
-    </w:p>
-    <w:p>
-      <w:pPr>
-        <w:pStyle w:val="BodyText"/>
-      </w:pPr>
-      <w:r>
-        <w:rPr>
-          <w:i/>
-          <w:iCs/>
-        </w:rPr>
-        <w:t xml:space="preserve">Acknowledgements:</w:t>
-      </w:r>
-      <w:r>
-        <w:t xml:space="preserve"> </w:t>
-      </w:r>
-      <w:r>
-        <w:t xml:space="preserve">TS, BK, APB, and AMD received funding from NERC/NSF grant number NE/X015025/1.</w:t>
-      </w:r>
-    </w:p>
-    <w:bookmarkEnd w:id="47"/>
-    <w:bookmarkStart w:id="167" w:name="references"/>
-    <w:p>
-      <w:pPr>
-        <w:pStyle w:val="Heading1"/>
-      </w:pPr>
-      <w:r>
-        <w:t xml:space="preserve">References</w:t>
-      </w:r>
-    </w:p>
-    <w:bookmarkStart w:id="166" w:name="refs"/>
-    <w:bookmarkStart w:id="49" w:name="ref-allesina2008"/>
+      <w:r>
+        <w:t xml:space="preserve"> </w:t>
+      </w:r>
+      <w:hyperlink r:id="rId102">
+        <w:r>
+          <w:rPr>
+            <w:rStyle w:val="Hyperlink"/>
+          </w:rPr>
+          <w:t xml:space="preserve">https://doi.org/10.1111/1365-2435.12763</w:t>
+        </w:r>
+      </w:hyperlink>
+    </w:p>
+    <w:bookmarkEnd w:id="103"/>
+    <w:bookmarkStart w:id="105" w:name="ref-kemp2024"/>
     <w:p>
       <w:pPr>
         <w:pStyle w:val="Bibliography"/>
       </w:pPr>
       <w:r>
-        <w:t xml:space="preserve">Allesina, S., Alonso, D. &amp; Pascual, M. (2008)</w:t>
-      </w:r>
-      <w:r>
-        <w:t xml:space="preserve"> </w:t>
-      </w:r>
-      <w:hyperlink r:id="rId48">
-        <w:r>
-          <w:rPr>
-            <w:rStyle w:val="Hyperlink"/>
-          </w:rPr>
-          <w:t xml:space="preserve">A general model for food web structure</w:t>
-        </w:r>
-      </w:hyperlink>
+        <w:t xml:space="preserve">Kemp, D. B., Han, Z., Hu, X., Chen, W., Jin, S., Izumi, K., Yan, Q., Baranyi, V., Jin, X., Corso, J. D., &amp; Ge, Y. (2024). Global hydroclimate perturbations during the toarcian oceanic anoxic event.</w:t>
+      </w:r>
+      <w:r>
+        <w:t xml:space="preserve"> </w:t>
+      </w:r>
+      <w:r>
+        <w:rPr>
+          <w:i/>
+          <w:iCs/>
+        </w:rPr>
+        <w:t xml:space="preserve">Earth-Science Reviews</w:t>
+      </w:r>
+      <w:r>
+        <w:t xml:space="preserve">,</w:t>
+      </w:r>
+      <w:r>
+        <w:t xml:space="preserve"> </w:t>
+      </w:r>
+      <w:r>
+        <w:rPr>
+          <w:i/>
+          <w:iCs/>
+        </w:rPr>
+        <w:t xml:space="preserve">258</w:t>
+      </w:r>
+      <w:r>
+        <w:t xml:space="preserve">, 104946.</w:t>
+      </w:r>
+      <w:r>
+        <w:t xml:space="preserve"> </w:t>
+      </w:r>
+      <w:hyperlink r:id="rId104">
+        <w:r>
+          <w:rPr>
+            <w:rStyle w:val="Hyperlink"/>
+          </w:rPr>
+          <w:t xml:space="preserve">https://doi.org/10.1016/j.earscirev.2024.104946</w:t>
+        </w:r>
+      </w:hyperlink>
+    </w:p>
+    <w:bookmarkEnd w:id="105"/>
+    <w:bookmarkStart w:id="107" w:name="ref-little1995"/>
+    <w:p>
+      <w:pPr>
+        <w:pStyle w:val="Bibliography"/>
+      </w:pPr>
+      <w:r>
+        <w:t xml:space="preserve">Little, C. T. S., &amp; Benton, M. J. (1995). Early jurassic mass extinction: A global long-term event.</w:t>
+      </w:r>
+      <w:r>
+        <w:t xml:space="preserve"> </w:t>
+      </w:r>
+      <w:r>
+        <w:rPr>
+          <w:i/>
+          <w:iCs/>
+        </w:rPr>
+        <w:t xml:space="preserve">Geology</w:t>
+      </w:r>
+      <w:r>
+        <w:t xml:space="preserve">,</w:t>
+      </w:r>
+      <w:r>
+        <w:t xml:space="preserve"> </w:t>
+      </w:r>
+      <w:r>
+        <w:rPr>
+          <w:i/>
+          <w:iCs/>
+        </w:rPr>
+        <w:t xml:space="preserve">23</w:t>
+      </w:r>
+      <w:r>
+        <w:t xml:space="preserve">(6), 495.</w:t>
+      </w:r>
+      <w:r>
+        <w:t xml:space="preserve"> </w:t>
+      </w:r>
+      <w:hyperlink r:id="rId106">
+        <w:r>
+          <w:rPr>
+            <w:rStyle w:val="Hyperlink"/>
+          </w:rPr>
+          <w:t xml:space="preserve">https://doi.org/10.1130/0091-7613(1995)023&lt;0495:ejmeag&gt;2.3.co;2</w:t>
+        </w:r>
+      </w:hyperlink>
+    </w:p>
+    <w:bookmarkEnd w:id="107"/>
+    <w:bookmarkStart w:id="109" w:name="ref-marjakangas2025"/>
+    <w:p>
+      <w:pPr>
+        <w:pStyle w:val="Bibliography"/>
+      </w:pPr>
+      <w:r>
+        <w:t xml:space="preserve">Marjakangas, E.-L., Dalsgaard, B., &amp; Ordonez, A. (2025). Fundamental interaction niches: Towards a functional understanding of ecological networks’ resilience.</w:t>
+      </w:r>
+      <w:r>
+        <w:t xml:space="preserve"> </w:t>
+      </w:r>
+      <w:r>
+        <w:rPr>
+          <w:i/>
+          <w:iCs/>
+        </w:rPr>
+        <w:t xml:space="preserve">Ecology Letters</w:t>
+      </w:r>
+      <w:r>
+        <w:t xml:space="preserve">,</w:t>
+      </w:r>
+      <w:r>
+        <w:t xml:space="preserve"> </w:t>
+      </w:r>
+      <w:r>
+        <w:rPr>
+          <w:i/>
+          <w:iCs/>
+        </w:rPr>
+        <w:t xml:space="preserve">28</w:t>
+      </w:r>
+      <w:r>
+        <w:t xml:space="preserve">(6), e70146.</w:t>
+      </w:r>
+      <w:r>
+        <w:t xml:space="preserve"> </w:t>
+      </w:r>
+      <w:hyperlink r:id="rId108">
+        <w:r>
+          <w:rPr>
+            <w:rStyle w:val="Hyperlink"/>
+          </w:rPr>
+          <w:t xml:space="preserve">https://doi.org/10.1111/ele.70146</w:t>
+        </w:r>
+      </w:hyperlink>
+    </w:p>
+    <w:bookmarkEnd w:id="109"/>
+    <w:bookmarkStart w:id="111" w:name="ref-mestre2026"/>
+    <w:p>
+      <w:pPr>
+        <w:pStyle w:val="Bibliography"/>
+      </w:pPr>
+      <w:r>
+        <w:t xml:space="preserve">Mestre, F., &amp; Bastazini, V. A. G. (2026). Metawebs as a tool to connect ecology and biogeography: A critical review.</w:t>
+      </w:r>
+      <w:r>
+        <w:t xml:space="preserve"> </w:t>
+      </w:r>
+      <w:r>
+        <w:rPr>
+          <w:i/>
+          <w:iCs/>
+        </w:rPr>
+        <w:t xml:space="preserve">Ecological Modelling</w:t>
+      </w:r>
+      <w:r>
+        <w:t xml:space="preserve">,</w:t>
+      </w:r>
+      <w:r>
+        <w:t xml:space="preserve"> </w:t>
+      </w:r>
+      <w:r>
+        <w:rPr>
+          <w:i/>
+          <w:iCs/>
+        </w:rPr>
+        <w:t xml:space="preserve">519</w:t>
+      </w:r>
+      <w:r>
+        <w:t xml:space="preserve">, 111674.</w:t>
+      </w:r>
+      <w:r>
+        <w:t xml:space="preserve"> </w:t>
+      </w:r>
+      <w:hyperlink r:id="rId110">
+        <w:r>
+          <w:rPr>
+            <w:rStyle w:val="Hyperlink"/>
+          </w:rPr>
+          <w:t xml:space="preserve">https://doi.org/10.1016/j.ecolmodel.2026.111674</w:t>
+        </w:r>
+      </w:hyperlink>
+    </w:p>
+    <w:bookmarkEnd w:id="111"/>
+    <w:bookmarkStart w:id="113" w:name="ref-michalska-smith2019"/>
+    <w:p>
+      <w:pPr>
+        <w:pStyle w:val="Bibliography"/>
+      </w:pPr>
+      <w:r>
+        <w:t xml:space="preserve">Michalska-Smith, M. J., &amp; Allesina, S. (2019). Telling ecological networks apart by their structure: A computational challenge.</w:t>
+      </w:r>
+      <w:r>
+        <w:t xml:space="preserve"> </w:t>
+      </w:r>
+      <w:r>
+        <w:rPr>
+          <w:i/>
+          <w:iCs/>
+        </w:rPr>
+        <w:t xml:space="preserve">PLOS Computational Biology</w:t>
+      </w:r>
+      <w:r>
+        <w:t xml:space="preserve">,</w:t>
+      </w:r>
+      <w:r>
+        <w:t xml:space="preserve"> </w:t>
+      </w:r>
+      <w:r>
+        <w:rPr>
+          <w:i/>
+          <w:iCs/>
+        </w:rPr>
+        <w:t xml:space="preserve">15</w:t>
+      </w:r>
+      <w:r>
+        <w:t xml:space="preserve">(6), e1007076.</w:t>
+      </w:r>
+      <w:r>
+        <w:t xml:space="preserve"> </w:t>
+      </w:r>
+      <w:hyperlink r:id="rId112">
+        <w:r>
+          <w:rPr>
+            <w:rStyle w:val="Hyperlink"/>
+          </w:rPr>
+          <w:t xml:space="preserve">https://doi.org/10.1371/journal.pcbi.1007076</w:t>
+        </w:r>
+      </w:hyperlink>
+    </w:p>
+    <w:bookmarkEnd w:id="113"/>
+    <w:bookmarkStart w:id="115" w:name="ref-milo2002"/>
+    <w:p>
+      <w:pPr>
+        <w:pStyle w:val="Bibliography"/>
+      </w:pPr>
+      <w:r>
+        <w:t xml:space="preserve">Milo, R., Shen-Orr, S., Itzkovitz, S., Kashtan, N., Chklovskii, D., &amp; Alon, U. (2002). Network motifs: Simple building blocks of complex networks.</w:t>
+      </w:r>
+      <w:r>
+        <w:t xml:space="preserve"> </w:t>
+      </w:r>
+      <w:r>
+        <w:rPr>
+          <w:i/>
+          <w:iCs/>
+        </w:rPr>
+        <w:t xml:space="preserve">Science</w:t>
+      </w:r>
+      <w:r>
+        <w:t xml:space="preserve">,</w:t>
+      </w:r>
+      <w:r>
+        <w:t xml:space="preserve"> </w:t>
+      </w:r>
+      <w:r>
+        <w:rPr>
+          <w:i/>
+          <w:iCs/>
+        </w:rPr>
+        <w:t xml:space="preserve">298</w:t>
+      </w:r>
+      <w:r>
+        <w:t xml:space="preserve">(5594), 824–827.</w:t>
+      </w:r>
+      <w:r>
+        <w:t xml:space="preserve"> </w:t>
+      </w:r>
+      <w:hyperlink r:id="rId114">
+        <w:r>
+          <w:rPr>
+            <w:rStyle w:val="Hyperlink"/>
+          </w:rPr>
+          <w:t xml:space="preserve">https://doi.org/10.1126/science.298.5594.824</w:t>
+        </w:r>
+      </w:hyperlink>
+    </w:p>
+    <w:bookmarkEnd w:id="115"/>
+    <w:bookmarkStart w:id="117" w:name="ref-morales-castilla2015"/>
+    <w:p>
+      <w:pPr>
+        <w:pStyle w:val="Bibliography"/>
+      </w:pPr>
+      <w:r>
+        <w:t xml:space="preserve">Morales-Castilla, I., Matias, M. G., Gravel, D., &amp; Araújo, M. B. (2015). Inferring biotic interactions from proxies.</w:t>
+      </w:r>
+      <w:r>
+        <w:t xml:space="preserve"> </w:t>
+      </w:r>
+      <w:r>
+        <w:rPr>
+          <w:i/>
+          <w:iCs/>
+        </w:rPr>
+        <w:t xml:space="preserve">Trends in Ecology &amp; Evolution</w:t>
+      </w:r>
+      <w:r>
+        <w:t xml:space="preserve">,</w:t>
+      </w:r>
+      <w:r>
+        <w:t xml:space="preserve"> </w:t>
+      </w:r>
+      <w:r>
+        <w:rPr>
+          <w:i/>
+          <w:iCs/>
+        </w:rPr>
+        <w:t xml:space="preserve">30</w:t>
+      </w:r>
+      <w:r>
+        <w:t xml:space="preserve">(6), 347–356.</w:t>
+      </w:r>
+      <w:r>
+        <w:t xml:space="preserve"> </w:t>
+      </w:r>
+      <w:hyperlink r:id="rId116">
+        <w:r>
+          <w:rPr>
+            <w:rStyle w:val="Hyperlink"/>
+          </w:rPr>
+          <w:t xml:space="preserve">https://doi.org/10.1016/j.tree.2015.03.014</w:t>
+        </w:r>
+      </w:hyperlink>
+    </w:p>
+    <w:bookmarkEnd w:id="117"/>
+    <w:bookmarkStart w:id="119" w:name="ref-pellissier2018"/>
+    <w:p>
+      <w:pPr>
+        <w:pStyle w:val="Bibliography"/>
+      </w:pPr>
+      <w:r>
+        <w:t xml:space="preserve">Pellissier, L., Albouy, C., Bascompte, J., Farwig, N., Graham, C., Loreau, M., Maglianesi, M. A., Melián, C. J., Pitteloud, C., Roslin, T., Rohr, R., Saavedra, S., Thuiller, W., Woodward, G., Zimmermann, N. E., &amp; Gravel, D. (2018). Comparing species interaction networks along environmental gradients.</w:t>
+      </w:r>
+      <w:r>
+        <w:t xml:space="preserve"> </w:t>
+      </w:r>
+      <w:r>
+        <w:rPr>
+          <w:i/>
+          <w:iCs/>
+        </w:rPr>
+        <w:t xml:space="preserve">Biological Reviews</w:t>
+      </w:r>
+      <w:r>
+        <w:t xml:space="preserve">,</w:t>
+      </w:r>
+      <w:r>
+        <w:t xml:space="preserve"> </w:t>
+      </w:r>
+      <w:r>
+        <w:rPr>
+          <w:i/>
+          <w:iCs/>
+        </w:rPr>
+        <w:t xml:space="preserve">93</w:t>
+      </w:r>
+      <w:r>
+        <w:t xml:space="preserve">(2), 785–800.</w:t>
+      </w:r>
+      <w:r>
+        <w:t xml:space="preserve"> </w:t>
+      </w:r>
+      <w:hyperlink r:id="rId118">
+        <w:r>
+          <w:rPr>
+            <w:rStyle w:val="Hyperlink"/>
+          </w:rPr>
+          <w:t xml:space="preserve">https://doi.org/10.1111/brv.12366</w:t>
+        </w:r>
+      </w:hyperlink>
+    </w:p>
+    <w:bookmarkEnd w:id="119"/>
+    <w:bookmarkStart w:id="121" w:name="ref-petchey2008"/>
+    <w:p>
+      <w:pPr>
+        <w:pStyle w:val="Bibliography"/>
+      </w:pPr>
+      <w:r>
+        <w:t xml:space="preserve">Petchey, O. L., Beckerman, A. P., Riede, J. O., &amp; Warren, P. H. (2008). Size, foraging, and food web structure.</w:t>
+      </w:r>
+      <w:r>
+        <w:t xml:space="preserve"> </w:t>
+      </w:r>
+      <w:r>
+        <w:rPr>
+          <w:i/>
+          <w:iCs/>
+        </w:rPr>
+        <w:t xml:space="preserve">Proceedings of the National Academy of Sciences</w:t>
+      </w:r>
+      <w:r>
+        <w:t xml:space="preserve">,</w:t>
+      </w:r>
+      <w:r>
+        <w:t xml:space="preserve"> </w:t>
+      </w:r>
+      <w:r>
+        <w:rPr>
+          <w:i/>
+          <w:iCs/>
+        </w:rPr>
+        <w:t xml:space="preserve">105</w:t>
+      </w:r>
+      <w:r>
+        <w:t xml:space="preserve">(11), 4191–4196.</w:t>
+      </w:r>
+      <w:r>
+        <w:t xml:space="preserve"> </w:t>
+      </w:r>
+      <w:hyperlink r:id="rId120">
+        <w:r>
+          <w:rPr>
+            <w:rStyle w:val="Hyperlink"/>
+          </w:rPr>
+          <w:t xml:space="preserve">https://doi.org/10.1073/pnas.0710672105</w:t>
+        </w:r>
+      </w:hyperlink>
+    </w:p>
+    <w:bookmarkEnd w:id="121"/>
+    <w:bookmarkStart w:id="123" w:name="ref-petchey2011"/>
+    <w:p>
+      <w:pPr>
+        <w:pStyle w:val="Bibliography"/>
+      </w:pPr>
+      <w:r>
+        <w:t xml:space="preserve">Petchey, O. L., Beckerman, A. P., Riede, J. O., &amp; Warren, P. H. (2011). Fit, efficiency, and biology: Some thoughts on judging food web models.</w:t>
+      </w:r>
+      <w:r>
+        <w:t xml:space="preserve"> </w:t>
+      </w:r>
+      <w:r>
+        <w:rPr>
+          <w:i/>
+          <w:iCs/>
+        </w:rPr>
+        <w:t xml:space="preserve">Journal of Theoretical Biology</w:t>
+      </w:r>
+      <w:r>
+        <w:t xml:space="preserve">,</w:t>
+      </w:r>
+      <w:r>
+        <w:t xml:space="preserve"> </w:t>
+      </w:r>
+      <w:r>
+        <w:rPr>
+          <w:i/>
+          <w:iCs/>
+        </w:rPr>
+        <w:t xml:space="preserve">279</w:t>
+      </w:r>
+      <w:r>
+        <w:t xml:space="preserve">(1), 169–171.</w:t>
+      </w:r>
+      <w:r>
+        <w:t xml:space="preserve"> </w:t>
+      </w:r>
+      <w:hyperlink r:id="rId122">
+        <w:r>
+          <w:rPr>
+            <w:rStyle w:val="Hyperlink"/>
+          </w:rPr>
+          <w:t xml:space="preserve">https://doi.org/10.1016/j.jtbi.2011.03.019</w:t>
+        </w:r>
+      </w:hyperlink>
+    </w:p>
+    <w:bookmarkEnd w:id="123"/>
+    <w:bookmarkStart w:id="125" w:name="ref-pichler2019"/>
+    <w:p>
+      <w:pPr>
+        <w:pStyle w:val="Bibliography"/>
+      </w:pPr>
+      <w:r>
+        <w:t xml:space="preserve">Pichler, M., Boreux, V., Klein, A.-M., Schleuning, M., &amp; Hartig, F. (2019). Machine learning algorithms to infer trait</w:t>
+      </w:r>
+      <w:r>
+        <w:t xml:space="preserve">-</w:t>
+      </w:r>
+      <w:r>
+        <w:t xml:space="preserve">matching and predict species interactions in ecological networks.</w:t>
+      </w:r>
+      <w:r>
+        <w:t xml:space="preserve"> </w:t>
+      </w:r>
+      <w:r>
+        <w:rPr>
+          <w:i/>
+          <w:iCs/>
+        </w:rPr>
+        <w:t xml:space="preserve">Methods in Ecology and Evolution</w:t>
+      </w:r>
+      <w:r>
+        <w:t xml:space="preserve">,</w:t>
+      </w:r>
+      <w:r>
+        <w:t xml:space="preserve"> </w:t>
+      </w:r>
+      <w:r>
+        <w:rPr>
+          <w:i/>
+          <w:iCs/>
+        </w:rPr>
+        <w:t xml:space="preserve">11</w:t>
+      </w:r>
+      <w:r>
+        <w:t xml:space="preserve">(2), 281–293.</w:t>
+      </w:r>
+      <w:r>
+        <w:t xml:space="preserve"> </w:t>
+      </w:r>
+      <w:hyperlink r:id="rId124">
+        <w:r>
+          <w:rPr>
+            <w:rStyle w:val="Hyperlink"/>
+          </w:rPr>
+          <w:t xml:space="preserve">https://doi.org/10.1111/2041-210x.13329</w:t>
+        </w:r>
+      </w:hyperlink>
+    </w:p>
+    <w:bookmarkEnd w:id="125"/>
+    <w:bookmarkStart w:id="127" w:name="ref-poisot2021"/>
+    <w:p>
+      <w:pPr>
+        <w:pStyle w:val="Bibliography"/>
+      </w:pPr>
+      <w:r>
+        <w:t xml:space="preserve">Poisot, T., Bergeron, G., Cazelles, K., Dallas, T., Gravel, D., MacDonald, A., Mercier, B., Violet, C., &amp; Vissault, S. (2021). Global knowledge gaps in species interaction networks data.</w:t>
+      </w:r>
+      <w:r>
+        <w:t xml:space="preserve"> </w:t>
+      </w:r>
+      <w:r>
+        <w:rPr>
+          <w:i/>
+          <w:iCs/>
+        </w:rPr>
+        <w:t xml:space="preserve">Journal of Biogeography</w:t>
+      </w:r>
+      <w:r>
+        <w:t xml:space="preserve">, jbi.14127.</w:t>
+      </w:r>
+      <w:r>
+        <w:t xml:space="preserve"> </w:t>
+      </w:r>
+      <w:hyperlink r:id="rId126">
+        <w:r>
+          <w:rPr>
+            <w:rStyle w:val="Hyperlink"/>
+          </w:rPr>
+          <w:t xml:space="preserve">https://doi.org/10.1111/jbi.14127</w:t>
+        </w:r>
+      </w:hyperlink>
+    </w:p>
+    <w:bookmarkEnd w:id="127"/>
+    <w:bookmarkStart w:id="129" w:name="ref-poisot2012a"/>
+    <w:p>
+      <w:pPr>
+        <w:pStyle w:val="Bibliography"/>
+      </w:pPr>
+      <w:r>
+        <w:t xml:space="preserve">Poisot, T., Canard, E., Mouillot, D., Mouquet, N., &amp; Gravel, D. (2012). The dissimilarity of species interaction networks.</w:t>
+      </w:r>
+      <w:r>
+        <w:t xml:space="preserve"> </w:t>
+      </w:r>
+      <w:r>
+        <w:rPr>
+          <w:i/>
+          <w:iCs/>
+        </w:rPr>
+        <w:t xml:space="preserve">Ecology Letters</w:t>
+      </w:r>
+      <w:r>
+        <w:t xml:space="preserve">,</w:t>
+      </w:r>
+      <w:r>
+        <w:t xml:space="preserve"> </w:t>
+      </w:r>
+      <w:r>
+        <w:rPr>
+          <w:i/>
+          <w:iCs/>
+        </w:rPr>
+        <w:t xml:space="preserve">15</w:t>
+      </w:r>
+      <w:r>
+        <w:t xml:space="preserve">(12), 1353–1361.</w:t>
+      </w:r>
+      <w:r>
+        <w:t xml:space="preserve"> </w:t>
+      </w:r>
+      <w:hyperlink r:id="rId128">
+        <w:r>
+          <w:rPr>
+            <w:rStyle w:val="Hyperlink"/>
+          </w:rPr>
+          <w:t xml:space="preserve">https://doi.org/10.1111/ele.12002</w:t>
+        </w:r>
+      </w:hyperlink>
+    </w:p>
+    <w:bookmarkEnd w:id="129"/>
+    <w:bookmarkStart w:id="131" w:name="ref-poisot2016"/>
+    <w:p>
+      <w:pPr>
+        <w:pStyle w:val="Bibliography"/>
+      </w:pPr>
+      <w:r>
+        <w:t xml:space="preserve">Poisot, T., Cirtwill, A., Cazelles, K., Gravel, D., Fortin, M.-J., &amp; Stouffer, D. (2016). The structure of probabilistic networks.</w:t>
+      </w:r>
+      <w:r>
+        <w:t xml:space="preserve"> </w:t>
+      </w:r>
+      <w:r>
+        <w:rPr>
+          <w:i/>
+          <w:iCs/>
+        </w:rPr>
+        <w:t xml:space="preserve">Methods in Ecology and Evolution</w:t>
+      </w:r>
+      <w:r>
+        <w:t xml:space="preserve">,</w:t>
+      </w:r>
+      <w:r>
+        <w:t xml:space="preserve"> </w:t>
+      </w:r>
+      <w:r>
+        <w:rPr>
+          <w:i/>
+          <w:iCs/>
+        </w:rPr>
+        <w:t xml:space="preserve">7</w:t>
+      </w:r>
+      <w:r>
+        <w:t xml:space="preserve">(3), 303312.</w:t>
+      </w:r>
+      <w:r>
+        <w:t xml:space="preserve"> </w:t>
+      </w:r>
+      <w:hyperlink r:id="rId130">
+        <w:r>
+          <w:rPr>
+            <w:rStyle w:val="Hyperlink"/>
+          </w:rPr>
+          <w:t xml:space="preserve">https://doi.org/10</w:t>
+        </w:r>
+      </w:hyperlink>
+    </w:p>
+    <w:bookmarkEnd w:id="131"/>
+    <w:bookmarkStart w:id="133" w:name="ref-poisot2014"/>
+    <w:p>
+      <w:pPr>
+        <w:pStyle w:val="Bibliography"/>
+      </w:pPr>
+      <w:r>
+        <w:t xml:space="preserve">Poisot, T., &amp; Gravel, D. (2014). When is an ecological network complex? Connectance drives degree distribution and emerging network properties.</w:t>
+      </w:r>
+      <w:r>
+        <w:t xml:space="preserve"> </w:t>
+      </w:r>
+      <w:r>
+        <w:rPr>
+          <w:i/>
+          <w:iCs/>
+        </w:rPr>
+        <w:t xml:space="preserve">PeerJ</w:t>
+      </w:r>
+      <w:r>
+        <w:t xml:space="preserve">,</w:t>
+      </w:r>
+      <w:r>
+        <w:t xml:space="preserve"> </w:t>
+      </w:r>
+      <w:r>
+        <w:rPr>
+          <w:i/>
+          <w:iCs/>
+        </w:rPr>
+        <w:t xml:space="preserve">2</w:t>
+      </w:r>
+      <w:r>
+        <w:t xml:space="preserve">, e251.</w:t>
+      </w:r>
+      <w:r>
+        <w:t xml:space="preserve"> </w:t>
+      </w:r>
+      <w:hyperlink r:id="rId132">
+        <w:r>
+          <w:rPr>
+            <w:rStyle w:val="Hyperlink"/>
+          </w:rPr>
+          <w:t xml:space="preserve">https://doi.org/10.7717/peerj.251</w:t>
+        </w:r>
+      </w:hyperlink>
+    </w:p>
+    <w:bookmarkEnd w:id="133"/>
+    <w:bookmarkStart w:id="135" w:name="ref-poisot2015"/>
+    <w:p>
+      <w:pPr>
+        <w:pStyle w:val="Bibliography"/>
+      </w:pPr>
+      <w:r>
+        <w:t xml:space="preserve">Poisot, T., Stouffer, D. B., &amp; Gravel, D. (2015). Beyond species: Why ecological interaction networks vary through space and time.</w:t>
+      </w:r>
+      <w:r>
+        <w:t xml:space="preserve"> </w:t>
+      </w:r>
+      <w:r>
+        <w:rPr>
+          <w:i/>
+          <w:iCs/>
+        </w:rPr>
+        <w:t xml:space="preserve">Oikos</w:t>
+      </w:r>
+      <w:r>
+        <w:t xml:space="preserve">,</w:t>
+      </w:r>
+      <w:r>
+        <w:t xml:space="preserve"> </w:t>
+      </w:r>
+      <w:r>
+        <w:rPr>
+          <w:i/>
+          <w:iCs/>
+        </w:rPr>
+        <w:t xml:space="preserve">124</w:t>
+      </w:r>
+      <w:r>
+        <w:t xml:space="preserve">(3), 243–251.</w:t>
+      </w:r>
+      <w:r>
+        <w:t xml:space="preserve"> </w:t>
+      </w:r>
+      <w:hyperlink r:id="rId134">
+        <w:r>
+          <w:rPr>
+            <w:rStyle w:val="Hyperlink"/>
+          </w:rPr>
+          <w:t xml:space="preserve">https://doi.org/10.1111/oik.01719</w:t>
+        </w:r>
+      </w:hyperlink>
+    </w:p>
+    <w:bookmarkEnd w:id="135"/>
+    <w:bookmarkStart w:id="137" w:name="ref-RCoreTeam2024"/>
+    <w:p>
+      <w:pPr>
+        <w:pStyle w:val="Bibliography"/>
+      </w:pPr>
+      <w:r>
+        <w:t xml:space="preserve">R Core Team. (2024).</w:t>
+      </w:r>
+      <w:r>
+        <w:t xml:space="preserve"> </w:t>
+      </w:r>
+      <w:r>
+        <w:rPr>
+          <w:i/>
+          <w:iCs/>
+        </w:rPr>
+        <w:t xml:space="preserve">R: A language and environment for statistical computing</w:t>
+      </w:r>
+      <w:r>
+        <w:t xml:space="preserve">. R Foundation for Statistical Computing.</w:t>
+      </w:r>
+      <w:r>
+        <w:t xml:space="preserve"> </w:t>
+      </w:r>
+      <w:hyperlink r:id="rId136">
+        <w:r>
+          <w:rPr>
+            <w:rStyle w:val="Hyperlink"/>
+          </w:rPr>
+          <w:t xml:space="preserve">https://www.R-project.org/</w:t>
+        </w:r>
+      </w:hyperlink>
+    </w:p>
+    <w:bookmarkEnd w:id="137"/>
+    <w:bookmarkStart w:id="139" w:name="ref-rohr2010"/>
+    <w:p>
+      <w:pPr>
+        <w:pStyle w:val="Bibliography"/>
+      </w:pPr>
+      <w:r>
+        <w:t xml:space="preserve">Rohr, R., Scherer, H., Kehrli, P., Mazza, C., &amp; Bersier, L.-F. (2010). Modeling food webs: Exploring unexplained structure using latent traits.</w:t>
+      </w:r>
+      <w:r>
+        <w:t xml:space="preserve"> </w:t>
+      </w:r>
+      <w:r>
+        <w:rPr>
+          <w:i/>
+          <w:iCs/>
+        </w:rPr>
+        <w:t xml:space="preserve">The American Naturalist</w:t>
+      </w:r>
+      <w:r>
+        <w:t xml:space="preserve">,</w:t>
+      </w:r>
+      <w:r>
+        <w:t xml:space="preserve"> </w:t>
+      </w:r>
+      <w:r>
+        <w:rPr>
+          <w:i/>
+          <w:iCs/>
+        </w:rPr>
+        <w:t xml:space="preserve">176</w:t>
+      </w:r>
+      <w:r>
+        <w:t xml:space="preserve">(2), 170–177.</w:t>
+      </w:r>
+      <w:r>
+        <w:t xml:space="preserve"> </w:t>
+      </w:r>
+      <w:hyperlink r:id="rId138">
+        <w:r>
+          <w:rPr>
+            <w:rStyle w:val="Hyperlink"/>
+          </w:rPr>
+          <w:t xml:space="preserve">https://doi.org/10.1086/653667</w:t>
+        </w:r>
+      </w:hyperlink>
+    </w:p>
+    <w:bookmarkEnd w:id="139"/>
+    <w:bookmarkStart w:id="141" w:name="ref-roopnarine2006"/>
+    <w:p>
+      <w:pPr>
+        <w:pStyle w:val="Bibliography"/>
+      </w:pPr>
+      <w:r>
+        <w:t xml:space="preserve">Roopnarine, P. D. (2006). Extinction cascades and catastrophe in ancient food webs.</w:t>
+      </w:r>
+      <w:r>
+        <w:t xml:space="preserve"> </w:t>
+      </w:r>
+      <w:r>
+        <w:rPr>
+          <w:i/>
+          <w:iCs/>
+        </w:rPr>
+        <w:t xml:space="preserve">Paleobiology</w:t>
+      </w:r>
+      <w:r>
+        <w:t xml:space="preserve">,</w:t>
+      </w:r>
+      <w:r>
+        <w:t xml:space="preserve"> </w:t>
+      </w:r>
+      <w:r>
+        <w:rPr>
+          <w:i/>
+          <w:iCs/>
+        </w:rPr>
+        <w:t xml:space="preserve">32</w:t>
+      </w:r>
+      <w:r>
+        <w:t xml:space="preserve">(1), 1–19.</w:t>
+      </w:r>
+      <w:r>
+        <w:t xml:space="preserve"> </w:t>
+      </w:r>
+      <w:hyperlink r:id="rId140">
+        <w:r>
+          <w:rPr>
+            <w:rStyle w:val="Hyperlink"/>
+          </w:rPr>
+          <w:t xml:space="preserve">https://www.jstor.org/stable/4096814</w:t>
+        </w:r>
+      </w:hyperlink>
+    </w:p>
+    <w:bookmarkEnd w:id="141"/>
+    <w:bookmarkStart w:id="143" w:name="ref-sandra2025"/>
+    <w:p>
+      <w:pPr>
+        <w:pStyle w:val="Bibliography"/>
+      </w:pPr>
+      <w:r>
+        <w:t xml:space="preserve">Sandra, H.-P., Traveset, A., Nogales, M., Heleno, R., Llewelyn, J., &amp; Strona, G. (2025). Sampling biases across interaction types affect the robustness of ecological multilayer networks.</w:t>
+      </w:r>
+      <w:r>
+        <w:t xml:space="preserve"> </w:t>
+      </w:r>
+      <w:r>
+        <w:rPr>
+          <w:i/>
+          <w:iCs/>
+        </w:rPr>
+        <w:t xml:space="preserve">Ecological Informatics</w:t>
+      </w:r>
+      <w:r>
+        <w:t xml:space="preserve">, 103183.</w:t>
+      </w:r>
+      <w:r>
+        <w:t xml:space="preserve"> </w:t>
+      </w:r>
+      <w:hyperlink r:id="rId142">
+        <w:r>
+          <w:rPr>
+            <w:rStyle w:val="Hyperlink"/>
+          </w:rPr>
+          <w:t xml:space="preserve">https://doi.org/10.1016/j.ecoinf.2025.103183</w:t>
+        </w:r>
+      </w:hyperlink>
+    </w:p>
+    <w:bookmarkEnd w:id="143"/>
+    <w:bookmarkStart w:id="145" w:name="ref-schneider2016"/>
+    <w:p>
+      <w:pPr>
+        <w:pStyle w:val="Bibliography"/>
+      </w:pPr>
+      <w:r>
+        <w:t xml:space="preserve">Schneider, F. D., Brose, U., Rall, B. C., &amp; Guill, C. (2016). Animal diversity and ecosystem functioning in dynamic food webs.</w:t>
+      </w:r>
+      <w:r>
+        <w:t xml:space="preserve"> </w:t>
+      </w:r>
+      <w:r>
+        <w:rPr>
+          <w:i/>
+          <w:iCs/>
+        </w:rPr>
+        <w:t xml:space="preserve">Nature Communications</w:t>
+      </w:r>
+      <w:r>
+        <w:t xml:space="preserve">,</w:t>
+      </w:r>
+      <w:r>
+        <w:t xml:space="preserve"> </w:t>
+      </w:r>
+      <w:r>
+        <w:rPr>
+          <w:i/>
+          <w:iCs/>
+        </w:rPr>
+        <w:t xml:space="preserve">7</w:t>
+      </w:r>
+      <w:r>
+        <w:t xml:space="preserve">(1), 12718.</w:t>
+      </w:r>
+      <w:r>
+        <w:t xml:space="preserve"> </w:t>
+      </w:r>
+      <w:hyperlink r:id="rId144">
+        <w:r>
+          <w:rPr>
+            <w:rStyle w:val="Hyperlink"/>
+          </w:rPr>
+          <w:t xml:space="preserve">https://doi.org/10.1038/ncomms12718</w:t>
+        </w:r>
+      </w:hyperlink>
+    </w:p>
+    <w:bookmarkEnd w:id="145"/>
+    <w:bookmarkStart w:id="147" w:name="ref-shaw2024"/>
+    <w:p>
+      <w:pPr>
+        <w:pStyle w:val="Bibliography"/>
+      </w:pPr>
+      <w:r>
+        <w:t xml:space="preserve">Shaw, J. O., Dunhill, A. M., Beckerman, A. P., Dunne, J. A., &amp; Hull, P. M. (2024).</w:t>
+      </w:r>
+      <w:r>
+        <w:t xml:space="preserve"> </w:t>
+      </w:r>
+      <w:r>
+        <w:rPr>
+          <w:i/>
+          <w:iCs/>
+        </w:rPr>
+        <w:t xml:space="preserve">A framework for reconstructing ancient food webs using functional trait data</w:t>
+      </w:r>
+      <w:r>
+        <w:t xml:space="preserve"> </w:t>
+      </w:r>
+      <w:r>
+        <w:t xml:space="preserve">(p. 2024.01.30.578036). bioRxiv.</w:t>
+      </w:r>
+      <w:r>
+        <w:t xml:space="preserve"> </w:t>
+      </w:r>
+      <w:hyperlink r:id="rId146">
+        <w:r>
+          <w:rPr>
+            <w:rStyle w:val="Hyperlink"/>
+          </w:rPr>
+          <w:t xml:space="preserve">https://doi.org/10.1101/2024.01.30.578036</w:t>
+        </w:r>
+      </w:hyperlink>
+    </w:p>
+    <w:bookmarkEnd w:id="147"/>
+    <w:bookmarkStart w:id="149" w:name="ref-smith2025"/>
+    <w:p>
+      <w:pPr>
+        <w:pStyle w:val="Bibliography"/>
+      </w:pPr>
+      <w:r>
+        <w:t xml:space="preserve">Smith, Q. A., Tomé, C. P., Gearty, W., Smith, F. A., Shizuka, D., &amp; Lyons, S. K. (2025). Consequences of the megafauna extinction: Changes in food web networks on the edwards plateau across the pleistocene</w:t>
+      </w:r>
+      <w:r>
+        <w:t xml:space="preserve">holocene transition.</w:t>
+      </w:r>
+      <w:r>
+        <w:t xml:space="preserve"> </w:t>
+      </w:r>
+      <w:r>
+        <w:rPr>
+          <w:i/>
+          <w:iCs/>
+        </w:rPr>
+        <w:t xml:space="preserve">Global Ecology and Biogeography</w:t>
+      </w:r>
+      <w:r>
+        <w:t xml:space="preserve">,</w:t>
+      </w:r>
+      <w:r>
+        <w:t xml:space="preserve"> </w:t>
+      </w:r>
+      <w:r>
+        <w:rPr>
+          <w:i/>
+          <w:iCs/>
+        </w:rPr>
+        <w:t xml:space="preserve">34</w:t>
+      </w:r>
+      <w:r>
+        <w:t xml:space="preserve">(12), e70113.</w:t>
+      </w:r>
+      <w:r>
+        <w:t xml:space="preserve"> </w:t>
+      </w:r>
+      <w:hyperlink r:id="rId148">
+        <w:r>
+          <w:rPr>
+            <w:rStyle w:val="Hyperlink"/>
+          </w:rPr>
+          <w:t xml:space="preserve">https://doi.org/10.1111/geb.70113</w:t>
+        </w:r>
+      </w:hyperlink>
+    </w:p>
+    <w:bookmarkEnd w:id="149"/>
+    <w:bookmarkStart w:id="151" w:name="ref-stouffer2019"/>
+    <w:p>
+      <w:pPr>
+        <w:pStyle w:val="Bibliography"/>
+      </w:pPr>
+      <w:r>
+        <w:t xml:space="preserve">Stouffer, D. B. (2019). All ecological models are wrong, but some are useful.</w:t>
+      </w:r>
+      <w:r>
+        <w:t xml:space="preserve"> </w:t>
+      </w:r>
+      <w:r>
+        <w:rPr>
+          <w:i/>
+          <w:iCs/>
+        </w:rPr>
+        <w:t xml:space="preserve">Journal of Animal Ecology</w:t>
+      </w:r>
+      <w:r>
+        <w:t xml:space="preserve">,</w:t>
+      </w:r>
+      <w:r>
+        <w:t xml:space="preserve"> </w:t>
+      </w:r>
+      <w:r>
+        <w:rPr>
+          <w:i/>
+          <w:iCs/>
+        </w:rPr>
+        <w:t xml:space="preserve">88</w:t>
+      </w:r>
+      <w:r>
+        <w:t xml:space="preserve">(2), 192–195. https://doi.org/</w:t>
+      </w:r>
+      <w:hyperlink r:id="rId150">
+        <w:r>
+          <w:rPr>
+            <w:rStyle w:val="Hyperlink"/>
+          </w:rPr>
+          <w:t xml:space="preserve">https://doi.org/10.1111/1365-2656.12949</w:t>
+        </w:r>
+      </w:hyperlink>
+    </w:p>
+    <w:bookmarkEnd w:id="151"/>
+    <w:bookmarkStart w:id="153" w:name="ref-strydom2021b"/>
+    <w:p>
+      <w:pPr>
+        <w:pStyle w:val="Bibliography"/>
+      </w:pPr>
+      <w:r>
+        <w:t xml:space="preserve">Strydom, T., Catchen, M. D., Banville, F., Caron, D., Dansereau, G., Desjardins-Proulx, P., Forero-Muñoz, N. R., Higino, G., Mercier, B., Gonzalez, A., Gravel, D., Pollock, L., &amp; Poisot, T. (2021a). A roadmap towards predicting species interaction networks (across space and time).</w:t>
+      </w:r>
+      <w:r>
+        <w:t xml:space="preserve"> </w:t>
+      </w:r>
+      <w:r>
+        <w:rPr>
+          <w:i/>
+          <w:iCs/>
+        </w:rPr>
+        <w:t xml:space="preserve">Philosophical Transactions of the Royal Society B: Biological Sciences</w:t>
+      </w:r>
+      <w:r>
+        <w:t xml:space="preserve">,</w:t>
+      </w:r>
+      <w:r>
+        <w:t xml:space="preserve"> </w:t>
+      </w:r>
+      <w:r>
+        <w:rPr>
+          <w:i/>
+          <w:iCs/>
+        </w:rPr>
+        <w:t xml:space="preserve">376</w:t>
+      </w:r>
+      <w:r>
+        <w:t xml:space="preserve">(1837), 20210063.</w:t>
+      </w:r>
+      <w:r>
+        <w:t xml:space="preserve"> </w:t>
+      </w:r>
+      <w:hyperlink r:id="rId152">
+        <w:r>
+          <w:rPr>
+            <w:rStyle w:val="Hyperlink"/>
+          </w:rPr>
+          <w:t xml:space="preserve">https://doi.org/10.1098/rstb.2021.0063</w:t>
+        </w:r>
+      </w:hyperlink>
+    </w:p>
+    <w:bookmarkEnd w:id="153"/>
+    <w:bookmarkStart w:id="154" w:name="ref-strydom2021"/>
+    <w:p>
+      <w:pPr>
+        <w:pStyle w:val="Bibliography"/>
+      </w:pPr>
+      <w:r>
+        <w:t xml:space="preserve">Strydom, T., Catchen, M. D., Banville, F., Caron, D., Dansereau, G., Desjardins-Proulx, P., Forero-Muñoz, N. R., Higino, G., Mercier, B., Gonzalez, A., Gravel, D., Pollock, L., &amp; Poisot, T. (2021b). A roadmap towards predicting species interaction networks (across space and time).</w:t>
+      </w:r>
+      <w:r>
+        <w:t xml:space="preserve"> </w:t>
+      </w:r>
+      <w:r>
+        <w:rPr>
+          <w:i/>
+          <w:iCs/>
+        </w:rPr>
+        <w:t xml:space="preserve">Philosophical Transactions of the Royal Society B: Biological Sciences</w:t>
+      </w:r>
+      <w:r>
+        <w:t xml:space="preserve">,</w:t>
+      </w:r>
+      <w:r>
+        <w:t xml:space="preserve"> </w:t>
+      </w:r>
+      <w:r>
+        <w:rPr>
+          <w:i/>
+          <w:iCs/>
+        </w:rPr>
+        <w:t xml:space="preserve">376</w:t>
+      </w:r>
+      <w:r>
+        <w:t xml:space="preserve">(1837), 20210063.</w:t>
+      </w:r>
+      <w:r>
+        <w:t xml:space="preserve"> </w:t>
+      </w:r>
+      <w:hyperlink r:id="rId152">
+        <w:r>
+          <w:rPr>
+            <w:rStyle w:val="Hyperlink"/>
+          </w:rPr>
+          <w:t xml:space="preserve">https://doi.org/10.1098/rstb.2021.0063</w:t>
+        </w:r>
+      </w:hyperlink>
+    </w:p>
+    <w:bookmarkEnd w:id="154"/>
+    <w:bookmarkStart w:id="156" w:name="ref-strydom2026"/>
+    <w:p>
+      <w:pPr>
+        <w:pStyle w:val="Bibliography"/>
+      </w:pPr>
+      <w:r>
+        <w:t xml:space="preserve">Strydom, T., Dunhill, A. M., Dunne, J. A., Poisot, T., &amp; Beckerman, A. P. (2026). From metawebs to realised webs: A framework for ecological network representation under global change.</w:t>
+      </w:r>
+      <w:r>
+        <w:t xml:space="preserve"> </w:t>
+      </w:r>
+      <w:r>
+        <w:rPr>
+          <w:i/>
+          <w:iCs/>
+        </w:rPr>
+        <w:t xml:space="preserve">EcoEvoRxiv</w:t>
+      </w:r>
       <w:r>
         <w:t xml:space="preserve">.</w:t>
       </w:r>
       <w:r>
         <w:t xml:space="preserve"> </w:t>
       </w:r>
-      <w:r>
-        <w:rPr>
-          <w:i/>
-          <w:iCs/>
-        </w:rPr>
-        <w:t xml:space="preserve">Science</w:t>
+      <w:hyperlink r:id="rId155">
+        <w:r>
+          <w:rPr>
+            <w:rStyle w:val="Hyperlink"/>
+          </w:rPr>
+          <w:t xml:space="preserve">https://doi.org/10.32942/X2JW8K</w:t>
+        </w:r>
+      </w:hyperlink>
+    </w:p>
+    <w:bookmarkEnd w:id="156"/>
+    <w:bookmarkStart w:id="158" w:name="ref-thuiller2024"/>
+    <w:p>
+      <w:pPr>
+        <w:pStyle w:val="Bibliography"/>
+      </w:pPr>
+      <w:r>
+        <w:t xml:space="preserve">Thuiller, W., Calderón-Sanou, I., Chalmandrier, L., Gaüzère, P., O’Connor, L. M. J., Ohlmann, M., Poggiato, G., &amp; Münkemüller, T. (2024). Navigating the integration of biotic interactions in biogeography.</w:t>
+      </w:r>
+      <w:r>
+        <w:t xml:space="preserve"> </w:t>
+      </w:r>
+      <w:r>
+        <w:rPr>
+          <w:i/>
+          <w:iCs/>
+        </w:rPr>
+        <w:t xml:space="preserve">Journal of Biogeography</w:t>
       </w:r>
       <w:r>
         <w:t xml:space="preserve">,</w:t>
@@ -4715,37 +6470,219 @@
       </w:r>
       <w:r>
         <w:rPr>
-          <w:b/>
-          <w:bCs/>
-        </w:rPr>
-        <w:t xml:space="preserve">320</w:t>
-      </w:r>
-      <w:r>
-        <w:t xml:space="preserve">, 658–661.</w:t>
-      </w:r>
-    </w:p>
-    <w:bookmarkEnd w:id="49"/>
-    <w:bookmarkStart w:id="51" w:name="ref-allesina2012"/>
+          <w:i/>
+          <w:iCs/>
+        </w:rPr>
+        <w:t xml:space="preserve">51</w:t>
+      </w:r>
+      <w:r>
+        <w:t xml:space="preserve">(4), 550–559.</w:t>
+      </w:r>
+      <w:r>
+        <w:t xml:space="preserve"> </w:t>
+      </w:r>
+      <w:hyperlink r:id="rId157">
+        <w:r>
+          <w:rPr>
+            <w:rStyle w:val="Hyperlink"/>
+          </w:rPr>
+          <w:t xml:space="preserve">https://doi.org/10.1111/jbi.14734</w:t>
+        </w:r>
+      </w:hyperlink>
+    </w:p>
+    <w:bookmarkEnd w:id="158"/>
+    <w:bookmarkStart w:id="160" w:name="ref-trøjelsgaard2016"/>
     <w:p>
       <w:pPr>
         <w:pStyle w:val="Bibliography"/>
       </w:pPr>
       <w:r>
-        <w:t xml:space="preserve">Allesina, S. &amp; Tang, S. (2012)</w:t>
-      </w:r>
-      <w:r>
-        <w:t xml:space="preserve"> </w:t>
-      </w:r>
-      <w:hyperlink r:id="rId50">
-        <w:r>
-          <w:rPr>
-            <w:rStyle w:val="Hyperlink"/>
-          </w:rPr>
-          <w:t xml:space="preserve">Stability criteria for complex ecosystems</w:t>
-        </w:r>
-      </w:hyperlink>
-      <w:r>
-        <w:t xml:space="preserve">.</w:t>
+        <w:t xml:space="preserve">Trøjelsgaard, K., &amp; Olesen, J. M. (2016). Ecological networks in motion: Micro- and macroscopic variability across scales.</w:t>
+      </w:r>
+      <w:r>
+        <w:t xml:space="preserve"> </w:t>
+      </w:r>
+      <w:r>
+        <w:rPr>
+          <w:i/>
+          <w:iCs/>
+        </w:rPr>
+        <w:t xml:space="preserve">Functional Ecology</w:t>
+      </w:r>
+      <w:r>
+        <w:t xml:space="preserve">,</w:t>
+      </w:r>
+      <w:r>
+        <w:t xml:space="preserve"> </w:t>
+      </w:r>
+      <w:r>
+        <w:rPr>
+          <w:i/>
+          <w:iCs/>
+        </w:rPr>
+        <w:t xml:space="preserve">30</w:t>
+      </w:r>
+      <w:r>
+        <w:t xml:space="preserve">(12), 1926–1935. https://doi.org/</w:t>
+      </w:r>
+      <w:hyperlink r:id="rId159">
+        <w:r>
+          <w:rPr>
+            <w:rStyle w:val="Hyperlink"/>
+          </w:rPr>
+          <w:t xml:space="preserve">https://doi.org/10.1111/1365-2435.12710</w:t>
+        </w:r>
+      </w:hyperlink>
+    </w:p>
+    <w:bookmarkEnd w:id="160"/>
+    <w:bookmarkStart w:id="162" w:name="ref-tylianakis2008"/>
+    <w:p>
+      <w:pPr>
+        <w:pStyle w:val="Bibliography"/>
+      </w:pPr>
+      <w:r>
+        <w:t xml:space="preserve">Tylianakis, J. M., Didham, R. K., Bascompte, J., &amp; Wardle, D. A. (2008). Global change and species interactions in terrestrial ecosystems.</w:t>
+      </w:r>
+      <w:r>
+        <w:t xml:space="preserve"> </w:t>
+      </w:r>
+      <w:r>
+        <w:rPr>
+          <w:i/>
+          <w:iCs/>
+        </w:rPr>
+        <w:t xml:space="preserve">Ecology Letters</w:t>
+      </w:r>
+      <w:r>
+        <w:t xml:space="preserve">,</w:t>
+      </w:r>
+      <w:r>
+        <w:t xml:space="preserve"> </w:t>
+      </w:r>
+      <w:r>
+        <w:rPr>
+          <w:i/>
+          <w:iCs/>
+        </w:rPr>
+        <w:t xml:space="preserve">11</w:t>
+      </w:r>
+      <w:r>
+        <w:t xml:space="preserve">(12), 1351–1363.</w:t>
+      </w:r>
+      <w:r>
+        <w:t xml:space="preserve"> </w:t>
+      </w:r>
+      <w:hyperlink r:id="rId161">
+        <w:r>
+          <w:rPr>
+            <w:rStyle w:val="Hyperlink"/>
+          </w:rPr>
+          <w:t xml:space="preserve">https://doi.org/10.1111/j.1461-0248.2008.01250.x</w:t>
+        </w:r>
+      </w:hyperlink>
+    </w:p>
+    <w:bookmarkEnd w:id="162"/>
+    <w:bookmarkStart w:id="164" w:name="ref-tylianakis2017"/>
+    <w:p>
+      <w:pPr>
+        <w:pStyle w:val="Bibliography"/>
+      </w:pPr>
+      <w:r>
+        <w:t xml:space="preserve">Tylianakis, J. M., &amp; Morris, R. J. (2017). Ecological networks across environmental gradients.</w:t>
+      </w:r>
+      <w:r>
+        <w:t xml:space="preserve"> </w:t>
+      </w:r>
+      <w:r>
+        <w:rPr>
+          <w:i/>
+          <w:iCs/>
+        </w:rPr>
+        <w:t xml:space="preserve">Annual Review of Ecology, Evolution, and Systematics</w:t>
+      </w:r>
+      <w:r>
+        <w:t xml:space="preserve">,</w:t>
+      </w:r>
+      <w:r>
+        <w:t xml:space="preserve"> </w:t>
+      </w:r>
+      <w:r>
+        <w:rPr>
+          <w:i/>
+          <w:iCs/>
+        </w:rPr>
+        <w:t xml:space="preserve">48</w:t>
+      </w:r>
+      <w:r>
+        <w:t xml:space="preserve">(1), 25–48.</w:t>
+      </w:r>
+      <w:r>
+        <w:t xml:space="preserve"> </w:t>
+      </w:r>
+      <w:hyperlink r:id="rId163">
+        <w:r>
+          <w:rPr>
+            <w:rStyle w:val="Hyperlink"/>
+          </w:rPr>
+          <w:t xml:space="preserve">https://doi.org/10.1146/annurev-ecolsys-110316-022821</w:t>
+        </w:r>
+      </w:hyperlink>
+    </w:p>
+    <w:bookmarkEnd w:id="164"/>
+    <w:bookmarkStart w:id="166" w:name="ref-williams2004"/>
+    <w:p>
+      <w:pPr>
+        <w:pStyle w:val="Bibliography"/>
+      </w:pPr>
+      <w:r>
+        <w:t xml:space="preserve">Williams, R. J., &amp; Martinez, N. D. (2004). Stabilization of chaotic and non-permanent food-web dynamics.</w:t>
+      </w:r>
+      <w:r>
+        <w:t xml:space="preserve"> </w:t>
+      </w:r>
+      <w:r>
+        <w:rPr>
+          <w:i/>
+          <w:iCs/>
+        </w:rPr>
+        <w:t xml:space="preserve">The European Physical Journal B - Condensed Matter</w:t>
+      </w:r>
+      <w:r>
+        <w:t xml:space="preserve">,</w:t>
+      </w:r>
+      <w:r>
+        <w:t xml:space="preserve"> </w:t>
+      </w:r>
+      <w:r>
+        <w:rPr>
+          <w:i/>
+          <w:iCs/>
+        </w:rPr>
+        <w:t xml:space="preserve">38</w:t>
+      </w:r>
+      <w:r>
+        <w:t xml:space="preserve">(2), 297–303.</w:t>
+      </w:r>
+      <w:r>
+        <w:t xml:space="preserve"> </w:t>
+      </w:r>
+      <w:hyperlink r:id="rId165">
+        <w:r>
+          <w:rPr>
+            <w:rStyle w:val="Hyperlink"/>
+          </w:rPr>
+          <w:t xml:space="preserve">https://doi.org/10.1140/epjb/e2004-00122-1</w:t>
+        </w:r>
+      </w:hyperlink>
+    </w:p>
+    <w:bookmarkEnd w:id="166"/>
+    <w:bookmarkStart w:id="168" w:name="ref-williams2000"/>
+    <w:p>
+      <w:pPr>
+        <w:pStyle w:val="Bibliography"/>
+      </w:pPr>
+      <w:r>
+        <w:t xml:space="preserve">Williams, R. J., &amp; Martinez, N. D. (2000). Simple rules yield complex food webs.</w:t>
       </w:r>
       <w:r>
         <w:t xml:space="preserve"> </w:t>
@@ -4765,47 +6702,44 @@
       </w:r>
       <w:r>
         <w:rPr>
-          <w:b/>
-          <w:bCs/>
-        </w:rPr>
-        <w:t xml:space="preserve">483</w:t>
-      </w:r>
-      <w:r>
-        <w:t xml:space="preserve">, 205–208.</w:t>
-      </w:r>
-    </w:p>
-    <w:bookmarkEnd w:id="51"/>
-    <w:bookmarkStart w:id="53" w:name="ref-bambach2007"/>
+          <w:i/>
+          <w:iCs/>
+        </w:rPr>
+        <w:t xml:space="preserve">404</w:t>
+      </w:r>
+      <w:r>
+        <w:t xml:space="preserve">(6774), 180–183.</w:t>
+      </w:r>
+      <w:r>
+        <w:t xml:space="preserve"> </w:t>
+      </w:r>
+      <w:hyperlink r:id="rId167">
+        <w:r>
+          <w:rPr>
+            <w:rStyle w:val="Hyperlink"/>
+          </w:rPr>
+          <w:t xml:space="preserve">https://doi.org/10.1038/35004572</w:t>
+        </w:r>
+      </w:hyperlink>
+    </w:p>
+    <w:bookmarkEnd w:id="168"/>
+    <w:bookmarkStart w:id="170" w:name="ref-williams2008"/>
     <w:p>
       <w:pPr>
         <w:pStyle w:val="Bibliography"/>
       </w:pPr>
       <w:r>
-        <w:t xml:space="preserve">Bambach, R.K., Bush, A.M. &amp; Erwin, D.H. (2007)</w:t>
-      </w:r>
-      <w:r>
-        <w:t xml:space="preserve"> </w:t>
-      </w:r>
-      <w:hyperlink r:id="rId52">
-        <w:r>
-          <w:rPr>
-            <w:rStyle w:val="Hyperlink"/>
-          </w:rPr>
-          <w:t xml:space="preserve">Autecology and the filling of ecospace: Key metazoan radiations</w:t>
-        </w:r>
-      </w:hyperlink>
-      <w:r>
-        <w:t xml:space="preserve">.</w:t>
-      </w:r>
-      <w:r>
-        <w:t xml:space="preserve"> </w:t>
-      </w:r>
-      <w:r>
-        <w:rPr>
-          <w:i/>
-          <w:iCs/>
-        </w:rPr>
-        <w:t xml:space="preserve">Palaeontology</w:t>
+        <w:t xml:space="preserve">Williams, R. J., &amp; Martinez, N. D. (2008). Success and its limits among structural models of complex food webs.</w:t>
+      </w:r>
+      <w:r>
+        <w:t xml:space="preserve"> </w:t>
+      </w:r>
+      <w:r>
+        <w:rPr>
+          <w:i/>
+          <w:iCs/>
+        </w:rPr>
+        <w:t xml:space="preserve">The Journal of Animal Ecology</w:t>
       </w:r>
       <w:r>
         <w:t xml:space="preserve">,</w:t>
@@ -4815,47 +6749,44 @@
       </w:r>
       <w:r>
         <w:rPr>
-          <w:b/>
-          <w:bCs/>
-        </w:rPr>
-        <w:t xml:space="preserve">50</w:t>
-      </w:r>
-      <w:r>
-        <w:t xml:space="preserve">, 1–22.</w:t>
-      </w:r>
-    </w:p>
-    <w:bookmarkEnd w:id="53"/>
-    <w:bookmarkStart w:id="55" w:name="ref-banville2025"/>
+          <w:i/>
+          <w:iCs/>
+        </w:rPr>
+        <w:t xml:space="preserve">77</w:t>
+      </w:r>
+      <w:r>
+        <w:t xml:space="preserve">(3), 512–519.</w:t>
+      </w:r>
+      <w:r>
+        <w:t xml:space="preserve"> </w:t>
+      </w:r>
+      <w:hyperlink r:id="rId169">
+        <w:r>
+          <w:rPr>
+            <w:rStyle w:val="Hyperlink"/>
+          </w:rPr>
+          <w:t xml:space="preserve">https://doi.org/10.1111/j.1365-2656.2008.01362.x</w:t>
+        </w:r>
+      </w:hyperlink>
+    </w:p>
+    <w:bookmarkEnd w:id="170"/>
+    <w:bookmarkStart w:id="172" w:name="ref-wootton2021"/>
     <w:p>
       <w:pPr>
         <w:pStyle w:val="Bibliography"/>
       </w:pPr>
       <w:r>
-        <w:t xml:space="preserve">Banville, F., Strydom, T., Blyth, P.S.A., Brimacombe, C., Catchen, M.D., Dansereau, G., Higino, G., Malpas, T., Mayall, H., Norman, K., Gravel, D. &amp; Poisot, T. (2025)</w:t>
-      </w:r>
-      <w:r>
-        <w:t xml:space="preserve"> </w:t>
-      </w:r>
-      <w:hyperlink r:id="rId54">
-        <w:r>
-          <w:rPr>
-            <w:rStyle w:val="Hyperlink"/>
-          </w:rPr>
-          <w:t xml:space="preserve">Deciphering probabilistic species interaction networks</w:t>
-        </w:r>
-      </w:hyperlink>
-      <w:r>
-        <w:t xml:space="preserve">.</w:t>
-      </w:r>
-      <w:r>
-        <w:t xml:space="preserve"> </w:t>
-      </w:r>
-      <w:r>
-        <w:rPr>
-          <w:i/>
-          <w:iCs/>
-        </w:rPr>
-        <w:t xml:space="preserve">Ecology Letters</w:t>
+        <w:t xml:space="preserve">Wootton, K. L., Curtsdotter, A., Roslin, T., Bommarco, R., &amp; Jonsson, T. (2021). Towards a modular theory of trophic interactions.</w:t>
+      </w:r>
+      <w:r>
+        <w:t xml:space="preserve"> </w:t>
+      </w:r>
+      <w:r>
+        <w:rPr>
+          <w:i/>
+          <w:iCs/>
+        </w:rPr>
+        <w:t xml:space="preserve">Functional Ecology</w:t>
       </w:r>
       <w:r>
         <w:t xml:space="preserve">,</w:t>
@@ -4865,47 +6796,44 @@
       </w:r>
       <w:r>
         <w:rPr>
-          <w:b/>
-          <w:bCs/>
-        </w:rPr>
-        <w:t xml:space="preserve">28</w:t>
-      </w:r>
-      <w:r>
-        <w:t xml:space="preserve">, e70161.</w:t>
-      </w:r>
-    </w:p>
-    <w:bookmarkEnd w:id="55"/>
-    <w:bookmarkStart w:id="57" w:name="ref-Bezanson2017Julia"/>
+          <w:i/>
+          <w:iCs/>
+        </w:rPr>
+        <w:t xml:space="preserve">37</w:t>
+      </w:r>
+      <w:r>
+        <w:t xml:space="preserve">(1), 26–43.</w:t>
+      </w:r>
+      <w:r>
+        <w:t xml:space="preserve"> </w:t>
+      </w:r>
+      <w:hyperlink r:id="rId171">
+        <w:r>
+          <w:rPr>
+            <w:rStyle w:val="Hyperlink"/>
+          </w:rPr>
+          <w:t xml:space="preserve">https://doi.org/10.1111/1365-2435.13954</w:t>
+        </w:r>
+      </w:hyperlink>
+    </w:p>
+    <w:bookmarkEnd w:id="172"/>
+    <w:bookmarkStart w:id="174" w:name="ref-yeakel2014"/>
     <w:p>
       <w:pPr>
         <w:pStyle w:val="Bibliography"/>
       </w:pPr>
       <w:r>
-        <w:t xml:space="preserve">Bezanson, J., Edelman, A., Karpinski, S. &amp; Shah, V.B. (2017)</w:t>
-      </w:r>
-      <w:r>
-        <w:t xml:space="preserve"> </w:t>
-      </w:r>
-      <w:hyperlink r:id="rId56">
-        <w:r>
-          <w:rPr>
-            <w:rStyle w:val="Hyperlink"/>
-          </w:rPr>
-          <w:t xml:space="preserve">Julia: A fresh approach to numerical computing</w:t>
-        </w:r>
-      </w:hyperlink>
-      <w:r>
-        <w:t xml:space="preserve">.</w:t>
-      </w:r>
-      <w:r>
-        <w:t xml:space="preserve"> </w:t>
-      </w:r>
-      <w:r>
-        <w:rPr>
-          <w:i/>
-          <w:iCs/>
-        </w:rPr>
-        <w:t xml:space="preserve">SIAM Review</w:t>
+        <w:t xml:space="preserve">Yeakel, J. D., Pires, M. M., Rudolf, L., Dominy, N. J., Koch, P. L., Guimarães, P. R., &amp; Gross, T. (2014). Collapse of an ecological network in ancient egypt.</w:t>
+      </w:r>
+      <w:r>
+        <w:t xml:space="preserve"> </w:t>
+      </w:r>
+      <w:r>
+        <w:rPr>
+          <w:i/>
+          <w:iCs/>
+        </w:rPr>
+        <w:t xml:space="preserve">PNAS</w:t>
       </w:r>
       <w:r>
         <w:t xml:space="preserve">,</w:t>
@@ -4915,2644 +6843,29 @@
       </w:r>
       <w:r>
         <w:rPr>
-          <w:b/>
-          <w:bCs/>
-        </w:rPr>
-        <w:t xml:space="preserve">59</w:t>
-      </w:r>
-      <w:r>
-        <w:t xml:space="preserve">, 65–98.</w:t>
-      </w:r>
-    </w:p>
-    <w:bookmarkEnd w:id="57"/>
-    <w:bookmarkStart w:id="59" w:name="ref-brimacombe2024"/>
-    <w:p>
-      <w:pPr>
-        <w:pStyle w:val="Bibliography"/>
-      </w:pPr>
-      <w:r>
-        <w:t xml:space="preserve">Brimacombe, C., Bodner, K., Gravel, D., Leroux, S.J., Poisot, T. &amp; Fortin, M.-J. (2024)</w:t>
-      </w:r>
-      <w:r>
-        <w:t xml:space="preserve"> </w:t>
-      </w:r>
-      <w:hyperlink r:id="rId58">
-        <w:r>
-          <w:rPr>
-            <w:rStyle w:val="Hyperlink"/>
-          </w:rPr>
-          <w:t xml:space="preserve">Publication</w:t>
-        </w:r>
-        <w:r>
-          <w:rPr>
-            <w:rStyle w:val="Hyperlink"/>
-          </w:rPr>
-          <w:t xml:space="preserve">-</w:t>
-        </w:r>
-        <w:r>
-          <w:rPr>
-            <w:rStyle w:val="Hyperlink"/>
-          </w:rPr>
-          <w:t xml:space="preserve">driven consistency in food web structures: Implications for comparative ecology</w:t>
-        </w:r>
-      </w:hyperlink>
-      <w:r>
-        <w:t xml:space="preserve">.</w:t>
-      </w:r>
-      <w:r>
-        <w:t xml:space="preserve"> </w:t>
-      </w:r>
-      <w:r>
-        <w:rPr>
-          <w:i/>
-          <w:iCs/>
-        </w:rPr>
-        <w:t xml:space="preserve">Ecology</w:t>
-      </w:r>
-      <w:r>
-        <w:t xml:space="preserve">,</w:t>
-      </w:r>
-      <w:r>
-        <w:t xml:space="preserve"> </w:t>
-      </w:r>
-      <w:r>
-        <w:rPr>
-          <w:b/>
-          <w:bCs/>
-        </w:rPr>
-        <w:t xml:space="preserve">106</w:t>
-      </w:r>
-      <w:r>
-        <w:t xml:space="preserve">.</w:t>
-      </w:r>
-    </w:p>
-    <w:bookmarkEnd w:id="59"/>
-    <w:bookmarkStart w:id="61" w:name="ref-brimacombe2023"/>
-    <w:p>
-      <w:pPr>
-        <w:pStyle w:val="Bibliography"/>
-      </w:pPr>
-      <w:r>
-        <w:t xml:space="preserve">Brimacombe, C., Bodner, K., Michalska-Smith, M., Poisot, T. &amp; Fortin, M.-J. (2023)</w:t>
-      </w:r>
-      <w:r>
-        <w:t xml:space="preserve"> </w:t>
-      </w:r>
-      <w:hyperlink r:id="rId60">
-        <w:r>
-          <w:rPr>
-            <w:rStyle w:val="Hyperlink"/>
-          </w:rPr>
-          <w:t xml:space="preserve">Shortcomings of reusing species interaction networks created by different sets of researchers</w:t>
-        </w:r>
-      </w:hyperlink>
-      <w:r>
-        <w:t xml:space="preserve">.</w:t>
-      </w:r>
-      <w:r>
-        <w:t xml:space="preserve"> </w:t>
-      </w:r>
-      <w:r>
-        <w:rPr>
-          <w:i/>
-          <w:iCs/>
-        </w:rPr>
-        <w:t xml:space="preserve">PLOS Biology</w:t>
-      </w:r>
-      <w:r>
-        <w:t xml:space="preserve">,</w:t>
-      </w:r>
-      <w:r>
-        <w:t xml:space="preserve"> </w:t>
-      </w:r>
-      <w:r>
-        <w:rPr>
-          <w:b/>
-          <w:bCs/>
-        </w:rPr>
-        <w:t xml:space="preserve">21</w:t>
-      </w:r>
-      <w:r>
-        <w:t xml:space="preserve">, e3002068.</w:t>
-      </w:r>
-    </w:p>
-    <w:bookmarkEnd w:id="61"/>
-    <w:bookmarkStart w:id="63" w:name="ref-brose2006"/>
-    <w:p>
-      <w:pPr>
-        <w:pStyle w:val="Bibliography"/>
-      </w:pPr>
-      <w:r>
-        <w:t xml:space="preserve">Brose, U., Jonsson, T., Berlow, E.L., Warren, P., Banasek-Richter, C., Bersier, L.-F., Blanchard, J.L., Brey, T., Carpenter, S.R., Blandenier, M.-F.C., Cushing, L., Dawah, H.A., Dell, T., Edwards, F., Harper-Smith, S., Jacob, U., Ledger, M.E., Martinez, N.D., Memmott, J., Mintenbeck, K., Pinnegar, J.K., Rall, B.C., Rayner, T.S., Reuman, D.C., Ruess, L., Ulrich, W., Williams, R.J., Woodward, G. &amp; Cohen, J.E. (2006)</w:t>
-      </w:r>
-      <w:r>
-        <w:t xml:space="preserve"> </w:t>
-      </w:r>
-      <w:hyperlink r:id="rId62">
-        <w:r>
-          <w:rPr>
-            <w:rStyle w:val="Hyperlink"/>
-          </w:rPr>
-          <w:t xml:space="preserve">Consumer</w:t>
-        </w:r>
-        <w:r>
-          <w:rPr>
-            <w:rStyle w:val="Hyperlink"/>
-          </w:rPr>
-          <w:t xml:space="preserve">resource body-size relationships in natural food webs</w:t>
-        </w:r>
-      </w:hyperlink>
-      <w:r>
-        <w:t xml:space="preserve">.</w:t>
-      </w:r>
-      <w:r>
-        <w:t xml:space="preserve"> </w:t>
-      </w:r>
-      <w:r>
-        <w:rPr>
-          <w:i/>
-          <w:iCs/>
-        </w:rPr>
-        <w:t xml:space="preserve">Ecology</w:t>
-      </w:r>
-      <w:r>
-        <w:t xml:space="preserve">,</w:t>
-      </w:r>
-      <w:r>
-        <w:t xml:space="preserve"> </w:t>
-      </w:r>
-      <w:r>
-        <w:rPr>
-          <w:b/>
-          <w:bCs/>
-        </w:rPr>
-        <w:t xml:space="preserve">87</w:t>
-      </w:r>
-      <w:r>
-        <w:t xml:space="preserve">, 2411–2417.</w:t>
-      </w:r>
-    </w:p>
-    <w:bookmarkEnd w:id="63"/>
-    <w:bookmarkStart w:id="65" w:name="ref-caswell2009"/>
-    <w:p>
-      <w:pPr>
-        <w:pStyle w:val="Bibliography"/>
-      </w:pPr>
-      <w:r>
-        <w:t xml:space="preserve">Caswell, B.A., Coe, A.L. &amp; Cohen, A.S. (2009)</w:t>
-      </w:r>
-      <w:r>
-        <w:t xml:space="preserve"> </w:t>
-      </w:r>
-      <w:hyperlink r:id="rId64">
-        <w:r>
-          <w:rPr>
-            <w:rStyle w:val="Hyperlink"/>
-          </w:rPr>
-          <w:t xml:space="preserve">New range data for marine invertebrate species across the early toarcian (early jurassic) mass extinction</w:t>
-        </w:r>
-      </w:hyperlink>
-      <w:r>
-        <w:t xml:space="preserve">.</w:t>
-      </w:r>
-      <w:r>
-        <w:t xml:space="preserve"> </w:t>
-      </w:r>
-      <w:r>
-        <w:rPr>
-          <w:i/>
-          <w:iCs/>
-        </w:rPr>
-        <w:t xml:space="preserve">Journal of the Geological Society</w:t>
-      </w:r>
-      <w:r>
-        <w:t xml:space="preserve">,</w:t>
-      </w:r>
-      <w:r>
-        <w:t xml:space="preserve"> </w:t>
-      </w:r>
-      <w:r>
-        <w:rPr>
-          <w:b/>
-          <w:bCs/>
-        </w:rPr>
-        <w:t xml:space="preserve">166</w:t>
-      </w:r>
-      <w:r>
-        <w:t xml:space="preserve">, 859–872.</w:t>
-      </w:r>
-    </w:p>
-    <w:bookmarkEnd w:id="65"/>
-    <w:bookmarkStart w:id="67" w:name="ref-curtsdotter2011"/>
-    <w:p>
-      <w:pPr>
-        <w:pStyle w:val="Bibliography"/>
-      </w:pPr>
-      <w:r>
-        <w:t xml:space="preserve">Curtsdotter, A., Binzer, A., Brose, U., De Castro, F., Ebenman, B., Eklöf, A., Riede, J.O., Thierry, A. &amp; Rall, B.C. (2011)</w:t>
-      </w:r>
-      <w:r>
-        <w:t xml:space="preserve"> </w:t>
-      </w:r>
-      <w:hyperlink r:id="rId66">
-        <w:r>
-          <w:rPr>
-            <w:rStyle w:val="Hyperlink"/>
-          </w:rPr>
-          <w:t xml:space="preserve">Robustness to secondary extinctions: Comparing trait-based sequential deletions in static and dynamic food webs</w:t>
-        </w:r>
-      </w:hyperlink>
-      <w:r>
-        <w:t xml:space="preserve">.</w:t>
-      </w:r>
-      <w:r>
-        <w:t xml:space="preserve"> </w:t>
-      </w:r>
-      <w:r>
-        <w:rPr>
-          <w:i/>
-          <w:iCs/>
-        </w:rPr>
-        <w:t xml:space="preserve">Basic and Applied Ecology</w:t>
-      </w:r>
-      <w:r>
-        <w:t xml:space="preserve">,</w:t>
-      </w:r>
-      <w:r>
-        <w:t xml:space="preserve"> </w:t>
-      </w:r>
-      <w:r>
-        <w:rPr>
-          <w:b/>
-          <w:bCs/>
-        </w:rPr>
-        <w:t xml:space="preserve">12</w:t>
-      </w:r>
-      <w:r>
-        <w:t xml:space="preserve">, 571–580.</w:t>
-      </w:r>
-    </w:p>
-    <w:bookmarkEnd w:id="67"/>
-    <w:bookmarkStart w:id="69" w:name="ref-dansereau2024"/>
-    <w:p>
-      <w:pPr>
-        <w:pStyle w:val="Bibliography"/>
-      </w:pPr>
-      <w:r>
-        <w:t xml:space="preserve">Dansereau, G., Barros, C. &amp; Poisot, T. (2024)</w:t>
-      </w:r>
-      <w:r>
-        <w:t xml:space="preserve"> </w:t>
-      </w:r>
-      <w:hyperlink r:id="rId68">
-        <w:r>
-          <w:rPr>
-            <w:rStyle w:val="Hyperlink"/>
-          </w:rPr>
-          <w:t xml:space="preserve">Spatially explicit predictions of food web structure from regional-level data</w:t>
-        </w:r>
-      </w:hyperlink>
-      <w:r>
-        <w:t xml:space="preserve">.</w:t>
-      </w:r>
-      <w:r>
-        <w:t xml:space="preserve"> </w:t>
-      </w:r>
-      <w:r>
-        <w:rPr>
-          <w:i/>
-          <w:iCs/>
-        </w:rPr>
-        <w:t xml:space="preserve">Philosophical Transactions of the Royal Society B: Biological Sciences</w:t>
-      </w:r>
-      <w:r>
-        <w:t xml:space="preserve">,</w:t>
-      </w:r>
-      <w:r>
-        <w:t xml:space="preserve"> </w:t>
-      </w:r>
-      <w:r>
-        <w:rPr>
-          <w:b/>
-          <w:bCs/>
-        </w:rPr>
-        <w:t xml:space="preserve">379</w:t>
-      </w:r>
-      <w:r>
-        <w:t xml:space="preserve">.</w:t>
-      </w:r>
-    </w:p>
-    <w:bookmarkEnd w:id="69"/>
-    <w:bookmarkStart w:id="71" w:name="ref-delmas2018"/>
-    <w:p>
-      <w:pPr>
-        <w:pStyle w:val="Bibliography"/>
-      </w:pPr>
-      <w:r>
-        <w:t xml:space="preserve">Delmas, E., Besson, M., Brice, M.-H., Burkle, L.A., Dalla Riva, G.V., Fortin, M.-J., Gravel, D., Guimarães, P.R., Hembry, D.H., Newman, E.A., Olesen, J.M., Pires, M.M., Yeakel, J.D. &amp; Poisot, T. (2018)</w:t>
-      </w:r>
-      <w:r>
-        <w:t xml:space="preserve"> </w:t>
-      </w:r>
-      <w:hyperlink r:id="rId70">
-        <w:r>
-          <w:rPr>
-            <w:rStyle w:val="Hyperlink"/>
-          </w:rPr>
-          <w:t xml:space="preserve">Analysing ecological networks of species interactions</w:t>
-        </w:r>
-      </w:hyperlink>
-      <w:r>
-        <w:t xml:space="preserve">.</w:t>
-      </w:r>
-      <w:r>
-        <w:t xml:space="preserve"> </w:t>
-      </w:r>
-      <w:r>
-        <w:rPr>
-          <w:i/>
-          <w:iCs/>
-        </w:rPr>
-        <w:t xml:space="preserve">Biological Reviews</w:t>
-      </w:r>
-      <w:r>
-        <w:t xml:space="preserve">, 112540.</w:t>
-      </w:r>
-    </w:p>
-    <w:bookmarkEnd w:id="71"/>
-    <w:bookmarkStart w:id="73" w:name="ref-dunhill2024"/>
-    <w:p>
-      <w:pPr>
-        <w:pStyle w:val="Bibliography"/>
-      </w:pPr>
-      <w:r>
-        <w:t xml:space="preserve">Dunhill, A.M., Zarzyczny, K., Shaw, J.O., Atkinson, J.W., Little, C.T.S. &amp; Beckerman, A.P. (2024)</w:t>
-      </w:r>
-      <w:r>
-        <w:t xml:space="preserve"> </w:t>
-      </w:r>
-      <w:hyperlink r:id="rId72">
-        <w:r>
-          <w:rPr>
-            <w:rStyle w:val="Hyperlink"/>
-          </w:rPr>
-          <w:t xml:space="preserve">Extinction cascades, community collapse, and recovery across a mesozoic hyperthermal event</w:t>
-        </w:r>
-      </w:hyperlink>
-      <w:r>
-        <w:t xml:space="preserve">.</w:t>
-      </w:r>
-      <w:r>
-        <w:t xml:space="preserve"> </w:t>
-      </w:r>
-      <w:r>
-        <w:rPr>
-          <w:i/>
-          <w:iCs/>
-        </w:rPr>
-        <w:t xml:space="preserve">Nature Communications</w:t>
-      </w:r>
-      <w:r>
-        <w:t xml:space="preserve">,</w:t>
-      </w:r>
-      <w:r>
-        <w:t xml:space="preserve"> </w:t>
-      </w:r>
-      <w:r>
-        <w:rPr>
-          <w:b/>
-          <w:bCs/>
-        </w:rPr>
-        <w:t xml:space="preserve">15</w:t>
-      </w:r>
-      <w:r>
-        <w:t xml:space="preserve">, 8599.</w:t>
-      </w:r>
-    </w:p>
-    <w:bookmarkEnd w:id="73"/>
-    <w:bookmarkStart w:id="75" w:name="ref-dunne2014"/>
-    <w:p>
-      <w:pPr>
-        <w:pStyle w:val="Bibliography"/>
-      </w:pPr>
-      <w:r>
-        <w:t xml:space="preserve">Dunne, J.A., Labandeira, C.C. &amp; Williams, R.J. (2014)</w:t>
-      </w:r>
-      <w:r>
-        <w:t xml:space="preserve"> </w:t>
-      </w:r>
-      <w:hyperlink r:id="rId74">
-        <w:r>
-          <w:rPr>
-            <w:rStyle w:val="Hyperlink"/>
-          </w:rPr>
-          <w:t xml:space="preserve">Highly resolved early eocene food webs show development of modern trophic structure after the end-cretaceous extinction</w:t>
-        </w:r>
-      </w:hyperlink>
-      <w:r>
-        <w:t xml:space="preserve">.</w:t>
-      </w:r>
-      <w:r>
-        <w:t xml:space="preserve"> </w:t>
-      </w:r>
-      <w:r>
-        <w:rPr>
-          <w:i/>
-          <w:iCs/>
-        </w:rPr>
-        <w:t xml:space="preserve">Proceedings of the Royal Society B: Biological Sciences</w:t>
-      </w:r>
-      <w:r>
-        <w:t xml:space="preserve">,</w:t>
-      </w:r>
-      <w:r>
-        <w:t xml:space="preserve"> </w:t>
-      </w:r>
-      <w:r>
-        <w:rPr>
-          <w:b/>
-          <w:bCs/>
-        </w:rPr>
-        <w:t xml:space="preserve">281</w:t>
-      </w:r>
-      <w:r>
-        <w:t xml:space="preserve">, 20133280.</w:t>
-      </w:r>
-    </w:p>
-    <w:bookmarkEnd w:id="75"/>
-    <w:bookmarkStart w:id="76" w:name="ref-dunne2002"/>
-    <w:p>
-      <w:pPr>
-        <w:pStyle w:val="Bibliography"/>
-      </w:pPr>
-      <w:r>
-        <w:t xml:space="preserve">Dunne, J.A., Williams, R.J. &amp; Martinez, N.D. (2002) Network structure and biodiversity loss in food webs: Robustness increases with connectance.</w:t>
-      </w:r>
-      <w:r>
-        <w:t xml:space="preserve"> </w:t>
-      </w:r>
-      <w:r>
-        <w:rPr>
-          <w:i/>
-          <w:iCs/>
-        </w:rPr>
-        <w:t xml:space="preserve">Ecol. Lett.</w:t>
-      </w:r>
-      <w:r>
-        <w:t xml:space="preserve">,</w:t>
-      </w:r>
-      <w:r>
-        <w:t xml:space="preserve"> </w:t>
-      </w:r>
-      <w:r>
-        <w:rPr>
-          <w:b/>
-          <w:bCs/>
-        </w:rPr>
-        <w:t xml:space="preserve">5</w:t>
-      </w:r>
-      <w:r>
-        <w:t xml:space="preserve">, 558–567.</w:t>
-      </w:r>
-    </w:p>
-    <w:bookmarkEnd w:id="76"/>
-    <w:bookmarkStart w:id="78" w:name="ref-dunne2008"/>
-    <w:p>
-      <w:pPr>
-        <w:pStyle w:val="Bibliography"/>
-      </w:pPr>
-      <w:r>
-        <w:t xml:space="preserve">Dunne, J.A., Williams, R.J., Martinez, N.D., Wood, R.A. &amp; Erwin, D.H. (2008)</w:t>
-      </w:r>
-      <w:r>
-        <w:t xml:space="preserve"> </w:t>
-      </w:r>
-      <w:hyperlink r:id="rId77">
-        <w:r>
-          <w:rPr>
-            <w:rStyle w:val="Hyperlink"/>
-          </w:rPr>
-          <w:t xml:space="preserve">Compilation and network analyses of cambrian food webs</w:t>
-        </w:r>
-      </w:hyperlink>
-      <w:r>
-        <w:t xml:space="preserve">.</w:t>
-      </w:r>
-      <w:r>
-        <w:t xml:space="preserve"> </w:t>
-      </w:r>
-      <w:r>
-        <w:rPr>
-          <w:i/>
-          <w:iCs/>
-        </w:rPr>
-        <w:t xml:space="preserve">PLOS Biology</w:t>
-      </w:r>
-      <w:r>
-        <w:t xml:space="preserve">,</w:t>
-      </w:r>
-      <w:r>
-        <w:t xml:space="preserve"> </w:t>
-      </w:r>
-      <w:r>
-        <w:rPr>
-          <w:b/>
-          <w:bCs/>
-        </w:rPr>
-        <w:t xml:space="preserve">6</w:t>
-      </w:r>
-      <w:r>
-        <w:t xml:space="preserve">, e102.</w:t>
-      </w:r>
-    </w:p>
-    <w:bookmarkEnd w:id="78"/>
-    <w:bookmarkStart w:id="80" w:name="ref-erdos1959"/>
-    <w:p>
-      <w:pPr>
-        <w:pStyle w:val="Bibliography"/>
-      </w:pPr>
-      <w:r>
-        <w:t xml:space="preserve">Erdős, P. &amp; Rényi, A. (1959)</w:t>
-      </w:r>
-      <w:r>
-        <w:t xml:space="preserve"> </w:t>
-      </w:r>
-      <w:hyperlink r:id="rId79">
-        <w:r>
-          <w:rPr>
-            <w:rStyle w:val="Hyperlink"/>
-          </w:rPr>
-          <w:t xml:space="preserve">On random graphs. i.</w:t>
-        </w:r>
-      </w:hyperlink>
-      <w:r>
-        <w:t xml:space="preserve"> </w:t>
-      </w:r>
-      <w:r>
-        <w:rPr>
-          <w:i/>
-          <w:iCs/>
-        </w:rPr>
-        <w:t xml:space="preserve">Publicationes Mathematicae Debrecen</w:t>
-      </w:r>
-      <w:r>
-        <w:t xml:space="preserve">,</w:t>
-      </w:r>
-      <w:r>
-        <w:t xml:space="preserve"> </w:t>
-      </w:r>
-      <w:r>
-        <w:rPr>
-          <w:b/>
-          <w:bCs/>
-        </w:rPr>
-        <w:t xml:space="preserve">6</w:t>
-      </w:r>
-      <w:r>
-        <w:t xml:space="preserve">, 290–297.</w:t>
-      </w:r>
-    </w:p>
-    <w:bookmarkEnd w:id="80"/>
-    <w:bookmarkStart w:id="82" w:name="ref-fricke2022a"/>
-    <w:p>
-      <w:pPr>
-        <w:pStyle w:val="Bibliography"/>
-      </w:pPr>
-      <w:r>
-        <w:t xml:space="preserve">Fricke, E.C., Hsieh, C., Middleton, O., Gorczynski, D., Cappello, C.D., Sanisidro, O., Rowan, J., Svenning, J.-C. &amp; Beaudrot, L. (2022)</w:t>
-      </w:r>
-      <w:r>
-        <w:t xml:space="preserve"> </w:t>
-      </w:r>
-      <w:hyperlink r:id="rId81">
-        <w:r>
-          <w:rPr>
-            <w:rStyle w:val="Hyperlink"/>
-          </w:rPr>
-          <w:t xml:space="preserve">Collapse of terrestrial mammal food webs since the late pleistocene</w:t>
-        </w:r>
-      </w:hyperlink>
-      <w:r>
-        <w:t xml:space="preserve">.</w:t>
-      </w:r>
-      <w:r>
-        <w:t xml:space="preserve"> </w:t>
-      </w:r>
-      <w:r>
-        <w:rPr>
-          <w:i/>
-          <w:iCs/>
-        </w:rPr>
-        <w:t xml:space="preserve">Science</w:t>
-      </w:r>
-      <w:r>
-        <w:t xml:space="preserve">,</w:t>
-      </w:r>
-      <w:r>
-        <w:t xml:space="preserve"> </w:t>
-      </w:r>
-      <w:r>
-        <w:rPr>
-          <w:b/>
-          <w:bCs/>
-        </w:rPr>
-        <w:t xml:space="preserve">377</w:t>
-      </w:r>
-      <w:r>
-        <w:t xml:space="preserve">, 1008–1011.</w:t>
-      </w:r>
-    </w:p>
-    <w:bookmarkEnd w:id="82"/>
-    <w:bookmarkStart w:id="84" w:name="ref-fründ2016"/>
-    <w:p>
-      <w:pPr>
-        <w:pStyle w:val="Bibliography"/>
-      </w:pPr>
-      <w:r>
-        <w:t xml:space="preserve">Fründ, J., McCann, K.S. &amp; Williams, N.M. (2016)</w:t>
-      </w:r>
-      <w:r>
-        <w:t xml:space="preserve"> </w:t>
-      </w:r>
-      <w:hyperlink r:id="rId83">
-        <w:r>
-          <w:rPr>
-            <w:rStyle w:val="Hyperlink"/>
-          </w:rPr>
-          <w:t xml:space="preserve">Sampling bias is a challenge for quantifying specialization and network structure: Lessons from a quantitative niche model</w:t>
-        </w:r>
-      </w:hyperlink>
-      <w:r>
-        <w:t xml:space="preserve">.</w:t>
-      </w:r>
-      <w:r>
-        <w:t xml:space="preserve"> </w:t>
-      </w:r>
-      <w:r>
-        <w:rPr>
-          <w:i/>
-          <w:iCs/>
-        </w:rPr>
-        <w:t xml:space="preserve">Oikos</w:t>
-      </w:r>
-      <w:r>
-        <w:t xml:space="preserve">,</w:t>
-      </w:r>
-      <w:r>
-        <w:t xml:space="preserve"> </w:t>
-      </w:r>
-      <w:r>
-        <w:rPr>
-          <w:b/>
-          <w:bCs/>
-        </w:rPr>
-        <w:t xml:space="preserve">125</w:t>
-      </w:r>
-      <w:r>
-        <w:t xml:space="preserve">, 502–513.</w:t>
-      </w:r>
-    </w:p>
-    <w:bookmarkEnd w:id="84"/>
-    <w:bookmarkStart w:id="86" w:name="ref-gauzens2023"/>
-    <w:p>
-      <w:pPr>
-        <w:pStyle w:val="Bibliography"/>
-      </w:pPr>
-      <w:r>
-        <w:t xml:space="preserve">Gauzens, B., Brose, U., Delmas, E. &amp; Berti, E. (2023)</w:t>
-      </w:r>
-      <w:r>
-        <w:t xml:space="preserve"> </w:t>
-      </w:r>
-      <w:hyperlink r:id="rId85">
-        <w:r>
-          <w:rPr>
-            <w:rStyle w:val="Hyperlink"/>
-          </w:rPr>
-          <w:t xml:space="preserve">ATNr: Allometric trophic network models in r</w:t>
-        </w:r>
-      </w:hyperlink>
-      <w:r>
-        <w:t xml:space="preserve">.</w:t>
-      </w:r>
-      <w:r>
-        <w:t xml:space="preserve"> </w:t>
-      </w:r>
-      <w:r>
-        <w:rPr>
-          <w:i/>
-          <w:iCs/>
-        </w:rPr>
-        <w:t xml:space="preserve">Methods in Ecology and Evolution</w:t>
-      </w:r>
-      <w:r>
-        <w:t xml:space="preserve">,</w:t>
-      </w:r>
-      <w:r>
-        <w:t xml:space="preserve"> </w:t>
-      </w:r>
-      <w:r>
-        <w:rPr>
-          <w:b/>
-          <w:bCs/>
-        </w:rPr>
-        <w:t xml:space="preserve">14</w:t>
-      </w:r>
-      <w:r>
-        <w:t xml:space="preserve">, 2766–2773.</w:t>
-      </w:r>
-    </w:p>
-    <w:bookmarkEnd w:id="86"/>
-    <w:bookmarkStart w:id="88" w:name="ref-gauzens2025"/>
-    <w:p>
-      <w:pPr>
-        <w:pStyle w:val="Bibliography"/>
-      </w:pPr>
-      <w:r>
-        <w:t xml:space="preserve">Gauzens, B., Thouvenot, L., Srivastava, D.S., Kratina, P., Romero, G.Q., Berti, E., O’Gorman, E.J., González, A.L., Dézerald, O., Eisenhauer, N., Pires, M., Ryser, R., Farjalla, V.F., Rogy, P., Brose, U., Petermann, J.S., Geslin, B. &amp; Hines, J. (2025)</w:t>
-      </w:r>
-      <w:r>
-        <w:t xml:space="preserve"> </w:t>
-      </w:r>
-      <w:hyperlink r:id="rId87">
-        <w:r>
-          <w:rPr>
-            <w:rStyle w:val="Hyperlink"/>
-          </w:rPr>
-          <w:t xml:space="preserve">Tailoring interaction network types to answer different ecological questions</w:t>
-        </w:r>
-      </w:hyperlink>
-      <w:r>
-        <w:t xml:space="preserve">.</w:t>
-      </w:r>
-      <w:r>
-        <w:t xml:space="preserve"> </w:t>
-      </w:r>
-      <w:r>
-        <w:rPr>
-          <w:i/>
-          <w:iCs/>
-        </w:rPr>
-        <w:t xml:space="preserve">Nature Reviews Biodiversity</w:t>
-      </w:r>
-      <w:r>
-        <w:t xml:space="preserve">, 1–10.</w:t>
-      </w:r>
-    </w:p>
-    <w:bookmarkEnd w:id="88"/>
-    <w:bookmarkStart w:id="90" w:name="ref-gilman2010"/>
-    <w:p>
-      <w:pPr>
-        <w:pStyle w:val="Bibliography"/>
-      </w:pPr>
-      <w:r>
-        <w:t xml:space="preserve">Gilman, S.E., Urban, M.C., Tewksbury, J., Gilchrist, G.W. &amp; Holt, R.D. (2010)</w:t>
-      </w:r>
-      <w:r>
-        <w:t xml:space="preserve"> </w:t>
-      </w:r>
-      <w:hyperlink r:id="rId89">
-        <w:r>
-          <w:rPr>
-            <w:rStyle w:val="Hyperlink"/>
-          </w:rPr>
-          <w:t xml:space="preserve">A framework for community interactions under climate change</w:t>
-        </w:r>
-      </w:hyperlink>
-      <w:r>
-        <w:t xml:space="preserve">.</w:t>
-      </w:r>
-      <w:r>
-        <w:t xml:space="preserve"> </w:t>
-      </w:r>
-      <w:r>
-        <w:rPr>
-          <w:i/>
-          <w:iCs/>
-        </w:rPr>
-        <w:t xml:space="preserve">Trends in Ecology &amp; Evolution</w:t>
-      </w:r>
-      <w:r>
-        <w:t xml:space="preserve">,</w:t>
-      </w:r>
-      <w:r>
-        <w:t xml:space="preserve"> </w:t>
-      </w:r>
-      <w:r>
-        <w:rPr>
-          <w:b/>
-          <w:bCs/>
-        </w:rPr>
-        <w:t xml:space="preserve">25</w:t>
-      </w:r>
-      <w:r>
-        <w:t xml:space="preserve">, 325–331.</w:t>
-      </w:r>
-    </w:p>
-    <w:bookmarkEnd w:id="90"/>
-    <w:bookmarkStart w:id="92" w:name="ref-gravel2019"/>
-    <w:p>
-      <w:pPr>
-        <w:pStyle w:val="Bibliography"/>
-      </w:pPr>
-      <w:r>
-        <w:t xml:space="preserve">Gravel, D., Baiser, B., Dunne, J.A., Kopelke, J.-P., Martinez, N.D., Nyman, T., Poisot, T., Stouffer, D.B., Tylianakis, J.M., Wood, S.A. &amp; Roslin, T. (2019)</w:t>
-      </w:r>
-      <w:r>
-        <w:t xml:space="preserve"> </w:t>
-      </w:r>
-      <w:hyperlink r:id="rId91">
-        <w:r>
-          <w:rPr>
-            <w:rStyle w:val="Hyperlink"/>
-          </w:rPr>
-          <w:t xml:space="preserve">Bringing elton and grinnell together: A quantitative framework to represent the biogeography of ecological interaction networks</w:t>
-        </w:r>
-      </w:hyperlink>
-      <w:r>
-        <w:t xml:space="preserve">.</w:t>
-      </w:r>
-      <w:r>
-        <w:t xml:space="preserve"> </w:t>
-      </w:r>
-      <w:r>
-        <w:rPr>
-          <w:i/>
-          <w:iCs/>
-        </w:rPr>
-        <w:t xml:space="preserve">Ecography</w:t>
-      </w:r>
-      <w:r>
-        <w:t xml:space="preserve">,</w:t>
-      </w:r>
-      <w:r>
-        <w:t xml:space="preserve"> </w:t>
-      </w:r>
-      <w:r>
-        <w:rPr>
-          <w:b/>
-          <w:bCs/>
-        </w:rPr>
-        <w:t xml:space="preserve">42</w:t>
-      </w:r>
-      <w:r>
-        <w:t xml:space="preserve">, 401–415.</w:t>
-      </w:r>
-    </w:p>
-    <w:bookmarkEnd w:id="92"/>
-    <w:bookmarkStart w:id="94" w:name="ref-guimarães2020"/>
-    <w:p>
-      <w:pPr>
-        <w:pStyle w:val="Bibliography"/>
-      </w:pPr>
-      <w:r>
-        <w:t xml:space="preserve">Guimarães, P.R. (2020)</w:t>
-      </w:r>
-      <w:r>
-        <w:t xml:space="preserve"> </w:t>
-      </w:r>
-      <w:hyperlink r:id="rId93">
-        <w:r>
-          <w:rPr>
-            <w:rStyle w:val="Hyperlink"/>
-          </w:rPr>
-          <w:t xml:space="preserve">The structure of ecological networks across levels of organization</w:t>
-        </w:r>
-      </w:hyperlink>
-      <w:r>
-        <w:t xml:space="preserve">.</w:t>
-      </w:r>
-      <w:r>
-        <w:t xml:space="preserve"> </w:t>
-      </w:r>
-      <w:r>
-        <w:rPr>
-          <w:i/>
-          <w:iCs/>
-        </w:rPr>
-        <w:t xml:space="preserve">Annual Review of Ecology, Evolution, and Systematics</w:t>
-      </w:r>
-      <w:r>
-        <w:t xml:space="preserve">,</w:t>
-      </w:r>
-      <w:r>
-        <w:t xml:space="preserve"> </w:t>
-      </w:r>
-      <w:r>
-        <w:rPr>
-          <w:b/>
-          <w:bCs/>
-        </w:rPr>
-        <w:t xml:space="preserve">51</w:t>
-      </w:r>
-      <w:r>
-        <w:t xml:space="preserve">.</w:t>
-      </w:r>
-    </w:p>
-    <w:bookmarkEnd w:id="94"/>
-    <w:bookmarkStart w:id="96" w:name="ref-hao2025"/>
-    <w:p>
-      <w:pPr>
-        <w:pStyle w:val="Bibliography"/>
-      </w:pPr>
-      <w:r>
-        <w:t xml:space="preserve">Hao, X., Holyoak, M., Zhang, Z. &amp; Yan, C. (2025)</w:t>
-      </w:r>
-      <w:r>
-        <w:t xml:space="preserve"> </w:t>
-      </w:r>
-      <w:hyperlink r:id="rId95">
-        <w:r>
-          <w:rPr>
-            <w:rStyle w:val="Hyperlink"/>
-          </w:rPr>
-          <w:t xml:space="preserve">Global projection of terrestrial vertebrate food webs under future climate and land-use changes</w:t>
-        </w:r>
-      </w:hyperlink>
-      <w:r>
-        <w:t xml:space="preserve">.</w:t>
-      </w:r>
-      <w:r>
-        <w:t xml:space="preserve"> </w:t>
-      </w:r>
-      <w:r>
-        <w:rPr>
-          <w:i/>
-          <w:iCs/>
-        </w:rPr>
-        <w:t xml:space="preserve">Global Change Biology</w:t>
-      </w:r>
-      <w:r>
-        <w:t xml:space="preserve">,</w:t>
-      </w:r>
-      <w:r>
-        <w:t xml:space="preserve"> </w:t>
-      </w:r>
-      <w:r>
-        <w:rPr>
-          <w:b/>
-          <w:bCs/>
-        </w:rPr>
-        <w:t xml:space="preserve">31</w:t>
-      </w:r>
-      <w:r>
-        <w:t xml:space="preserve">, e70061.</w:t>
-      </w:r>
-    </w:p>
-    <w:bookmarkEnd w:id="96"/>
-    <w:bookmarkStart w:id="98" w:name="ref-jordano2016"/>
-    <w:p>
-      <w:pPr>
-        <w:pStyle w:val="Bibliography"/>
-      </w:pPr>
-      <w:r>
-        <w:t xml:space="preserve">Jordano, P. (2016)</w:t>
-      </w:r>
-      <w:r>
-        <w:t xml:space="preserve"> </w:t>
-      </w:r>
-      <w:hyperlink r:id="rId97">
-        <w:r>
-          <w:rPr>
-            <w:rStyle w:val="Hyperlink"/>
-          </w:rPr>
-          <w:t xml:space="preserve">Sampling networks of ecological interactions</w:t>
-        </w:r>
-      </w:hyperlink>
-      <w:r>
-        <w:t xml:space="preserve">.</w:t>
-      </w:r>
-      <w:r>
-        <w:t xml:space="preserve"> </w:t>
-      </w:r>
-      <w:r>
-        <w:rPr>
-          <w:i/>
-          <w:iCs/>
-        </w:rPr>
-        <w:t xml:space="preserve">Functional Ecology</w:t>
-      </w:r>
-      <w:r>
-        <w:t xml:space="preserve">.</w:t>
-      </w:r>
-    </w:p>
-    <w:bookmarkEnd w:id="98"/>
-    <w:bookmarkStart w:id="100" w:name="ref-kemp2024"/>
-    <w:p>
-      <w:pPr>
-        <w:pStyle w:val="Bibliography"/>
-      </w:pPr>
-      <w:r>
-        <w:t xml:space="preserve">Kemp, D.B., Han, Z., Hu, X., Chen, W., Jin, S., Izumi, K., Yan, Q., Baranyi, V., Jin, X., Corso, J.D. &amp; Ge, Y. (2024)</w:t>
-      </w:r>
-      <w:r>
-        <w:t xml:space="preserve"> </w:t>
-      </w:r>
-      <w:hyperlink r:id="rId99">
-        <w:r>
-          <w:rPr>
-            <w:rStyle w:val="Hyperlink"/>
-          </w:rPr>
-          <w:t xml:space="preserve">Global hydroclimate perturbations during the toarcian oceanic anoxic event</w:t>
-        </w:r>
-      </w:hyperlink>
-      <w:r>
-        <w:t xml:space="preserve">.</w:t>
-      </w:r>
-      <w:r>
-        <w:t xml:space="preserve"> </w:t>
-      </w:r>
-      <w:r>
-        <w:rPr>
-          <w:i/>
-          <w:iCs/>
-        </w:rPr>
-        <w:t xml:space="preserve">Earth-Science Reviews</w:t>
-      </w:r>
-      <w:r>
-        <w:t xml:space="preserve">,</w:t>
-      </w:r>
-      <w:r>
-        <w:t xml:space="preserve"> </w:t>
-      </w:r>
-      <w:r>
-        <w:rPr>
-          <w:b/>
-          <w:bCs/>
-        </w:rPr>
-        <w:t xml:space="preserve">258</w:t>
-      </w:r>
-      <w:r>
-        <w:t xml:space="preserve">, 104946.</w:t>
-      </w:r>
-    </w:p>
-    <w:bookmarkEnd w:id="100"/>
-    <w:bookmarkStart w:id="102" w:name="ref-little1995"/>
-    <w:p>
-      <w:pPr>
-        <w:pStyle w:val="Bibliography"/>
-      </w:pPr>
-      <w:r>
-        <w:t xml:space="preserve">Little, C.T.S. &amp; Benton, M.J. (1995)</w:t>
-      </w:r>
-      <w:r>
-        <w:t xml:space="preserve"> </w:t>
-      </w:r>
-      <w:hyperlink r:id="rId101">
-        <w:r>
-          <w:rPr>
-            <w:rStyle w:val="Hyperlink"/>
-          </w:rPr>
-          <w:t xml:space="preserve">Early jurassic mass extinction: A global long-term event</w:t>
-        </w:r>
-      </w:hyperlink>
-      <w:r>
-        <w:t xml:space="preserve">.</w:t>
-      </w:r>
-      <w:r>
-        <w:t xml:space="preserve"> </w:t>
-      </w:r>
-      <w:r>
-        <w:rPr>
-          <w:i/>
-          <w:iCs/>
-        </w:rPr>
-        <w:t xml:space="preserve">Geology</w:t>
-      </w:r>
-      <w:r>
-        <w:t xml:space="preserve">,</w:t>
-      </w:r>
-      <w:r>
-        <w:t xml:space="preserve"> </w:t>
-      </w:r>
-      <w:r>
-        <w:rPr>
-          <w:b/>
-          <w:bCs/>
-        </w:rPr>
-        <w:t xml:space="preserve">23</w:t>
-      </w:r>
-      <w:r>
-        <w:t xml:space="preserve">, 495.</w:t>
-      </w:r>
-    </w:p>
-    <w:bookmarkEnd w:id="102"/>
-    <w:bookmarkStart w:id="104" w:name="ref-marjakangas2025"/>
-    <w:p>
-      <w:pPr>
-        <w:pStyle w:val="Bibliography"/>
-      </w:pPr>
-      <w:r>
-        <w:t xml:space="preserve">Marjakangas, E.-L., Dalsgaard, B. &amp; Ordonez, A. (2025)</w:t>
-      </w:r>
-      <w:r>
-        <w:t xml:space="preserve"> </w:t>
-      </w:r>
-      <w:hyperlink r:id="rId103">
-        <w:r>
-          <w:rPr>
-            <w:rStyle w:val="Hyperlink"/>
-          </w:rPr>
-          <w:t xml:space="preserve">Fundamental interaction niches: Towards a functional understanding of ecological networks’ resilience</w:t>
-        </w:r>
-      </w:hyperlink>
-      <w:r>
-        <w:t xml:space="preserve">.</w:t>
-      </w:r>
-      <w:r>
-        <w:t xml:space="preserve"> </w:t>
-      </w:r>
-      <w:r>
-        <w:rPr>
-          <w:i/>
-          <w:iCs/>
-        </w:rPr>
-        <w:t xml:space="preserve">Ecology Letters</w:t>
-      </w:r>
-      <w:r>
-        <w:t xml:space="preserve">,</w:t>
-      </w:r>
-      <w:r>
-        <w:t xml:space="preserve"> </w:t>
-      </w:r>
-      <w:r>
-        <w:rPr>
-          <w:b/>
-          <w:bCs/>
-        </w:rPr>
-        <w:t xml:space="preserve">28</w:t>
-      </w:r>
-      <w:r>
-        <w:t xml:space="preserve">, e70146.</w:t>
-      </w:r>
-    </w:p>
-    <w:bookmarkEnd w:id="104"/>
-    <w:bookmarkStart w:id="106" w:name="ref-mestre2026"/>
-    <w:p>
-      <w:pPr>
-        <w:pStyle w:val="Bibliography"/>
-      </w:pPr>
-      <w:r>
-        <w:t xml:space="preserve">Mestre, F. &amp; Bastazini, V.A.G. (2026)</w:t>
-      </w:r>
-      <w:r>
-        <w:t xml:space="preserve"> </w:t>
-      </w:r>
-      <w:hyperlink r:id="rId105">
-        <w:r>
-          <w:rPr>
-            <w:rStyle w:val="Hyperlink"/>
-          </w:rPr>
-          <w:t xml:space="preserve">Metawebs as a tool to connect ecology and biogeography: A critical review</w:t>
-        </w:r>
-      </w:hyperlink>
-      <w:r>
-        <w:t xml:space="preserve">.</w:t>
-      </w:r>
-      <w:r>
-        <w:t xml:space="preserve"> </w:t>
-      </w:r>
-      <w:r>
-        <w:rPr>
-          <w:i/>
-          <w:iCs/>
-        </w:rPr>
-        <w:t xml:space="preserve">Ecological Modelling</w:t>
-      </w:r>
-      <w:r>
-        <w:t xml:space="preserve">,</w:t>
-      </w:r>
-      <w:r>
-        <w:t xml:space="preserve"> </w:t>
-      </w:r>
-      <w:r>
-        <w:rPr>
-          <w:b/>
-          <w:bCs/>
-        </w:rPr>
-        <w:t xml:space="preserve">519</w:t>
-      </w:r>
-      <w:r>
-        <w:t xml:space="preserve">, 111674.</w:t>
-      </w:r>
-    </w:p>
-    <w:bookmarkEnd w:id="106"/>
-    <w:bookmarkStart w:id="108" w:name="ref-michalska-smith2019"/>
-    <w:p>
-      <w:pPr>
-        <w:pStyle w:val="Bibliography"/>
-      </w:pPr>
-      <w:r>
-        <w:t xml:space="preserve">Michalska-Smith, M.J. &amp; Allesina, S. (2019)</w:t>
-      </w:r>
-      <w:r>
-        <w:t xml:space="preserve"> </w:t>
-      </w:r>
-      <w:hyperlink r:id="rId107">
-        <w:r>
-          <w:rPr>
-            <w:rStyle w:val="Hyperlink"/>
-          </w:rPr>
-          <w:t xml:space="preserve">Telling ecological networks apart by their structure: A computational challenge</w:t>
-        </w:r>
-      </w:hyperlink>
-      <w:r>
-        <w:t xml:space="preserve">.</w:t>
-      </w:r>
-      <w:r>
-        <w:t xml:space="preserve"> </w:t>
-      </w:r>
-      <w:r>
-        <w:rPr>
-          <w:i/>
-          <w:iCs/>
-        </w:rPr>
-        <w:t xml:space="preserve">PLOS Computational Biology</w:t>
-      </w:r>
-      <w:r>
-        <w:t xml:space="preserve">,</w:t>
-      </w:r>
-      <w:r>
-        <w:t xml:space="preserve"> </w:t>
-      </w:r>
-      <w:r>
-        <w:rPr>
-          <w:b/>
-          <w:bCs/>
-        </w:rPr>
-        <w:t xml:space="preserve">15</w:t>
-      </w:r>
-      <w:r>
-        <w:t xml:space="preserve">, e1007076.</w:t>
-      </w:r>
-    </w:p>
-    <w:bookmarkEnd w:id="108"/>
-    <w:bookmarkStart w:id="110" w:name="ref-milo2002"/>
-    <w:p>
-      <w:pPr>
-        <w:pStyle w:val="Bibliography"/>
-      </w:pPr>
-      <w:r>
-        <w:t xml:space="preserve">Milo, R., Shen-Orr, S., Itzkovitz, S., Kashtan, N., Chklovskii, D. &amp; Alon, U. (2002)</w:t>
-      </w:r>
-      <w:r>
-        <w:t xml:space="preserve"> </w:t>
-      </w:r>
-      <w:hyperlink r:id="rId109">
-        <w:r>
-          <w:rPr>
-            <w:rStyle w:val="Hyperlink"/>
-          </w:rPr>
-          <w:t xml:space="preserve">Network motifs: Simple building blocks of complex networks</w:t>
-        </w:r>
-      </w:hyperlink>
-      <w:r>
-        <w:t xml:space="preserve">.</w:t>
-      </w:r>
-      <w:r>
-        <w:t xml:space="preserve"> </w:t>
-      </w:r>
-      <w:r>
-        <w:rPr>
-          <w:i/>
-          <w:iCs/>
-        </w:rPr>
-        <w:t xml:space="preserve">Science</w:t>
-      </w:r>
-      <w:r>
-        <w:t xml:space="preserve">,</w:t>
-      </w:r>
-      <w:r>
-        <w:t xml:space="preserve"> </w:t>
-      </w:r>
-      <w:r>
-        <w:rPr>
-          <w:b/>
-          <w:bCs/>
-        </w:rPr>
-        <w:t xml:space="preserve">298</w:t>
-      </w:r>
-      <w:r>
-        <w:t xml:space="preserve">, 824–827.</w:t>
-      </w:r>
-    </w:p>
-    <w:bookmarkEnd w:id="110"/>
-    <w:bookmarkStart w:id="112" w:name="ref-morales-castilla2015"/>
-    <w:p>
-      <w:pPr>
-        <w:pStyle w:val="Bibliography"/>
-      </w:pPr>
-      <w:r>
-        <w:t xml:space="preserve">Morales-Castilla, I., Matias, M.G., Gravel, D. &amp; Araújo, M.B. (2015)</w:t>
-      </w:r>
-      <w:r>
-        <w:t xml:space="preserve"> </w:t>
-      </w:r>
-      <w:hyperlink r:id="rId111">
-        <w:r>
-          <w:rPr>
-            <w:rStyle w:val="Hyperlink"/>
-          </w:rPr>
-          <w:t xml:space="preserve">Inferring biotic interactions from proxies</w:t>
-        </w:r>
-      </w:hyperlink>
-      <w:r>
-        <w:t xml:space="preserve">.</w:t>
-      </w:r>
-      <w:r>
-        <w:t xml:space="preserve"> </w:t>
-      </w:r>
-      <w:r>
-        <w:rPr>
-          <w:i/>
-          <w:iCs/>
-        </w:rPr>
-        <w:t xml:space="preserve">Trends in Ecology &amp; Evolution</w:t>
-      </w:r>
-      <w:r>
-        <w:t xml:space="preserve">,</w:t>
-      </w:r>
-      <w:r>
-        <w:t xml:space="preserve"> </w:t>
-      </w:r>
-      <w:r>
-        <w:rPr>
-          <w:b/>
-          <w:bCs/>
-        </w:rPr>
-        <w:t xml:space="preserve">30</w:t>
-      </w:r>
-      <w:r>
-        <w:t xml:space="preserve">, 347–356.</w:t>
-      </w:r>
-    </w:p>
-    <w:bookmarkEnd w:id="112"/>
-    <w:bookmarkStart w:id="114" w:name="ref-pellissier2018"/>
-    <w:p>
-      <w:pPr>
-        <w:pStyle w:val="Bibliography"/>
-      </w:pPr>
-      <w:r>
-        <w:t xml:space="preserve">Pellissier, L., Albouy, C., Bascompte, J., Farwig, N., Graham, C., Loreau, M., Maglianesi, M.A., Melián, C.J., Pitteloud, C., Roslin, T., Rohr, R., Saavedra, S., Thuiller, W., Woodward, G., Zimmermann, N.E. &amp; Gravel, D. (2018)</w:t>
-      </w:r>
-      <w:r>
-        <w:t xml:space="preserve"> </w:t>
-      </w:r>
-      <w:hyperlink r:id="rId113">
-        <w:r>
-          <w:rPr>
-            <w:rStyle w:val="Hyperlink"/>
-          </w:rPr>
-          <w:t xml:space="preserve">Comparing species interaction networks along environmental gradients</w:t>
-        </w:r>
-      </w:hyperlink>
-      <w:r>
-        <w:t xml:space="preserve">.</w:t>
-      </w:r>
-      <w:r>
-        <w:t xml:space="preserve"> </w:t>
-      </w:r>
-      <w:r>
-        <w:rPr>
-          <w:i/>
-          <w:iCs/>
-        </w:rPr>
-        <w:t xml:space="preserve">Biological Reviews</w:t>
-      </w:r>
-      <w:r>
-        <w:t xml:space="preserve">,</w:t>
-      </w:r>
-      <w:r>
-        <w:t xml:space="preserve"> </w:t>
-      </w:r>
-      <w:r>
-        <w:rPr>
-          <w:b/>
-          <w:bCs/>
-        </w:rPr>
-        <w:t xml:space="preserve">93</w:t>
-      </w:r>
-      <w:r>
-        <w:t xml:space="preserve">, 785–800.</w:t>
-      </w:r>
-    </w:p>
-    <w:bookmarkEnd w:id="114"/>
-    <w:bookmarkStart w:id="116" w:name="ref-petchey2011"/>
-    <w:p>
-      <w:pPr>
-        <w:pStyle w:val="Bibliography"/>
-      </w:pPr>
-      <w:r>
-        <w:t xml:space="preserve">Petchey, O.L., Beckerman, A.P., Riede, J.O. &amp; Warren, P.H. (2011)</w:t>
-      </w:r>
-      <w:r>
-        <w:t xml:space="preserve"> </w:t>
-      </w:r>
-      <w:hyperlink r:id="rId115">
-        <w:r>
-          <w:rPr>
-            <w:rStyle w:val="Hyperlink"/>
-          </w:rPr>
-          <w:t xml:space="preserve">Fit, efficiency, and biology: Some thoughts on judging food web models</w:t>
-        </w:r>
-      </w:hyperlink>
-      <w:r>
-        <w:t xml:space="preserve">.</w:t>
-      </w:r>
-      <w:r>
-        <w:t xml:space="preserve"> </w:t>
-      </w:r>
-      <w:r>
-        <w:rPr>
-          <w:i/>
-          <w:iCs/>
-        </w:rPr>
-        <w:t xml:space="preserve">Journal of Theoretical Biology</w:t>
-      </w:r>
-      <w:r>
-        <w:t xml:space="preserve">,</w:t>
-      </w:r>
-      <w:r>
-        <w:t xml:space="preserve"> </w:t>
-      </w:r>
-      <w:r>
-        <w:rPr>
-          <w:b/>
-          <w:bCs/>
-        </w:rPr>
-        <w:t xml:space="preserve">279</w:t>
-      </w:r>
-      <w:r>
-        <w:t xml:space="preserve">, 169–171.</w:t>
-      </w:r>
-    </w:p>
-    <w:bookmarkEnd w:id="116"/>
-    <w:bookmarkStart w:id="118" w:name="ref-petchey2008"/>
-    <w:p>
-      <w:pPr>
-        <w:pStyle w:val="Bibliography"/>
-      </w:pPr>
-      <w:r>
-        <w:t xml:space="preserve">Petchey, O.L., Beckerman, A.P., Riede, J.O. &amp; Warren, P.H. (2008)</w:t>
-      </w:r>
-      <w:r>
-        <w:t xml:space="preserve"> </w:t>
-      </w:r>
-      <w:hyperlink r:id="rId117">
-        <w:r>
-          <w:rPr>
-            <w:rStyle w:val="Hyperlink"/>
-          </w:rPr>
-          <w:t xml:space="preserve">Size, foraging, and food web structure</w:t>
-        </w:r>
-      </w:hyperlink>
-      <w:r>
-        <w:t xml:space="preserve">.</w:t>
-      </w:r>
-      <w:r>
-        <w:t xml:space="preserve"> </w:t>
-      </w:r>
-      <w:r>
-        <w:rPr>
-          <w:i/>
-          <w:iCs/>
-        </w:rPr>
-        <w:t xml:space="preserve">Proceedings of the National Academy of Sciences</w:t>
-      </w:r>
-      <w:r>
-        <w:t xml:space="preserve">,</w:t>
-      </w:r>
-      <w:r>
-        <w:t xml:space="preserve"> </w:t>
-      </w:r>
-      <w:r>
-        <w:rPr>
-          <w:b/>
-          <w:bCs/>
-        </w:rPr>
-        <w:t xml:space="preserve">105</w:t>
-      </w:r>
-      <w:r>
-        <w:t xml:space="preserve">, 4191–4196.</w:t>
-      </w:r>
-    </w:p>
-    <w:bookmarkEnd w:id="118"/>
-    <w:bookmarkStart w:id="120" w:name="ref-poisot2021"/>
-    <w:p>
-      <w:pPr>
-        <w:pStyle w:val="Bibliography"/>
-      </w:pPr>
-      <w:r>
-        <w:t xml:space="preserve">Poisot, T., Bergeron, G., Cazelles, K., Dallas, T., Gravel, D., MacDonald, A., Mercier, B., Violet, C. &amp; Vissault, S. (2021)</w:t>
-      </w:r>
-      <w:r>
-        <w:t xml:space="preserve"> </w:t>
-      </w:r>
-      <w:hyperlink r:id="rId119">
-        <w:r>
-          <w:rPr>
-            <w:rStyle w:val="Hyperlink"/>
-          </w:rPr>
-          <w:t xml:space="preserve">Global knowledge gaps in species interaction networks data</w:t>
-        </w:r>
-      </w:hyperlink>
-      <w:r>
-        <w:t xml:space="preserve">.</w:t>
-      </w:r>
-      <w:r>
-        <w:t xml:space="preserve"> </w:t>
-      </w:r>
-      <w:r>
-        <w:rPr>
-          <w:i/>
-          <w:iCs/>
-        </w:rPr>
-        <w:t xml:space="preserve">Journal of Biogeography</w:t>
-      </w:r>
-      <w:r>
-        <w:t xml:space="preserve">, jbi.14127.</w:t>
-      </w:r>
-    </w:p>
-    <w:bookmarkEnd w:id="120"/>
-    <w:bookmarkStart w:id="122" w:name="ref-poisot2012a"/>
-    <w:p>
-      <w:pPr>
-        <w:pStyle w:val="Bibliography"/>
-      </w:pPr>
-      <w:r>
-        <w:t xml:space="preserve">Poisot, T., Canard, E., Mouillot, D., Mouquet, N. &amp; Gravel, D. (2012)</w:t>
-      </w:r>
-      <w:r>
-        <w:t xml:space="preserve"> </w:t>
-      </w:r>
-      <w:hyperlink r:id="rId121">
-        <w:r>
-          <w:rPr>
-            <w:rStyle w:val="Hyperlink"/>
-          </w:rPr>
-          <w:t xml:space="preserve">The dissimilarity of species interaction networks</w:t>
-        </w:r>
-      </w:hyperlink>
-      <w:r>
-        <w:t xml:space="preserve">.</w:t>
-      </w:r>
-      <w:r>
-        <w:t xml:space="preserve"> </w:t>
-      </w:r>
-      <w:r>
-        <w:rPr>
-          <w:i/>
-          <w:iCs/>
-        </w:rPr>
-        <w:t xml:space="preserve">Ecology Letters</w:t>
-      </w:r>
-      <w:r>
-        <w:t xml:space="preserve">,</w:t>
-      </w:r>
-      <w:r>
-        <w:t xml:space="preserve"> </w:t>
-      </w:r>
-      <w:r>
-        <w:rPr>
-          <w:b/>
-          <w:bCs/>
-        </w:rPr>
-        <w:t xml:space="preserve">15</w:t>
-      </w:r>
-      <w:r>
-        <w:t xml:space="preserve">, 1353–1361.</w:t>
-      </w:r>
-    </w:p>
-    <w:bookmarkEnd w:id="122"/>
-    <w:bookmarkStart w:id="124" w:name="ref-poisot2016"/>
-    <w:p>
-      <w:pPr>
-        <w:pStyle w:val="Bibliography"/>
-      </w:pPr>
-      <w:r>
-        <w:t xml:space="preserve">Poisot, T., Cirtwill, A., Cazelles, K., Gravel, D., Fortin, M.-J. &amp; Stouffer, D. (2016)</w:t>
-      </w:r>
-      <w:r>
-        <w:t xml:space="preserve"> </w:t>
-      </w:r>
-      <w:hyperlink r:id="rId123">
-        <w:r>
-          <w:rPr>
-            <w:rStyle w:val="Hyperlink"/>
-          </w:rPr>
-          <w:t xml:space="preserve">The structure of probabilistic networks</w:t>
-        </w:r>
-      </w:hyperlink>
-      <w:r>
-        <w:t xml:space="preserve">.</w:t>
-      </w:r>
-      <w:r>
-        <w:t xml:space="preserve"> </w:t>
-      </w:r>
-      <w:r>
-        <w:rPr>
-          <w:i/>
-          <w:iCs/>
-        </w:rPr>
-        <w:t xml:space="preserve">Methods in Ecology and Evolution</w:t>
-      </w:r>
-      <w:r>
-        <w:t xml:space="preserve">,</w:t>
-      </w:r>
-      <w:r>
-        <w:t xml:space="preserve"> </w:t>
-      </w:r>
-      <w:r>
-        <w:rPr>
-          <w:b/>
-          <w:bCs/>
-        </w:rPr>
-        <w:t xml:space="preserve">7</w:t>
-      </w:r>
-      <w:r>
-        <w:t xml:space="preserve">, 303312.</w:t>
-      </w:r>
-    </w:p>
-    <w:bookmarkEnd w:id="124"/>
-    <w:bookmarkStart w:id="126" w:name="ref-poisot2014"/>
-    <w:p>
-      <w:pPr>
-        <w:pStyle w:val="Bibliography"/>
-      </w:pPr>
-      <w:r>
-        <w:t xml:space="preserve">Poisot, T. &amp; Gravel, D. (2014)</w:t>
-      </w:r>
-      <w:r>
-        <w:t xml:space="preserve"> </w:t>
-      </w:r>
-      <w:hyperlink r:id="rId125">
-        <w:r>
-          <w:rPr>
-            <w:rStyle w:val="Hyperlink"/>
-          </w:rPr>
-          <w:t xml:space="preserve">When is an ecological network complex? Connectance drives degree distribution and emerging network properties</w:t>
-        </w:r>
-      </w:hyperlink>
-      <w:r>
-        <w:t xml:space="preserve">.</w:t>
-      </w:r>
-      <w:r>
-        <w:t xml:space="preserve"> </w:t>
-      </w:r>
-      <w:r>
-        <w:rPr>
-          <w:i/>
-          <w:iCs/>
-        </w:rPr>
-        <w:t xml:space="preserve">PeerJ</w:t>
-      </w:r>
-      <w:r>
-        <w:t xml:space="preserve">,</w:t>
-      </w:r>
-      <w:r>
-        <w:t xml:space="preserve"> </w:t>
-      </w:r>
-      <w:r>
-        <w:rPr>
-          <w:b/>
-          <w:bCs/>
-        </w:rPr>
-        <w:t xml:space="preserve">2</w:t>
-      </w:r>
-      <w:r>
-        <w:t xml:space="preserve">, e251.</w:t>
-      </w:r>
-    </w:p>
-    <w:bookmarkEnd w:id="126"/>
-    <w:bookmarkStart w:id="128" w:name="ref-poisot2015"/>
-    <w:p>
-      <w:pPr>
-        <w:pStyle w:val="Bibliography"/>
-      </w:pPr>
-      <w:r>
-        <w:t xml:space="preserve">Poisot, T., Stouffer, D.B. &amp; Gravel, D. (2015)</w:t>
-      </w:r>
-      <w:r>
-        <w:t xml:space="preserve"> </w:t>
-      </w:r>
-      <w:hyperlink r:id="rId127">
-        <w:r>
-          <w:rPr>
-            <w:rStyle w:val="Hyperlink"/>
-          </w:rPr>
-          <w:t xml:space="preserve">Beyond species: Why ecological interaction networks vary through space and time</w:t>
-        </w:r>
-      </w:hyperlink>
-      <w:r>
-        <w:t xml:space="preserve">.</w:t>
-      </w:r>
-      <w:r>
-        <w:t xml:space="preserve"> </w:t>
-      </w:r>
-      <w:r>
-        <w:rPr>
-          <w:i/>
-          <w:iCs/>
-        </w:rPr>
-        <w:t xml:space="preserve">Oikos</w:t>
-      </w:r>
-      <w:r>
-        <w:t xml:space="preserve">,</w:t>
-      </w:r>
-      <w:r>
-        <w:t xml:space="preserve"> </w:t>
-      </w:r>
-      <w:r>
-        <w:rPr>
-          <w:b/>
-          <w:bCs/>
-        </w:rPr>
-        <w:t xml:space="preserve">124</w:t>
-      </w:r>
-      <w:r>
-        <w:t xml:space="preserve">, 243–251.</w:t>
-      </w:r>
-    </w:p>
-    <w:bookmarkEnd w:id="128"/>
-    <w:bookmarkStart w:id="130" w:name="ref-RCoreTeam2024"/>
-    <w:p>
-      <w:pPr>
-        <w:pStyle w:val="Bibliography"/>
-      </w:pPr>
-      <w:r>
-        <w:t xml:space="preserve">R Core Team (2024)</w:t>
-      </w:r>
-      <w:r>
-        <w:t xml:space="preserve"> </w:t>
-      </w:r>
-      <w:hyperlink r:id="rId129">
-        <w:r>
-          <w:rPr>
-            <w:rStyle w:val="Hyperlink"/>
-            <w:i/>
-            <w:iCs/>
-          </w:rPr>
-          <w:t xml:space="preserve">R: A language and environment for statistical computing</w:t>
-        </w:r>
-      </w:hyperlink>
-      <w:r>
-        <w:t xml:space="preserve">, R Foundation for Statistical Computing, Vienna, Austria.</w:t>
-      </w:r>
-    </w:p>
-    <w:bookmarkEnd w:id="130"/>
-    <w:bookmarkStart w:id="132" w:name="ref-rohr2010"/>
-    <w:p>
-      <w:pPr>
-        <w:pStyle w:val="Bibliography"/>
-      </w:pPr>
-      <w:r>
-        <w:t xml:space="preserve">Rohr, R., Scherer, H., Kehrli, P., Mazza, C. &amp; Bersier, L.-F. (2010)</w:t>
-      </w:r>
-      <w:r>
-        <w:t xml:space="preserve"> </w:t>
-      </w:r>
-      <w:hyperlink r:id="rId131">
-        <w:r>
-          <w:rPr>
-            <w:rStyle w:val="Hyperlink"/>
-          </w:rPr>
-          <w:t xml:space="preserve">Modeling food webs: Exploring unexplained structure using latent traits.</w:t>
-        </w:r>
-      </w:hyperlink>
-      <w:r>
-        <w:t xml:space="preserve"> </w:t>
-      </w:r>
-      <w:r>
-        <w:rPr>
-          <w:i/>
-          <w:iCs/>
-        </w:rPr>
-        <w:t xml:space="preserve">The American Naturalist</w:t>
-      </w:r>
-      <w:r>
-        <w:t xml:space="preserve">,</w:t>
-      </w:r>
-      <w:r>
-        <w:t xml:space="preserve"> </w:t>
-      </w:r>
-      <w:r>
-        <w:rPr>
-          <w:b/>
-          <w:bCs/>
-        </w:rPr>
-        <w:t xml:space="preserve">176</w:t>
-      </w:r>
-      <w:r>
-        <w:t xml:space="preserve">, 170–177.</w:t>
-      </w:r>
-    </w:p>
-    <w:bookmarkEnd w:id="132"/>
-    <w:bookmarkStart w:id="134" w:name="ref-roopnarine2006"/>
-    <w:p>
-      <w:pPr>
-        <w:pStyle w:val="Bibliography"/>
-      </w:pPr>
-      <w:r>
-        <w:t xml:space="preserve">Roopnarine, P.D. (2006)</w:t>
-      </w:r>
-      <w:r>
-        <w:t xml:space="preserve"> </w:t>
-      </w:r>
-      <w:hyperlink r:id="rId133">
-        <w:r>
-          <w:rPr>
-            <w:rStyle w:val="Hyperlink"/>
-          </w:rPr>
-          <w:t xml:space="preserve">Extinction cascades and catastrophe in ancient food webs</w:t>
-        </w:r>
-      </w:hyperlink>
-      <w:r>
-        <w:t xml:space="preserve">.</w:t>
-      </w:r>
-      <w:r>
-        <w:t xml:space="preserve"> </w:t>
-      </w:r>
-      <w:r>
-        <w:rPr>
-          <w:i/>
-          <w:iCs/>
-        </w:rPr>
-        <w:t xml:space="preserve">Paleobiology</w:t>
-      </w:r>
-      <w:r>
-        <w:t xml:space="preserve">,</w:t>
-      </w:r>
-      <w:r>
-        <w:t xml:space="preserve"> </w:t>
-      </w:r>
-      <w:r>
-        <w:rPr>
-          <w:b/>
-          <w:bCs/>
-        </w:rPr>
-        <w:t xml:space="preserve">32</w:t>
-      </w:r>
-      <w:r>
-        <w:t xml:space="preserve">, 1–19.</w:t>
-      </w:r>
-    </w:p>
-    <w:bookmarkEnd w:id="134"/>
-    <w:bookmarkStart w:id="136" w:name="ref-sandra2025"/>
-    <w:p>
-      <w:pPr>
-        <w:pStyle w:val="Bibliography"/>
-      </w:pPr>
-      <w:r>
-        <w:t xml:space="preserve">Sandra, H.-P., Traveset, A., Nogales, M., Heleno, R., Llewelyn, J. &amp; Strona, G. (2025)</w:t>
-      </w:r>
-      <w:r>
-        <w:t xml:space="preserve"> </w:t>
-      </w:r>
-      <w:hyperlink r:id="rId135">
-        <w:r>
-          <w:rPr>
-            <w:rStyle w:val="Hyperlink"/>
-          </w:rPr>
-          <w:t xml:space="preserve">Sampling biases across interaction types affect the robustness of ecological multilayer networks</w:t>
-        </w:r>
-      </w:hyperlink>
-      <w:r>
-        <w:t xml:space="preserve">.</w:t>
-      </w:r>
-      <w:r>
-        <w:t xml:space="preserve"> </w:t>
-      </w:r>
-      <w:r>
-        <w:rPr>
-          <w:i/>
-          <w:iCs/>
-        </w:rPr>
-        <w:t xml:space="preserve">Ecological Informatics</w:t>
-      </w:r>
-      <w:r>
-        <w:t xml:space="preserve">, 103183.</w:t>
-      </w:r>
-    </w:p>
-    <w:bookmarkEnd w:id="136"/>
-    <w:bookmarkStart w:id="138" w:name="ref-schneider2016"/>
-    <w:p>
-      <w:pPr>
-        <w:pStyle w:val="Bibliography"/>
-      </w:pPr>
-      <w:r>
-        <w:t xml:space="preserve">Schneider, F.D., Brose, U., Rall, B.C. &amp; Guill, C. (2016)</w:t>
-      </w:r>
-      <w:r>
-        <w:t xml:space="preserve"> </w:t>
-      </w:r>
-      <w:hyperlink r:id="rId137">
-        <w:r>
-          <w:rPr>
-            <w:rStyle w:val="Hyperlink"/>
-          </w:rPr>
-          <w:t xml:space="preserve">Animal diversity and ecosystem functioning in dynamic food webs</w:t>
-        </w:r>
-      </w:hyperlink>
-      <w:r>
-        <w:t xml:space="preserve">.</w:t>
-      </w:r>
-      <w:r>
-        <w:t xml:space="preserve"> </w:t>
-      </w:r>
-      <w:r>
-        <w:rPr>
-          <w:i/>
-          <w:iCs/>
-        </w:rPr>
-        <w:t xml:space="preserve">Nature Communications</w:t>
-      </w:r>
-      <w:r>
-        <w:t xml:space="preserve">,</w:t>
-      </w:r>
-      <w:r>
-        <w:t xml:space="preserve"> </w:t>
-      </w:r>
-      <w:r>
-        <w:rPr>
-          <w:b/>
-          <w:bCs/>
-        </w:rPr>
-        <w:t xml:space="preserve">7</w:t>
-      </w:r>
-      <w:r>
-        <w:t xml:space="preserve">, 12718.</w:t>
-      </w:r>
-    </w:p>
-    <w:bookmarkEnd w:id="138"/>
-    <w:bookmarkStart w:id="140" w:name="ref-shaw2024"/>
-    <w:p>
-      <w:pPr>
-        <w:pStyle w:val="Bibliography"/>
-      </w:pPr>
-      <w:r>
-        <w:t xml:space="preserve">Shaw, J.O., Dunhill, A.M., Beckerman, A.P., Dunne, J.A. &amp; Hull, P.M. (2024)</w:t>
-      </w:r>
-      <w:r>
-        <w:t xml:space="preserve"> </w:t>
-      </w:r>
-      <w:hyperlink r:id="rId139">
-        <w:r>
-          <w:rPr>
-            <w:rStyle w:val="Hyperlink"/>
-          </w:rPr>
-          <w:t xml:space="preserve">A framework for reconstructing ancient food webs using functional trait data</w:t>
-        </w:r>
-      </w:hyperlink>
-      <w:r>
-        <w:t xml:space="preserve">. 2024.01.30.578036.</w:t>
-      </w:r>
-    </w:p>
-    <w:bookmarkEnd w:id="140"/>
-    <w:bookmarkStart w:id="142" w:name="ref-smith2025"/>
-    <w:p>
-      <w:pPr>
-        <w:pStyle w:val="Bibliography"/>
-      </w:pPr>
-      <w:r>
-        <w:t xml:space="preserve">Smith, Q.A., Tomé, C.P., Gearty, W., Smith, F.A., Shizuka, D. &amp; Lyons, S.K. (2025)</w:t>
-      </w:r>
-      <w:r>
-        <w:t xml:space="preserve"> </w:t>
-      </w:r>
-      <w:hyperlink r:id="rId141">
-        <w:r>
-          <w:rPr>
-            <w:rStyle w:val="Hyperlink"/>
-          </w:rPr>
-          <w:t xml:space="preserve">Consequences of the megafauna extinction: Changes in food web networks on the edwards plateau across the pleistocene</w:t>
-        </w:r>
-        <w:r>
-          <w:rPr>
-            <w:rStyle w:val="Hyperlink"/>
-          </w:rPr>
-          <w:t xml:space="preserve">holocene transition</w:t>
-        </w:r>
-      </w:hyperlink>
-      <w:r>
-        <w:t xml:space="preserve">.</w:t>
-      </w:r>
-      <w:r>
-        <w:t xml:space="preserve"> </w:t>
-      </w:r>
-      <w:r>
-        <w:rPr>
-          <w:i/>
-          <w:iCs/>
-        </w:rPr>
-        <w:t xml:space="preserve">Global Ecology and Biogeography</w:t>
-      </w:r>
-      <w:r>
-        <w:t xml:space="preserve">,</w:t>
-      </w:r>
-      <w:r>
-        <w:t xml:space="preserve"> </w:t>
-      </w:r>
-      <w:r>
-        <w:rPr>
-          <w:b/>
-          <w:bCs/>
-        </w:rPr>
-        <w:t xml:space="preserve">34</w:t>
-      </w:r>
-      <w:r>
-        <w:t xml:space="preserve">, e70113.</w:t>
-      </w:r>
-    </w:p>
-    <w:bookmarkEnd w:id="142"/>
-    <w:bookmarkStart w:id="144" w:name="ref-stouffer2019"/>
-    <w:p>
-      <w:pPr>
-        <w:pStyle w:val="Bibliography"/>
-      </w:pPr>
-      <w:r>
-        <w:t xml:space="preserve">Stouffer, D.B. (2019)</w:t>
-      </w:r>
-      <w:r>
-        <w:t xml:space="preserve"> </w:t>
-      </w:r>
-      <w:hyperlink r:id="rId143">
-        <w:r>
-          <w:rPr>
-            <w:rStyle w:val="Hyperlink"/>
-          </w:rPr>
-          <w:t xml:space="preserve">All ecological models are wrong, but some are useful</w:t>
-        </w:r>
-      </w:hyperlink>
-      <w:r>
-        <w:t xml:space="preserve">.</w:t>
-      </w:r>
-      <w:r>
-        <w:t xml:space="preserve"> </w:t>
-      </w:r>
-      <w:r>
-        <w:rPr>
-          <w:i/>
-          <w:iCs/>
-        </w:rPr>
-        <w:t xml:space="preserve">Journal of Animal Ecology</w:t>
-      </w:r>
-      <w:r>
-        <w:t xml:space="preserve">,</w:t>
-      </w:r>
-      <w:r>
-        <w:t xml:space="preserve"> </w:t>
-      </w:r>
-      <w:r>
-        <w:rPr>
-          <w:b/>
-          <w:bCs/>
-        </w:rPr>
-        <w:t xml:space="preserve">88</w:t>
-      </w:r>
-      <w:r>
-        <w:t xml:space="preserve">, 192–195.</w:t>
-      </w:r>
-    </w:p>
-    <w:bookmarkEnd w:id="144"/>
-    <w:bookmarkStart w:id="146" w:name="ref-strydom2021b"/>
-    <w:p>
-      <w:pPr>
-        <w:pStyle w:val="Bibliography"/>
-      </w:pPr>
-      <w:r>
-        <w:t xml:space="preserve">Strydom, T., Catchen, M.D., Banville, F., Caron, D., Dansereau, G., Desjardins-Proulx, P., Forero-Muñoz, N.R., Higino, G., Mercier, B., Gonzalez, A., Gravel, D., Pollock, L. &amp; Poisot, T. (2021b)</w:t>
-      </w:r>
-      <w:r>
-        <w:t xml:space="preserve"> </w:t>
-      </w:r>
-      <w:hyperlink r:id="rId145">
-        <w:r>
-          <w:rPr>
-            <w:rStyle w:val="Hyperlink"/>
-          </w:rPr>
-          <w:t xml:space="preserve">A roadmap towards predicting species interaction networks (across space and time)</w:t>
-        </w:r>
-      </w:hyperlink>
-      <w:r>
-        <w:t xml:space="preserve">.</w:t>
-      </w:r>
-      <w:r>
-        <w:t xml:space="preserve"> </w:t>
-      </w:r>
-      <w:r>
-        <w:rPr>
-          <w:i/>
-          <w:iCs/>
-        </w:rPr>
-        <w:t xml:space="preserve">Philosophical Transactions of the Royal Society B: Biological Sciences</w:t>
-      </w:r>
-      <w:r>
-        <w:t xml:space="preserve">,</w:t>
-      </w:r>
-      <w:r>
-        <w:t xml:space="preserve"> </w:t>
-      </w:r>
-      <w:r>
-        <w:rPr>
-          <w:b/>
-          <w:bCs/>
-        </w:rPr>
-        <w:t xml:space="preserve">376</w:t>
-      </w:r>
-      <w:r>
-        <w:t xml:space="preserve">, 20210063.</w:t>
-      </w:r>
-    </w:p>
-    <w:bookmarkEnd w:id="146"/>
-    <w:bookmarkStart w:id="147" w:name="ref-strydom2021"/>
-    <w:p>
-      <w:pPr>
-        <w:pStyle w:val="Bibliography"/>
-      </w:pPr>
-      <w:r>
-        <w:t xml:space="preserve">Strydom, T., Catchen, M.D., Banville, F., Caron, D., Dansereau, G., Desjardins-Proulx, P., Forero-Muñoz, N.R., Higino, G., Mercier, B., Gonzalez, A., Gravel, D., Pollock, L. &amp; Poisot, T. (2021a)</w:t>
-      </w:r>
-      <w:r>
-        <w:t xml:space="preserve"> </w:t>
-      </w:r>
-      <w:hyperlink r:id="rId145">
-        <w:r>
-          <w:rPr>
-            <w:rStyle w:val="Hyperlink"/>
-          </w:rPr>
-          <w:t xml:space="preserve">A roadmap towards predicting species interaction networks (across space and time)</w:t>
-        </w:r>
-      </w:hyperlink>
-      <w:r>
-        <w:t xml:space="preserve">.</w:t>
-      </w:r>
-      <w:r>
-        <w:t xml:space="preserve"> </w:t>
-      </w:r>
-      <w:r>
-        <w:rPr>
-          <w:i/>
-          <w:iCs/>
-        </w:rPr>
-        <w:t xml:space="preserve">Philosophical Transactions of the Royal Society B: Biological Sciences</w:t>
-      </w:r>
-      <w:r>
-        <w:t xml:space="preserve">,</w:t>
-      </w:r>
-      <w:r>
-        <w:t xml:space="preserve"> </w:t>
-      </w:r>
-      <w:r>
-        <w:rPr>
-          <w:b/>
-          <w:bCs/>
-        </w:rPr>
-        <w:t xml:space="preserve">376</w:t>
-      </w:r>
-      <w:r>
-        <w:t xml:space="preserve">, 20210063.</w:t>
-      </w:r>
-    </w:p>
-    <w:bookmarkEnd w:id="147"/>
-    <w:bookmarkStart w:id="149" w:name="ref-strydom2026"/>
-    <w:p>
-      <w:pPr>
-        <w:pStyle w:val="Bibliography"/>
-      </w:pPr>
-      <w:r>
-        <w:t xml:space="preserve">Strydom, T., Dunhill, A.M., Dunne, J.A., Poisot, T. &amp; Beckerman, A.P. (2026)</w:t>
-      </w:r>
-      <w:r>
-        <w:t xml:space="preserve"> </w:t>
-      </w:r>
-      <w:hyperlink r:id="rId148">
-        <w:r>
-          <w:rPr>
-            <w:rStyle w:val="Hyperlink"/>
-          </w:rPr>
-          <w:t xml:space="preserve">From metawebs to realised webs: A framework for ecological network representation under global change</w:t>
-        </w:r>
-      </w:hyperlink>
-      <w:r>
-        <w:t xml:space="preserve">.</w:t>
-      </w:r>
-      <w:r>
-        <w:t xml:space="preserve"> </w:t>
-      </w:r>
-      <w:r>
-        <w:rPr>
-          <w:i/>
-          <w:iCs/>
-        </w:rPr>
-        <w:t xml:space="preserve">EcoEvoRxiv</w:t>
-      </w:r>
-      <w:r>
-        <w:t xml:space="preserve">.</w:t>
-      </w:r>
-    </w:p>
-    <w:bookmarkEnd w:id="149"/>
-    <w:bookmarkStart w:id="151" w:name="ref-thuiller2024"/>
-    <w:p>
-      <w:pPr>
-        <w:pStyle w:val="Bibliography"/>
-      </w:pPr>
-      <w:r>
-        <w:t xml:space="preserve">Thuiller, W., Calderón-Sanou, I., Chalmandrier, L., Gaüzère, P., O’Connor, L.M.J., Ohlmann, M., Poggiato, G. &amp; Münkemüller, T. (2024)</w:t>
-      </w:r>
-      <w:r>
-        <w:t xml:space="preserve"> </w:t>
-      </w:r>
-      <w:hyperlink r:id="rId150">
-        <w:r>
-          <w:rPr>
-            <w:rStyle w:val="Hyperlink"/>
-          </w:rPr>
-          <w:t xml:space="preserve">Navigating the integration of biotic interactions in biogeography</w:t>
-        </w:r>
-      </w:hyperlink>
-      <w:r>
-        <w:t xml:space="preserve">.</w:t>
-      </w:r>
-      <w:r>
-        <w:t xml:space="preserve"> </w:t>
-      </w:r>
-      <w:r>
-        <w:rPr>
-          <w:i/>
-          <w:iCs/>
-        </w:rPr>
-        <w:t xml:space="preserve">Journal of Biogeography</w:t>
-      </w:r>
-      <w:r>
-        <w:t xml:space="preserve">,</w:t>
-      </w:r>
-      <w:r>
-        <w:t xml:space="preserve"> </w:t>
-      </w:r>
-      <w:r>
-        <w:rPr>
-          <w:b/>
-          <w:bCs/>
-        </w:rPr>
-        <w:t xml:space="preserve">51</w:t>
-      </w:r>
-      <w:r>
-        <w:t xml:space="preserve">, 550–559.</w:t>
-      </w:r>
-    </w:p>
-    <w:bookmarkEnd w:id="151"/>
-    <w:bookmarkStart w:id="153" w:name="ref-trøjelsgaard2016"/>
-    <w:p>
-      <w:pPr>
-        <w:pStyle w:val="Bibliography"/>
-      </w:pPr>
-      <w:r>
-        <w:t xml:space="preserve">Trøjelsgaard, K. &amp; Olesen, J.M. (2016)</w:t>
-      </w:r>
-      <w:r>
-        <w:t xml:space="preserve"> </w:t>
-      </w:r>
-      <w:hyperlink r:id="rId152">
-        <w:r>
-          <w:rPr>
-            <w:rStyle w:val="Hyperlink"/>
-          </w:rPr>
-          <w:t xml:space="preserve">Ecological networks in motion: Micro- and macroscopic variability across scales</w:t>
-        </w:r>
-      </w:hyperlink>
-      <w:r>
-        <w:t xml:space="preserve">.</w:t>
-      </w:r>
-      <w:r>
-        <w:t xml:space="preserve"> </w:t>
-      </w:r>
-      <w:r>
-        <w:rPr>
-          <w:i/>
-          <w:iCs/>
-        </w:rPr>
-        <w:t xml:space="preserve">Functional Ecology</w:t>
-      </w:r>
-      <w:r>
-        <w:t xml:space="preserve">,</w:t>
-      </w:r>
-      <w:r>
-        <w:t xml:space="preserve"> </w:t>
-      </w:r>
-      <w:r>
-        <w:rPr>
-          <w:b/>
-          <w:bCs/>
-        </w:rPr>
-        <w:t xml:space="preserve">30</w:t>
-      </w:r>
-      <w:r>
-        <w:t xml:space="preserve">, 1926–1935.</w:t>
-      </w:r>
-    </w:p>
-    <w:bookmarkEnd w:id="153"/>
-    <w:bookmarkStart w:id="155" w:name="ref-tylianakis2008"/>
-    <w:p>
-      <w:pPr>
-        <w:pStyle w:val="Bibliography"/>
-      </w:pPr>
-      <w:r>
-        <w:t xml:space="preserve">Tylianakis, J.M., Didham, R.K., Bascompte, J. &amp; Wardle, D.A. (2008)</w:t>
-      </w:r>
-      <w:r>
-        <w:t xml:space="preserve"> </w:t>
-      </w:r>
-      <w:hyperlink r:id="rId154">
-        <w:r>
-          <w:rPr>
-            <w:rStyle w:val="Hyperlink"/>
-          </w:rPr>
-          <w:t xml:space="preserve">Global change and species interactions in terrestrial ecosystems</w:t>
-        </w:r>
-      </w:hyperlink>
-      <w:r>
-        <w:t xml:space="preserve">.</w:t>
-      </w:r>
-      <w:r>
-        <w:t xml:space="preserve"> </w:t>
-      </w:r>
-      <w:r>
-        <w:rPr>
-          <w:i/>
-          <w:iCs/>
-        </w:rPr>
-        <w:t xml:space="preserve">Ecology Letters</w:t>
-      </w:r>
-      <w:r>
-        <w:t xml:space="preserve">,</w:t>
-      </w:r>
-      <w:r>
-        <w:t xml:space="preserve"> </w:t>
-      </w:r>
-      <w:r>
-        <w:rPr>
-          <w:b/>
-          <w:bCs/>
-        </w:rPr>
-        <w:t xml:space="preserve">11</w:t>
-      </w:r>
-      <w:r>
-        <w:t xml:space="preserve">, 1351–1363.</w:t>
-      </w:r>
-    </w:p>
-    <w:bookmarkEnd w:id="155"/>
-    <w:bookmarkStart w:id="157" w:name="ref-tylianakis2017"/>
-    <w:p>
-      <w:pPr>
-        <w:pStyle w:val="Bibliography"/>
-      </w:pPr>
-      <w:r>
-        <w:t xml:space="preserve">Tylianakis, J.M. &amp; Morris, R.J. (2017)</w:t>
-      </w:r>
-      <w:r>
-        <w:t xml:space="preserve"> </w:t>
-      </w:r>
-      <w:hyperlink r:id="rId156">
-        <w:r>
-          <w:rPr>
-            <w:rStyle w:val="Hyperlink"/>
-          </w:rPr>
-          <w:t xml:space="preserve">Ecological networks across environmental gradients</w:t>
-        </w:r>
-      </w:hyperlink>
-      <w:r>
-        <w:t xml:space="preserve">.</w:t>
-      </w:r>
-      <w:r>
-        <w:t xml:space="preserve"> </w:t>
-      </w:r>
-      <w:r>
-        <w:rPr>
-          <w:i/>
-          <w:iCs/>
-        </w:rPr>
-        <w:t xml:space="preserve">Annual Review of Ecology, Evolution, and Systematics</w:t>
-      </w:r>
-      <w:r>
-        <w:t xml:space="preserve">,</w:t>
-      </w:r>
-      <w:r>
-        <w:t xml:space="preserve"> </w:t>
-      </w:r>
-      <w:r>
-        <w:rPr>
-          <w:b/>
-          <w:bCs/>
-        </w:rPr>
-        <w:t xml:space="preserve">48</w:t>
-      </w:r>
-      <w:r>
-        <w:t xml:space="preserve">, 25–48.</w:t>
-      </w:r>
-    </w:p>
-    <w:bookmarkEnd w:id="157"/>
-    <w:bookmarkStart w:id="159" w:name="ref-williams2000"/>
-    <w:p>
-      <w:pPr>
-        <w:pStyle w:val="Bibliography"/>
-      </w:pPr>
-      <w:r>
-        <w:t xml:space="preserve">Williams, R.J. &amp; Martinez, N.D. (2000)</w:t>
-      </w:r>
-      <w:r>
-        <w:t xml:space="preserve"> </w:t>
-      </w:r>
-      <w:hyperlink r:id="rId158">
-        <w:r>
-          <w:rPr>
-            <w:rStyle w:val="Hyperlink"/>
-          </w:rPr>
-          <w:t xml:space="preserve">Simple rules yield complex food webs</w:t>
-        </w:r>
-      </w:hyperlink>
-      <w:r>
-        <w:t xml:space="preserve">.</w:t>
-      </w:r>
-      <w:r>
-        <w:t xml:space="preserve"> </w:t>
-      </w:r>
-      <w:r>
-        <w:rPr>
-          <w:i/>
-          <w:iCs/>
-        </w:rPr>
-        <w:t xml:space="preserve">Nature</w:t>
-      </w:r>
-      <w:r>
-        <w:t xml:space="preserve">,</w:t>
-      </w:r>
-      <w:r>
-        <w:t xml:space="preserve"> </w:t>
-      </w:r>
-      <w:r>
-        <w:rPr>
-          <w:b/>
-          <w:bCs/>
-        </w:rPr>
-        <w:t xml:space="preserve">404</w:t>
-      </w:r>
-      <w:r>
-        <w:t xml:space="preserve">, 180–183.</w:t>
-      </w:r>
-    </w:p>
-    <w:bookmarkEnd w:id="159"/>
-    <w:bookmarkStart w:id="161" w:name="ref-williams2004"/>
-    <w:p>
-      <w:pPr>
-        <w:pStyle w:val="Bibliography"/>
-      </w:pPr>
-      <w:r>
-        <w:t xml:space="preserve">Williams, R.J. &amp; Martinez, N.D. (2004)</w:t>
-      </w:r>
-      <w:r>
-        <w:t xml:space="preserve"> </w:t>
-      </w:r>
-      <w:hyperlink r:id="rId160">
-        <w:r>
-          <w:rPr>
-            <w:rStyle w:val="Hyperlink"/>
-          </w:rPr>
-          <w:t xml:space="preserve">Stabilization of chaotic and non-permanent food-web dynamics</w:t>
-        </w:r>
-      </w:hyperlink>
-      <w:r>
-        <w:t xml:space="preserve">.</w:t>
-      </w:r>
-      <w:r>
-        <w:t xml:space="preserve"> </w:t>
-      </w:r>
-      <w:r>
-        <w:rPr>
-          <w:i/>
-          <w:iCs/>
-        </w:rPr>
-        <w:t xml:space="preserve">The European Physical Journal B - Condensed Matter</w:t>
-      </w:r>
-      <w:r>
-        <w:t xml:space="preserve">,</w:t>
-      </w:r>
-      <w:r>
-        <w:t xml:space="preserve"> </w:t>
-      </w:r>
-      <w:r>
-        <w:rPr>
-          <w:b/>
-          <w:bCs/>
-        </w:rPr>
-        <w:t xml:space="preserve">38</w:t>
-      </w:r>
-      <w:r>
-        <w:t xml:space="preserve">, 297–303.</w:t>
-      </w:r>
-    </w:p>
-    <w:bookmarkEnd w:id="161"/>
-    <w:bookmarkStart w:id="163" w:name="ref-williams2008"/>
-    <w:p>
-      <w:pPr>
-        <w:pStyle w:val="Bibliography"/>
-      </w:pPr>
-      <w:r>
-        <w:t xml:space="preserve">Williams, R.J. &amp; Martinez, N.D. (2008)</w:t>
-      </w:r>
-      <w:r>
-        <w:t xml:space="preserve"> </w:t>
-      </w:r>
-      <w:hyperlink r:id="rId162">
-        <w:r>
-          <w:rPr>
-            <w:rStyle w:val="Hyperlink"/>
-          </w:rPr>
-          <w:t xml:space="preserve">Success and its limits among structural models of complex food webs</w:t>
-        </w:r>
-      </w:hyperlink>
-      <w:r>
-        <w:t xml:space="preserve">.</w:t>
-      </w:r>
-      <w:r>
-        <w:t xml:space="preserve"> </w:t>
-      </w:r>
-      <w:r>
-        <w:rPr>
-          <w:i/>
-          <w:iCs/>
-        </w:rPr>
-        <w:t xml:space="preserve">The Journal of Animal Ecology</w:t>
-      </w:r>
-      <w:r>
-        <w:t xml:space="preserve">,</w:t>
-      </w:r>
-      <w:r>
-        <w:t xml:space="preserve"> </w:t>
-      </w:r>
-      <w:r>
-        <w:rPr>
-          <w:b/>
-          <w:bCs/>
-        </w:rPr>
-        <w:t xml:space="preserve">77</w:t>
-      </w:r>
-      <w:r>
-        <w:t xml:space="preserve">, 512–519.</w:t>
-      </w:r>
-    </w:p>
-    <w:bookmarkEnd w:id="163"/>
-    <w:bookmarkStart w:id="165" w:name="ref-yeakel2014"/>
-    <w:p>
-      <w:pPr>
-        <w:pStyle w:val="Bibliography"/>
-      </w:pPr>
-      <w:r>
-        <w:t xml:space="preserve">Yeakel, J.D., Pires, M.M., Rudolf, L., Dominy, N.J., Koch, P.L., Guimarães, P.R. &amp; Gross, T. (2014)</w:t>
-      </w:r>
-      <w:r>
-        <w:t xml:space="preserve"> </w:t>
-      </w:r>
-      <w:hyperlink r:id="rId164">
-        <w:r>
-          <w:rPr>
-            <w:rStyle w:val="Hyperlink"/>
-          </w:rPr>
-          <w:t xml:space="preserve">Collapse of an ecological network in ancient egypt</w:t>
-        </w:r>
-      </w:hyperlink>
-      <w:r>
-        <w:t xml:space="preserve">.</w:t>
-      </w:r>
-      <w:r>
-        <w:t xml:space="preserve"> </w:t>
-      </w:r>
-      <w:r>
-        <w:rPr>
-          <w:i/>
-          <w:iCs/>
-        </w:rPr>
-        <w:t xml:space="preserve">PNAS</w:t>
-      </w:r>
-      <w:r>
-        <w:t xml:space="preserve">,</w:t>
-      </w:r>
-      <w:r>
-        <w:t xml:space="preserve"> </w:t>
-      </w:r>
-      <w:r>
-        <w:rPr>
-          <w:b/>
-          <w:bCs/>
+          <w:i/>
+          <w:iCs/>
         </w:rPr>
         <w:t xml:space="preserve">111</w:t>
       </w:r>
       <w:r>
-        <w:t xml:space="preserve">, 14472–14477.</w:t>
-      </w:r>
-    </w:p>
-    <w:bookmarkEnd w:id="165"/>
-    <w:bookmarkEnd w:id="166"/>
-    <w:bookmarkEnd w:id="167"/>
+        <w:t xml:space="preserve">(40), 14472–14477.</w:t>
+      </w:r>
+      <w:r>
+        <w:t xml:space="preserve"> </w:t>
+      </w:r>
+      <w:hyperlink r:id="rId173">
+        <w:r>
+          <w:rPr>
+            <w:rStyle w:val="Hyperlink"/>
+          </w:rPr>
+          <w:t xml:space="preserve">https://doi.org/10.1073/pnas.1408471111</w:t>
+        </w:r>
+      </w:hyperlink>
+    </w:p>
+    <w:bookmarkEnd w:id="174"/>
+    <w:bookmarkEnd w:id="175"/>
+    <w:bookmarkEnd w:id="176"/>
     <w:sectPr>
       <w:footnotePr>
         <w:numRestart w:val="eachSect"/>

--- a/index.docx
+++ b/index.docx
@@ -87,7 +87,7 @@
         <w:pStyle w:val="Date"/>
       </w:pPr>
       <w:r>
-        <w:t xml:space="preserve">2026-10-14</w:t>
+        <w:t xml:space="preserve">2026-10-27</w:t>
       </w:r>
     </w:p>
     <w:p>
@@ -101,156 +101,500 @@
     <w:p>
       <w:pPr>
         <w:pStyle w:val="Abstract"/>
+      </w:pPr>
+      <w:r>
+        <w:t xml:space="preserve">Ecological networks are increasingly used to compare community organisation, quantify interaction turnover, and infer responses to environmental change. However, interaction data are often incomplete, requiring researchers to construct networks using different approaches that encode their own ecological assumptions. The extent to which these choices influence macroecological inference remains under explored. We investigate this problem using four successive marine assemblages spanning the Early Toarcian Extinction Event and subsequent recovery. We compare six food-web models representing feasibility-based, realised, and structural approaches to network construction. By quantifying network topology, pairwise interaction turnover, and extinction dynamics, we assess how model choice influences inferences about ecological change through time. Model choice explained substantially more variation in network topology than temporal turnover across extinction and recovery phases. Models also predicted markedly different sets of pairwise interactions, even when their overall network structures were similar. Although species-level vulnerability rankings were comparatively robust across models, link-dependent extinction outcomes were more model-dependent, indicating that conclusions about ecological dynamics can depend on how interactions are reconstructed. Our findings demonstrate that ecological networks are not neutral representations of communities, but model-dependent representations that can shape macroecological inference. Network reconstruction should therefore be treated as part of hypothesis specification rather than a technical step preceding analysis. Matching models to inferential goals and testing conclusions across alternative network representations are essential for distinguishing robust ecological patterns from those contingent on modelling assumptions.</w:t>
+      </w:r>
+    </w:p>
+    <w:bookmarkStart w:id="9" w:name="introduction"/>
+    <w:p>
+      <w:pPr>
+        <w:pStyle w:val="Heading1"/>
+      </w:pPr>
+      <w:r>
+        <w:t xml:space="preserve">1. Introduction</w:t>
+      </w:r>
+    </w:p>
+    <w:p>
+      <w:pPr>
+        <w:pStyle w:val="FirstParagraph"/>
+      </w:pPr>
+      <w:r>
+        <w:t xml:space="preserve">Understanding how biological communities are organised and how species interact is a central goal of ecology. While early efforts focused primarily on species richness and composition, there is growing recognition that communities are structured not only by which species occur, but also by how they interact</w:t>
+      </w:r>
+      <w:r>
+        <w:t xml:space="preserve"> </w:t>
+      </w:r>
+      <w:r>
+        <w:t xml:space="preserve">(Eisenhauer et al., 2026; Gravel et al., 2019; Mestre &amp; Bastazini, 2026; Thuiller et al., 2024)</w:t>
+      </w:r>
+      <w:r>
+        <w:t xml:space="preserve">. Interaction networks are increasingly used as macroecological state variables to compare community organisation across environmental gradients</w:t>
+      </w:r>
+      <w:r>
+        <w:t xml:space="preserve"> </w:t>
+      </w:r>
+      <w:r>
+        <w:t xml:space="preserve">(Tylianakis &amp; Morris, 2017)</w:t>
+      </w:r>
+      <w:r>
+        <w:t xml:space="preserve">, quantify</w:t>
+      </w:r>
+      <w:r>
+        <w:t xml:space="preserve"> </w:t>
+      </w:r>
+      <m:oMath>
+        <m:r>
+          <m:t>β</m:t>
+        </m:r>
+      </m:oMath>
+      <w:r>
+        <w:t xml:space="preserve">-diversity in interaction structure</w:t>
+      </w:r>
+      <w:r>
+        <w:t xml:space="preserve"> </w:t>
+      </w:r>
+      <w:r>
+        <w:t xml:space="preserve">(Poisot et al., 2015; Trøjelsgaard &amp; Olesen, 2016)</w:t>
+      </w:r>
+      <w:r>
+        <w:t xml:space="preserve">, evaluate stability–complexity relationships</w:t>
+      </w:r>
+      <w:r>
+        <w:t xml:space="preserve"> </w:t>
+      </w:r>
+      <w:r>
+        <w:t xml:space="preserve">(Allesina &amp; Tang, 2012)</w:t>
+      </w:r>
+      <w:r>
+        <w:t xml:space="preserve">, and assess vulnerability to global change</w:t>
+      </w:r>
+      <w:r>
+        <w:t xml:space="preserve"> </w:t>
+      </w:r>
+      <w:r>
+        <w:t xml:space="preserve">(Hao et al., 2025)</w:t>
+      </w:r>
+      <w:r>
+        <w:t xml:space="preserve">. Consequently, ecological networks have become central to comparative analyses of communities under future environmental change</w:t>
+      </w:r>
+      <w:r>
+        <w:t xml:space="preserve"> </w:t>
+      </w:r>
+      <w:r>
+        <w:t xml:space="preserve">(Hao et al., 2025; Michalska-Smith &amp; Allesina, 2019)</w:t>
+      </w:r>
+      <w:r>
+        <w:t xml:space="preserve"> </w:t>
+      </w:r>
+      <w:r>
+        <w:t xml:space="preserve">as well as understanding environmental transitions across deep time</w:t>
+      </w:r>
+      <w:r>
+        <w:t xml:space="preserve"> </w:t>
+      </w:r>
+      <w:r>
+        <w:t xml:space="preserve">(Dunhill et al., 2024; Roopnarine, 2006)</w:t>
+      </w:r>
+      <w:r>
+        <w:t xml:space="preserve">.</w:t>
+      </w:r>
+    </w:p>
+    <w:p>
+      <w:pPr>
+        <w:pStyle w:val="BodyText"/>
+      </w:pPr>
+      <w:r>
+        <w:t xml:space="preserve">However, ecological networks are rarely fully observed. Interaction data are often incomplete, and sampling effort varies across contemporary, biogeographic, and historical contexts</w:t>
+      </w:r>
+      <w:r>
+        <w:t xml:space="preserve"> </w:t>
+      </w:r>
+      <w:r>
+        <w:t xml:space="preserve">(Jordano, 2016; Poisot et al., 2021; Sandra et al., 2025)</w:t>
+      </w:r>
+      <w:r>
+        <w:t xml:space="preserve">. Interactions and network structure must therefore frequently be inferred through predictive approaches rather than reconstructed directly from observations</w:t>
+      </w:r>
+      <w:r>
+        <w:t xml:space="preserve"> </w:t>
+      </w:r>
+      <w:r>
+        <w:t xml:space="preserve">(Strydom et al., 2021)</w:t>
+      </w:r>
+      <w:r>
+        <w:t xml:space="preserve">. A key, often implicit, assumption is that the variation in these reconstructed network properties reflects ecological differences among communities rather than methodological artefacts introduced during the construction process</w:t>
+      </w:r>
+      <w:r>
+        <w:t xml:space="preserve"> </w:t>
+      </w:r>
+      <w:r>
+        <w:t xml:space="preserve">(Brimacombe et al., 2023; Fründ et al., 2016)</w:t>
+      </w:r>
+      <w:r>
+        <w:t xml:space="preserve">.</w:t>
+      </w:r>
+    </w:p>
+    <w:p>
+      <w:pPr>
+        <w:pStyle w:val="BodyText"/>
+      </w:pPr>
+      <w:r>
+        <w:t xml:space="preserve">Interactions are commonly inferred indirectly from traits (</w:t>
+      </w:r>
+      <w:r>
+        <w:rPr>
+          <w:i/>
+          <w:iCs/>
+        </w:rPr>
+        <w:t xml:space="preserve">e.g.,</w:t>
+      </w:r>
+      <w:r>
+        <w:t xml:space="preserve"> </w:t>
+      </w:r>
+      <w:r>
+        <w:t xml:space="preserve">body size), phylogenetic relationships, species co-occurrence, or theoretical constraints</w:t>
+      </w:r>
+      <w:r>
+        <w:t xml:space="preserve"> </w:t>
+      </w:r>
+      <w:r>
+        <w:t xml:space="preserve">(Morales-Castilla et al., 2015; Strydom et al., 2021)</w:t>
+      </w:r>
+      <w:r>
+        <w:t xml:space="preserve">. Network construction is therefore not simply an observational exercise, but an inference step shaped by assumptions about how interactions arise. Different network prediction frameworks encode different assumptions, representing interactions as either biologically feasible combinations of traits, realised diets shaped by energetic optimisation, or networks constrained by structural properties</w:t>
+      </w:r>
+      <w:r>
+        <w:t xml:space="preserve"> </w:t>
+      </w:r>
+      <w:r>
+        <w:t xml:space="preserve">(Gauzens et al., 2025; Guimarães, 2020; Petchey et al., 2011; Strydom et al., 2026)</w:t>
+      </w:r>
+      <w:r>
+        <w:t xml:space="preserve">. These assumptions act as</w:t>
+      </w:r>
+      <w:r>
+        <w:t xml:space="preserve"> </w:t>
+      </w:r>
+      <w:r>
+        <w:t xml:space="preserve">‘structural priors’</w:t>
+      </w:r>
+      <w:r>
+        <w:t xml:space="preserve"> </w:t>
+      </w:r>
+      <w:r>
+        <w:t xml:space="preserve">that can shape network architecture, potentially generating different representations of trophic structure, even for the same species pool. If alternative approaches systematically produce different network configurations, comparisons among communities risk conflating ecological variation with differences imposed by the prediction method. The reliability of macroecological inference therefore depends not only on the available data, but also on the structural assumptions underlying network construction.</w:t>
+      </w:r>
+    </w:p>
+    <w:p>
+      <w:pPr>
+        <w:pStyle w:val="BodyText"/>
+      </w:pPr>
+      <w:r>
+        <w:t xml:space="preserve">Despite rapid methodological development in interaction prediction, and comparisons among methods within individual frameworks (</w:t>
+      </w:r>
+      <w:r>
+        <w:rPr>
+          <w:i/>
+          <w:iCs/>
+        </w:rPr>
+        <w:t xml:space="preserve">e.g.,</w:t>
+      </w:r>
+      <w:r>
+        <w:t xml:space="preserve"> </w:t>
+      </w:r>
+      <w:r>
+        <w:t xml:space="preserve">Allesina et al. (2008)</w:t>
+      </w:r>
+      <w:r>
+        <w:t xml:space="preserve"> </w:t>
+      </w:r>
+      <w:r>
+        <w:t xml:space="preserve">and</w:t>
+      </w:r>
+      <w:r>
+        <w:t xml:space="preserve"> </w:t>
+      </w:r>
+      <w:r>
+        <w:t xml:space="preserve">Pichler et al. (2019)</w:t>
+      </w:r>
+      <w:r>
+        <w:t xml:space="preserve">), the extent to which alternative network-construction approaches alter macroecological conclusions remains insufficiently explored. This is consequential for comparative studies, in which network metrics are routinely interpreted as indicators of community properties, dynamics, and differences</w:t>
+      </w:r>
+      <w:r>
+        <w:t xml:space="preserve"> </w:t>
+      </w:r>
+      <w:r>
+        <w:t xml:space="preserve">(Allesina &amp; Tang, 2012; Delmas et al., 2018; Poisot et al., 2015)</w:t>
+      </w:r>
+      <w:r>
+        <w:t xml:space="preserve">. When alternative approaches impose different constraints on interaction topology, apparent differences among communities may partly reflect the assumptions of the framework used for prediction rather than underlying ecological processes. Establishing the sensitivity of macroecological conclusions to these assumptions is therefore essential for interpreting patterns inferred from predicted networks.</w:t>
+      </w:r>
+    </w:p>
+    <w:p>
+      <w:pPr>
+        <w:pStyle w:val="BodyText"/>
+      </w:pPr>
+      <w:r>
+        <w:t xml:space="preserve">Deep-time ecosystems provide a useful context in which to examine this problem. Their trophic interactions cannot be observed directly and must instead be inferred from traits, co-occurrence, and theoretical constraints</w:t>
+      </w:r>
+      <w:r>
+        <w:t xml:space="preserve"> </w:t>
+      </w:r>
+      <w:r>
+        <w:t xml:space="preserve">(Dunhill et al., 2024; Dunne et al., 2008; Dunne et al., 2014; Roopnarine, 2006; Smith et al., 2025)</w:t>
+      </w:r>
+      <w:r>
+        <w:t xml:space="preserve">. Network-based inferences about these systems are consequently dependent on prediction, making the assumptions underlying alternative approaches both unavoidable and potentially consequential. Here, we use the Early Toarcian Extinction Event (ETEE; ~183 Ma) as a case study. Recent work by</w:t>
+      </w:r>
+      <w:r>
+        <w:t xml:space="preserve"> </w:t>
+      </w:r>
+      <w:r>
+        <w:t xml:space="preserve">Dunhill et al. (2024)</w:t>
+      </w:r>
+      <w:r>
+        <w:t xml:space="preserve"> </w:t>
+      </w:r>
+      <w:r>
+        <w:t xml:space="preserve">used reconstructed food webs to infer changes in community stability and structure during this event, concluding that the extinction selectively affected specialist and infaunal organisms, producing simplified ecosystems increasingly dominated by ecological generalists and opportunistic taxa. Rather than treating these conclusions as independent of the reconstruction method, we ask a broader question – to what extent are ecological inferences about the ETEE contingent on the model used to reconstruct trophic interactions?</w:t>
+      </w:r>
+    </w:p>
+    <w:p>
+      <w:pPr>
+        <w:pStyle w:val="BodyText"/>
+      </w:pPr>
+      <w:r>
+        <w:t xml:space="preserve">To address this question, we reconstruct ecological networks for four successive assemblages spanning the ETEE using six contrasting prediction approaches that represent feasibility-based, realised, and structural approaches to network construction. By holding species composition constant while varying the prediction method, we isolate the influence of model choice on inferred network structure and the ecological conclusions derived from it. We assess whether conclusions drawn from a single framework, including those of</w:t>
+      </w:r>
+      <w:r>
+        <w:t xml:space="preserve"> </w:t>
+      </w:r>
+      <w:r>
+        <w:t xml:space="preserve">Dunhill et al. (2024)</w:t>
+      </w:r>
+      <w:r>
+        <w:t xml:space="preserve">, remain robust across alternative, equally plausible representations of interaction structure, or whether different approaches yield substantially different interpretations of ecological change. More broadly, this case study examines how strongly macroecological conclusions derived from ecological networks depend on the assumptions embedded in the approaches used to construct them.</w:t>
+      </w:r>
+    </w:p>
+    <w:bookmarkEnd w:id="9"/>
+    <w:bookmarkStart w:id="19" w:name="methods"/>
+    <w:p>
+      <w:pPr>
+        <w:pStyle w:val="Heading1"/>
+      </w:pPr>
+      <w:r>
+        <w:t xml:space="preserve">2. Methods</w:t>
+      </w:r>
+    </w:p>
+    <w:bookmarkStart w:id="10" w:name="study-system-and-fossil-data"/>
+    <w:p>
+      <w:pPr>
+        <w:pStyle w:val="Heading2"/>
+      </w:pPr>
+      <w:r>
+        <w:t xml:space="preserve">2.1 Study system and fossil data</w:t>
+      </w:r>
+    </w:p>
+    <w:p>
+      <w:pPr>
+        <w:pStyle w:val="FirstParagraph"/>
+      </w:pPr>
+      <w:r>
+        <w:t xml:space="preserve">We used fossil occurrence data from the Cleveland Basin spanning the late Pliensbachian to the late Toarcian, encompassing the ETEE and subsequent ecological recovery. To characterise changes in network structure across this interval, we defined four successive paleo-assemblages: pre-extinction (Pliensbachian), post-extinction (early Toarcian), early recovery (early–middle Toarcian), and late recovery (late Toarcian). For each taxon, we recorded body size and characterised ecological traits using Bambach’s ecospace framework</w:t>
+      </w:r>
+      <w:r>
+        <w:t xml:space="preserve"> </w:t>
+      </w:r>
+      <w:r>
+        <w:t xml:space="preserve">(Bambach et al., 2007)</w:t>
+      </w:r>
+      <w:r>
+        <w:t xml:space="preserve">, coding tiering, motility, and feeding mode following</w:t>
+      </w:r>
+      <w:r>
+        <w:t xml:space="preserve"> </w:t>
+      </w:r>
+      <w:r>
+        <w:t xml:space="preserve">Dunhill et al. (2024)</w:t>
+      </w:r>
+      <w:r>
+        <w:t xml:space="preserve">. Each paleo-assemblage was treated as a community of potentially interacting taxa. The dataset comprised 57 taxa representing diverse marine groups, including cephalopods, bivalves, and gastropods. Further details on the dataset, including taxonomic composition, trait coding, and temporal resolution, are provided in</w:t>
+      </w:r>
+      <w:r>
+        <w:t xml:space="preserve"> </w:t>
+      </w:r>
+      <w:r>
+        <w:t xml:space="preserve">Dunhill et al. (2024)</w:t>
+      </w:r>
+      <w:r>
+        <w:t xml:space="preserve">.</w:t>
+      </w:r>
+    </w:p>
+    <w:bookmarkEnd w:id="10"/>
+    <w:bookmarkStart w:id="14" w:name="network-construction-models"/>
+    <w:p>
+      <w:pPr>
+        <w:pStyle w:val="Heading2"/>
+      </w:pPr>
+      <w:r>
+        <w:t xml:space="preserve">2.2 Network construction models</w:t>
+      </w:r>
+    </w:p>
+    <w:bookmarkStart w:id="12" w:name="X914edd2db5cf2e2f2fc776545b7a2aef11fc700"/>
+    <w:p>
+      <w:pPr>
+        <w:pStyle w:val="Heading3"/>
+      </w:pPr>
+      <w:r>
+        <w:t xml:space="preserve">2.2.1 Conceptual classification of network types</w:t>
+      </w:r>
+    </w:p>
+    <w:p>
+      <w:pPr>
+        <w:pStyle w:val="FirstParagraph"/>
+      </w:pPr>
+      <w:r>
+        <w:t xml:space="preserve">In this study,</w:t>
+      </w:r>
+      <w:r>
+        <w:t xml:space="preserve"> </w:t>
+      </w:r>
+      <w:r>
+        <w:rPr>
+          <w:i/>
+          <w:iCs/>
+        </w:rPr>
+        <w:t xml:space="preserve">model</w:t>
+      </w:r>
+      <w:r>
+        <w:t xml:space="preserve"> </w:t>
+      </w:r>
+      <w:r>
+        <w:t xml:space="preserve">is used as an umbrella term for frameworks that encode assumptions about trophic interactions and generate ecological networks from specified inputs. Although these approaches differ in theoretical foundations and in their mechanistic, statistical, or structural character, this operational definition enables consistent comparison of the ecological hypotheses they represent.</w:t>
+      </w:r>
+    </w:p>
+    <w:p>
+      <w:pPr>
+        <w:pStyle w:val="BodyText"/>
+      </w:pPr>
+      <w:r>
+        <w:t xml:space="preserve">We classify network reconstruction models into three conceptual classes: feasibility-based, realised, and structural models, each representing distinct hypotheses about how trophic interactions arise and constrain food-web structure</w:t>
+      </w:r>
+      <w:r>
+        <w:t xml:space="preserve"> </w:t>
+      </w:r>
+      <w:r>
+        <w:t xml:space="preserve">(Strydom et al., 2026)</w:t>
+      </w:r>
+      <w:r>
+        <w:t xml:space="preserve">.</w:t>
+      </w:r>
+    </w:p>
+    <w:p>
+      <w:pPr>
+        <w:pStyle w:val="BodyText"/>
       </w:pPr>
       <w:r>
         <w:rPr>
           <w:b/>
           <w:bCs/>
         </w:rPr>
-        <w:t xml:space="preserve">1.</w:t>
-      </w:r>
-      <w:r>
-        <w:t xml:space="preserve"> </w:t>
-      </w:r>
-      <w:r>
-        <w:t xml:space="preserve">Ecological networks are increasingly used to compare community organisation, quantify interaction turnover, and infer responses to environmental change. However, interaction data are often incomplete, requiring researchers to predict network structure using approaches that encode different ecological assumptions. The extent to which these choices influence macroecological inference remains underexplored.</w:t>
-      </w:r>
-    </w:p>
-    <w:p>
-      <w:pPr>
-        <w:pStyle w:val="Abstract"/>
+        <w:t xml:space="preserve">Feasibility-based models</w:t>
+      </w:r>
+      <w:r>
+        <w:t xml:space="preserve"> </w:t>
+      </w:r>
+      <w:r>
+        <w:t xml:space="preserve">identify biologically possible consumer–resource interactions using trait compatibility or mechanistic rules, defining a feasible interaction space without necessarily predicting which interactions occur in a specific community. In paleoecological contexts, they translate trait information and expert knowledge into biologically grounded predictions when direct interaction observations are unavailable (</w:t>
+      </w:r>
+      <w:r>
+        <w:rPr>
+          <w:i/>
+          <w:iCs/>
+        </w:rPr>
+        <w:t xml:space="preserve">e.g.,</w:t>
+      </w:r>
+      <w:r>
+        <w:t xml:space="preserve"> </w:t>
+      </w:r>
+      <w:r>
+        <w:t xml:space="preserve">Fricke et al. (2022)</w:t>
+      </w:r>
+      <w:r>
+        <w:t xml:space="preserve">;</w:t>
+      </w:r>
+      <w:r>
+        <w:t xml:space="preserve"> </w:t>
+      </w:r>
+      <w:r>
+        <w:t xml:space="preserve">Roopnarine (2006)</w:t>
+      </w:r>
+      <w:r>
+        <w:t xml:space="preserve">;</w:t>
+      </w:r>
+      <w:r>
+        <w:t xml:space="preserve"> </w:t>
+      </w:r>
+      <w:r>
+        <w:t xml:space="preserve">Shaw et al. (2024)</w:t>
+      </w:r>
+      <w:r>
+        <w:t xml:space="preserve">).</w:t>
+      </w:r>
+    </w:p>
+    <w:p>
+      <w:pPr>
+        <w:pStyle w:val="BodyText"/>
       </w:pPr>
       <w:r>
         <w:rPr>
           <w:b/>
           <w:bCs/>
         </w:rPr>
-        <w:t xml:space="preserve">2.</w:t>
-      </w:r>
-      <w:r>
-        <w:t xml:space="preserve"> </w:t>
-      </w:r>
-      <w:r>
-        <w:t xml:space="preserve">We investigate this problem using four successive marine assemblages spanning the Early Toarcian Extinction Event and subsequent recovery. We compare six food-web models representing feasibility-based, realised, and structural approaches to network construction. By quantifying network topology, pairwise interaction turnover, and extinction dynamics while holding species composition constant across models, we assess how model choice influences inferences about ecological change through time.</w:t>
-      </w:r>
-    </w:p>
-    <w:p>
-      <w:pPr>
-        <w:pStyle w:val="Abstract"/>
+        <w:t xml:space="preserve">Realised models</w:t>
+      </w:r>
+      <w:r>
+        <w:t xml:space="preserve"> </w:t>
+      </w:r>
+      <w:r>
+        <w:t xml:space="preserve">estimate the subset of feasible interactions expected under ecological constraints, incorporating factors such as energetic optimisation, mechanical limitations, or probabilistic trait relationships to predict putatively realised diets</w:t>
+      </w:r>
+      <w:r>
+        <w:t xml:space="preserve"> </w:t>
+      </w:r>
+      <w:r>
+        <w:t xml:space="preserve">(Brose et al., 2006; Schneider et al., 2016)</w:t>
+      </w:r>
+      <w:r>
+        <w:t xml:space="preserve">. Unlike feasibility-based models, they explicitly represent assumptions about resource selection and the processes shaping interactions.</w:t>
+      </w:r>
+    </w:p>
+    <w:p>
+      <w:pPr>
+        <w:pStyle w:val="BodyText"/>
       </w:pPr>
       <w:r>
         <w:rPr>
           <w:b/>
           <w:bCs/>
         </w:rPr>
-        <w:t xml:space="preserve">3.</w:t>
-      </w:r>
-      <w:r>
-        <w:t xml:space="preserve"> </w:t>
-      </w:r>
-      <w:r>
-        <w:t xml:space="preserve">Model choice explained substantially more variation in network topology than temporal turnover across extinction and recovery phases. Models also predicted markedly different sets of pairwise interactions, even when their overall network structures were similar. Although species-level vulnerability rankings were comparatively robust across models, link-dependent extinction outcomes were more model-dependent, indicating that conclusions about ecological dynamics can depend on how interactions are reconstructed.</w:t>
-      </w:r>
-    </w:p>
-    <w:p>
-      <w:pPr>
-        <w:pStyle w:val="Abstract"/>
-      </w:pPr>
-      <w:r>
-        <w:rPr>
-          <w:b/>
-          <w:bCs/>
-        </w:rPr>
-        <w:t xml:space="preserve">4.</w:t>
-      </w:r>
-      <w:r>
-        <w:t xml:space="preserve"> </w:t>
-      </w:r>
-      <w:r>
-        <w:t xml:space="preserve">Our findings demonstrate that ecological networks are not neutral representations of communities, but model-dependent representations that can shape macroecological inference. Network reconstruction should therefore be treated as part of hypothesis specification rather than a technical step preceding analysis. Matching models to inferential goals and testing conclusions across alternative network representations are essential for distinguishing robust ecological patterns from those contingent on modelling assumptions.</w:t>
-      </w:r>
-    </w:p>
-    <w:bookmarkStart w:id="9" w:name="introduction"/>
-    <w:p>
-      <w:pPr>
-        <w:pStyle w:val="Heading1"/>
-      </w:pPr>
-      <w:r>
-        <w:t xml:space="preserve">1. Introduction</w:t>
-      </w:r>
-    </w:p>
-    <w:p>
-      <w:pPr>
-        <w:pStyle w:val="FirstParagraph"/>
-      </w:pPr>
-      <w:r>
-        <w:t xml:space="preserve">Understanding how biological communities are organised and how species interact is a central goal of ecology. While early efforts focused primarily on species richness and composition, there is growing recognition that communities are structured not only by which species occur, but also by how they interact</w:t>
-      </w:r>
-      <w:r>
-        <w:t xml:space="preserve"> </w:t>
-      </w:r>
-      <w:r>
-        <w:t xml:space="preserve">(Eisenhauer et al., 2026; Gravel et al., 2019; Mestre &amp; Bastazini, 2026; Thuiller et al., 2024)</w:t>
-      </w:r>
-      <w:r>
-        <w:t xml:space="preserve">. Interaction networks are increasingly used as macroecological state variables to compare community organisation across environmental gradients</w:t>
-      </w:r>
-      <w:r>
-        <w:t xml:space="preserve"> </w:t>
-      </w:r>
-      <w:r>
-        <w:t xml:space="preserve">(Tylianakis &amp; Morris, 2017)</w:t>
-      </w:r>
-      <w:r>
-        <w:t xml:space="preserve">, quantify β-diversity in interaction structure</w:t>
-      </w:r>
-      <w:r>
-        <w:t xml:space="preserve"> </w:t>
-      </w:r>
-      <w:r>
-        <w:t xml:space="preserve">(Poisot et al., 2015; Trøjelsgaard &amp; Olesen, 2016)</w:t>
-      </w:r>
-      <w:r>
-        <w:t xml:space="preserve">, evaluate stability–complexity relationships</w:t>
-      </w:r>
-      <w:r>
-        <w:t xml:space="preserve"> </w:t>
-      </w:r>
-      <w:r>
-        <w:t xml:space="preserve">(Allesina &amp; Tang, 2012)</w:t>
-      </w:r>
-      <w:r>
-        <w:t xml:space="preserve">, and assess vulnerability to global change</w:t>
-      </w:r>
-      <w:r>
-        <w:t xml:space="preserve"> </w:t>
-      </w:r>
-      <w:r>
-        <w:t xml:space="preserve">(Hao et al., 2025)</w:t>
-      </w:r>
-      <w:r>
-        <w:t xml:space="preserve">. Consequently, ecological networks have become central to comparative analyses of ecological change, from latitudinal gradients</w:t>
-      </w:r>
-      <w:r>
-        <w:t xml:space="preserve"> </w:t>
-      </w:r>
-      <w:r>
-        <w:t xml:space="preserve">(Hao et al., 2025; Michalska-Smith &amp; Allesina, 2019)</w:t>
-      </w:r>
-      <w:r>
-        <w:t xml:space="preserve"> </w:t>
-      </w:r>
-      <w:r>
-        <w:t xml:space="preserve">to environmental transitions across deep time</w:t>
-      </w:r>
-      <w:r>
-        <w:t xml:space="preserve"> </w:t>
-      </w:r>
-      <w:r>
-        <w:t xml:space="preserve">(Dunhill et al., 2024; Roopnarine, 2006)</w:t>
-      </w:r>
-      <w:r>
-        <w:t xml:space="preserve">.</w:t>
+        <w:t xml:space="preserve">Structural models</w:t>
+      </w:r>
+      <w:r>
+        <w:t xml:space="preserve"> </w:t>
+      </w:r>
+      <w:r>
+        <w:t xml:space="preserve">generate networks using general topological rules governing properties such as species richness, connectance, or trophic organisation, rather than species-specific ecological information</w:t>
+      </w:r>
+      <w:r>
+        <w:t xml:space="preserve"> </w:t>
+      </w:r>
+      <w:r>
+        <w:t xml:space="preserve">(Allesina et al., 2008)</w:t>
+      </w:r>
+      <w:r>
+        <w:t xml:space="preserve">. They therefore do not reconstruct community-specific interactions but provide theoretical reference networks analogous to null models.</w:t>
       </w:r>
     </w:p>
     <w:p>
@@ -258,384 +602,7 @@
         <w:pStyle w:val="BodyText"/>
       </w:pPr>
       <w:r>
-        <w:t xml:space="preserve">However, ecological networks are rarely fully observed. Interaction data are often incomplete, and sampling effort varies across contemporary, biogeographic, and historical contexts</w:t>
-      </w:r>
-      <w:r>
-        <w:t xml:space="preserve"> </w:t>
-      </w:r>
-      <w:r>
-        <w:t xml:space="preserve">(Jordano, 2016; Poisot et al., 2021; Sandra et al., 2025)</w:t>
-      </w:r>
-      <w:r>
-        <w:t xml:space="preserve">. Interactions and network structure must therefore frequently be inferred through predictive approaches rather than reconstructed directly from observations</w:t>
-      </w:r>
-      <w:r>
-        <w:t xml:space="preserve"> </w:t>
-      </w:r>
-      <w:r>
-        <w:t xml:space="preserve">(Strydom et al., 2021a)</w:t>
-      </w:r>
-      <w:r>
-        <w:t xml:space="preserve">. A key, often implicit, assumption is that the variation in these reconstructed network properties reflects ecological differences among communities rather than methodological artefacts introduced during the construction process</w:t>
-      </w:r>
-      <w:r>
-        <w:t xml:space="preserve"> </w:t>
-      </w:r>
-      <w:r>
-        <w:t xml:space="preserve">(Brimacombe et al., 2023; Fründ et al., 2016)</w:t>
-      </w:r>
-      <w:r>
-        <w:t xml:space="preserve">.</w:t>
-      </w:r>
-    </w:p>
-    <w:p>
-      <w:pPr>
-        <w:pStyle w:val="BodyText"/>
-      </w:pPr>
-      <w:r>
-        <w:t xml:space="preserve">Interactions are commonly inferred indirectly from traits (</w:t>
-      </w:r>
-      <w:r>
-        <w:rPr>
-          <w:i/>
-          <w:iCs/>
-        </w:rPr>
-        <w:t xml:space="preserve">e.g.,</w:t>
-      </w:r>
-      <w:r>
-        <w:t xml:space="preserve"> </w:t>
-      </w:r>
-      <w:r>
-        <w:t xml:space="preserve">body size), phylogenetic relationships, species co-occurrence, or theoretical constraints</w:t>
-      </w:r>
-      <w:r>
-        <w:t xml:space="preserve"> </w:t>
-      </w:r>
-      <w:r>
-        <w:t xml:space="preserve">(Morales-Castilla et al., 2015; Strydom et al., 2021b)</w:t>
-      </w:r>
-      <w:r>
-        <w:t xml:space="preserve">. Network construction is therefore not simply an observational exercise, but an inference step shaped by assumptions about how interactions arise. Different prediction frameworks encode different assumptions, representing interactions as biologically feasible combinations of traits, realised diets shaped by energetic optimisation, or networks constrained by structural properties</w:t>
-      </w:r>
-      <w:r>
-        <w:t xml:space="preserve"> </w:t>
-      </w:r>
-      <w:r>
-        <w:t xml:space="preserve">(Gauzens et al., 2025; Guimarães, 2020; Petchey et al., 2011; Strydom et al., 2026)</w:t>
-      </w:r>
-      <w:r>
-        <w:t xml:space="preserve">. These assumptions act as</w:t>
-      </w:r>
-      <w:r>
-        <w:t xml:space="preserve"> </w:t>
-      </w:r>
-      <w:r>
-        <w:t xml:space="preserve">‘structural priors’</w:t>
-      </w:r>
-      <w:r>
-        <w:t xml:space="preserve"> </w:t>
-      </w:r>
-      <w:r>
-        <w:t xml:space="preserve">that can shape network architecture, potentially generating different representations of trophic structure from the same species pool. If alternative approaches systematically produce different network configurations, comparisons among communities risk conflating ecological variation with differences imposed by the prediction method. The reliability of macroecological inference therefore depends not only on the available data, but also on the structural assumptions underlying network construction.</w:t>
-      </w:r>
-    </w:p>
-    <w:p>
-      <w:pPr>
-        <w:pStyle w:val="BodyText"/>
-      </w:pPr>
-      <w:r>
-        <w:t xml:space="preserve">Despite rapid methodological development in interaction prediction, and comparisons among methods within individual frameworks (</w:t>
-      </w:r>
-      <w:r>
-        <w:rPr>
-          <w:i/>
-          <w:iCs/>
-        </w:rPr>
-        <w:t xml:space="preserve">e.g.,</w:t>
-      </w:r>
-      <w:r>
-        <w:t xml:space="preserve"> </w:t>
-      </w:r>
-      <w:r>
-        <w:t xml:space="preserve">Pichler et al. (2019)</w:t>
-      </w:r>
-      <w:r>
-        <w:t xml:space="preserve">), the extent to which alternative network-construction approaches alter macroecological conclusions remains insufficiently explored. This is particularly consequential for comparative studies, in which network metrics are routinely interpreted as indicators of community properties, dynamics, and differences</w:t>
-      </w:r>
-      <w:r>
-        <w:t xml:space="preserve"> </w:t>
-      </w:r>
-      <w:r>
-        <w:t xml:space="preserve">(Allesina &amp; Tang, 2012; Delmas et al., 2018; Poisot et al., 2015)</w:t>
-      </w:r>
-      <w:r>
-        <w:t xml:space="preserve">. When alternative approaches impose different constraints on interaction topology, apparent differences among communities may partly reflect the assumptions of the prediction framework rather than underlying ecological processes. Establishing the sensitivity of macroecological conclusions to these assumptions is therefore essential for interpreting patterns inferred from predicted networks.</w:t>
-      </w:r>
-    </w:p>
-    <w:p>
-      <w:pPr>
-        <w:pStyle w:val="BodyText"/>
-      </w:pPr>
-      <w:r>
-        <w:t xml:space="preserve">Deep-time ecosystems provide a particularly useful context in which to examine this problem. Their trophic interactions cannot be observed directly and must instead be inferred from traits, co-occurrence, and theoretical constraints</w:t>
-      </w:r>
-      <w:r>
-        <w:t xml:space="preserve"> </w:t>
-      </w:r>
-      <w:r>
-        <w:t xml:space="preserve">(Dunhill et al., 2024; Dunne et al., 2008; Dunne et al., 2014; Roopnarine, 2006; Smith et al., 2025)</w:t>
-      </w:r>
-      <w:r>
-        <w:t xml:space="preserve">. Network-based inferences about these systems are consequently dependent on prediction, making the assumptions underlying alternative approaches both unavoidable and potentially consequential. Here, we use the Early Toarcian Extinction Event (ETEE; ~183 Ma) as a case study. Recent work by</w:t>
-      </w:r>
-      <w:r>
-        <w:t xml:space="preserve"> </w:t>
-      </w:r>
-      <w:r>
-        <w:t xml:space="preserve">Dunhill et al. (2024)</w:t>
-      </w:r>
-      <w:r>
-        <w:t xml:space="preserve"> </w:t>
-      </w:r>
-      <w:r>
-        <w:t xml:space="preserve">used reconstructed food webs to infer changes in community stability and structure during this event, concluding that the extinction selectively affected specialist and infaunal organisms and produced simplified ecosystems increasingly dominated by ecological generalists and opportunistic taxa. Rather than treating these conclusions as independent of the reconstruction method, we ask a broader question: to what extent are ecological inferences about the ETEE contingent on the model used to reconstruct trophic interactions?</w:t>
-      </w:r>
-    </w:p>
-    <w:p>
-      <w:pPr>
-        <w:pStyle w:val="BodyText"/>
-      </w:pPr>
-      <w:r>
-        <w:t xml:space="preserve">To address this question, we reconstruct ecological networks for four successive assemblages spanning the ETEE using six contrasting prediction approaches that represent feasibility-based, realised, and structural approaches to network construction. By holding species composition constant while varying the prediction method, we isolate the influence of model choice on inferred network structure and the ecological conclusions derived from it. We assess whether conclusions drawn from a single model, including those of</w:t>
-      </w:r>
-      <w:r>
-        <w:t xml:space="preserve"> </w:t>
-      </w:r>
-      <w:r>
-        <w:t xml:space="preserve">Dunhill et al. (2024)</w:t>
-      </w:r>
-      <w:r>
-        <w:t xml:space="preserve">, remain robust across alternative, equally plausible representations of interaction structure, or whether different approaches yield substantially different interpretations of ecological change. More broadly, this case study examines how strongly macroecological conclusions derived from ecological networks depend on the assumptions embedded in the models used to construct them.</w:t>
-      </w:r>
-    </w:p>
-    <w:bookmarkEnd w:id="9"/>
-    <w:bookmarkStart w:id="19" w:name="materials-and-methods"/>
-    <w:p>
-      <w:pPr>
-        <w:pStyle w:val="Heading1"/>
-      </w:pPr>
-      <w:r>
-        <w:t xml:space="preserve">2. Materials and Methods</w:t>
-      </w:r>
-    </w:p>
-    <w:bookmarkStart w:id="10" w:name="study-system-and-fossil-data"/>
-    <w:p>
-      <w:pPr>
-        <w:pStyle w:val="Heading2"/>
-      </w:pPr>
-      <w:r>
-        <w:t xml:space="preserve">2.1 Study system and fossil data</w:t>
-      </w:r>
-    </w:p>
-    <w:p>
-      <w:pPr>
-        <w:pStyle w:val="FirstParagraph"/>
-      </w:pPr>
-      <w:r>
-        <w:t xml:space="preserve">The Early Toarcian Extinction Event (ETEE) was a major Early Jurassic biotic crisis associated with rapid climatic warming, widespread marine oxygen depletion, and substantial ecological turnover</w:t>
-      </w:r>
-      <w:r>
-        <w:t xml:space="preserve"> </w:t>
-      </w:r>
-      <w:r>
-        <w:t xml:space="preserve">(Kemp et al., 2024)</w:t>
-      </w:r>
-      <w:r>
-        <w:t xml:space="preserve">. Although classified as a second-order extinction event globally, it resulted in the loss of approximately 26% of marine genera worldwide</w:t>
-      </w:r>
-      <w:r>
-        <w:t xml:space="preserve"> </w:t>
-      </w:r>
-      <w:r>
-        <w:t xml:space="preserve">(Little &amp; Benton, 1995)</w:t>
-      </w:r>
-      <w:r>
-        <w:t xml:space="preserve">. Ecological disruption was particularly severe in shallow-marine ecosystems, where environmental stress drove substantial restructuring of benthic communities and food webs. In the Cleveland Basin of Yorkshire, UK, the event resulted in the extinction of approximately 60% of marine species, including up to 87% of benthic taxa</w:t>
-      </w:r>
-      <w:r>
-        <w:t xml:space="preserve"> </w:t>
-      </w:r>
-      <w:r>
-        <w:t xml:space="preserve">(Caswell et al., 2009)</w:t>
-      </w:r>
-      <w:r>
-        <w:t xml:space="preserve">.</w:t>
-      </w:r>
-    </w:p>
-    <w:p>
-      <w:pPr>
-        <w:pStyle w:val="BodyText"/>
-      </w:pPr>
-      <w:r>
-        <w:t xml:space="preserve">We used fossil occurrence data from the Cleveland Basin spanning the late Pliensbachian to the late Toarcian, encompassing the ETEE and subsequent ecological recovery. To characterise changes in network structure across this interval, we defined four successive palaeo-assemblages: pre-extinction (Pliensbachian), post-extinction (early Toarcian), early recovery (early–middle Toarcian), and late recovery (late Toarcian). For each taxon, we recorded body size and characterised ecological traits using Bambach’s ecospace framework</w:t>
-      </w:r>
-      <w:r>
-        <w:t xml:space="preserve"> </w:t>
-      </w:r>
-      <w:r>
-        <w:t xml:space="preserve">(Bambach et al., 2007)</w:t>
-      </w:r>
-      <w:r>
-        <w:t xml:space="preserve">, coding tiering, motility, and feeding mode following</w:t>
-      </w:r>
-      <w:r>
-        <w:t xml:space="preserve"> </w:t>
-      </w:r>
-      <w:r>
-        <w:t xml:space="preserve">Dunhill et al. (2024)</w:t>
-      </w:r>
-      <w:r>
-        <w:t xml:space="preserve">. Each palaeo-assemblage was treated as a community of potentially interacting taxa. The dataset comprised 57 taxa representing diverse marine groups, including cephalopods, bivalves, and gastropods. Further details on the dataset, including taxonomic composition, trait coding, and temporal resolution, are provided in</w:t>
-      </w:r>
-      <w:r>
-        <w:t xml:space="preserve"> </w:t>
-      </w:r>
-      <w:r>
-        <w:t xml:space="preserve">Dunhill et al. (2024)</w:t>
-      </w:r>
-      <w:r>
-        <w:t xml:space="preserve">.</w:t>
-      </w:r>
-    </w:p>
-    <w:bookmarkEnd w:id="10"/>
-    <w:bookmarkStart w:id="14" w:name="network-construction-models"/>
-    <w:p>
-      <w:pPr>
-        <w:pStyle w:val="Heading2"/>
-      </w:pPr>
-      <w:r>
-        <w:t xml:space="preserve">2.2 Network construction models</w:t>
-      </w:r>
-    </w:p>
-    <w:bookmarkStart w:id="12" w:name="X914edd2db5cf2e2f2fc776545b7a2aef11fc700"/>
-    <w:p>
-      <w:pPr>
-        <w:pStyle w:val="Heading3"/>
-      </w:pPr>
-      <w:r>
-        <w:t xml:space="preserve">2.2.1 Conceptual classification of network types</w:t>
-      </w:r>
-    </w:p>
-    <w:p>
-      <w:pPr>
-        <w:pStyle w:val="FirstParagraph"/>
-      </w:pPr>
-      <w:r>
-        <w:t xml:space="preserve">For the purposes of this manuscript, we use the term model as an umbrella term for the different approaches used to construct ecological networks. We acknowledge that these approaches differ in their theoretical foundations and in the extent to which they represent mechanistic, statistical, or structural models in a conventional sense. Here, model refers specifically to the framework used to encode assumptions about trophic interactions and generate a network representation from a given set of inputs. This operational definition allows us to compare alternative approaches consistently while recognising that they differ in the ecological hypotheses they represent.</w:t>
-      </w:r>
-    </w:p>
-    <w:p>
-      <w:pPr>
-        <w:pStyle w:val="BodyText"/>
-      </w:pPr>
-      <w:r>
-        <w:t xml:space="preserve">Ecological network reconstruction encompasses a range of approaches that differ in how trophic interactions are inferred and in the ecological assumptions they encode. For the purposes of this study, we group these approaches into three conceptual classes: feasibility-based, realised, and structural models. These classes represent distinct hypotheses about how interactions arise and constrain the possible structure of food webs</w:t>
-      </w:r>
-      <w:r>
-        <w:t xml:space="preserve"> </w:t>
-      </w:r>
-      <w:r>
-        <w:t xml:space="preserve">(Strydom et al., 2026)</w:t>
-      </w:r>
-      <w:r>
-        <w:t xml:space="preserve">.</w:t>
-      </w:r>
-    </w:p>
-    <w:p>
-      <w:pPr>
-        <w:pStyle w:val="BodyText"/>
-      </w:pPr>
-      <w:r>
-        <w:t xml:space="preserve">Feasibility-based models infer potential interactions among species from trait compatibility or mechanistic rules. They define a feasible interaction space by identifying consumer–resource pairs that are biologically possible, without necessarily specifying which interactions are realised in a particular community. In palaeoecological contexts, where direct observations of trophic interactions are unavailable, these models provide a formalised, biologically grounded means of translating trait information and expert knowledge into predictions of potential interactions (</w:t>
-      </w:r>
-      <w:r>
-        <w:rPr>
-          <w:i/>
-          <w:iCs/>
-        </w:rPr>
-        <w:t xml:space="preserve">e.g.,</w:t>
-      </w:r>
-      <w:r>
-        <w:t xml:space="preserve"> </w:t>
-      </w:r>
-      <w:r>
-        <w:t xml:space="preserve">Fricke et al. (2022)</w:t>
-      </w:r>
-      <w:r>
-        <w:t xml:space="preserve">;</w:t>
-      </w:r>
-      <w:r>
-        <w:t xml:space="preserve"> </w:t>
-      </w:r>
-      <w:r>
-        <w:t xml:space="preserve">Roopnarine (2006)</w:t>
-      </w:r>
-      <w:r>
-        <w:t xml:space="preserve">;</w:t>
-      </w:r>
-      <w:r>
-        <w:t xml:space="preserve"> </w:t>
-      </w:r>
-      <w:r>
-        <w:t xml:space="preserve">Shaw et al. (2024)</w:t>
-      </w:r>
-      <w:r>
-        <w:t xml:space="preserve">).</w:t>
-      </w:r>
-    </w:p>
-    <w:p>
-      <w:pPr>
-        <w:pStyle w:val="BodyText"/>
-      </w:pPr>
-      <w:r>
-        <w:t xml:space="preserve">Realised models aim to approximate the subset of feasible interactions expected to occur under particular ecological constraints. These approaches impose additional constraints, such as energetic optimisation, mechanical limitations, or probabilistic relationships between traits, to generate networks representing putatively realised diets</w:t>
-      </w:r>
-      <w:r>
-        <w:t xml:space="preserve"> </w:t>
-      </w:r>
-      <w:r>
-        <w:t xml:space="preserve">(Brose et al., 2006; Schneider et al., 2016)</w:t>
-      </w:r>
-      <w:r>
-        <w:t xml:space="preserve">. Although they may share inputs with feasibility-based approaches, realised models differ in the assumptions they make about resource selection and the processes shaping trophic interactions.</w:t>
-      </w:r>
-    </w:p>
-    <w:p>
-      <w:pPr>
-        <w:pStyle w:val="BodyText"/>
-      </w:pPr>
-      <w:r>
-        <w:t xml:space="preserve">Structural models, in contrast, generate networks according to general topological rules rather than reconstructing trophic interactions from species-specific ecological information. These rules may constrain properties such as species richness, connectance, or trophic organisation</w:t>
-      </w:r>
-      <w:r>
-        <w:t xml:space="preserve"> </w:t>
-      </w:r>
-      <w:r>
-        <w:t xml:space="preserve">(Allesina et al., 2008)</w:t>
-      </w:r>
-      <w:r>
-        <w:t xml:space="preserve">. Because they do not incorporate the biological characteristics of the focal taxa, these models do not reconstruct the specific trophic interactions of a particular ecological community. Instead, they provide theoretical reference networks against which the structure of biologically informed reconstructions can be compared, serving a role analogous to that of null models.</w:t>
-      </w:r>
-    </w:p>
-    <w:p>
-      <w:pPr>
-        <w:pStyle w:val="BodyText"/>
-      </w:pPr>
-      <w:r>
-        <w:t xml:space="preserve">We selected six models to represent these three conceptual classes (Table</w:t>
-      </w:r>
-      <w:r>
-        <w:t xml:space="preserve"> </w:t>
+        <w:t xml:space="preserve">We selected six models to sample distinct assumptions rather than exhaustively compare available methods (</w:t>
       </w:r>
       <w:hyperlink w:anchor="tbl-models">
         <w:r>
@@ -646,7 +613,7 @@
         </w:r>
       </w:hyperlink>
       <w:r>
-        <w:t xml:space="preserve">), sampling distinct assumptions about trophic interaction structure rather than attempting an exhaustive comparison of available methods. Specifically, we included one feasibility-based model (PFWIM), three realised models (ADBM, ATN, and Body-size ratio), and two structural models (Random, based on the Erdős–Rényi framework, and Niche). Together, these approaches represent different ways of translating species information or general structural constraints into network predictions.</w:t>
+        <w:t xml:space="preserve">): one feasibility-based model (PFWIM), three realised models (ADBM, ATN, Body-size ratio), and two structural models (Random, based on the Erdős–Rényi framework, and Niche). Together, they represent alternative approaches to translating species information or general structural constraints into network predictions.</w:t>
       </w:r>
     </w:p>
     <w:tbl>
@@ -673,7 +640,7 @@
               <w:pStyle w:val="ImageCaption"/>
             </w:pPr>
             <w:r>
-              <w:t xml:space="preserve">Table 1: Six different network modelling approaches that can be used to construct food webs for both this specific community but are also broadly suited to palaeo network prediction. These models span all facets of the network representation space (feasibility, realised, and structural network).</w:t>
+              <w:t xml:space="preserve">Table 1: Six different network modelling approaches that can be used to construct food webs for both this specific community but are also broadly suited to paleo network prediction. These models span all facets of the network representation space (feasibility, realised, and structural network).</w:t>
             </w:r>
           </w:p>
           <w:tbl>
@@ -1317,7 +1284,7 @@
         <w:pStyle w:val="BodyText"/>
       </w:pPr>
       <w:r>
-        <w:t xml:space="preserve">Although some models share inputs (</w:t>
+        <w:t xml:space="preserve">Although models may share inputs (</w:t>
       </w:r>
       <w:r>
         <w:rPr>
@@ -1327,7 +1294,39 @@
         <w:t xml:space="preserve">e.g.,</w:t>
       </w:r>
       <w:r>
-        <w:t xml:space="preserve">, body mass is used by ADBM, ATN, and Body-size ratio) they differ in how those inputs constrain or determine trophic interactions. Consequently, differences among their resulting networks cannot be attributed solely to differences in input data; they may also reflect the ecological assumptions and structural constraints encoded by each model.</w:t>
+        <w:t xml:space="preserve"> </w:t>
+      </w:r>
+      <w:r>
+        <w:t xml:space="preserve">body mass in ADBM, ATN, and Body-size ratio), they differ in how these constrain trophic interactions. Thus, network differences may reflect both input data (</w:t>
+      </w:r>
+      <w:r>
+        <w:rPr>
+          <w:i/>
+          <w:iCs/>
+        </w:rPr>
+        <w:t xml:space="preserve">e.g.</w:t>
+      </w:r>
+      <w:r>
+        <w:t xml:space="preserve"> </w:t>
+      </w:r>
+      <w:r>
+        <w:t xml:space="preserve">functional traits vs body size) and the ecological assumptions and structural constraints encoded by each model. We selected PFWIM because it formalises biologically possible consumer–resource relationships in a framework applicable across datasets, offering a transferable alternative to system-specific expert assignment of links, although other approaches exist (</w:t>
+      </w:r>
+      <w:r>
+        <w:rPr>
+          <w:i/>
+          <w:iCs/>
+        </w:rPr>
+        <w:t xml:space="preserve">e.g.,</w:t>
+      </w:r>
+      <w:r>
+        <w:t xml:space="preserve"> </w:t>
+      </w:r>
+      <w:r>
+        <w:t xml:space="preserve">Roopnarine (2006)</w:t>
+      </w:r>
+      <w:r>
+        <w:t xml:space="preserve">).</w:t>
       </w:r>
     </w:p>
     <w:p>
@@ -1335,31 +1334,7 @@
         <w:pStyle w:val="BodyText"/>
       </w:pPr>
       <w:r>
-        <w:t xml:space="preserve">Other feasibility-based approaches are available (</w:t>
-      </w:r>
-      <w:r>
-        <w:rPr>
-          <w:i/>
-          <w:iCs/>
-        </w:rPr>
-        <w:t xml:space="preserve">e.g.,</w:t>
-      </w:r>
-      <w:r>
-        <w:t xml:space="preserve"> </w:t>
-      </w:r>
-      <w:r>
-        <w:t xml:space="preserve">Roopnarine (2006)</w:t>
-      </w:r>
-      <w:r>
-        <w:t xml:space="preserve">), but we selected PFWIM as a representative of this class because it formalises biologically feasible consumer–resource relationships in a framework that can be parameterised and applied across datasets. This provides a transferable alternative to approaches that rely more heavily on system-specific expert assignment of links.</w:t>
-      </w:r>
-    </w:p>
-    <w:p>
-      <w:pPr>
-        <w:pStyle w:val="BodyText"/>
-      </w:pPr>
-      <w:r>
-        <w:t xml:space="preserve">This classification provides a framework for evaluating how alternative assumptions about trophic interactions influence inferred network structure and subsequent ecological interpretation. By holding species composition constant while varying the network-construction model, we assess the extent to which differences in network properties and macroecological conclusions reflect the assumptions embedded in each approach rather than differences in the species present.</w:t>
+        <w:t xml:space="preserve">This classification enables us to assess how assumptions about trophic interactions influence network structure and ecological interpretation. By holding species composition constant while varying models, we assess whether differences in network properties and macroecological conclusions reflect model assumptions rather than species composition.</w:t>
       </w:r>
     </w:p>
     <w:bookmarkEnd w:id="12"/>
@@ -1391,7 +1366,7 @@
         </w:r>
       </w:hyperlink>
       <w:r>
-        <w:t xml:space="preserve">, expanded descriptions of model assumptions, parameterisation, and link-generation rules are provided in Supplementary Material S1, including full mathematical formulations and parameter definitions. For each community, 100 stochastic network realisations were generated per model (n = 2400 in total, 600 per time bin). Of the simulated networks we excluded those that had a network metric that was considered an outlier (</w:t>
+        <w:t xml:space="preserve">, with expanded descriptions of model assumptions, parameterisation, and link-generation rules are provided in Supplementary Material S1, including full mathematical formulations and parameter definitions. For each community, 100 stochastic network realisations were generated per model (n = 2400 in total, 600 per time bin). Of the simulated networks we excluded those that had a network metric that was considered an outlier (</w:t>
       </w:r>
       <m:oMath>
         <m:r>
@@ -1411,7 +1386,7 @@
         <w:t xml:space="preserve"> </w:t>
       </w:r>
       <w:r>
-        <w:t xml:space="preserve">from the mean). This resulted in the removal of 13 networks (of which 3 were ATN model networks and the rest Random model networks), typically due to very large trophic level values. Where models required species body mass or trait values, these were uniformly sampled within the different size classes. This was done by sampling from a truncated lognormal distribution, with the the upper and lower bounds of each size class serving as the boundaries. Alternative distributions (lognormal and uniform) were tested, and shown to have a minimal impact on topology (Supplementary Material S1; Figure S1). Random and Niche models were parameterised using connectance values drawn from an empirically realistic range (0.05–0.25;</w:t>
+        <w:t xml:space="preserve">from the mean). This resulted in the removal of 13 networks (of which 3 were ATN model networks and the rest Random model networks), typically due to very large trophic level values. COntinuous body sizes were assigned from the categorical size classes. This was done by sampling from a truncated lognormal distribution, with the upper and lower bounds of each size class serving as the boundaries. Alternative body size distributions (lognormal and uniform) were tested and shown to have a minimal impact on topology (Supplementary Material S1; Figure S1). Random and Niche models were parameterised using connectance values drawn from an empirically realistic range (0.05–0.25;</w:t>
       </w:r>
       <w:r>
         <w:t xml:space="preserve"> </w:t>
@@ -1461,7 +1436,7 @@
         </m:sSup>
       </m:oMath>
       <w:r>
-        <w:t xml:space="preserve">, ensuring consistency in network density across all models. Richness (S) was determined by the number of species for each time bin. For the Body-size ratio model, we followed the approach of</w:t>
+        <w:t xml:space="preserve">, ensuring consistency in network density across all models. Richness (S) was determined by the number of taxa for each time bin. For the Body-size ratio model, we followed the approach of</w:t>
       </w:r>
       <w:r>
         <w:t xml:space="preserve"> </w:t>
@@ -1473,7 +1448,7 @@
         <w:t xml:space="preserve"> </w:t>
       </w:r>
       <w:r>
-        <w:t xml:space="preserve">using only the body-mass scaling to determine links between species. Sensitivity of network structure to these parameter choices is evaluated in Supplementary Material S1. The PFWIM generates a deterministic feasible metaweb for a given trait configuration. To allow for statistical analyses we introduced variation by applying a downsampling procedure that randomly pruned links until the connectance of the network decreased by 0.1. This step allowed us to introduce statistical variation while still preserving most of the original metaweb structure. The choice of the magnitude of connectance change and its effects on network structure are discussed in Supplementary Material S1.</w:t>
+        <w:t xml:space="preserve">using only the body-mass scaling to determine links between species. Sensitivity of network structure to these parameter choices is evaluated in Supplementary Material S1. The PFWIM generates a deterministic metaweb for a given trait configuration. To allow for statistical analyses we introduced variation by applying a downsampling procedure that randomly pruned links until the connectance of the network decreased by 0.01. This step allowed us to introduce statistical variation while still preserving most of the original metaweb structure. The choice of the magnitude of connectance change and its effects on network structure are discussed in Supplementary Material S1.</w:t>
       </w:r>
     </w:p>
     <w:bookmarkEnd w:id="13"/>
@@ -1492,10 +1467,7 @@
         <w:pStyle w:val="FirstParagraph"/>
       </w:pPr>
       <w:r>
-        <w:t xml:space="preserve">We quantified network structure using a suite of network metrics</w:t>
-      </w:r>
-      <w:r>
-        <w:t xml:space="preserve"> </w:t>
+        <w:t xml:space="preserve">We quantified network structure using a suite of network metrics (</w:t>
       </w:r>
       <w:hyperlink w:anchor="tbl-properties">
         <w:r>
@@ -1506,7 +1478,7 @@
         </w:r>
       </w:hyperlink>
       <w:r>
-        <w:t xml:space="preserve">, capturing overall network properties, motif structure, and species-level variability. Differences among models were assessed using a multivariate analysis of variance (MANOVA), with model identity as a fixed factor and the full set of network metrics as response variables. Variance partitioning was further assessed using permutational multivariate analysis of variance (PERMANOVA). Pairwise interaction turnover was quantified using link-based</w:t>
+        <w:t xml:space="preserve">), capturing overall network properties, motif structure, and species-level variability. Differences among models were assessed using a multivariate analysis of variance (MANOVA), with model identity as a fixed factor and the full set of network metrics as response variables. Variance partitioning was further assessed using permutational multivariate analysis of variance (PERMANOVA). Pairwise interaction turnover was quantified using link-based</w:t>
       </w:r>
       <w:r>
         <w:t xml:space="preserve"> </w:t>
@@ -1526,10 +1498,7 @@
         <w:t xml:space="preserve">Poisot et al. (2012)</w:t>
       </w:r>
       <w:r>
-        <w:t xml:space="preserve"> </w:t>
-      </w:r>
-      <w:r>
-        <w:t xml:space="preserve">among the four of the models (ADBM, ATN, body-size ratio, and PFWIM). Random and Niche models were excluded because they are species-agnostic models that generate networks matching broad topological properties (</w:t>
+        <w:t xml:space="preserve">, among four of the models (ADBM, ATN, body-size ratio, and PFWIM). Random and Niche models were excluded because they are species-agnostic models that generate networks matching broad topological properties (</w:t>
       </w:r>
       <w:r>
         <w:rPr>
@@ -1562,7 +1531,18 @@
         </m:sSub>
       </m:oMath>
       <w:r>
-        <w:t xml:space="preserve">, see S1 for additional details on the decomposition of interaction β-diversity and its implementation), which allows separation of differences arising from altered interaction identities among species common to both networks. Because all networks within a given assemblage are constructed from the same species pool, differences in interaction structure primarily reflect</w:t>
+        <w:t xml:space="preserve">, see S1 for additional details on the decomposition of interaction</w:t>
+      </w:r>
+      <w:r>
+        <w:t xml:space="preserve"> </w:t>
+      </w:r>
+      <m:oMath>
+        <m:r>
+          <m:t>β</m:t>
+        </m:r>
+      </m:oMath>
+      <w:r>
+        <w:t xml:space="preserve">-diversity and its implementation), which allows separation of differences arising from altered interaction identities among species common to both networks. Because all networks within a given assemblage are constructed from the same species pool, differences in interaction structure primarily reflect</w:t>
       </w:r>
       <w:r>
         <w:t xml:space="preserve"> </w:t>
@@ -2210,7 +2190,7 @@
         <w:pStyle w:val="FirstParagraph"/>
       </w:pPr>
       <w:r>
-        <w:t xml:space="preserve">Ecological network reconstruction and extraction of structural metrics were conducted in Julia v1.11.4</w:t>
+        <w:t xml:space="preserve">Ecological network reconstruction and extraction of structural metrics were conducted in Julia v1.12.7</w:t>
       </w:r>
       <w:r>
         <w:t xml:space="preserve"> </w:t>
@@ -2236,7 +2216,7 @@
     </w:p>
     <w:bookmarkEnd w:id="18"/>
     <w:bookmarkEnd w:id="19"/>
-    <w:bookmarkStart w:id="41" w:name="results"/>
+    <w:bookmarkStart w:id="37" w:name="results"/>
     <w:p>
       <w:pPr>
         <w:pStyle w:val="Heading1"/>
@@ -2245,103 +2225,21 @@
         <w:t xml:space="preserve">3. Results</w:t>
       </w:r>
     </w:p>
+    <w:bookmarkStart w:id="31" w:name="network-structure-differs-among-models"/>
+    <w:p>
+      <w:pPr>
+        <w:pStyle w:val="Heading2"/>
+      </w:pPr>
+      <w:r>
+        <w:t xml:space="preserve">3.1 Network structure differs among models</w:t>
+      </w:r>
+    </w:p>
     <w:p>
       <w:pPr>
         <w:pStyle w:val="FirstParagraph"/>
       </w:pPr>
       <w:r>
-        <w:t xml:space="preserve">We found that different models (even those that appeared structurally similar) yielded fundamentally different ecological inferences. Across the six models the inferred food web structure, species interactions, and extinction dynamics differed. Multivariate analyses showed pronounced separation among models in network structure space (</w:t>
-      </w:r>
-      <w:hyperlink w:anchor="fig-structure">
-        <w:r>
-          <w:rPr>
-            <w:rStyle w:val="Hyperlink"/>
-          </w:rPr>
-          <w:t xml:space="preserve">Figure 1</w:t>
-        </w:r>
-      </w:hyperlink>
-      <w:r>
-        <w:t xml:space="preserve">), with model explaining most of the variance in structural properties (</w:t>
-      </w:r>
-      <w:hyperlink w:anchor="fig-anova">
-        <w:r>
-          <w:rPr>
-            <w:rStyle w:val="Hyperlink"/>
-          </w:rPr>
-          <w:t xml:space="preserve">Figure 2</w:t>
-        </w:r>
-      </w:hyperlink>
-      <w:r>
-        <w:t xml:space="preserve">). Notably, we had a consistenly high rate of species turnover between models (</w:t>
-      </w:r>
-      <w:hyperlink w:anchor="fig-beta_div">
-        <w:r>
-          <w:rPr>
-            <w:rStyle w:val="Hyperlink"/>
-          </w:rPr>
-          <w:t xml:space="preserve">Figure 3</w:t>
-        </w:r>
-      </w:hyperlink>
-      <w:r>
-        <w:t xml:space="preserve">) and differnces in inferences around extinction dynamics (</w:t>
-      </w:r>
-      <w:hyperlink w:anchor="fig-mad">
-        <w:r>
-          <w:rPr>
-            <w:rStyle w:val="Hyperlink"/>
-          </w:rPr>
-          <w:t xml:space="preserve">Figure 4</w:t>
-        </w:r>
-      </w:hyperlink>
-      <w:r>
-        <w:t xml:space="preserve">), demonstrating that structural similarity does not guarantee similarity in species-level diets or inferred behaviour of the system.</w:t>
-      </w:r>
-    </w:p>
-    <w:p>
-      <w:pPr>
-        <w:pStyle w:val="BodyText"/>
-      </w:pPr>
-      <w:r>
-        <w:t xml:space="preserve">Model substantially influenced inferred extinction dynamics. Temporal trajectories of network collapse, interaction loss, and motif reorganisation differed among approaches (</w:t>
-      </w:r>
-      <w:hyperlink w:anchor="fig-anova">
-        <w:r>
-          <w:rPr>
-            <w:rStyle w:val="Hyperlink"/>
-          </w:rPr>
-          <w:t xml:space="preserve">Figure 2</w:t>
-        </w:r>
-      </w:hyperlink>
-      <w:r>
-        <w:t xml:space="preserve">). Although node-level extinction rankings were often broadly consistent, link-level outcomes and extinction inferences were highly sensitive to model assumptions (</w:t>
-      </w:r>
-      <w:hyperlink w:anchor="fig-mad">
-        <w:r>
-          <w:rPr>
-            <w:rStyle w:val="Hyperlink"/>
-          </w:rPr>
-          <w:t xml:space="preserve">Figure 4</w:t>
-        </w:r>
-      </w:hyperlink>
-      <w:r>
-        <w:t xml:space="preserve">). Together, these results show that ecological inferences drawn from networks are dependant on the model used.</w:t>
-      </w:r>
-    </w:p>
-    <w:bookmarkStart w:id="35" w:name="network-structure-differs-among-models"/>
-    <w:p>
-      <w:pPr>
-        <w:pStyle w:val="Heading2"/>
-      </w:pPr>
-      <w:r>
-        <w:t xml:space="preserve">3.1 Network structure differs among models</w:t>
-      </w:r>
-    </w:p>
-    <w:p>
-      <w:pPr>
-        <w:pStyle w:val="FirstParagraph"/>
-      </w:pPr>
-      <w:r>
-        <w:t xml:space="preserve">Across modelling approache, network structure (network properties listed in</w:t>
+        <w:t xml:space="preserve">Across modelling approach, network structure (network properties listed in</w:t>
       </w:r>
       <w:r>
         <w:t xml:space="preserve"> </w:t>
@@ -2407,7 +2305,10 @@
         <w:t xml:space="preserve"> </w:t>
       </w:r>
       <w:r>
-        <w:t xml:space="preserve">0.001), indicating that the model choice systematically alters inferred food web topology. Linear discriminant analysis (LDA) identified two dominant axes of variation, explaining 95.2% of the differences between models. LDA axis one correlated with trophic index, vulnerability, and generality. LDA axis two correlated with competition index, generality, and connectance (</w:t>
+        <w:t xml:space="preserve">0.001), indicating that the model choice systematically alters inferred food web topology. Linear discriminant analysis (LDA) identified two dominant axes of variation, explaining 95.2% of the differences between models. LDA axis one correlated with trophic index, vulnerability, and generality. LDA axis two correlated with competition index, generality, and connectance (Panel A</w:t>
+      </w:r>
+      <w:r>
+        <w:t xml:space="preserve"> </w:t>
       </w:r>
       <w:hyperlink w:anchor="fig-structure">
         <w:r>
@@ -2443,14 +2344,14 @@
             <w:r>
               <w:drawing>
                 <wp:inline>
-                  <wp:extent cx="5334000" cy="4064000"/>
+                  <wp:extent cx="5334000" cy="3394363"/>
                   <wp:effectExtent b="0" l="0" r="0" t="0"/>
                   <wp:docPr descr="" title="" id="21" name="Picture"/>
                   <a:graphic>
                     <a:graphicData uri="http://schemas.openxmlformats.org/drawingml/2006/picture">
                       <pic:pic>
                         <pic:nvPicPr>
-                          <pic:cNvPr descr="figures/MANOVA_lda.png" id="22" name="Picture"/>
+                          <pic:cNvPr descr="figures/combined_fg1.png" id="22" name="Picture"/>
                           <pic:cNvPicPr>
                             <a:picLocks noChangeArrowheads="1" noChangeAspect="1"/>
                           </pic:cNvPicPr>
@@ -2464,7 +2365,7 @@
                         <pic:spPr bwMode="auto">
                           <a:xfrm>
                             <a:off x="0" y="0"/>
-                            <a:ext cx="5334000" cy="4064000"/>
+                            <a:ext cx="5334000" cy="3394363"/>
                           </a:xfrm>
                           <a:prstGeom prst="rect">
                             <a:avLst/>
@@ -2493,7 +2394,40 @@
               <w:pStyle w:val="ImageCaption"/>
             </w:pPr>
             <w:r>
-              <w:t xml:space="preserve">Figure 1: Linear discriminant analysis (LDA) of ecological network metrics for the six model types. Each point represents a replicate (n = 400 per approach), and ellipses indicate 95% confidence regions for each model.</w:t>
+              <w:t xml:space="preserve">Figure 1: Temporal dynamics of food-web structure and the relative effects of model identity and ecological turnover. (</w:t>
+            </w:r>
+            <w:r>
+              <w:rPr>
+                <w:b/>
+                <w:bCs/>
+              </w:rPr>
+              <w:t xml:space="preserve">A</w:t>
+            </w:r>
+            <w:r>
+              <w:t xml:space="preserve">) Linear discriminant analysis (LDA) of ecological network metrics across the six model types. Each point represents a replicate ((n = 400) per approach), and ellipses indicate 95% confidence regions for each model. (</w:t>
+            </w:r>
+            <w:r>
+              <w:rPr>
+                <w:b/>
+                <w:bCs/>
+              </w:rPr>
+              <w:t xml:space="preserve">B</w:t>
+            </w:r>
+            <w:r>
+              <w:t xml:space="preserve">) Temporal changes in network metrics, expressed as deviations from pre-extinction conditions ((</w:t>
+            </w:r>
+            <w:r>
+              <w:t xml:space="preserve">)). Metrics are faceted and scaled independently to highlight differences in their temporal trajectories. (</w:t>
+            </w:r>
+            <w:r>
+              <w:rPr>
+                <w:b/>
+                <w:bCs/>
+              </w:rPr>
+              <w:t xml:space="preserve">C</w:t>
+            </w:r>
+            <w:r>
+              <w:t xml:space="preserve">) Relative influence of model identity (x-axis) and temporal turnover (y-axis) on individual network metrics. The dashed 1:1 line indicates equal explanatory power; metrics below the line are more strongly influenced by model identity than by temporal turnover. Bubble size represents the model × time interaction, and colour indicates disagreement among models (mean CV%), with darker colours indicating greater divergence in metric estimates..</w:t>
             </w:r>
           </w:p>
           <w:bookmarkEnd w:id="23"/>
@@ -2633,7 +2567,7 @@
         <w:t xml:space="preserve"> </w:t>
       </w:r>
       <w:r>
-        <w:t xml:space="preserve">&lt; 0.001), indicating limited but significant time-dependent divergence among models. Thus, differences among models were more than an order of magnitude greater than differences that could be associated with ecological turnover through the extinction-recovery period, even though the Pliensbachian–Toarcian dataset was characterised with a significant community turnover.</w:t>
+        <w:t xml:space="preserve">&lt; 0.001), indicating limited but significant time-dependent divergence among models. Thus, differences among models were more than an order of magnitude greater than differences that could be associated with ecological turnover, despite the ETEE being characterised with a significant community turnover.</w:t>
       </w:r>
     </w:p>
     <w:p>
@@ -2641,7 +2575,7 @@
         <w:pStyle w:val="BodyText"/>
       </w:pPr>
       <w:r>
-        <w:t xml:space="preserve">To determine whether the dominance of the model reflected absolute mean shifts among time bins, we repeated the analysis after centring network metrics within each extinction phase. This procedure removes between-phase differences while retaining within-phase structural variation. Even after temporal bin-standardised centring, the model explained the majarity of the observed multivariate variance (</w:t>
+        <w:t xml:space="preserve">To determine whether the dominance of the model reflected absolute mean shifts across time, we repeated the analysis after centring network metrics within each time bin. This procedure removes between-phase differences while retaining within-phase structural variation. Even after temporal bin-standardised centring, the model explained the majority of the observed multivariate variance (</w:t>
       </w:r>
       <m:oMath>
         <m:sSup>
@@ -2679,7 +2613,7 @@
       </w:r>
     </w:p>
     <w:bookmarkEnd w:id="24"/>
-    <w:bookmarkStart w:id="29" w:name="statistical-drivers-of-network-variation"/>
+    <w:bookmarkStart w:id="25" w:name="statistical-drivers-of-network-variation"/>
     <w:p>
       <w:pPr>
         <w:pStyle w:val="Heading3"/>
@@ -2693,17 +2627,17 @@
         <w:pStyle w:val="FirstParagraph"/>
       </w:pPr>
       <w:r>
-        <w:t xml:space="preserve">To identify which specific structural properties drive the multivariate separation observed above, we partitioned variance at the level of individual network metrics. Results show that model had a significantly stronger influence on network structure than the ecological signal of species loss. In panel A of</w:t>
-      </w:r>
-      <w:r>
-        <w:t xml:space="preserve"> </w:t>
-      </w:r>
-      <w:hyperlink w:anchor="fig-anova">
+        <w:t xml:space="preserve">To identify which specific structural properties drive the multivariate separation observed above, we partitioned variance at the level of individual network metrics. Results show that model had a significantly stronger influence on network structure than the ecological signal of species loss. In panel B of</w:t>
+      </w:r>
+      <w:r>
+        <w:t xml:space="preserve"> </w:t>
+      </w:r>
+      <w:hyperlink w:anchor="fig-structure">
         <w:r>
           <w:rPr>
             <w:rStyle w:val="Hyperlink"/>
           </w:rPr>
-          <w:t xml:space="preserve">Figure 2</w:t>
+          <w:t xml:space="preserve">Figure 1</w:t>
         </w:r>
       </w:hyperlink>
       <w:r>
@@ -2760,16 +2694,16 @@
       <w:r>
         <w:t xml:space="preserve">) exceeding 0.7 (</w:t>
       </w:r>
-      <w:hyperlink w:anchor="fig-anova">
+      <w:hyperlink w:anchor="fig-structure">
         <w:r>
           <w:rPr>
             <w:rStyle w:val="Hyperlink"/>
           </w:rPr>
-          <w:t xml:space="preserve">Figure 2</w:t>
+          <w:t xml:space="preserve">Figure 1</w:t>
         </w:r>
       </w:hyperlink>
       <w:r>
-        <w:t xml:space="preserve">, panel B; Table S3), with the exception of maximum trophic level for which</w:t>
+        <w:t xml:space="preserve">, panel C; Table S3), except for maximum trophic level for which</w:t>
       </w:r>
       <w:r>
         <w:t xml:space="preserve"> </w:t>
@@ -2803,7 +2737,7 @@
         </m:r>
       </m:oMath>
       <w:r>
-        <w:t xml:space="preserve">. While time (pre to post extinction recovery) significantly altered network structure (</w:t>
+        <w:t xml:space="preserve">. While time significantly altered network structure (</w:t>
       </w:r>
       <m:oMath>
         <m:r>
@@ -2820,135 +2754,42 @@
         </m:r>
       </m:oMath>
       <w:r>
-        <w:t xml:space="preserve">.001), its relative importance remained secondary, typically explaining a smaller fraction of the strucutral variation. This is clear in panel B of</w:t>
-      </w:r>
-      <w:r>
-        <w:t xml:space="preserve"> </w:t>
-      </w:r>
-      <w:hyperlink w:anchor="fig-anova">
+        <w:t xml:space="preserve">.001), its relative importance remained secondary, typically explaining a smaller fraction of the strucutral variation. This is clear in panel C of</w:t>
+      </w:r>
+      <w:r>
+        <w:t xml:space="preserve"> </w:t>
+      </w:r>
+      <w:hyperlink w:anchor="fig-structure">
         <w:r>
           <w:rPr>
             <w:rStyle w:val="Hyperlink"/>
           </w:rPr>
-          <w:t xml:space="preserve">Figure 2</w:t>
+          <w:t xml:space="preserve">Figure 1</w:t>
         </w:r>
       </w:hyperlink>
       <w:r>
         <w:t xml:space="preserve"> </w:t>
       </w:r>
       <w:r>
-        <w:t xml:space="preserve">where all metrics are within the bottom-right (model-dominated) triangle (below the dashed line), emphasising that model assumptions outweigh the ecological signal of extinction-driven changes. Furthermore, the high inter-model Coefficient of Variation (CV) observed for some metrics (Table S4, Figure S4) highlights a sensitivity. The properties that are influenced (albeit modestly) by time are also those upon which models disagree most profoundly (larger point size). This demonstrates that our understanding of structural food web collapse in the fossil record is highly contingent on the chosen model, particularly when examining complex trophic pathways beyond simple macro-scale properties like connectance.</w:t>
-      </w:r>
-    </w:p>
-    <w:tbl>
-      <w:tblPr>
-        <w:tblStyle w:val="Table"/>
-        <w:tblW w:type="pct" w:w="5000"/>
-        <w:tblLayout w:type="fixed"/>
-        <w:tblLook w:firstRow="0" w:lastRow="0" w:firstColumn="0" w:lastColumn="0" w:noHBand="0" w:noVBand="0" w:val="0000"/>
-      </w:tblPr>
-      <w:tblGrid>
-        <w:gridCol w:w="7920"/>
-      </w:tblGrid>
-      <w:tr>
-        <w:tc>
-          <w:tcPr/>
-          <w:bookmarkStart w:id="28" w:name="fig-anova"/>
-          <w:p>
-            <w:pPr>
-              <w:pStyle w:val="Compact"/>
-              <w:jc w:val="center"/>
-            </w:pPr>
-            <w:r>
-              <w:drawing>
-                <wp:inline>
-                  <wp:extent cx="5334000" cy="8107680"/>
-                  <wp:effectExtent b="0" l="0" r="0" t="0"/>
-                  <wp:docPr descr="" title="" id="26" name="Picture"/>
-                  <a:graphic>
-                    <a:graphicData uri="http://schemas.openxmlformats.org/drawingml/2006/picture">
-                      <pic:pic>
-                        <pic:nvPicPr>
-                          <pic:cNvPr descr="figures/combined_ANOVA_time.png" id="27" name="Picture"/>
-                          <pic:cNvPicPr>
-                            <a:picLocks noChangeArrowheads="1" noChangeAspect="1"/>
-                          </pic:cNvPicPr>
-                        </pic:nvPicPr>
-                        <pic:blipFill>
-                          <a:blip r:embed="rId25"/>
-                          <a:stretch>
-                            <a:fillRect/>
-                          </a:stretch>
-                        </pic:blipFill>
-                        <pic:spPr bwMode="auto">
-                          <a:xfrm>
-                            <a:off x="0" y="0"/>
-                            <a:ext cx="5334000" cy="8107680"/>
-                          </a:xfrm>
-                          <a:prstGeom prst="rect">
-                            <a:avLst/>
-                          </a:prstGeom>
-                          <a:noFill/>
-                          <a:ln w="9525">
-                            <a:noFill/>
-                            <a:headEnd/>
-                            <a:tailEnd/>
-                          </a:ln>
-                        </pic:spPr>
-                      </pic:pic>
-                    </a:graphicData>
-                  </a:graphic>
-                </wp:inline>
-              </w:drawing>
-            </w:r>
-          </w:p>
-          <w:p>
-            <w:pPr>
-              <w:jc w:val="center"/>
-            </w:pPr>
-            <w:pPr>
-              <w:jc w:val="left"/>
-              <w:spacing w:before="200"/>
-              <w:pStyle w:val="ImageCaption"/>
-            </w:pPr>
-            <w:r>
-              <w:t xml:space="preserve">Figure 2: Temporal changes in food web structure and the relative influence of model and ecological turnover on network properties. (</w:t>
-            </w:r>
-            <w:r>
-              <w:rPr>
-                <w:b/>
-                <w:bCs/>
-              </w:rPr>
-              <w:t xml:space="preserve">A</w:t>
-            </w:r>
-            <w:r>
-              <w:t xml:space="preserve">) Changes in network metrics through time, expressed as deviations from pre-extinction conditions (</w:t>
-            </w:r>
-            <m:oMath>
-              <m:r>
-                <m:t>δ</m:t>
-              </m:r>
-            </m:oMath>
-            <w:r>
-              <w:t xml:space="preserve">). Metrics are faceted and scaled independently to highlight differences in temporal trajectories among network properties. (</w:t>
-            </w:r>
-            <w:r>
-              <w:rPr>
-                <w:b/>
-                <w:bCs/>
-              </w:rPr>
-              <w:t xml:space="preserve">B</w:t>
-            </w:r>
-            <w:r>
-              <w:t xml:space="preserve">) Relative influence of model (x-axis) and time (y-axis) on individual network metrics. The dashed 1:1 line indicates equal explanatory power. Metrics below the line are more strongly influenced by model than by temporal turnover. Bubble size represents the model × time interaction, and colour indicates disagreement among models (mean CV%), with darker colours indicating greater divergence in metric estimates.</w:t>
-            </w:r>
-          </w:p>
-          <w:bookmarkEnd w:id="28"/>
-        </w:tc>
-      </w:tr>
-    </w:tbl>
-    <w:bookmarkEnd w:id="29"/>
-    <w:bookmarkStart w:id="34" w:name="Xca278d7ce6c574c14aff7ca9b02b1cbc12fc1e8"/>
+        <w:t xml:space="preserve">where all metrics are within the bottom-right (model-dominated) triangle (below the dashed line), emphasising that model assumptions outweigh the ecological signal of extinction-driven changes. Furthermore, the high inter-model Coefficient of Variation (CV) observed for some metrics (Table S4, Figure S4) highlights a sensitivity. The properties that are influenced (albeit modestly) by time are also those upon which models disagree most profoundly (deeper colour in panel C of</w:t>
+      </w:r>
+      <w:r>
+        <w:t xml:space="preserve"> </w:t>
+      </w:r>
+      <w:hyperlink w:anchor="fig-structure">
+        <w:r>
+          <w:rPr>
+            <w:rStyle w:val="Hyperlink"/>
+          </w:rPr>
+          <w:t xml:space="preserve">Figure 1</w:t>
+        </w:r>
+      </w:hyperlink>
+      <w:r>
+        <w:t xml:space="preserve">). This demonstrates that our understanding of structural food web collapse in the fossil record is highly contingent on the chosen model, especially when examining complex trophic pathways beyond simple macro-scale properties like connectance.</w:t>
+      </w:r>
+    </w:p>
+    <w:bookmarkEnd w:id="25"/>
+    <w:bookmarkStart w:id="30" w:name="Xca278d7ce6c574c14aff7ca9b02b1cbc12fc1e8"/>
     <w:p>
       <w:pPr>
         <w:pStyle w:val="Heading3"/>
@@ -2962,7 +2803,7 @@
         <w:pStyle w:val="FirstParagraph"/>
       </w:pPr>
       <w:r>
-        <w:t xml:space="preserve">Despite some models approaches showing similar network metrics (</w:t>
+        <w:t xml:space="preserve">Despite some models showing similar network metrics (</w:t>
       </w:r>
       <w:r>
         <w:rPr>
@@ -3022,27 +2863,11 @@
           <w:rPr>
             <w:rStyle w:val="Hyperlink"/>
           </w:rPr>
-          <w:t xml:space="preserve">Figure 3</w:t>
+          <w:t xml:space="preserve">Figure 2</w:t>
         </w:r>
       </w:hyperlink>
       <w:r>
-        <w:t xml:space="preserve">). Perhaps most striking is that the two size-based models (ADBM, ATN) that were broadly similar in structure still showcase a high degree of interaction turnover, demonstrating that agreement in overall network structure does not guarantee agreement in species-level interactions. As the PFWIM is a metaweb model on would expect that is should have the greatest dissimilarity with the other body-size constrained models - indeed we see a high degree of turnover, hoever this is not notably higher than turnover between the body size models. Overall we see that at the pairwise level we see that each model tends to have a distinct set of pairwise interaction from the other. Not the the the moderate degree of interation turuover for within models from the PFIM can be ascribed to the the downsampling of links, wheres for the body-size ration this turnover can be ascribed to the fact that interactions are assigned a probability and thus we would expect</w:t>
-      </w:r>
-      <w:r>
-        <w:t xml:space="preserve"> </w:t>
-      </w:r>
-      <w:r>
-        <w:rPr>
-          <w:i/>
-          <w:iCs/>
-        </w:rPr>
-        <w:t xml:space="preserve">some</w:t>
-      </w:r>
-      <w:r>
-        <w:t xml:space="preserve"> </w:t>
-      </w:r>
-      <w:r>
-        <w:t xml:space="preserve">random noise.</w:t>
+        <w:t xml:space="preserve">). Perhaps most striking is that the two size-based models (ADBM, ATN) that were broadly similar in structure still showcase a high degree of interaction turnover, demonstrating that agreement in overall network structure does not guarantee agreement in species-level interactions. As the PFWIM is a metaweb model one would expect that is should have the greatest dissimilarity with the other body-size constrained models. However, although there is a high degree of turnover this is not notably higher than turnover between the body size models. Overall, we see that at the pairwise level we see that each model tends to have a distinct set of pairwise interaction from the other. Note that the moderate degree of within-model interaction turnover can be ascribed to noise during the network construction process. For the PFIM networks this is due to the random downsampling, wheres for the body-size constrained models this is due to to bodysizes being re-simulated for every network.</w:t>
       </w:r>
     </w:p>
     <w:tbl>
@@ -3058,7 +2883,7 @@
       <w:tr>
         <w:tc>
           <w:tcPr/>
-          <w:bookmarkStart w:id="33" w:name="fig-beta_div"/>
+          <w:bookmarkStart w:id="29" w:name="fig-beta_div"/>
           <w:p>
             <w:pPr>
               <w:pStyle w:val="Compact"/>
@@ -3069,18 +2894,18 @@
                 <wp:inline>
                   <wp:extent cx="5334000" cy="4667250"/>
                   <wp:effectExtent b="0" l="0" r="0" t="0"/>
-                  <wp:docPr descr="" title="" id="31" name="Picture"/>
+                  <wp:docPr descr="" title="" id="27" name="Picture"/>
                   <a:graphic>
                     <a:graphicData uri="http://schemas.openxmlformats.org/drawingml/2006/picture">
                       <pic:pic>
                         <pic:nvPicPr>
-                          <pic:cNvPr descr="figures/beta_div.png" id="32" name="Picture"/>
+                          <pic:cNvPr descr="figures/beta_div.png" id="28" name="Picture"/>
                           <pic:cNvPicPr>
                             <a:picLocks noChangeArrowheads="1" noChangeAspect="1"/>
                           </pic:cNvPicPr>
                         </pic:nvPicPr>
                         <pic:blipFill>
-                          <a:blip r:embed="rId30"/>
+                          <a:blip r:embed="rId26"/>
                           <a:stretch>
                             <a:fillRect/>
                           </a:stretch>
@@ -3117,7 +2942,7 @@
               <w:pStyle w:val="ImageCaption"/>
             </w:pPr>
             <w:r>
-              <w:t xml:space="preserve">Figure 3: Pairwise interaction turnover (</w:t>
+              <w:t xml:space="preserve">Figure 2: Pairwise interaction turnover (</w:t>
             </w:r>
             <m:oMath>
               <m:sSub>
@@ -3140,13 +2965,13 @@
               <w:t xml:space="preserve">) among four food web models that infer species-specific trophic interactions (ADBM, ATN, Body-size Ratio, and PFWIM). Each cell represents the mean turnover value between a pair of models, with darker colours indicating greater dissimilarity in inferred interactions. High turnover values indicate strong disagreement in predicted trophic links, whereas lower values indicate greater similarity.</w:t>
             </w:r>
           </w:p>
-          <w:bookmarkEnd w:id="33"/>
+          <w:bookmarkEnd w:id="29"/>
         </w:tc>
       </w:tr>
     </w:tbl>
-    <w:bookmarkEnd w:id="34"/>
-    <w:bookmarkEnd w:id="35"/>
-    <w:bookmarkStart w:id="40" w:name="X89fa4ae4a79b9f155d568a7de94120882524285"/>
+    <w:bookmarkEnd w:id="30"/>
+    <w:bookmarkEnd w:id="31"/>
+    <w:bookmarkStart w:id="36" w:name="X89fa4ae4a79b9f155d568a7de94120882524285"/>
     <w:p>
       <w:pPr>
         <w:pStyle w:val="Heading2"/>
@@ -3167,7 +2992,7 @@
           <w:rPr>
             <w:rStyle w:val="Hyperlink"/>
           </w:rPr>
-          <w:t xml:space="preserve">Figure 4</w:t>
+          <w:t xml:space="preserve">Figure 3</w:t>
         </w:r>
       </w:hyperlink>
       <w:r>
@@ -3180,12 +3005,18 @@
         <m:r>
           <m:t>τ</m:t>
         </m:r>
+        <m:r>
+          <m:rPr>
+            <m:sty m:val="p"/>
+          </m:rPr>
+          <m:t>≈</m:t>
+        </m:r>
       </m:oMath>
       <w:r>
         <w:t xml:space="preserve"> </w:t>
       </w:r>
       <w:r>
-        <w:t xml:space="preserve">≈ 0.122 across the structural metrics), indicating weak but generally positive agreement on the relative importance of extinction mechanisms despite the substantial differences observed between modelled network structure. The exception to this is maximum trophic level where we see more disagreement between the model rankings of extinction mechanisms.</w:t>
+        <w:t xml:space="preserve">0.122 across the structural metrics), indicating weak but generally positive agreement on the relative importance of extinction mechanisms despite the substantial differences observed between modelled network structure. The exception to this is maximum trophic level where we see more disagreement between the model rankings of extinction mechanisms.</w:t>
       </w:r>
     </w:p>
     <w:p>
@@ -3202,12 +3033,18 @@
         <m:r>
           <m:t>τ</m:t>
         </m:r>
+        <m:r>
+          <m:rPr>
+            <m:sty m:val="p"/>
+          </m:rPr>
+          <m:t>≈</m:t>
+        </m:r>
       </m:oMath>
       <w:r>
         <w:t xml:space="preserve"> </w:t>
       </w:r>
       <w:r>
-        <w:t xml:space="preserve">≈ 0.528), reflecting broadly comparable node-level removal sequences. In contrast, link-level outcomes were far more variable (Kendall’s</w:t>
+        <w:t xml:space="preserve">0.528), reflecting broadly comparable node-level removal sequences. In contrast, link-level outcomes were far more variable (Kendall’s</w:t>
       </w:r>
       <w:r>
         <w:t xml:space="preserve"> </w:t>
@@ -3216,12 +3053,18 @@
         <m:r>
           <m:t>τ</m:t>
         </m:r>
+        <m:r>
+          <m:rPr>
+            <m:sty m:val="p"/>
+          </m:rPr>
+          <m:t>≈</m:t>
+        </m:r>
       </m:oMath>
       <w:r>
         <w:t xml:space="preserve"> </w:t>
       </w:r>
       <w:r>
-        <w:t xml:space="preserve">≈ 0.143), highlighting that inferences about which interactions are lost or retained during collapse and recovery are highly model contingent. However we see that models tend to converge on similar species-level extinction patterns, whereas from link-level extinction processes the inferred pathways of interaction loss and cascading dynamics depend strongly on the model.</w:t>
+        <w:t xml:space="preserve">0.143), highlighting that inferences about which interactions are lost or retained during collapse and recovery are highly model contingent. However, we see that models tend to converge on similar species-level extinction patterns, whereas from link-level extinction processes the inferred pathways of interaction loss and cascading dynamics depend strongly on the model.</w:t>
       </w:r>
     </w:p>
     <w:tbl>
@@ -3237,7 +3080,7 @@
       <w:tr>
         <w:tc>
           <w:tcPr/>
-          <w:bookmarkStart w:id="39" w:name="fig-mad"/>
+          <w:bookmarkStart w:id="35" w:name="fig-mad"/>
           <w:p>
             <w:pPr>
               <w:pStyle w:val="Compact"/>
@@ -3246,20 +3089,20 @@
             <w:r>
               <w:drawing>
                 <wp:inline>
-                  <wp:extent cx="5334000" cy="7467600"/>
+                  <wp:extent cx="5334000" cy="9067800"/>
                   <wp:effectExtent b="0" l="0" r="0" t="0"/>
-                  <wp:docPr descr="" title="" id="37" name="Picture"/>
+                  <wp:docPr descr="" title="" id="33" name="Picture"/>
                   <a:graphic>
                     <a:graphicData uri="http://schemas.openxmlformats.org/drawingml/2006/picture">
                       <pic:pic>
                         <pic:nvPicPr>
-                          <pic:cNvPr descr="figures/kendal_tau.png" id="38" name="Picture"/>
+                          <pic:cNvPr descr="figures/kendal_tau.png" id="34" name="Picture"/>
                           <pic:cNvPicPr>
                             <a:picLocks noChangeArrowheads="1" noChangeAspect="1"/>
                           </pic:cNvPicPr>
                         </pic:nvPicPr>
                         <pic:blipFill>
-                          <a:blip r:embed="rId36"/>
+                          <a:blip r:embed="rId32"/>
                           <a:stretch>
                             <a:fillRect/>
                           </a:stretch>
@@ -3267,7 +3110,7 @@
                         <pic:spPr bwMode="auto">
                           <a:xfrm>
                             <a:off x="0" y="0"/>
-                            <a:ext cx="5334000" cy="7467600"/>
+                            <a:ext cx="5334000" cy="9067800"/>
                           </a:xfrm>
                           <a:prstGeom prst="rect">
                             <a:avLst/>
@@ -3296,7 +3139,7 @@
               <w:pStyle w:val="ImageCaption"/>
             </w:pPr>
             <w:r>
-              <w:t xml:space="preserve">Figure 4: Heatmaps showing pairwise Kendall rank correlation coefficients (</w:t>
+              <w:t xml:space="preserve">Figure 3: Heatmaps showing pairwise Kendall rank correlation coefficients (</w:t>
             </w:r>
             <m:oMath>
               <m:r>
@@ -3335,13 +3178,13 @@
               <w:t xml:space="preserve">values (sienna) indicate opposing rankings. Paler colours approaching zero represent little or no agreement.</w:t>
             </w:r>
           </w:p>
-          <w:bookmarkEnd w:id="39"/>
+          <w:bookmarkEnd w:id="35"/>
         </w:tc>
       </w:tr>
     </w:tbl>
-    <w:bookmarkEnd w:id="40"/>
-    <w:bookmarkEnd w:id="41"/>
-    <w:bookmarkStart w:id="48" w:name="discussion"/>
+    <w:bookmarkEnd w:id="36"/>
+    <w:bookmarkEnd w:id="37"/>
+    <w:bookmarkStart w:id="44" w:name="discussion"/>
     <w:p>
       <w:pPr>
         <w:pStyle w:val="Heading1"/>
@@ -3350,7 +3193,7 @@
         <w:t xml:space="preserve">4. Discussion</w:t>
       </w:r>
     </w:p>
-    <w:bookmarkStart w:id="42" w:name="X93fb530d5a49b69ceb58565e3e544362a3283d5"/>
+    <w:bookmarkStart w:id="38" w:name="X93fb530d5a49b69ceb58565e3e544362a3283d5"/>
     <w:p>
       <w:pPr>
         <w:pStyle w:val="Heading2"/>
@@ -3372,13 +3215,13 @@
         <w:pStyle w:val="BodyText"/>
       </w:pPr>
       <w:r>
-        <w:t xml:space="preserve">This assumption is particularly important in deep-time palaeoecology, where interactions are rarely observed directly and must be inferred through modelling. Although this makes making assumptions unavoidable, it also renders ecological interpretations sensitive to model choice, creating a risk that methodological artefacts are misinterpreted as genuine macroevolutionary or palaeoecological signals. The same concern applies to contemporary food webs, particularly as the field increasingly adopts prediction-forward approaches to network construction</w:t>
-      </w:r>
-      <w:r>
-        <w:t xml:space="preserve"> </w:t>
-      </w:r>
-      <w:r>
-        <w:t xml:space="preserve">(Strydom et al., 2021a)</w:t>
+        <w:t xml:space="preserve">This assumption is important in deep-time paleoecology, where interactions are rarely observed directly and must be inferred through modelling. Although this makes making assumptions unavoidable, it also renders ecological interpretations sensitive to model choice, creating a risk that methodological artefacts are misinterpreted as genuine macroevolutionary or paleoecological signals. The same concern applies to contemporary food webs, especially as the field increasingly adopts prediction-forward approaches to network construction</w:t>
+      </w:r>
+      <w:r>
+        <w:t xml:space="preserve"> </w:t>
+      </w:r>
+      <w:r>
+        <w:t xml:space="preserve">(Strydom et al., 2021)</w:t>
       </w:r>
       <w:r>
         <w:t xml:space="preserve">.</w:t>
@@ -3406,11 +3249,7 @@
         <w:t xml:space="preserve"> </w:t>
       </w:r>
       <w:r>
-        <w:rPr>
-          <w:i/>
-          <w:iCs/>
-        </w:rPr>
-        <w:t xml:space="preserve">structural priors</w:t>
+        <w:t xml:space="preserve">‘structural priors’</w:t>
       </w:r>
       <w:r>
         <w:t xml:space="preserve"> </w:t>
@@ -3442,48 +3281,10 @@
         <w:t xml:space="preserve">(Michalska-Smith &amp; Allesina, 2019; Poisot &amp; Gravel, 2014)</w:t>
       </w:r>
       <w:r>
-        <w:t xml:space="preserve">, constraining connectance to be identical across all replicates retained structural differences between models, albeit to a lesser degree (Supplementary Material S2). Notably, the properties exhibiting the strongest temporal signals also showed the greatest inter-model disagreement, suggesting that temporal trends are hardest to resolve where models diverge most strongly (panel B,</w:t>
-      </w:r>
-      <w:r>
-        <w:t xml:space="preserve"> </w:t>
-      </w:r>
-      <w:hyperlink w:anchor="fig-anova">
-        <w:r>
-          <w:rPr>
-            <w:rStyle w:val="Hyperlink"/>
-          </w:rPr>
-          <w:t xml:space="preserve">Figure 2</w:t>
-        </w:r>
-      </w:hyperlink>
-      <w:r>
-        <w:t xml:space="preserve">).</w:t>
-      </w:r>
-    </w:p>
-    <w:p>
-      <w:pPr>
-        <w:pStyle w:val="BodyText"/>
-      </w:pPr>
-      <w:r>
-        <w:t xml:space="preserve">Model disagreement was even more pronounced at the level of individual pairwise interactions. Models producing structurally similar networks often inferred substantially different sets of species-level interactions (</w:t>
-      </w:r>
-      <w:hyperlink w:anchor="fig-beta_div">
-        <w:r>
-          <w:rPr>
-            <w:rStyle w:val="Hyperlink"/>
-          </w:rPr>
-          <w:t xml:space="preserve">Figure 3</w:t>
-        </w:r>
-      </w:hyperlink>
-      <w:r>
-        <w:t xml:space="preserve">), suggesting that interaction predictions are particularly sensitive to model choice. This indicates that models can impose distinct rules governing network structure without agreeing on the specific links between species pairs. Importantly, this comparison concerns agreement between predictions, not their accuracy.</w:t>
-      </w:r>
-    </w:p>
-    <w:p>
-      <w:pPr>
-        <w:pStyle w:val="BodyText"/>
-      </w:pPr>
-      <w:r>
-        <w:t xml:space="preserve">This pattern is particularly evident in the ATN and ADBM models. Both showed substantial variation along LDA axis 2, strongly correlated with the competition index, but relatively little variation along axis 1, strongly correlated with the trophic index and vulnerability (</w:t>
+        <w:t xml:space="preserve">, constraining connectance to be identical across all replicates retained structural differences between models, albeit to a lesser degree (Supplementary Material S2). Notably, the properties exhibiting the strongest temporal signals also showed the greatest inter-model disagreement, suggesting that temporal trends are hardest to resolve where models diverge most strongly (panel C,</w:t>
+      </w:r>
+      <w:r>
+        <w:t xml:space="preserve"> </w:t>
       </w:r>
       <w:hyperlink w:anchor="fig-structure">
         <w:r>
@@ -3494,12 +3295,17 @@
         </w:r>
       </w:hyperlink>
       <w:r>
-        <w:t xml:space="preserve">). Together with the limited variation in trophic index across extinction and recovery phases (panel A,</w:t>
-      </w:r>
-      <w:r>
-        <w:t xml:space="preserve"> </w:t>
-      </w:r>
-      <w:hyperlink w:anchor="fig-anova">
+        <w:t xml:space="preserve">).</w:t>
+      </w:r>
+    </w:p>
+    <w:p>
+      <w:pPr>
+        <w:pStyle w:val="BodyText"/>
+      </w:pPr>
+      <w:r>
+        <w:t xml:space="preserve">Model disagreement was even more pronounced at the level of individual pairwise interactions. Models producing structurally similar networks often inferred substantially different sets of species-level interactions (</w:t>
+      </w:r>
+      <w:hyperlink w:anchor="fig-beta_div">
         <w:r>
           <w:rPr>
             <w:rStyle w:val="Hyperlink"/>
@@ -3508,9 +3314,77 @@
         </w:r>
       </w:hyperlink>
       <w:r>
+        <w:t xml:space="preserve">), suggesting that interaction predictions are sensitive to model choice. This indicates that models can impose distinct rules governing network structure without agreeing on the specific links between species pairs. Importantly, this comparison concerns agreement between predictions, not their accuracy.</w:t>
+      </w:r>
+    </w:p>
+    <w:p>
+      <w:pPr>
+        <w:pStyle w:val="BodyText"/>
+      </w:pPr>
+      <w:r>
+        <w:t xml:space="preserve">This pattern is evident in the ATN and ADBM models. Both showed substantial variation along LDA axis 2, strongly correlated with the competition index, but relatively little variation along axis 1, strongly correlated with the trophic index and vulnerability (Panel A</w:t>
+      </w:r>
+      <w:r>
+        <w:t xml:space="preserve"> </w:t>
+      </w:r>
+      <w:hyperlink w:anchor="fig-structure">
+        <w:r>
+          <w:rPr>
+            <w:rStyle w:val="Hyperlink"/>
+          </w:rPr>
+          <w:t xml:space="preserve">Figure 1</w:t>
+        </w:r>
+      </w:hyperlink>
+      <w:r>
+        <w:t xml:space="preserve">). Together with the limited variation in trophic index across extinction and recovery phases (panel B,</w:t>
+      </w:r>
+      <w:r>
+        <w:t xml:space="preserve"> </w:t>
+      </w:r>
+      <w:hyperlink w:anchor="fig-structure">
+        <w:r>
+          <w:rPr>
+            <w:rStyle w:val="Hyperlink"/>
+          </w:rPr>
+          <w:t xml:space="preserve">Figure 1</w:t>
+        </w:r>
+      </w:hyperlink>
+      <w:r>
         <w:t xml:space="preserve">), this suggests that these models constrain aspects of trophic structure, including the balance of linear chains and omnivory, despite variation in competitive structure. However, their structural similarity does not translate into agreement on individual interactions (</w:t>
       </w:r>
       <w:hyperlink w:anchor="fig-beta_div">
+        <w:r>
+          <w:rPr>
+            <w:rStyle w:val="Hyperlink"/>
+          </w:rPr>
+          <w:t xml:space="preserve">Figure 2</w:t>
+        </w:r>
+      </w:hyperlink>
+      <w:r>
+        <w:t xml:space="preserve">). Thus, models shape not only the overall structure of inferred food webs but also the ecological interactions through which that structure is realised.</w:t>
+      </w:r>
+    </w:p>
+    <w:bookmarkEnd w:id="38"/>
+    <w:bookmarkStart w:id="39" w:name="node--vs-link-based-inference"/>
+    <w:p>
+      <w:pPr>
+        <w:pStyle w:val="Heading2"/>
+      </w:pPr>
+      <w:r>
+        <w:t xml:space="preserve">4.2 Node- vs link-based inference</w:t>
+      </w:r>
+    </w:p>
+    <w:p>
+      <w:pPr>
+        <w:pStyle w:val="FirstParagraph"/>
+      </w:pPr>
+      <w:r>
+        <w:t xml:space="preserve">Importantly, the sensitivity of extinction simulation rankings to network type was not uniform across levels of inference. Node-level extinction rankings were broadly consistent among models, whereas link-level outcomes were model contingent (TSS panel,</w:t>
+      </w:r>
+      <w:r>
+        <w:t xml:space="preserve"> </w:t>
+      </w:r>
+      <w:hyperlink w:anchor="fig-mad">
         <w:r>
           <w:rPr>
             <w:rStyle w:val="Hyperlink"/>
@@ -3519,17 +3393,37 @@
         </w:r>
       </w:hyperlink>
       <w:r>
-        <w:t xml:space="preserve">). Thus, models shape not only the overall structure of inferred food webs but also the ecological interactions through which that structure is realised.</w:t>
-      </w:r>
-    </w:p>
-    <w:bookmarkEnd w:id="42"/>
-    <w:bookmarkStart w:id="43" w:name="node--vs-link-based-inference"/>
+        <w:t xml:space="preserve">). This likely reflects the fact that, for node-specific specifications, primary extinction order is determined by species traits and is therefore consistent across network types. The similarity in TSS scores, which evaluate the identity of surviving species, further suggests that secondary extinctions were also broadly consistent. However, when primary extinction sequences are determined by link-level traits, which depend on the inferred network structure, we see model-specific differences. This suggests that broad species-level inferences may be robust across plausible interaction architectures, and that models are broadly assigning species to the same trophic positions. However, conclusions about interaction loss, retention, and reorganisation are more depend on how specifc links are assigned to species.</w:t>
+      </w:r>
+    </w:p>
+    <w:p>
+      <w:pPr>
+        <w:pStyle w:val="BodyText"/>
+      </w:pPr>
+      <w:r>
+        <w:t xml:space="preserve">This distinction challenges a central ambition of food web ecology related to using interaction structure to identify the mechanisms underlying stability and collapse. While broad patterns may be robust across models, mechanistic explanations are far less secure. Had</w:t>
+      </w:r>
+      <w:r>
+        <w:t xml:space="preserve"> </w:t>
+      </w:r>
+      <w:r>
+        <w:t xml:space="preserve">Dunhill et al. (2024)</w:t>
+      </w:r>
+      <w:r>
+        <w:t xml:space="preserve"> </w:t>
+      </w:r>
+      <w:r>
+        <w:t xml:space="preserve">used a model other than PFWIM, the inferred drivers of extinction and recovery may have differed substantially. If extinction mechanisms vary across equally plausible reconstructions, mechanistic narratives derived from a single inferred topology may overstate their precision. The apparent determinism of extinction cascades may therefore reflect model-imposed structure as much as ecological inevitability.</w:t>
+      </w:r>
+    </w:p>
+    <w:bookmarkEnd w:id="39"/>
+    <w:bookmarkStart w:id="43" w:name="implications-for-network-based-research"/>
     <w:p>
       <w:pPr>
         <w:pStyle w:val="Heading2"/>
       </w:pPr>
       <w:r>
-        <w:t xml:space="preserve">4.2 Node- vs link-based inference</w:t>
+        <w:t xml:space="preserve">4.3 Implications for network-based research</w:t>
       </w:r>
     </w:p>
     <w:p>
@@ -3537,21 +3431,34 @@
         <w:pStyle w:val="FirstParagraph"/>
       </w:pPr>
       <w:r>
-        <w:t xml:space="preserve">Importantly, the sensitivity of extinction simulation rankings to network type was not uniform across levels of inference. Node-level extinction rankings were broadly consistent among models, whereas link-level outcomes were model contingent (TSS panel,</w:t>
-      </w:r>
-      <w:r>
-        <w:t xml:space="preserve"> </w:t>
-      </w:r>
-      <w:hyperlink w:anchor="fig-mad">
-        <w:r>
-          <w:rPr>
-            <w:rStyle w:val="Hyperlink"/>
-          </w:rPr>
-          <w:t xml:space="preserve">Figure 4</w:t>
-        </w:r>
-      </w:hyperlink>
-      <w:r>
-        <w:t xml:space="preserve">). This likely reflects the fact that, for node-specific specifications, primary extinction order is determined by species traits and is therefore consistent across network types. The similarity in TSS scores, which evaluate the identity of surviving species, further suggests that secondary extinctions were also broadly consistent. However, when primary extinction sequences are determined by link-level traits, which depend on the inferred network structure, we see model-specific differences. This suggests that broad species-level inferences may be robust across plausible interaction architectures, whereas conclusions about interaction loss, retention, and reorganisation depend more strongly on how interactions are inferred.</w:t>
+        <w:t xml:space="preserve">These findings have important implications for comparative network studies. Because different models encode different ecological assumptions, observed differences among networks may partly reflect model choice rather than ecological processes</w:t>
+      </w:r>
+      <w:r>
+        <w:t xml:space="preserve"> </w:t>
+      </w:r>
+      <w:r>
+        <w:t xml:space="preserve">(Brimacombe et al., 2023; Brimacombe et al., 2024)</w:t>
+      </w:r>
+      <w:r>
+        <w:t xml:space="preserve">. Without explicit standardisation or sensitivity analysis, methodological heterogeneity can be mistaken for biological signal. Food web ecology has devoted substantial effort to understanding how topology shapes dynamics</w:t>
+      </w:r>
+      <w:r>
+        <w:t xml:space="preserve"> </w:t>
+      </w:r>
+      <w:r>
+        <w:t xml:space="preserve">(Allesina &amp; Tang, 2012; Dunne et al., 2002)</w:t>
+      </w:r>
+      <w:r>
+        <w:t xml:space="preserve">, but comparatively less attention has been paid to how reconstruction methods shape topology. Our findings indicate that these questions cannot be separated. However, disagreement among models does not mean that any single approach is necessarily wrong</w:t>
+      </w:r>
+      <w:r>
+        <w:t xml:space="preserve"> </w:t>
+      </w:r>
+      <w:r>
+        <w:t xml:space="preserve">(Petchey et al., 2011; Stouffer, 2019)</w:t>
+      </w:r>
+      <w:r>
+        <w:t xml:space="preserve">. Rather, different frameworks emphasise different ecological constraints, such as trait compatibility, energetic optimisation, or topological regularity. The challenge is therefore to match the model to the question at hand.</w:t>
       </w:r>
     </w:p>
     <w:p>
@@ -3559,71 +3466,6 @@
         <w:pStyle w:val="BodyText"/>
       </w:pPr>
       <w:r>
-        <w:t xml:space="preserve">This distinction challenges a central ambition of food web ecology: using interaction structure to identify the mechanisms underlying stability and collapse. While broad patterns may be robust across models, mechanistic explanations are far less secure. Had</w:t>
-      </w:r>
-      <w:r>
-        <w:t xml:space="preserve"> </w:t>
-      </w:r>
-      <w:r>
-        <w:t xml:space="preserve">Dunhill et al. (2024)</w:t>
-      </w:r>
-      <w:r>
-        <w:t xml:space="preserve"> </w:t>
-      </w:r>
-      <w:r>
-        <w:t xml:space="preserve">used a model other than PFWIM, the inferred drivers of extinction and recovery may have differed substantially. If extinction mechanisms vary across equally plausible reconstructions, mechanistic narratives derived from a single inferred topology may overstate their precision. The apparent determinism of extinction cascades may therefore reflect model-imposed structure as much as ecological inevitability.</w:t>
-      </w:r>
-    </w:p>
-    <w:bookmarkEnd w:id="43"/>
-    <w:bookmarkStart w:id="47" w:name="implications-for-network-based-research"/>
-    <w:p>
-      <w:pPr>
-        <w:pStyle w:val="Heading2"/>
-      </w:pPr>
-      <w:r>
-        <w:t xml:space="preserve">4.3 Implications for network-based research</w:t>
-      </w:r>
-    </w:p>
-    <w:p>
-      <w:pPr>
-        <w:pStyle w:val="FirstParagraph"/>
-      </w:pPr>
-      <w:r>
-        <w:t xml:space="preserve">These findings have important implications for comparative network studies. Because different models encode different ecological assumptions, observed differences among networks may partly reflect model choice rather than ecological processes</w:t>
-      </w:r>
-      <w:r>
-        <w:t xml:space="preserve"> </w:t>
-      </w:r>
-      <w:r>
-        <w:t xml:space="preserve">(Brimacombe et al., 2023; Brimacombe et al., 2024)</w:t>
-      </w:r>
-      <w:r>
-        <w:t xml:space="preserve">. Without explicit standardisation or sensitivity analysis, methodological heterogeneity can be mistaken for biological signal. Food web ecology has devoted substantial effort to understanding how topology shapes dynamics</w:t>
-      </w:r>
-      <w:r>
-        <w:t xml:space="preserve"> </w:t>
-      </w:r>
-      <w:r>
-        <w:t xml:space="preserve">(Allesina &amp; Tang, 2012; Dunne et al., 2002)</w:t>
-      </w:r>
-      <w:r>
-        <w:t xml:space="preserve">, but comparatively less attention has been paid to how reconstruction methods shape topology. Our findings indicate that these questions cannot be separated. However, disagreement among models does not mean that any single approach is necessarily wrong</w:t>
-      </w:r>
-      <w:r>
-        <w:t xml:space="preserve"> </w:t>
-      </w:r>
-      <w:r>
-        <w:t xml:space="preserve">(Petchey et al., 2011; Stouffer, 2019)</w:t>
-      </w:r>
-      <w:r>
-        <w:t xml:space="preserve">. Rather, different frameworks emphasise different ecological constraints, such as trait compatibility, energetic optimisation, or topological regularity. The challenge is therefore to match the model to the question at hand.</w:t>
-      </w:r>
-    </w:p>
-    <w:p>
-      <w:pPr>
-        <w:pStyle w:val="BodyText"/>
-      </w:pPr>
-      <w:r>
         <w:t xml:space="preserve">As network approaches are increasingly used to investigate ecological organisation across latitudinal gradients</w:t>
       </w:r>
       <w:r>
@@ -3651,19 +3493,40 @@
         <w:t xml:space="preserve">(Hao et al., 2025; Marjakangas et al., 2025)</w:t>
       </w:r>
       <w:r>
-        <w:t xml:space="preserve">, we need to consider how model choice may influence these results. Studies frequently interpret variation in connectance, trophic height, interaction (</w:t>
-      </w:r>
-      <w:r>
-        <w:t xml:space="preserve">)-diversity, and robustness as evidence of ecological differentiation across regions or through time</w:t>
-      </w:r>
-      <w:r>
-        <w:t xml:space="preserve"> </w:t>
-      </w:r>
-      <w:r>
-        <w:t xml:space="preserve">(e.g., Pellissier et al., 2018; Trøjelsgaard &amp; Olesen, 2016)</w:t>
-      </w:r>
-      <w:r>
-        <w:t xml:space="preserve">. Our results show that model choice can systematically alter inferred topology and disturbance dynamics even when species composition is held constant. Apparent differences in network structure across spatial or climatic gradients may therefore reflect model choice as much as underlying ecological processes. Comparative studies using different modelling appraoches should consequently standardise their methods or explicitly quantify the sensitivity of their conclusions to alternative network representations.</w:t>
+        <w:t xml:space="preserve">, we need to consider how model choice may influence these results. Studies frequently interpret variation in connectance, trophic height, interaction</w:t>
+      </w:r>
+      <w:r>
+        <w:t xml:space="preserve"> </w:t>
+      </w:r>
+      <m:oMath>
+        <m:r>
+          <m:t>β</m:t>
+        </m:r>
+      </m:oMath>
+      <w:r>
+        <w:t xml:space="preserve">-diversity, and robustness as evidence of ecological differentiation across regions or through time</w:t>
+      </w:r>
+      <w:r>
+        <w:t xml:space="preserve"> </w:t>
+      </w:r>
+      <w:r>
+        <w:t xml:space="preserve">(</w:t>
+      </w:r>
+      <w:r>
+        <w:rPr>
+          <w:i/>
+          <w:iCs/>
+        </w:rPr>
+        <w:t xml:space="preserve">e.g.,</w:t>
+      </w:r>
+      <w:r>
+        <w:t xml:space="preserve"> </w:t>
+      </w:r>
+      <w:r>
+        <w:t xml:space="preserve">Pellissier et al., 2018; Trøjelsgaard &amp; Olesen, 2016)</w:t>
+      </w:r>
+      <w:r>
+        <w:t xml:space="preserve">. Our results show that model choice can systematically alter inferred topology and disturbance dynamics even when species composition is held constant. Apparent differences in network structure across spatial or climatic gradients may therefore reflect model choice as much as underlying ecological processes. Comparative studies using different modelling approaches should consequently standardise their methods or explicitly quantify the sensitivity of their conclusions to alternative network representations.</w:t>
       </w:r>
     </w:p>
     <w:p>
@@ -3741,18 +3604,18 @@
                 <wp:inline>
                   <wp:extent cx="152400" cy="152400"/>
                   <wp:effectExtent b="0" l="0" r="0" t="0"/>
-                  <wp:docPr descr="" title="" id="45" name="Picture"/>
+                  <wp:docPr descr="" title="" id="41" name="Picture"/>
                   <a:graphic>
                     <a:graphicData uri="http://schemas.openxmlformats.org/drawingml/2006/picture">
                       <pic:pic>
                         <pic:nvPicPr>
-                          <pic:cNvPr descr="/opt/quarto/share/formats/docx/note.png" id="46" name="Picture"/>
+                          <pic:cNvPr descr="/opt/quarto/share/formats/docx/note.png" id="42" name="Picture"/>
                           <pic:cNvPicPr>
                             <a:picLocks noChangeArrowheads="1" noChangeAspect="1"/>
                           </pic:cNvPicPr>
                         </pic:nvPicPr>
                         <pic:blipFill>
-                          <a:blip r:embed="rId44"/>
+                          <a:blip r:embed="rId40"/>
                           <a:stretch>
                             <a:fillRect/>
                           </a:stretch>
@@ -3869,7 +3732,7 @@
               <w:pStyle w:val="BodyText"/>
             </w:pPr>
             <w:r>
-              <w:t xml:space="preserve">Evaluate model sensitivity using the specific quantities that underpin the ecological claim. Agreement in overall network structure does not necessarily imply agreement in individual interactions. Where conclusions depend on particular links, compare link-level predictions directly; where they concern network dynamics, repeat the analysis across plausible network representations. Distinguish conclusions that persist across models from those that depend on a particular reconstruction. Agreement indicates robustness to the models considered, not proof of accuracy.</w:t>
+              <w:t xml:space="preserve">Evaluate model sensitivity using the specific quantities that underpin the ecological claim. Agreement in overall network structure does not necessarily imply agreement in individual interactions. Where conclusions depend on the ability to recover pairwise links accurately, compare link-level predictions directly. Where they concern network dynamics, repeat the analysis across plausible network representations. Distinguish conclusions that persist across models from those that depend on a specific reconstruction. Agreement indicates robustness to the models considered, not proof of accuracy.</w:t>
             </w:r>
           </w:p>
           <w:p>
@@ -3898,7 +3761,7 @@
               <w:t xml:space="preserve">(Poisot &amp; Gravel, 2014)</w:t>
             </w:r>
             <w:r>
-              <w:t xml:space="preserve">. Interpret these properties in the context of the assumptions that generated them, and consider the intended application and original purpose of each model.</w:t>
+              <w:t xml:space="preserve">. Interpret these properties in the context of the assumptions that generated them and consider the intended application and original purpose of each model.</w:t>
             </w:r>
           </w:p>
           <w:p>
@@ -3916,9 +3779,9 @@
         </w:tc>
       </w:tr>
     </w:tbl>
-    <w:bookmarkEnd w:id="47"/>
-    <w:bookmarkEnd w:id="48"/>
-    <w:bookmarkStart w:id="50" w:name="conclusions"/>
+    <w:bookmarkEnd w:id="43"/>
+    <w:bookmarkEnd w:id="44"/>
+    <w:bookmarkStart w:id="46" w:name="conclusions"/>
     <w:p>
       <w:pPr>
         <w:pStyle w:val="Heading1"/>
@@ -3932,7 +3795,7 @@
         <w:pStyle w:val="FirstParagraph"/>
       </w:pPr>
       <w:r>
-        <w:t xml:space="preserve">Ecological network reconstruction is not a neutral methodological step, but a theoretical choice that shapes ecological inference. By applying six contrasting models to an identical species pool, we show that model choice systematically influences inferred network structure, interaction identity, and inferred extinction dynamics. While some broader extinction patterns were comparatively robust (such as node-level retention of species through an extinciton even), fine-scale interactions were highly model contingent. The reliability of network-based inference is therefore scale dependent, with robustness at one level of ecological organisation not necessarily extending to another.</w:t>
+        <w:t xml:space="preserve">Ecological network reconstruction is not a neutral methodological step; it shapes ecological inference. By applying six models to the same species pool, we demonstrate that model choice influences network structure, interaction identity, and inferred extinction dynamics. Although broader patterns, such as species retention across extinction events, were relatively robust, fine-scale interactions varied considerably among models, highlighting that robustness at one level of ecological organisation does not necessarily extend to others. This has implications beyond paleoecology, as differences in network properties between communities may reflect reconstruction assumptions rather than ecological processes alone. Reliable macroecological inference therefore requires comparing alternative network representations, selecting models suited to specific research objectives, and evaluating sensitivity at the level of ecological conclusions. Such comparisons help distinguish robust patterns from those contingent on modelling assumptions. Ultimately, the value of ecological networks lies not simply in reconstructing ecological structure, but in establishing which inferences remain reliable across plausible representations.</w:t>
       </w:r>
     </w:p>
     <w:p>
@@ -3940,22 +3803,6 @@
         <w:pStyle w:val="BodyText"/>
       </w:pPr>
       <w:r>
-        <w:t xml:space="preserve">These findings have implications beyond deep-time palaeoecology. Ecological networks are increasingly used to compare communities across environmental gradients and through time, often treating variation in network properties as evidence of ecological differentiation. Yet, when alternative reconstruction approaches generate different structural representations from the same species pool, the resulting differences cannot be attributed to ecological processes alone. Comparative inference therefore requires not only consistent ecological data, but also explicit consideration of how modelling assumptions shape the network properties being compared.</w:t>
-      </w:r>
-    </w:p>
-    <w:p>
-      <w:pPr>
-        <w:pStyle w:val="BodyText"/>
-      </w:pPr>
-      <w:r>
-        <w:t xml:space="preserve">Ultimately, the value of ecological networks as tools for macroecological inference depends on distinguishing patterns that are robust across plausible representations from those contingent on a particular reconstruction approach. No single model captures every aspect of ecological organisation, and agreement among models does not guarantee accuracy. However, comparing alternative representations, matching models to inferential goals, and evaluating sensitivity at the level of the ecological conclusion can help establish which inferences are robust and which remain conditional on model assumptions. The central challenge is therefore not simply to reconstruct ecological networks, but to establish when the ecological patterns inferred from them can be trusted.</w:t>
-      </w:r>
-    </w:p>
-    <w:p>
-      <w:pPr>
-        <w:pStyle w:val="BodyText"/>
-      </w:pPr>
-      <w:r>
         <w:rPr>
           <w:i/>
           <w:iCs/>
@@ -3968,7 +3815,7 @@
       <w:r>
         <w:t xml:space="preserve">The empirical data, derived network datasets, and all analysis scripts are archived in a public Zenodo repository (</w:t>
       </w:r>
-      <w:hyperlink r:id="rId49">
+      <w:hyperlink r:id="rId45">
         <w:r>
           <w:rPr>
             <w:rStyle w:val="Hyperlink"/>
@@ -3998,8 +3845,8 @@
         <w:t xml:space="preserve">TS, BK, APB, and AMD received funding from NERC/NSF grant number NE/X015025/1.</w:t>
       </w:r>
     </w:p>
-    <w:bookmarkEnd w:id="50"/>
-    <w:bookmarkStart w:id="176" w:name="references"/>
+    <w:bookmarkEnd w:id="46"/>
+    <w:bookmarkStart w:id="165" w:name="references"/>
     <w:p>
       <w:pPr>
         <w:pStyle w:val="Heading1"/>
@@ -4008,8 +3855,8 @@
         <w:t xml:space="preserve">References</w:t>
       </w:r>
     </w:p>
-    <w:bookmarkStart w:id="175" w:name="refs"/>
-    <w:bookmarkStart w:id="52" w:name="ref-allesina2008"/>
+    <w:bookmarkStart w:id="164" w:name="refs"/>
+    <w:bookmarkStart w:id="48" w:name="ref-allesina2008"/>
     <w:p>
       <w:pPr>
         <w:pStyle w:val="Bibliography"/>
@@ -4046,7 +3893,7 @@
       <w:r>
         <w:t xml:space="preserve"> </w:t>
       </w:r>
-      <w:hyperlink r:id="rId51">
+      <w:hyperlink r:id="rId47">
         <w:r>
           <w:rPr>
             <w:rStyle w:val="Hyperlink"/>
@@ -4055,8 +3902,8 @@
         </w:r>
       </w:hyperlink>
     </w:p>
-    <w:bookmarkEnd w:id="52"/>
-    <w:bookmarkStart w:id="54" w:name="ref-allesina2012"/>
+    <w:bookmarkEnd w:id="48"/>
+    <w:bookmarkStart w:id="50" w:name="ref-allesina2012"/>
     <w:p>
       <w:pPr>
         <w:pStyle w:val="Bibliography"/>
@@ -4093,7 +3940,7 @@
       <w:r>
         <w:t xml:space="preserve"> </w:t>
       </w:r>
-      <w:hyperlink r:id="rId53">
+      <w:hyperlink r:id="rId49">
         <w:r>
           <w:rPr>
             <w:rStyle w:val="Hyperlink"/>
@@ -4102,8 +3949,8 @@
         </w:r>
       </w:hyperlink>
     </w:p>
-    <w:bookmarkEnd w:id="54"/>
-    <w:bookmarkStart w:id="56" w:name="ref-bambach2007"/>
+    <w:bookmarkEnd w:id="50"/>
+    <w:bookmarkStart w:id="52" w:name="ref-bambach2007"/>
     <w:p>
       <w:pPr>
         <w:pStyle w:val="Bibliography"/>
@@ -4140,7 +3987,7 @@
       <w:r>
         <w:t xml:space="preserve"> </w:t>
       </w:r>
-      <w:hyperlink r:id="rId55">
+      <w:hyperlink r:id="rId51">
         <w:r>
           <w:rPr>
             <w:rStyle w:val="Hyperlink"/>
@@ -4149,8 +3996,8 @@
         </w:r>
       </w:hyperlink>
     </w:p>
-    <w:bookmarkEnd w:id="56"/>
-    <w:bookmarkStart w:id="58" w:name="ref-banville2025"/>
+    <w:bookmarkEnd w:id="52"/>
+    <w:bookmarkStart w:id="54" w:name="ref-banville2025"/>
     <w:p>
       <w:pPr>
         <w:pStyle w:val="Bibliography"/>
@@ -4187,7 +4034,7 @@
       <w:r>
         <w:t xml:space="preserve"> </w:t>
       </w:r>
-      <w:hyperlink r:id="rId57">
+      <w:hyperlink r:id="rId53">
         <w:r>
           <w:rPr>
             <w:rStyle w:val="Hyperlink"/>
@@ -4196,8 +4043,8 @@
         </w:r>
       </w:hyperlink>
     </w:p>
-    <w:bookmarkEnd w:id="58"/>
-    <w:bookmarkStart w:id="60" w:name="ref-Bezanson2017Julia"/>
+    <w:bookmarkEnd w:id="54"/>
+    <w:bookmarkStart w:id="56" w:name="ref-Bezanson2017Julia"/>
     <w:p>
       <w:pPr>
         <w:pStyle w:val="Bibliography"/>
@@ -4234,7 +4081,7 @@
       <w:r>
         <w:t xml:space="preserve"> </w:t>
       </w:r>
-      <w:hyperlink r:id="rId59">
+      <w:hyperlink r:id="rId55">
         <w:r>
           <w:rPr>
             <w:rStyle w:val="Hyperlink"/>
@@ -4243,8 +4090,8 @@
         </w:r>
       </w:hyperlink>
     </w:p>
-    <w:bookmarkEnd w:id="60"/>
-    <w:bookmarkStart w:id="62" w:name="ref-brimacombe2024"/>
+    <w:bookmarkEnd w:id="56"/>
+    <w:bookmarkStart w:id="58" w:name="ref-brimacombe2024"/>
     <w:p>
       <w:pPr>
         <w:pStyle w:val="Bibliography"/>
@@ -4287,7 +4134,7 @@
       <w:r>
         <w:t xml:space="preserve"> </w:t>
       </w:r>
-      <w:hyperlink r:id="rId61">
+      <w:hyperlink r:id="rId57">
         <w:r>
           <w:rPr>
             <w:rStyle w:val="Hyperlink"/>
@@ -4296,8 +4143,8 @@
         </w:r>
       </w:hyperlink>
     </w:p>
-    <w:bookmarkEnd w:id="62"/>
-    <w:bookmarkStart w:id="64" w:name="ref-brimacombe2023"/>
+    <w:bookmarkEnd w:id="58"/>
+    <w:bookmarkStart w:id="60" w:name="ref-brimacombe2023"/>
     <w:p>
       <w:pPr>
         <w:pStyle w:val="Bibliography"/>
@@ -4334,7 +4181,7 @@
       <w:r>
         <w:t xml:space="preserve"> </w:t>
       </w:r>
-      <w:hyperlink r:id="rId63">
+      <w:hyperlink r:id="rId59">
         <w:r>
           <w:rPr>
             <w:rStyle w:val="Hyperlink"/>
@@ -4343,8 +4190,8 @@
         </w:r>
       </w:hyperlink>
     </w:p>
-    <w:bookmarkEnd w:id="64"/>
-    <w:bookmarkStart w:id="66" w:name="ref-brose2006"/>
+    <w:bookmarkEnd w:id="60"/>
+    <w:bookmarkStart w:id="62" w:name="ref-brose2006"/>
     <w:p>
       <w:pPr>
         <w:pStyle w:val="Bibliography"/>
@@ -4381,7 +4228,7 @@
       <w:r>
         <w:t xml:space="preserve">(10), 2411–2417. https://doi.org/</w:t>
       </w:r>
-      <w:hyperlink r:id="rId65">
+      <w:hyperlink r:id="rId61">
         <w:r>
           <w:rPr>
             <w:rStyle w:val="Hyperlink"/>
@@ -4390,24 +4237,24 @@
         </w:r>
       </w:hyperlink>
     </w:p>
-    <w:bookmarkEnd w:id="66"/>
-    <w:bookmarkStart w:id="68" w:name="ref-caswell2009"/>
+    <w:bookmarkEnd w:id="62"/>
+    <w:bookmarkStart w:id="64" w:name="ref-curtsdotter2011"/>
     <w:p>
       <w:pPr>
         <w:pStyle w:val="Bibliography"/>
       </w:pPr>
       <w:r>
-        <w:t xml:space="preserve">Caswell, B. A., Coe, A. L., &amp; Cohen, A. S. (2009). New range data for marine invertebrate species across the early toarcian (early jurassic) mass extinction.</w:t>
-      </w:r>
-      <w:r>
-        <w:t xml:space="preserve"> </w:t>
-      </w:r>
-      <w:r>
-        <w:rPr>
-          <w:i/>
-          <w:iCs/>
-        </w:rPr>
-        <w:t xml:space="preserve">Journal of the Geological Society</w:t>
+        <w:t xml:space="preserve">Curtsdotter, A., Binzer, A., Brose, U., De Castro, F., Ebenman, B., Eklöf, A., Riede, J. O., Thierry, A., &amp; Rall, B. C. (2011). Robustness to secondary extinctions: Comparing trait-based sequential deletions in static and dynamic food webs.</w:t>
+      </w:r>
+      <w:r>
+        <w:t xml:space="preserve"> </w:t>
+      </w:r>
+      <w:r>
+        <w:rPr>
+          <w:i/>
+          <w:iCs/>
+        </w:rPr>
+        <w:t xml:space="preserve">Basic and Applied Ecology</w:t>
       </w:r>
       <w:r>
         <w:t xml:space="preserve">,</w:t>
@@ -4420,53 +4267,6 @@
           <w:i/>
           <w:iCs/>
         </w:rPr>
-        <w:t xml:space="preserve">166</w:t>
-      </w:r>
-      <w:r>
-        <w:t xml:space="preserve">(5), 859–872.</w:t>
-      </w:r>
-      <w:r>
-        <w:t xml:space="preserve"> </w:t>
-      </w:r>
-      <w:hyperlink r:id="rId67">
-        <w:r>
-          <w:rPr>
-            <w:rStyle w:val="Hyperlink"/>
-          </w:rPr>
-          <w:t xml:space="preserve">https://doi.org/10.1144/0016-76492008-0831</w:t>
-        </w:r>
-      </w:hyperlink>
-    </w:p>
-    <w:bookmarkEnd w:id="68"/>
-    <w:bookmarkStart w:id="70" w:name="ref-curtsdotter2011"/>
-    <w:p>
-      <w:pPr>
-        <w:pStyle w:val="Bibliography"/>
-      </w:pPr>
-      <w:r>
-        <w:t xml:space="preserve">Curtsdotter, A., Binzer, A., Brose, U., De Castro, F., Ebenman, B., Eklöf, A., Riede, J. O., Thierry, A., &amp; Rall, B. C. (2011). Robustness to secondary extinctions: Comparing trait-based sequential deletions in static and dynamic food webs.</w:t>
-      </w:r>
-      <w:r>
-        <w:t xml:space="preserve"> </w:t>
-      </w:r>
-      <w:r>
-        <w:rPr>
-          <w:i/>
-          <w:iCs/>
-        </w:rPr>
-        <w:t xml:space="preserve">Basic and Applied Ecology</w:t>
-      </w:r>
-      <w:r>
-        <w:t xml:space="preserve">,</w:t>
-      </w:r>
-      <w:r>
-        <w:t xml:space="preserve"> </w:t>
-      </w:r>
-      <w:r>
-        <w:rPr>
-          <w:i/>
-          <w:iCs/>
-        </w:rPr>
         <w:t xml:space="preserve">12</w:t>
       </w:r>
       <w:r>
@@ -4475,7 +4275,7 @@
       <w:r>
         <w:t xml:space="preserve"> </w:t>
       </w:r>
-      <w:hyperlink r:id="rId69">
+      <w:hyperlink r:id="rId63">
         <w:r>
           <w:rPr>
             <w:rStyle w:val="Hyperlink"/>
@@ -4484,8 +4284,8 @@
         </w:r>
       </w:hyperlink>
     </w:p>
-    <w:bookmarkEnd w:id="70"/>
-    <w:bookmarkStart w:id="72" w:name="ref-dansereau2024"/>
+    <w:bookmarkEnd w:id="64"/>
+    <w:bookmarkStart w:id="66" w:name="ref-dansereau2024"/>
     <w:p>
       <w:pPr>
         <w:pStyle w:val="Bibliography"/>
@@ -4522,7 +4322,7 @@
       <w:r>
         <w:t xml:space="preserve"> </w:t>
       </w:r>
-      <w:hyperlink r:id="rId71">
+      <w:hyperlink r:id="rId65">
         <w:r>
           <w:rPr>
             <w:rStyle w:val="Hyperlink"/>
@@ -4531,8 +4331,8 @@
         </w:r>
       </w:hyperlink>
     </w:p>
-    <w:bookmarkEnd w:id="72"/>
-    <w:bookmarkStart w:id="74" w:name="ref-delmas2018"/>
+    <w:bookmarkEnd w:id="66"/>
+    <w:bookmarkStart w:id="68" w:name="ref-delmas2018"/>
     <w:p>
       <w:pPr>
         <w:pStyle w:val="Bibliography"/>
@@ -4556,7 +4356,7 @@
       <w:r>
         <w:t xml:space="preserve"> </w:t>
       </w:r>
-      <w:hyperlink r:id="rId73">
+      <w:hyperlink r:id="rId67">
         <w:r>
           <w:rPr>
             <w:rStyle w:val="Hyperlink"/>
@@ -4565,8 +4365,8 @@
         </w:r>
       </w:hyperlink>
     </w:p>
-    <w:bookmarkEnd w:id="74"/>
-    <w:bookmarkStart w:id="76" w:name="ref-dunhill2024"/>
+    <w:bookmarkEnd w:id="68"/>
+    <w:bookmarkStart w:id="70" w:name="ref-dunhill2024"/>
     <w:p>
       <w:pPr>
         <w:pStyle w:val="Bibliography"/>
@@ -4603,7 +4403,7 @@
       <w:r>
         <w:t xml:space="preserve"> </w:t>
       </w:r>
-      <w:hyperlink r:id="rId75">
+      <w:hyperlink r:id="rId69">
         <w:r>
           <w:rPr>
             <w:rStyle w:val="Hyperlink"/>
@@ -4612,8 +4412,8 @@
         </w:r>
       </w:hyperlink>
     </w:p>
-    <w:bookmarkEnd w:id="76"/>
-    <w:bookmarkStart w:id="78" w:name="ref-dunne2014"/>
+    <w:bookmarkEnd w:id="70"/>
+    <w:bookmarkStart w:id="72" w:name="ref-dunne2014"/>
     <w:p>
       <w:pPr>
         <w:pStyle w:val="Bibliography"/>
@@ -4650,7 +4450,7 @@
       <w:r>
         <w:t xml:space="preserve"> </w:t>
       </w:r>
-      <w:hyperlink r:id="rId77">
+      <w:hyperlink r:id="rId71">
         <w:r>
           <w:rPr>
             <w:rStyle w:val="Hyperlink"/>
@@ -4659,8 +4459,8 @@
         </w:r>
       </w:hyperlink>
     </w:p>
-    <w:bookmarkEnd w:id="78"/>
-    <w:bookmarkStart w:id="80" w:name="ref-dunne2008"/>
+    <w:bookmarkEnd w:id="72"/>
+    <w:bookmarkStart w:id="74" w:name="ref-dunne2008"/>
     <w:p>
       <w:pPr>
         <w:pStyle w:val="Bibliography"/>
@@ -4697,7 +4497,7 @@
       <w:r>
         <w:t xml:space="preserve"> </w:t>
       </w:r>
-      <w:hyperlink r:id="rId79">
+      <w:hyperlink r:id="rId73">
         <w:r>
           <w:rPr>
             <w:rStyle w:val="Hyperlink"/>
@@ -4706,8 +4506,8 @@
         </w:r>
       </w:hyperlink>
     </w:p>
-    <w:bookmarkEnd w:id="80"/>
-    <w:bookmarkStart w:id="81" w:name="ref-dunne2002"/>
+    <w:bookmarkEnd w:id="74"/>
+    <w:bookmarkStart w:id="75" w:name="ref-dunne2002"/>
     <w:p>
       <w:pPr>
         <w:pStyle w:val="Bibliography"/>
@@ -4742,8 +4542,8 @@
         <w:t xml:space="preserve">(4), 558–567.</w:t>
       </w:r>
     </w:p>
-    <w:bookmarkEnd w:id="81"/>
-    <w:bookmarkStart w:id="83" w:name="ref-eisenhauer2026"/>
+    <w:bookmarkEnd w:id="75"/>
+    <w:bookmarkStart w:id="77" w:name="ref-eisenhauer2026"/>
     <w:p>
       <w:pPr>
         <w:pStyle w:val="Bibliography"/>
@@ -4780,7 +4580,7 @@
       <w:r>
         <w:t xml:space="preserve"> </w:t>
       </w:r>
-      <w:hyperlink r:id="rId82">
+      <w:hyperlink r:id="rId76">
         <w:r>
           <w:rPr>
             <w:rStyle w:val="Hyperlink"/>
@@ -4789,8 +4589,8 @@
         </w:r>
       </w:hyperlink>
     </w:p>
-    <w:bookmarkEnd w:id="83"/>
-    <w:bookmarkStart w:id="85" w:name="ref-erdos1959"/>
+    <w:bookmarkEnd w:id="77"/>
+    <w:bookmarkStart w:id="79" w:name="ref-erdos1959"/>
     <w:p>
       <w:pPr>
         <w:pStyle w:val="Bibliography"/>
@@ -4827,7 +4627,7 @@
       <w:r>
         <w:t xml:space="preserve"> </w:t>
       </w:r>
-      <w:hyperlink r:id="rId84">
+      <w:hyperlink r:id="rId78">
         <w:r>
           <w:rPr>
             <w:rStyle w:val="Hyperlink"/>
@@ -4836,8 +4636,8 @@
         </w:r>
       </w:hyperlink>
     </w:p>
-    <w:bookmarkEnd w:id="85"/>
-    <w:bookmarkStart w:id="87" w:name="ref-fricke2022a"/>
+    <w:bookmarkEnd w:id="79"/>
+    <w:bookmarkStart w:id="81" w:name="ref-fricke2022a"/>
     <w:p>
       <w:pPr>
         <w:pStyle w:val="Bibliography"/>
@@ -4874,7 +4674,7 @@
       <w:r>
         <w:t xml:space="preserve"> </w:t>
       </w:r>
-      <w:hyperlink r:id="rId86">
+      <w:hyperlink r:id="rId80">
         <w:r>
           <w:rPr>
             <w:rStyle w:val="Hyperlink"/>
@@ -4883,8 +4683,8 @@
         </w:r>
       </w:hyperlink>
     </w:p>
-    <w:bookmarkEnd w:id="87"/>
-    <w:bookmarkStart w:id="89" w:name="ref-fründ2016"/>
+    <w:bookmarkEnd w:id="81"/>
+    <w:bookmarkStart w:id="83" w:name="ref-fründ2016"/>
     <w:p>
       <w:pPr>
         <w:pStyle w:val="Bibliography"/>
@@ -4921,7 +4721,7 @@
       <w:r>
         <w:t xml:space="preserve"> </w:t>
       </w:r>
-      <w:hyperlink r:id="rId88">
+      <w:hyperlink r:id="rId82">
         <w:r>
           <w:rPr>
             <w:rStyle w:val="Hyperlink"/>
@@ -4930,8 +4730,8 @@
         </w:r>
       </w:hyperlink>
     </w:p>
-    <w:bookmarkEnd w:id="89"/>
-    <w:bookmarkStart w:id="91" w:name="ref-gauzens2023"/>
+    <w:bookmarkEnd w:id="83"/>
+    <w:bookmarkStart w:id="85" w:name="ref-gauzens2023"/>
     <w:p>
       <w:pPr>
         <w:pStyle w:val="Bibliography"/>
@@ -4968,7 +4768,7 @@
       <w:r>
         <w:t xml:space="preserve"> </w:t>
       </w:r>
-      <w:hyperlink r:id="rId90">
+      <w:hyperlink r:id="rId84">
         <w:r>
           <w:rPr>
             <w:rStyle w:val="Hyperlink"/>
@@ -4977,8 +4777,8 @@
         </w:r>
       </w:hyperlink>
     </w:p>
-    <w:bookmarkEnd w:id="91"/>
-    <w:bookmarkStart w:id="93" w:name="ref-gauzens2025"/>
+    <w:bookmarkEnd w:id="85"/>
+    <w:bookmarkStart w:id="87" w:name="ref-gauzens2025"/>
     <w:p>
       <w:pPr>
         <w:pStyle w:val="Bibliography"/>
@@ -5002,7 +4802,7 @@
       <w:r>
         <w:t xml:space="preserve"> </w:t>
       </w:r>
-      <w:hyperlink r:id="rId92">
+      <w:hyperlink r:id="rId86">
         <w:r>
           <w:rPr>
             <w:rStyle w:val="Hyperlink"/>
@@ -5011,8 +4811,8 @@
         </w:r>
       </w:hyperlink>
     </w:p>
-    <w:bookmarkEnd w:id="93"/>
-    <w:bookmarkStart w:id="95" w:name="ref-gilman2010"/>
+    <w:bookmarkEnd w:id="87"/>
+    <w:bookmarkStart w:id="89" w:name="ref-gilman2010"/>
     <w:p>
       <w:pPr>
         <w:pStyle w:val="Bibliography"/>
@@ -5049,7 +4849,7 @@
       <w:r>
         <w:t xml:space="preserve"> </w:t>
       </w:r>
-      <w:hyperlink r:id="rId94">
+      <w:hyperlink r:id="rId88">
         <w:r>
           <w:rPr>
             <w:rStyle w:val="Hyperlink"/>
@@ -5058,8 +4858,8 @@
         </w:r>
       </w:hyperlink>
     </w:p>
-    <w:bookmarkEnd w:id="95"/>
-    <w:bookmarkStart w:id="97" w:name="ref-gravel2019"/>
+    <w:bookmarkEnd w:id="89"/>
+    <w:bookmarkStart w:id="91" w:name="ref-gravel2019"/>
     <w:p>
       <w:pPr>
         <w:pStyle w:val="Bibliography"/>
@@ -5093,7 +4893,7 @@
       <w:r>
         <w:t xml:space="preserve">(3), 401–415. https://doi.org/</w:t>
       </w:r>
-      <w:hyperlink r:id="rId96">
+      <w:hyperlink r:id="rId90">
         <w:r>
           <w:rPr>
             <w:rStyle w:val="Hyperlink"/>
@@ -5102,8 +4902,8 @@
         </w:r>
       </w:hyperlink>
     </w:p>
-    <w:bookmarkEnd w:id="97"/>
-    <w:bookmarkStart w:id="99" w:name="ref-guimarães2020"/>
+    <w:bookmarkEnd w:id="91"/>
+    <w:bookmarkStart w:id="93" w:name="ref-guimarães2020"/>
     <w:p>
       <w:pPr>
         <w:pStyle w:val="Bibliography"/>
@@ -5140,7 +4940,7 @@
       <w:r>
         <w:t xml:space="preserve"> </w:t>
       </w:r>
-      <w:hyperlink r:id="rId98">
+      <w:hyperlink r:id="rId92">
         <w:r>
           <w:rPr>
             <w:rStyle w:val="Hyperlink"/>
@@ -5149,8 +4949,8 @@
         </w:r>
       </w:hyperlink>
     </w:p>
-    <w:bookmarkEnd w:id="99"/>
-    <w:bookmarkStart w:id="101" w:name="ref-hao2025"/>
+    <w:bookmarkEnd w:id="93"/>
+    <w:bookmarkStart w:id="95" w:name="ref-hao2025"/>
     <w:p>
       <w:pPr>
         <w:pStyle w:val="Bibliography"/>
@@ -5187,7 +4987,7 @@
       <w:r>
         <w:t xml:space="preserve"> </w:t>
       </w:r>
-      <w:hyperlink r:id="rId100">
+      <w:hyperlink r:id="rId94">
         <w:r>
           <w:rPr>
             <w:rStyle w:val="Hyperlink"/>
@@ -5196,8 +4996,8 @@
         </w:r>
       </w:hyperlink>
     </w:p>
-    <w:bookmarkEnd w:id="101"/>
-    <w:bookmarkStart w:id="103" w:name="ref-jordano2016"/>
+    <w:bookmarkEnd w:id="95"/>
+    <w:bookmarkStart w:id="97" w:name="ref-jordano2016"/>
     <w:p>
       <w:pPr>
         <w:pStyle w:val="Bibliography"/>
@@ -5221,7 +5021,7 @@
       <w:r>
         <w:t xml:space="preserve"> </w:t>
       </w:r>
-      <w:hyperlink r:id="rId102">
+      <w:hyperlink r:id="rId96">
         <w:r>
           <w:rPr>
             <w:rStyle w:val="Hyperlink"/>
@@ -5230,24 +5030,24 @@
         </w:r>
       </w:hyperlink>
     </w:p>
-    <w:bookmarkEnd w:id="103"/>
-    <w:bookmarkStart w:id="105" w:name="ref-kemp2024"/>
+    <w:bookmarkEnd w:id="97"/>
+    <w:bookmarkStart w:id="99" w:name="ref-marjakangas2025"/>
     <w:p>
       <w:pPr>
         <w:pStyle w:val="Bibliography"/>
       </w:pPr>
       <w:r>
-        <w:t xml:space="preserve">Kemp, D. B., Han, Z., Hu, X., Chen, W., Jin, S., Izumi, K., Yan, Q., Baranyi, V., Jin, X., Corso, J. D., &amp; Ge, Y. (2024). Global hydroclimate perturbations during the toarcian oceanic anoxic event.</w:t>
-      </w:r>
-      <w:r>
-        <w:t xml:space="preserve"> </w:t>
-      </w:r>
-      <w:r>
-        <w:rPr>
-          <w:i/>
-          <w:iCs/>
-        </w:rPr>
-        <w:t xml:space="preserve">Earth-Science Reviews</w:t>
+        <w:t xml:space="preserve">Marjakangas, E.-L., Dalsgaard, B., &amp; Ordonez, A. (2025). Fundamental interaction niches: Towards a functional understanding of ecological networks’ resilience.</w:t>
+      </w:r>
+      <w:r>
+        <w:t xml:space="preserve"> </w:t>
+      </w:r>
+      <w:r>
+        <w:rPr>
+          <w:i/>
+          <w:iCs/>
+        </w:rPr>
+        <w:t xml:space="preserve">Ecology Letters</w:t>
       </w:r>
       <w:r>
         <w:t xml:space="preserve">,</w:t>
@@ -5260,100 +5060,6 @@
           <w:i/>
           <w:iCs/>
         </w:rPr>
-        <w:t xml:space="preserve">258</w:t>
-      </w:r>
-      <w:r>
-        <w:t xml:space="preserve">, 104946.</w:t>
-      </w:r>
-      <w:r>
-        <w:t xml:space="preserve"> </w:t>
-      </w:r>
-      <w:hyperlink r:id="rId104">
-        <w:r>
-          <w:rPr>
-            <w:rStyle w:val="Hyperlink"/>
-          </w:rPr>
-          <w:t xml:space="preserve">https://doi.org/10.1016/j.earscirev.2024.104946</w:t>
-        </w:r>
-      </w:hyperlink>
-    </w:p>
-    <w:bookmarkEnd w:id="105"/>
-    <w:bookmarkStart w:id="107" w:name="ref-little1995"/>
-    <w:p>
-      <w:pPr>
-        <w:pStyle w:val="Bibliography"/>
-      </w:pPr>
-      <w:r>
-        <w:t xml:space="preserve">Little, C. T. S., &amp; Benton, M. J. (1995). Early jurassic mass extinction: A global long-term event.</w:t>
-      </w:r>
-      <w:r>
-        <w:t xml:space="preserve"> </w:t>
-      </w:r>
-      <w:r>
-        <w:rPr>
-          <w:i/>
-          <w:iCs/>
-        </w:rPr>
-        <w:t xml:space="preserve">Geology</w:t>
-      </w:r>
-      <w:r>
-        <w:t xml:space="preserve">,</w:t>
-      </w:r>
-      <w:r>
-        <w:t xml:space="preserve"> </w:t>
-      </w:r>
-      <w:r>
-        <w:rPr>
-          <w:i/>
-          <w:iCs/>
-        </w:rPr>
-        <w:t xml:space="preserve">23</w:t>
-      </w:r>
-      <w:r>
-        <w:t xml:space="preserve">(6), 495.</w:t>
-      </w:r>
-      <w:r>
-        <w:t xml:space="preserve"> </w:t>
-      </w:r>
-      <w:hyperlink r:id="rId106">
-        <w:r>
-          <w:rPr>
-            <w:rStyle w:val="Hyperlink"/>
-          </w:rPr>
-          <w:t xml:space="preserve">https://doi.org/10.1130/0091-7613(1995)023&lt;0495:ejmeag&gt;2.3.co;2</w:t>
-        </w:r>
-      </w:hyperlink>
-    </w:p>
-    <w:bookmarkEnd w:id="107"/>
-    <w:bookmarkStart w:id="109" w:name="ref-marjakangas2025"/>
-    <w:p>
-      <w:pPr>
-        <w:pStyle w:val="Bibliography"/>
-      </w:pPr>
-      <w:r>
-        <w:t xml:space="preserve">Marjakangas, E.-L., Dalsgaard, B., &amp; Ordonez, A. (2025). Fundamental interaction niches: Towards a functional understanding of ecological networks’ resilience.</w:t>
-      </w:r>
-      <w:r>
-        <w:t xml:space="preserve"> </w:t>
-      </w:r>
-      <w:r>
-        <w:rPr>
-          <w:i/>
-          <w:iCs/>
-        </w:rPr>
-        <w:t xml:space="preserve">Ecology Letters</w:t>
-      </w:r>
-      <w:r>
-        <w:t xml:space="preserve">,</w:t>
-      </w:r>
-      <w:r>
-        <w:t xml:space="preserve"> </w:t>
-      </w:r>
-      <w:r>
-        <w:rPr>
-          <w:i/>
-          <w:iCs/>
-        </w:rPr>
         <w:t xml:space="preserve">28</w:t>
       </w:r>
       <w:r>
@@ -5362,7 +5068,7 @@
       <w:r>
         <w:t xml:space="preserve"> </w:t>
       </w:r>
-      <w:hyperlink r:id="rId108">
+      <w:hyperlink r:id="rId98">
         <w:r>
           <w:rPr>
             <w:rStyle w:val="Hyperlink"/>
@@ -5371,8 +5077,8 @@
         </w:r>
       </w:hyperlink>
     </w:p>
-    <w:bookmarkEnd w:id="109"/>
-    <w:bookmarkStart w:id="111" w:name="ref-mestre2026"/>
+    <w:bookmarkEnd w:id="99"/>
+    <w:bookmarkStart w:id="101" w:name="ref-mestre2026"/>
     <w:p>
       <w:pPr>
         <w:pStyle w:val="Bibliography"/>
@@ -5409,7 +5115,7 @@
       <w:r>
         <w:t xml:space="preserve"> </w:t>
       </w:r>
-      <w:hyperlink r:id="rId110">
+      <w:hyperlink r:id="rId100">
         <w:r>
           <w:rPr>
             <w:rStyle w:val="Hyperlink"/>
@@ -5418,8 +5124,8 @@
         </w:r>
       </w:hyperlink>
     </w:p>
-    <w:bookmarkEnd w:id="111"/>
-    <w:bookmarkStart w:id="113" w:name="ref-michalska-smith2019"/>
+    <w:bookmarkEnd w:id="101"/>
+    <w:bookmarkStart w:id="103" w:name="ref-michalska-smith2019"/>
     <w:p>
       <w:pPr>
         <w:pStyle w:val="Bibliography"/>
@@ -5456,7 +5162,7 @@
       <w:r>
         <w:t xml:space="preserve"> </w:t>
       </w:r>
-      <w:hyperlink r:id="rId112">
+      <w:hyperlink r:id="rId102">
         <w:r>
           <w:rPr>
             <w:rStyle w:val="Hyperlink"/>
@@ -5465,8 +5171,8 @@
         </w:r>
       </w:hyperlink>
     </w:p>
-    <w:bookmarkEnd w:id="113"/>
-    <w:bookmarkStart w:id="115" w:name="ref-milo2002"/>
+    <w:bookmarkEnd w:id="103"/>
+    <w:bookmarkStart w:id="105" w:name="ref-milo2002"/>
     <w:p>
       <w:pPr>
         <w:pStyle w:val="Bibliography"/>
@@ -5503,7 +5209,7 @@
       <w:r>
         <w:t xml:space="preserve"> </w:t>
       </w:r>
-      <w:hyperlink r:id="rId114">
+      <w:hyperlink r:id="rId104">
         <w:r>
           <w:rPr>
             <w:rStyle w:val="Hyperlink"/>
@@ -5512,8 +5218,8 @@
         </w:r>
       </w:hyperlink>
     </w:p>
-    <w:bookmarkEnd w:id="115"/>
-    <w:bookmarkStart w:id="117" w:name="ref-morales-castilla2015"/>
+    <w:bookmarkEnd w:id="105"/>
+    <w:bookmarkStart w:id="107" w:name="ref-morales-castilla2015"/>
     <w:p>
       <w:pPr>
         <w:pStyle w:val="Bibliography"/>
@@ -5550,7 +5256,7 @@
       <w:r>
         <w:t xml:space="preserve"> </w:t>
       </w:r>
-      <w:hyperlink r:id="rId116">
+      <w:hyperlink r:id="rId106">
         <w:r>
           <w:rPr>
             <w:rStyle w:val="Hyperlink"/>
@@ -5559,8 +5265,8 @@
         </w:r>
       </w:hyperlink>
     </w:p>
-    <w:bookmarkEnd w:id="117"/>
-    <w:bookmarkStart w:id="119" w:name="ref-pellissier2018"/>
+    <w:bookmarkEnd w:id="107"/>
+    <w:bookmarkStart w:id="109" w:name="ref-pellissier2018"/>
     <w:p>
       <w:pPr>
         <w:pStyle w:val="Bibliography"/>
@@ -5597,7 +5303,7 @@
       <w:r>
         <w:t xml:space="preserve"> </w:t>
       </w:r>
-      <w:hyperlink r:id="rId118">
+      <w:hyperlink r:id="rId108">
         <w:r>
           <w:rPr>
             <w:rStyle w:val="Hyperlink"/>
@@ -5606,8 +5312,8 @@
         </w:r>
       </w:hyperlink>
     </w:p>
-    <w:bookmarkEnd w:id="119"/>
-    <w:bookmarkStart w:id="121" w:name="ref-petchey2008"/>
+    <w:bookmarkEnd w:id="109"/>
+    <w:bookmarkStart w:id="111" w:name="ref-petchey2008"/>
     <w:p>
       <w:pPr>
         <w:pStyle w:val="Bibliography"/>
@@ -5644,7 +5350,7 @@
       <w:r>
         <w:t xml:space="preserve"> </w:t>
       </w:r>
-      <w:hyperlink r:id="rId120">
+      <w:hyperlink r:id="rId110">
         <w:r>
           <w:rPr>
             <w:rStyle w:val="Hyperlink"/>
@@ -5653,8 +5359,8 @@
         </w:r>
       </w:hyperlink>
     </w:p>
-    <w:bookmarkEnd w:id="121"/>
-    <w:bookmarkStart w:id="123" w:name="ref-petchey2011"/>
+    <w:bookmarkEnd w:id="111"/>
+    <w:bookmarkStart w:id="113" w:name="ref-petchey2011"/>
     <w:p>
       <w:pPr>
         <w:pStyle w:val="Bibliography"/>
@@ -5691,7 +5397,7 @@
       <w:r>
         <w:t xml:space="preserve"> </w:t>
       </w:r>
-      <w:hyperlink r:id="rId122">
+      <w:hyperlink r:id="rId112">
         <w:r>
           <w:rPr>
             <w:rStyle w:val="Hyperlink"/>
@@ -5700,8 +5406,8 @@
         </w:r>
       </w:hyperlink>
     </w:p>
-    <w:bookmarkEnd w:id="123"/>
-    <w:bookmarkStart w:id="125" w:name="ref-pichler2019"/>
+    <w:bookmarkEnd w:id="113"/>
+    <w:bookmarkStart w:id="115" w:name="ref-pichler2019"/>
     <w:p>
       <w:pPr>
         <w:pStyle w:val="Bibliography"/>
@@ -5744,7 +5450,7 @@
       <w:r>
         <w:t xml:space="preserve"> </w:t>
       </w:r>
-      <w:hyperlink r:id="rId124">
+      <w:hyperlink r:id="rId114">
         <w:r>
           <w:rPr>
             <w:rStyle w:val="Hyperlink"/>
@@ -5753,8 +5459,8 @@
         </w:r>
       </w:hyperlink>
     </w:p>
-    <w:bookmarkEnd w:id="125"/>
-    <w:bookmarkStart w:id="127" w:name="ref-poisot2021"/>
+    <w:bookmarkEnd w:id="115"/>
+    <w:bookmarkStart w:id="117" w:name="ref-poisot2021"/>
     <w:p>
       <w:pPr>
         <w:pStyle w:val="Bibliography"/>
@@ -5778,7 +5484,7 @@
       <w:r>
         <w:t xml:space="preserve"> </w:t>
       </w:r>
-      <w:hyperlink r:id="rId126">
+      <w:hyperlink r:id="rId116">
         <w:r>
           <w:rPr>
             <w:rStyle w:val="Hyperlink"/>
@@ -5787,8 +5493,8 @@
         </w:r>
       </w:hyperlink>
     </w:p>
-    <w:bookmarkEnd w:id="127"/>
-    <w:bookmarkStart w:id="129" w:name="ref-poisot2012a"/>
+    <w:bookmarkEnd w:id="117"/>
+    <w:bookmarkStart w:id="119" w:name="ref-poisot2012a"/>
     <w:p>
       <w:pPr>
         <w:pStyle w:val="Bibliography"/>
@@ -5825,7 +5531,7 @@
       <w:r>
         <w:t xml:space="preserve"> </w:t>
       </w:r>
-      <w:hyperlink r:id="rId128">
+      <w:hyperlink r:id="rId118">
         <w:r>
           <w:rPr>
             <w:rStyle w:val="Hyperlink"/>
@@ -5834,8 +5540,8 @@
         </w:r>
       </w:hyperlink>
     </w:p>
-    <w:bookmarkEnd w:id="129"/>
-    <w:bookmarkStart w:id="131" w:name="ref-poisot2016"/>
+    <w:bookmarkEnd w:id="119"/>
+    <w:bookmarkStart w:id="121" w:name="ref-poisot2016"/>
     <w:p>
       <w:pPr>
         <w:pStyle w:val="Bibliography"/>
@@ -5872,7 +5578,7 @@
       <w:r>
         <w:t xml:space="preserve"> </w:t>
       </w:r>
-      <w:hyperlink r:id="rId130">
+      <w:hyperlink r:id="rId120">
         <w:r>
           <w:rPr>
             <w:rStyle w:val="Hyperlink"/>
@@ -5881,8 +5587,8 @@
         </w:r>
       </w:hyperlink>
     </w:p>
-    <w:bookmarkEnd w:id="131"/>
-    <w:bookmarkStart w:id="133" w:name="ref-poisot2014"/>
+    <w:bookmarkEnd w:id="121"/>
+    <w:bookmarkStart w:id="123" w:name="ref-poisot2014"/>
     <w:p>
       <w:pPr>
         <w:pStyle w:val="Bibliography"/>
@@ -5919,7 +5625,7 @@
       <w:r>
         <w:t xml:space="preserve"> </w:t>
       </w:r>
-      <w:hyperlink r:id="rId132">
+      <w:hyperlink r:id="rId122">
         <w:r>
           <w:rPr>
             <w:rStyle w:val="Hyperlink"/>
@@ -5928,8 +5634,8 @@
         </w:r>
       </w:hyperlink>
     </w:p>
-    <w:bookmarkEnd w:id="133"/>
-    <w:bookmarkStart w:id="135" w:name="ref-poisot2015"/>
+    <w:bookmarkEnd w:id="123"/>
+    <w:bookmarkStart w:id="125" w:name="ref-poisot2015"/>
     <w:p>
       <w:pPr>
         <w:pStyle w:val="Bibliography"/>
@@ -5966,7 +5672,7 @@
       <w:r>
         <w:t xml:space="preserve"> </w:t>
       </w:r>
-      <w:hyperlink r:id="rId134">
+      <w:hyperlink r:id="rId124">
         <w:r>
           <w:rPr>
             <w:rStyle w:val="Hyperlink"/>
@@ -5975,8 +5681,8 @@
         </w:r>
       </w:hyperlink>
     </w:p>
-    <w:bookmarkEnd w:id="135"/>
-    <w:bookmarkStart w:id="137" w:name="ref-RCoreTeam2024"/>
+    <w:bookmarkEnd w:id="125"/>
+    <w:bookmarkStart w:id="127" w:name="ref-RCoreTeam2024"/>
     <w:p>
       <w:pPr>
         <w:pStyle w:val="Bibliography"/>
@@ -6000,7 +5706,7 @@
       <w:r>
         <w:t xml:space="preserve"> </w:t>
       </w:r>
-      <w:hyperlink r:id="rId136">
+      <w:hyperlink r:id="rId126">
         <w:r>
           <w:rPr>
             <w:rStyle w:val="Hyperlink"/>
@@ -6009,8 +5715,8 @@
         </w:r>
       </w:hyperlink>
     </w:p>
-    <w:bookmarkEnd w:id="137"/>
-    <w:bookmarkStart w:id="139" w:name="ref-rohr2010"/>
+    <w:bookmarkEnd w:id="127"/>
+    <w:bookmarkStart w:id="129" w:name="ref-rohr2010"/>
     <w:p>
       <w:pPr>
         <w:pStyle w:val="Bibliography"/>
@@ -6047,7 +5753,7 @@
       <w:r>
         <w:t xml:space="preserve"> </w:t>
       </w:r>
-      <w:hyperlink r:id="rId138">
+      <w:hyperlink r:id="rId128">
         <w:r>
           <w:rPr>
             <w:rStyle w:val="Hyperlink"/>
@@ -6056,8 +5762,8 @@
         </w:r>
       </w:hyperlink>
     </w:p>
-    <w:bookmarkEnd w:id="139"/>
-    <w:bookmarkStart w:id="141" w:name="ref-roopnarine2006"/>
+    <w:bookmarkEnd w:id="129"/>
+    <w:bookmarkStart w:id="131" w:name="ref-roopnarine2006"/>
     <w:p>
       <w:pPr>
         <w:pStyle w:val="Bibliography"/>
@@ -6094,7 +5800,7 @@
       <w:r>
         <w:t xml:space="preserve"> </w:t>
       </w:r>
-      <w:hyperlink r:id="rId140">
+      <w:hyperlink r:id="rId130">
         <w:r>
           <w:rPr>
             <w:rStyle w:val="Hyperlink"/>
@@ -6103,8 +5809,8 @@
         </w:r>
       </w:hyperlink>
     </w:p>
-    <w:bookmarkEnd w:id="141"/>
-    <w:bookmarkStart w:id="143" w:name="ref-sandra2025"/>
+    <w:bookmarkEnd w:id="131"/>
+    <w:bookmarkStart w:id="133" w:name="ref-sandra2025"/>
     <w:p>
       <w:pPr>
         <w:pStyle w:val="Bibliography"/>
@@ -6128,7 +5834,7 @@
       <w:r>
         <w:t xml:space="preserve"> </w:t>
       </w:r>
-      <w:hyperlink r:id="rId142">
+      <w:hyperlink r:id="rId132">
         <w:r>
           <w:rPr>
             <w:rStyle w:val="Hyperlink"/>
@@ -6137,8 +5843,8 @@
         </w:r>
       </w:hyperlink>
     </w:p>
-    <w:bookmarkEnd w:id="143"/>
-    <w:bookmarkStart w:id="145" w:name="ref-schneider2016"/>
+    <w:bookmarkEnd w:id="133"/>
+    <w:bookmarkStart w:id="135" w:name="ref-schneider2016"/>
     <w:p>
       <w:pPr>
         <w:pStyle w:val="Bibliography"/>
@@ -6175,7 +5881,7 @@
       <w:r>
         <w:t xml:space="preserve"> </w:t>
       </w:r>
-      <w:hyperlink r:id="rId144">
+      <w:hyperlink r:id="rId134">
         <w:r>
           <w:rPr>
             <w:rStyle w:val="Hyperlink"/>
@@ -6184,8 +5890,8 @@
         </w:r>
       </w:hyperlink>
     </w:p>
-    <w:bookmarkEnd w:id="145"/>
-    <w:bookmarkStart w:id="147" w:name="ref-shaw2024"/>
+    <w:bookmarkEnd w:id="135"/>
+    <w:bookmarkStart w:id="137" w:name="ref-shaw2024"/>
     <w:p>
       <w:pPr>
         <w:pStyle w:val="Bibliography"/>
@@ -6212,7 +5918,7 @@
       <w:r>
         <w:t xml:space="preserve"> </w:t>
       </w:r>
-      <w:hyperlink r:id="rId146">
+      <w:hyperlink r:id="rId136">
         <w:r>
           <w:rPr>
             <w:rStyle w:val="Hyperlink"/>
@@ -6221,8 +5927,8 @@
         </w:r>
       </w:hyperlink>
     </w:p>
-    <w:bookmarkEnd w:id="147"/>
-    <w:bookmarkStart w:id="149" w:name="ref-smith2025"/>
+    <w:bookmarkEnd w:id="137"/>
+    <w:bookmarkStart w:id="139" w:name="ref-smith2025"/>
     <w:p>
       <w:pPr>
         <w:pStyle w:val="Bibliography"/>
@@ -6262,7 +5968,7 @@
       <w:r>
         <w:t xml:space="preserve"> </w:t>
       </w:r>
-      <w:hyperlink r:id="rId148">
+      <w:hyperlink r:id="rId138">
         <w:r>
           <w:rPr>
             <w:rStyle w:val="Hyperlink"/>
@@ -6271,8 +5977,8 @@
         </w:r>
       </w:hyperlink>
     </w:p>
-    <w:bookmarkEnd w:id="149"/>
-    <w:bookmarkStart w:id="151" w:name="ref-stouffer2019"/>
+    <w:bookmarkEnd w:id="139"/>
+    <w:bookmarkStart w:id="141" w:name="ref-stouffer2019"/>
     <w:p>
       <w:pPr>
         <w:pStyle w:val="Bibliography"/>
@@ -6306,7 +6012,7 @@
       <w:r>
         <w:t xml:space="preserve">(2), 192–195. https://doi.org/</w:t>
       </w:r>
-      <w:hyperlink r:id="rId150">
+      <w:hyperlink r:id="rId140">
         <w:r>
           <w:rPr>
             <w:rStyle w:val="Hyperlink"/>
@@ -6315,14 +6021,14 @@
         </w:r>
       </w:hyperlink>
     </w:p>
-    <w:bookmarkEnd w:id="151"/>
-    <w:bookmarkStart w:id="153" w:name="ref-strydom2021b"/>
+    <w:bookmarkEnd w:id="141"/>
+    <w:bookmarkStart w:id="143" w:name="ref-strydom2021"/>
     <w:p>
       <w:pPr>
         <w:pStyle w:val="Bibliography"/>
       </w:pPr>
       <w:r>
-        <w:t xml:space="preserve">Strydom, T., Catchen, M. D., Banville, F., Caron, D., Dansereau, G., Desjardins-Proulx, P., Forero-Muñoz, N. R., Higino, G., Mercier, B., Gonzalez, A., Gravel, D., Pollock, L., &amp; Poisot, T. (2021a). A roadmap towards predicting species interaction networks (across space and time).</w:t>
+        <w:t xml:space="preserve">Strydom, T., Catchen, M. D., Banville, F., Caron, D., Dansereau, G., Desjardins-Proulx, P., Forero-Muñoz, N. R., Higino, G., Mercier, B., Gonzalez, A., Gravel, D., Pollock, L., &amp; Poisot, T. (2021). A roadmap towards predicting species interaction networks (across space and time).</w:t>
       </w:r>
       <w:r>
         <w:t xml:space="preserve"> </w:t>
@@ -6353,7 +6059,7 @@
       <w:r>
         <w:t xml:space="preserve"> </w:t>
       </w:r>
-      <w:hyperlink r:id="rId152">
+      <w:hyperlink r:id="rId142">
         <w:r>
           <w:rPr>
             <w:rStyle w:val="Hyperlink"/>
@@ -6362,60 +6068,13 @@
         </w:r>
       </w:hyperlink>
     </w:p>
-    <w:bookmarkEnd w:id="153"/>
-    <w:bookmarkStart w:id="154" w:name="ref-strydom2021"/>
+    <w:bookmarkEnd w:id="143"/>
+    <w:bookmarkStart w:id="145" w:name="ref-strydom2026"/>
     <w:p>
       <w:pPr>
         <w:pStyle w:val="Bibliography"/>
       </w:pPr>
       <w:r>
-        <w:t xml:space="preserve">Strydom, T., Catchen, M. D., Banville, F., Caron, D., Dansereau, G., Desjardins-Proulx, P., Forero-Muñoz, N. R., Higino, G., Mercier, B., Gonzalez, A., Gravel, D., Pollock, L., &amp; Poisot, T. (2021b). A roadmap towards predicting species interaction networks (across space and time).</w:t>
-      </w:r>
-      <w:r>
-        <w:t xml:space="preserve"> </w:t>
-      </w:r>
-      <w:r>
-        <w:rPr>
-          <w:i/>
-          <w:iCs/>
-        </w:rPr>
-        <w:t xml:space="preserve">Philosophical Transactions of the Royal Society B: Biological Sciences</w:t>
-      </w:r>
-      <w:r>
-        <w:t xml:space="preserve">,</w:t>
-      </w:r>
-      <w:r>
-        <w:t xml:space="preserve"> </w:t>
-      </w:r>
-      <w:r>
-        <w:rPr>
-          <w:i/>
-          <w:iCs/>
-        </w:rPr>
-        <w:t xml:space="preserve">376</w:t>
-      </w:r>
-      <w:r>
-        <w:t xml:space="preserve">(1837), 20210063.</w:t>
-      </w:r>
-      <w:r>
-        <w:t xml:space="preserve"> </w:t>
-      </w:r>
-      <w:hyperlink r:id="rId152">
-        <w:r>
-          <w:rPr>
-            <w:rStyle w:val="Hyperlink"/>
-          </w:rPr>
-          <w:t xml:space="preserve">https://doi.org/10.1098/rstb.2021.0063</w:t>
-        </w:r>
-      </w:hyperlink>
-    </w:p>
-    <w:bookmarkEnd w:id="154"/>
-    <w:bookmarkStart w:id="156" w:name="ref-strydom2026"/>
-    <w:p>
-      <w:pPr>
-        <w:pStyle w:val="Bibliography"/>
-      </w:pPr>
-      <w:r>
         <w:t xml:space="preserve">Strydom, T., Dunhill, A. M., Dunne, J. A., Poisot, T., &amp; Beckerman, A. P. (2026). From metawebs to realised webs: A framework for ecological network representation under global change.</w:t>
       </w:r>
       <w:r>
@@ -6434,7 +6093,7 @@
       <w:r>
         <w:t xml:space="preserve"> </w:t>
       </w:r>
-      <w:hyperlink r:id="rId155">
+      <w:hyperlink r:id="rId144">
         <w:r>
           <w:rPr>
             <w:rStyle w:val="Hyperlink"/>
@@ -6443,8 +6102,8 @@
         </w:r>
       </w:hyperlink>
     </w:p>
-    <w:bookmarkEnd w:id="156"/>
-    <w:bookmarkStart w:id="158" w:name="ref-thuiller2024"/>
+    <w:bookmarkEnd w:id="145"/>
+    <w:bookmarkStart w:id="147" w:name="ref-thuiller2024"/>
     <w:p>
       <w:pPr>
         <w:pStyle w:val="Bibliography"/>
@@ -6481,7 +6140,7 @@
       <w:r>
         <w:t xml:space="preserve"> </w:t>
       </w:r>
-      <w:hyperlink r:id="rId157">
+      <w:hyperlink r:id="rId146">
         <w:r>
           <w:rPr>
             <w:rStyle w:val="Hyperlink"/>
@@ -6490,8 +6149,8 @@
         </w:r>
       </w:hyperlink>
     </w:p>
-    <w:bookmarkEnd w:id="158"/>
-    <w:bookmarkStart w:id="160" w:name="ref-trøjelsgaard2016"/>
+    <w:bookmarkEnd w:id="147"/>
+    <w:bookmarkStart w:id="149" w:name="ref-trøjelsgaard2016"/>
     <w:p>
       <w:pPr>
         <w:pStyle w:val="Bibliography"/>
@@ -6525,7 +6184,7 @@
       <w:r>
         <w:t xml:space="preserve">(12), 1926–1935. https://doi.org/</w:t>
       </w:r>
-      <w:hyperlink r:id="rId159">
+      <w:hyperlink r:id="rId148">
         <w:r>
           <w:rPr>
             <w:rStyle w:val="Hyperlink"/>
@@ -6534,8 +6193,8 @@
         </w:r>
       </w:hyperlink>
     </w:p>
-    <w:bookmarkEnd w:id="160"/>
-    <w:bookmarkStart w:id="162" w:name="ref-tylianakis2008"/>
+    <w:bookmarkEnd w:id="149"/>
+    <w:bookmarkStart w:id="151" w:name="ref-tylianakis2008"/>
     <w:p>
       <w:pPr>
         <w:pStyle w:val="Bibliography"/>
@@ -6572,7 +6231,7 @@
       <w:r>
         <w:t xml:space="preserve"> </w:t>
       </w:r>
-      <w:hyperlink r:id="rId161">
+      <w:hyperlink r:id="rId150">
         <w:r>
           <w:rPr>
             <w:rStyle w:val="Hyperlink"/>
@@ -6581,8 +6240,8 @@
         </w:r>
       </w:hyperlink>
     </w:p>
-    <w:bookmarkEnd w:id="162"/>
-    <w:bookmarkStart w:id="164" w:name="ref-tylianakis2017"/>
+    <w:bookmarkEnd w:id="151"/>
+    <w:bookmarkStart w:id="153" w:name="ref-tylianakis2017"/>
     <w:p>
       <w:pPr>
         <w:pStyle w:val="Bibliography"/>
@@ -6619,7 +6278,7 @@
       <w:r>
         <w:t xml:space="preserve"> </w:t>
       </w:r>
-      <w:hyperlink r:id="rId163">
+      <w:hyperlink r:id="rId152">
         <w:r>
           <w:rPr>
             <w:rStyle w:val="Hyperlink"/>
@@ -6628,8 +6287,8 @@
         </w:r>
       </w:hyperlink>
     </w:p>
-    <w:bookmarkEnd w:id="164"/>
-    <w:bookmarkStart w:id="166" w:name="ref-williams2004"/>
+    <w:bookmarkEnd w:id="153"/>
+    <w:bookmarkStart w:id="155" w:name="ref-williams2004"/>
     <w:p>
       <w:pPr>
         <w:pStyle w:val="Bibliography"/>
@@ -6666,7 +6325,7 @@
       <w:r>
         <w:t xml:space="preserve"> </w:t>
       </w:r>
-      <w:hyperlink r:id="rId165">
+      <w:hyperlink r:id="rId154">
         <w:r>
           <w:rPr>
             <w:rStyle w:val="Hyperlink"/>
@@ -6675,8 +6334,8 @@
         </w:r>
       </w:hyperlink>
     </w:p>
-    <w:bookmarkEnd w:id="166"/>
-    <w:bookmarkStart w:id="168" w:name="ref-williams2000"/>
+    <w:bookmarkEnd w:id="155"/>
+    <w:bookmarkStart w:id="157" w:name="ref-williams2000"/>
     <w:p>
       <w:pPr>
         <w:pStyle w:val="Bibliography"/>
@@ -6713,7 +6372,7 @@
       <w:r>
         <w:t xml:space="preserve"> </w:t>
       </w:r>
-      <w:hyperlink r:id="rId167">
+      <w:hyperlink r:id="rId156">
         <w:r>
           <w:rPr>
             <w:rStyle w:val="Hyperlink"/>
@@ -6722,8 +6381,8 @@
         </w:r>
       </w:hyperlink>
     </w:p>
-    <w:bookmarkEnd w:id="168"/>
-    <w:bookmarkStart w:id="170" w:name="ref-williams2008"/>
+    <w:bookmarkEnd w:id="157"/>
+    <w:bookmarkStart w:id="159" w:name="ref-williams2008"/>
     <w:p>
       <w:pPr>
         <w:pStyle w:val="Bibliography"/>
@@ -6760,7 +6419,7 @@
       <w:r>
         <w:t xml:space="preserve"> </w:t>
       </w:r>
-      <w:hyperlink r:id="rId169">
+      <w:hyperlink r:id="rId158">
         <w:r>
           <w:rPr>
             <w:rStyle w:val="Hyperlink"/>
@@ -6769,8 +6428,8 @@
         </w:r>
       </w:hyperlink>
     </w:p>
-    <w:bookmarkEnd w:id="170"/>
-    <w:bookmarkStart w:id="172" w:name="ref-wootton2021"/>
+    <w:bookmarkEnd w:id="159"/>
+    <w:bookmarkStart w:id="161" w:name="ref-wootton2021"/>
     <w:p>
       <w:pPr>
         <w:pStyle w:val="Bibliography"/>
@@ -6807,7 +6466,7 @@
       <w:r>
         <w:t xml:space="preserve"> </w:t>
       </w:r>
-      <w:hyperlink r:id="rId171">
+      <w:hyperlink r:id="rId160">
         <w:r>
           <w:rPr>
             <w:rStyle w:val="Hyperlink"/>
@@ -6816,8 +6475,8 @@
         </w:r>
       </w:hyperlink>
     </w:p>
-    <w:bookmarkEnd w:id="172"/>
-    <w:bookmarkStart w:id="174" w:name="ref-yeakel2014"/>
+    <w:bookmarkEnd w:id="161"/>
+    <w:bookmarkStart w:id="163" w:name="ref-yeakel2014"/>
     <w:p>
       <w:pPr>
         <w:pStyle w:val="Bibliography"/>
@@ -6854,7 +6513,7 @@
       <w:r>
         <w:t xml:space="preserve"> </w:t>
       </w:r>
-      <w:hyperlink r:id="rId173">
+      <w:hyperlink r:id="rId162">
         <w:r>
           <w:rPr>
             <w:rStyle w:val="Hyperlink"/>
@@ -6863,9 +6522,9 @@
         </w:r>
       </w:hyperlink>
     </w:p>
-    <w:bookmarkEnd w:id="174"/>
-    <w:bookmarkEnd w:id="175"/>
-    <w:bookmarkEnd w:id="176"/>
+    <w:bookmarkEnd w:id="163"/>
+    <w:bookmarkEnd w:id="164"/>
+    <w:bookmarkEnd w:id="165"/>
     <w:sectPr>
       <w:footnotePr>
         <w:numRestart w:val="eachSect"/>

--- a/index.docx
+++ b/index.docx
@@ -87,7 +87,7 @@
         <w:pStyle w:val="Date"/>
       </w:pPr>
       <w:r>
-        <w:t xml:space="preserve">2026-10-27</w:t>
+        <w:t xml:space="preserve">2026-10-28</w:t>
       </w:r>
     </w:p>
     <w:p>
